--- a/delivery/Companies_Identified_List.docx
+++ b/delivery/Companies_Identified_List.docx
@@ -3445,7 +3445,7 @@
                 <w:sz w:val="18"/>
                 <w:szCs w:val="18"/>
               </w:rPr>
-              <w:t xml:space="preserve">Infrastructure projects</w:t>
+              <w:t xml:space="preserve">ElGoat</w:t>
             </w:r>
           </w:p>
         </w:tc>
@@ -3480,7 +3480,7 @@
                 <w:sz w:val="18"/>
                 <w:szCs w:val="18"/>
               </w:rPr>
-              <w:t xml:space="preserve">Logistics, Real Estate, Energy</w:t>
+              <w:t xml:space="preserve">Logistics</w:t>
             </w:r>
           </w:p>
         </w:tc>
@@ -3515,7 +3515,7 @@
                 <w:sz w:val="18"/>
                 <w:szCs w:val="18"/>
               </w:rPr>
-              <w:t xml:space="preserve">United Arab Emirates</w:t>
+              <w:t xml:space="preserve">Saudi Arabia</w:t>
             </w:r>
           </w:p>
         </w:tc>
@@ -3550,7 +3550,7 @@
                 <w:sz w:val="18"/>
                 <w:szCs w:val="18"/>
               </w:rPr>
-              <w:t xml:space="preserve">49</w:t>
+              <w:t xml:space="preserve">47</w:t>
             </w:r>
           </w:p>
         </w:tc>
@@ -3657,7 +3657,7 @@
                 <w:sz w:val="18"/>
                 <w:szCs w:val="18"/>
               </w:rPr>
-              <w:t xml:space="preserve">ElGoat</w:t>
+              <w:t xml:space="preserve">Frimex</w:t>
             </w:r>
           </w:p>
         </w:tc>
@@ -3692,7 +3692,7 @@
                 <w:sz w:val="18"/>
                 <w:szCs w:val="18"/>
               </w:rPr>
-              <w:t xml:space="preserve">Logistics</w:t>
+              <w:t xml:space="preserve">Healthcare, Logistics, Energy</w:t>
             </w:r>
           </w:p>
         </w:tc>
@@ -3727,7 +3727,7 @@
                 <w:sz w:val="18"/>
                 <w:szCs w:val="18"/>
               </w:rPr>
-              <w:t xml:space="preserve">Saudi Arabia</w:t>
+              <w:t xml:space="preserve">Riyadh, Saudi Arabia</w:t>
             </w:r>
           </w:p>
         </w:tc>
@@ -3870,7 +3870,7 @@
                 <w:sz w:val="18"/>
                 <w:szCs w:val="18"/>
               </w:rPr>
-              <w:t xml:space="preserve">Frimex</w:t>
+              <w:t xml:space="preserve">Maison Safqa</w:t>
             </w:r>
           </w:p>
         </w:tc>
@@ -3905,7 +3905,7 @@
                 <w:sz w:val="18"/>
                 <w:szCs w:val="18"/>
               </w:rPr>
-              <w:t xml:space="preserve">Healthcare, Logistics, Energy</w:t>
+              <w:t xml:space="preserve">Logistics, E-commerce</w:t>
             </w:r>
           </w:p>
         </w:tc>
@@ -3953,219 +3953,6 @@
               <w:bottom w:val="single" w:color="D5D3C8" w:sz="4"/>
               <w:right w:val="single" w:color="D5D3C8" w:sz="4"/>
             </w:tcBorders>
-            <w:tcMar>
-              <w:top w:type="dxa" w:w="80"/>
-              <w:left w:type="dxa" w:w="120"/>
-              <w:bottom w:type="dxa" w:w="80"/>
-              <w:right w:type="dxa" w:w="120"/>
-            </w:tcMar>
-            <w:vAlign w:val="top"/>
-          </w:tcPr>
-          <w:p>
-            <w:pPr>
-              <w:spacing w:after="0"/>
-              <w:jc w:val="center"/>
-            </w:pPr>
-            <w:r>
-              <w:rPr>
-                <w:rFonts w:ascii="Calibri" w:cs="Calibri" w:eastAsia="Calibri" w:hAnsi="Calibri"/>
-                <w:b w:val="false"/>
-                <w:bCs w:val="false"/>
-                <w:color w:val="2A2E3A"/>
-                <w:sz w:val="18"/>
-                <w:szCs w:val="18"/>
-              </w:rPr>
-              <w:t xml:space="preserve">47</w:t>
-            </w:r>
-          </w:p>
-        </w:tc>
-        <w:tc>
-          <w:tcPr>
-            <w:tcW w:type="dxa" w:w="1160"/>
-            <w:tcBorders>
-              <w:top w:val="single" w:color="D5D3C8" w:sz="4"/>
-              <w:left w:val="single" w:color="D5D3C8" w:sz="4"/>
-              <w:bottom w:val="single" w:color="D5D3C8" w:sz="4"/>
-              <w:right w:val="single" w:color="D5D3C8" w:sz="4"/>
-            </w:tcBorders>
-            <w:tcMar>
-              <w:top w:type="dxa" w:w="80"/>
-              <w:left w:type="dxa" w:w="120"/>
-              <w:bottom w:type="dxa" w:w="80"/>
-              <w:right w:type="dxa" w:w="120"/>
-            </w:tcMar>
-            <w:vAlign w:val="top"/>
-          </w:tcPr>
-          <w:p>
-            <w:pPr>
-              <w:spacing w:after="0"/>
-              <w:jc w:val="center"/>
-            </w:pPr>
-            <w:r>
-              <w:rPr>
-                <w:rFonts w:ascii="Calibri" w:cs="Calibri" w:eastAsia="Calibri" w:hAnsi="Calibri"/>
-                <w:b w:val="false"/>
-                <w:bCs w:val="false"/>
-                <w:color w:val="2A2E3A"/>
-                <w:sz w:val="18"/>
-                <w:szCs w:val="18"/>
-              </w:rPr>
-              <w:t xml:space="preserve">1</w:t>
-            </w:r>
-          </w:p>
-        </w:tc>
-      </w:tr>
-      <w:tr>
-        <w:tc>
-          <w:tcPr>
-            <w:tcW w:type="dxa" w:w="600"/>
-            <w:tcBorders>
-              <w:top w:val="single" w:color="D5D3C8" w:sz="4"/>
-              <w:left w:val="single" w:color="D5D3C8" w:sz="4"/>
-              <w:bottom w:val="single" w:color="D5D3C8" w:sz="4"/>
-              <w:right w:val="single" w:color="D5D3C8" w:sz="4"/>
-            </w:tcBorders>
-            <w:tcMar>
-              <w:top w:type="dxa" w:w="80"/>
-              <w:left w:type="dxa" w:w="120"/>
-              <w:bottom w:type="dxa" w:w="80"/>
-              <w:right w:type="dxa" w:w="120"/>
-            </w:tcMar>
-            <w:vAlign w:val="top"/>
-          </w:tcPr>
-          <w:p>
-            <w:pPr>
-              <w:spacing w:after="0"/>
-              <w:jc w:val="center"/>
-            </w:pPr>
-            <w:r>
-              <w:rPr>
-                <w:rFonts w:ascii="Calibri" w:cs="Calibri" w:eastAsia="Calibri" w:hAnsi="Calibri"/>
-                <w:b w:val="false"/>
-                <w:bCs w:val="false"/>
-                <w:color w:val="2A2E3A"/>
-                <w:sz w:val="18"/>
-                <w:szCs w:val="18"/>
-              </w:rPr>
-              <w:t xml:space="preserve">18</w:t>
-            </w:r>
-          </w:p>
-        </w:tc>
-        <w:tc>
-          <w:tcPr>
-            <w:tcW w:type="dxa" w:w="2600"/>
-            <w:tcBorders>
-              <w:top w:val="single" w:color="D5D3C8" w:sz="4"/>
-              <w:left w:val="single" w:color="D5D3C8" w:sz="4"/>
-              <w:bottom w:val="single" w:color="D5D3C8" w:sz="4"/>
-              <w:right w:val="single" w:color="D5D3C8" w:sz="4"/>
-            </w:tcBorders>
-            <w:tcMar>
-              <w:top w:type="dxa" w:w="80"/>
-              <w:left w:type="dxa" w:w="120"/>
-              <w:bottom w:type="dxa" w:w="80"/>
-              <w:right w:type="dxa" w:w="120"/>
-            </w:tcMar>
-            <w:vAlign w:val="top"/>
-          </w:tcPr>
-          <w:p>
-            <w:pPr>
-              <w:spacing w:after="0"/>
-              <w:jc w:val="left"/>
-            </w:pPr>
-            <w:r>
-              <w:rPr>
-                <w:rFonts w:ascii="Calibri" w:cs="Calibri" w:eastAsia="Calibri" w:hAnsi="Calibri"/>
-                <w:b/>
-                <w:bCs/>
-                <w:color w:val="2A2E3A"/>
-                <w:sz w:val="18"/>
-                <w:szCs w:val="18"/>
-              </w:rPr>
-              <w:t xml:space="preserve">Maison Safqa</w:t>
-            </w:r>
-          </w:p>
-        </w:tc>
-        <w:tc>
-          <w:tcPr>
-            <w:tcW w:type="dxa" w:w="2000"/>
-            <w:tcBorders>
-              <w:top w:val="single" w:color="D5D3C8" w:sz="4"/>
-              <w:left w:val="single" w:color="D5D3C8" w:sz="4"/>
-              <w:bottom w:val="single" w:color="D5D3C8" w:sz="4"/>
-              <w:right w:val="single" w:color="D5D3C8" w:sz="4"/>
-            </w:tcBorders>
-            <w:tcMar>
-              <w:top w:type="dxa" w:w="80"/>
-              <w:left w:type="dxa" w:w="120"/>
-              <w:bottom w:type="dxa" w:w="80"/>
-              <w:right w:type="dxa" w:w="120"/>
-            </w:tcMar>
-            <w:vAlign w:val="top"/>
-          </w:tcPr>
-          <w:p>
-            <w:pPr>
-              <w:spacing w:after="0"/>
-              <w:jc w:val="left"/>
-            </w:pPr>
-            <w:r>
-              <w:rPr>
-                <w:rFonts w:ascii="Calibri" w:cs="Calibri" w:eastAsia="Calibri" w:hAnsi="Calibri"/>
-                <w:b w:val="false"/>
-                <w:bCs w:val="false"/>
-                <w:color w:val="2A2E3A"/>
-                <w:sz w:val="18"/>
-                <w:szCs w:val="18"/>
-              </w:rPr>
-              <w:t xml:space="preserve">Logistics, E-commerce</w:t>
-            </w:r>
-          </w:p>
-        </w:tc>
-        <w:tc>
-          <w:tcPr>
-            <w:tcW w:type="dxa" w:w="1800"/>
-            <w:tcBorders>
-              <w:top w:val="single" w:color="D5D3C8" w:sz="4"/>
-              <w:left w:val="single" w:color="D5D3C8" w:sz="4"/>
-              <w:bottom w:val="single" w:color="D5D3C8" w:sz="4"/>
-              <w:right w:val="single" w:color="D5D3C8" w:sz="4"/>
-            </w:tcBorders>
-            <w:tcMar>
-              <w:top w:type="dxa" w:w="80"/>
-              <w:left w:type="dxa" w:w="120"/>
-              <w:bottom w:type="dxa" w:w="80"/>
-              <w:right w:type="dxa" w:w="120"/>
-            </w:tcMar>
-            <w:vAlign w:val="top"/>
-          </w:tcPr>
-          <w:p>
-            <w:pPr>
-              <w:spacing w:after="0"/>
-              <w:jc w:val="left"/>
-            </w:pPr>
-            <w:r>
-              <w:rPr>
-                <w:rFonts w:ascii="Calibri" w:cs="Calibri" w:eastAsia="Calibri" w:hAnsi="Calibri"/>
-                <w:b w:val="false"/>
-                <w:bCs w:val="false"/>
-                <w:color w:val="2A2E3A"/>
-                <w:sz w:val="18"/>
-                <w:szCs w:val="18"/>
-              </w:rPr>
-              <w:t xml:space="preserve">Riyadh, Saudi Arabia</w:t>
-            </w:r>
-          </w:p>
-        </w:tc>
-        <w:tc>
-          <w:tcPr>
-            <w:tcW w:type="dxa" w:w="1200"/>
-            <w:tcBorders>
-              <w:top w:val="single" w:color="D5D3C8" w:sz="4"/>
-              <w:left w:val="single" w:color="D5D3C8" w:sz="4"/>
-              <w:bottom w:val="single" w:color="D5D3C8" w:sz="4"/>
-              <w:right w:val="single" w:color="D5D3C8" w:sz="4"/>
-            </w:tcBorders>
-            <w:shd w:fill="F8F6EF" w:color="auto" w:val="clear"/>
             <w:tcMar>
               <w:top w:type="dxa" w:w="80"/>
               <w:left w:type="dxa" w:w="120"/>
@@ -6547,7 +6334,7 @@
                 <w:sz w:val="18"/>
                 <w:szCs w:val="18"/>
               </w:rPr>
-              <w:t xml:space="preserve">GlobeNewswire · Public Companies</w:t>
+              <w:t xml:space="preserve">GlobeNewswire · Public Company News</w:t>
             </w:r>
           </w:p>
           <w:p>
@@ -7701,7 +7488,7 @@
                 <w:sz w:val="18"/>
                 <w:szCs w:val="18"/>
               </w:rPr>
-              <w:t xml:space="preserve">GlobeNewswire · Public Companies</w:t>
+              <w:t xml:space="preserve">GlobeNewswire · Public Company News</w:t>
             </w:r>
           </w:p>
           <w:p>
@@ -8278,7 +8065,7 @@
                 <w:sz w:val="18"/>
                 <w:szCs w:val="18"/>
               </w:rPr>
-              <w:t xml:space="preserve">GlobeNewswire · Public Companies</w:t>
+              <w:t xml:space="preserve">GlobeNewswire · Public Company News</w:t>
             </w:r>
           </w:p>
           <w:p>
@@ -8855,7 +8642,7 @@
                 <w:sz w:val="18"/>
                 <w:szCs w:val="18"/>
               </w:rPr>
-              <w:t xml:space="preserve">GlobeNewswire · Public Companies</w:t>
+              <w:t xml:space="preserve">GlobeNewswire · Public Company News</w:t>
             </w:r>
           </w:p>
           <w:p>
@@ -12355,584 +12142,7 @@
           <w:sz w:val="24"/>
           <w:szCs w:val="24"/>
         </w:rPr>
-        <w:t xml:space="preserve">15. Infrastructure projects</w:t>
-      </w:r>
-    </w:p>
-    <w:tbl>
-      <w:tblPr>
-        <w:tblW w:type="dxa" w:w="9360"/>
-        <w:tblBorders>
-          <w:top w:val="single" w:color="auto" w:sz="4"/>
-          <w:left w:val="single" w:color="auto" w:sz="4"/>
-          <w:bottom w:val="single" w:color="auto" w:sz="4"/>
-          <w:right w:val="single" w:color="auto" w:sz="4"/>
-          <w:insideH w:val="single" w:color="auto" w:sz="4"/>
-          <w:insideV w:val="single" w:color="auto" w:sz="4"/>
-        </w:tblBorders>
-      </w:tblPr>
-      <w:tblGrid>
-        <w:gridCol w:w="2340"/>
-        <w:gridCol w:w="2340"/>
-        <w:gridCol w:w="2340"/>
-        <w:gridCol w:w="2340"/>
-      </w:tblGrid>
-      <w:tr>
-        <w:tc>
-          <w:tcPr>
-            <w:tcW w:type="dxa" w:w="2340"/>
-            <w:tcBorders>
-              <w:top w:val="single" w:color="D5D3C8" w:sz="4"/>
-              <w:left w:val="single" w:color="D5D3C8" w:sz="4"/>
-              <w:bottom w:val="single" w:color="D5D3C8" w:sz="4"/>
-              <w:right w:val="single" w:color="D5D3C8" w:sz="4"/>
-            </w:tcBorders>
-            <w:shd w:fill="F8F6EF" w:color="auto" w:val="clear"/>
-            <w:tcMar>
-              <w:top w:type="dxa" w:w="80"/>
-              <w:left w:type="dxa" w:w="120"/>
-              <w:bottom w:type="dxa" w:w="80"/>
-              <w:right w:type="dxa" w:w="120"/>
-            </w:tcMar>
-            <w:vAlign w:val="top"/>
-          </w:tcPr>
-          <w:p>
-            <w:pPr>
-              <w:spacing w:after="0"/>
-              <w:jc w:val="center"/>
-            </w:pPr>
-            <w:r>
-              <w:rPr>
-                <w:rFonts w:ascii="Calibri" w:cs="Calibri" w:eastAsia="Calibri" w:hAnsi="Calibri"/>
-                <w:b/>
-                <w:bCs/>
-                <w:color w:val="2A2E3A"/>
-                <w:sz w:val="18"/>
-                <w:szCs w:val="18"/>
-              </w:rPr>
-              <w:t xml:space="preserve">Composite: 49</w:t>
-            </w:r>
-          </w:p>
-        </w:tc>
-        <w:tc>
-          <w:tcPr>
-            <w:tcW w:type="dxa" w:w="2340"/>
-            <w:tcBorders>
-              <w:top w:val="single" w:color="D5D3C8" w:sz="4"/>
-              <w:left w:val="single" w:color="D5D3C8" w:sz="4"/>
-              <w:bottom w:val="single" w:color="D5D3C8" w:sz="4"/>
-              <w:right w:val="single" w:color="D5D3C8" w:sz="4"/>
-            </w:tcBorders>
-            <w:shd w:fill="F8F6EF" w:color="auto" w:val="clear"/>
-            <w:tcMar>
-              <w:top w:type="dxa" w:w="80"/>
-              <w:left w:type="dxa" w:w="120"/>
-              <w:bottom w:type="dxa" w:w="80"/>
-              <w:right w:type="dxa" w:w="120"/>
-            </w:tcMar>
-            <w:vAlign w:val="top"/>
-          </w:tcPr>
-          <w:p>
-            <w:pPr>
-              <w:spacing w:after="0"/>
-              <w:jc w:val="center"/>
-            </w:pPr>
-            <w:r>
-              <w:rPr>
-                <w:rFonts w:ascii="Calibri" w:cs="Calibri" w:eastAsia="Calibri" w:hAnsi="Calibri"/>
-                <w:b w:val="false"/>
-                <w:bCs w:val="false"/>
-                <w:color w:val="2A2E3A"/>
-                <w:sz w:val="18"/>
-                <w:szCs w:val="18"/>
-              </w:rPr>
-              <w:t xml:space="preserve">Investability: 40</w:t>
-            </w:r>
-          </w:p>
-        </w:tc>
-        <w:tc>
-          <w:tcPr>
-            <w:tcW w:type="dxa" w:w="2340"/>
-            <w:tcBorders>
-              <w:top w:val="single" w:color="D5D3C8" w:sz="4"/>
-              <w:left w:val="single" w:color="D5D3C8" w:sz="4"/>
-              <w:bottom w:val="single" w:color="D5D3C8" w:sz="4"/>
-              <w:right w:val="single" w:color="D5D3C8" w:sz="4"/>
-            </w:tcBorders>
-            <w:shd w:fill="F8F6EF" w:color="auto" w:val="clear"/>
-            <w:tcMar>
-              <w:top w:type="dxa" w:w="80"/>
-              <w:left w:type="dxa" w:w="120"/>
-              <w:bottom w:type="dxa" w:w="80"/>
-              <w:right w:type="dxa" w:w="120"/>
-            </w:tcMar>
-            <w:vAlign w:val="top"/>
-          </w:tcPr>
-          <w:p>
-            <w:pPr>
-              <w:spacing w:after="0"/>
-              <w:jc w:val="center"/>
-            </w:pPr>
-            <w:r>
-              <w:rPr>
-                <w:rFonts w:ascii="Calibri" w:cs="Calibri" w:eastAsia="Calibri" w:hAnsi="Calibri"/>
-                <w:b w:val="false"/>
-                <w:bCs w:val="false"/>
-                <w:color w:val="2A2E3A"/>
-                <w:sz w:val="18"/>
-                <w:szCs w:val="18"/>
-              </w:rPr>
-              <w:t xml:space="preserve">UAE alignment: 58</w:t>
-            </w:r>
-          </w:p>
-        </w:tc>
-        <w:tc>
-          <w:tcPr>
-            <w:tcW w:type="dxa" w:w="2340"/>
-            <w:tcBorders>
-              <w:top w:val="single" w:color="D5D3C8" w:sz="4"/>
-              <w:left w:val="single" w:color="D5D3C8" w:sz="4"/>
-              <w:bottom w:val="single" w:color="D5D3C8" w:sz="4"/>
-              <w:right w:val="single" w:color="D5D3C8" w:sz="4"/>
-            </w:tcBorders>
-            <w:shd w:fill="F8F6EF" w:color="auto" w:val="clear"/>
-            <w:tcMar>
-              <w:top w:type="dxa" w:w="80"/>
-              <w:left w:type="dxa" w:w="120"/>
-              <w:bottom w:type="dxa" w:w="80"/>
-              <w:right w:type="dxa" w:w="120"/>
-            </w:tcMar>
-            <w:vAlign w:val="top"/>
-          </w:tcPr>
-          <w:p>
-            <w:pPr>
-              <w:spacing w:after="0"/>
-              <w:jc w:val="center"/>
-            </w:pPr>
-            <w:r>
-              <w:rPr>
-                <w:rFonts w:ascii="Calibri" w:cs="Calibri" w:eastAsia="Calibri" w:hAnsi="Calibri"/>
-                <w:b w:val="false"/>
-                <w:bCs w:val="false"/>
-                <w:color w:val="2A2E3A"/>
-                <w:sz w:val="18"/>
-                <w:szCs w:val="18"/>
-              </w:rPr>
-              <w:t xml:space="preserve">Signals: 1</w:t>
-            </w:r>
-          </w:p>
-        </w:tc>
-      </w:tr>
-    </w:tbl>
-    <w:p>
-      <w:pPr>
-        <w:spacing w:after="60" w:before="160"/>
-      </w:pPr>
-      <w:r>
-        <w:rPr>
-          <w:rFonts w:ascii="Calibri" w:cs="Calibri" w:eastAsia="Calibri" w:hAnsi="Calibri"/>
-          <w:b/>
-          <w:bCs/>
-          <w:color w:val="0E1E3F"/>
-          <w:sz w:val="20"/>
-          <w:szCs w:val="20"/>
-        </w:rPr>
-        <w:t xml:space="preserve">Sectors: </w:t>
-      </w:r>
-      <w:r>
-        <w:rPr>
-          <w:rFonts w:ascii="Calibri" w:cs="Calibri" w:eastAsia="Calibri" w:hAnsi="Calibri"/>
-          <w:color w:val="4A4D57"/>
-          <w:sz w:val="20"/>
-          <w:szCs w:val="20"/>
-        </w:rPr>
-        <w:t xml:space="preserve">Logistics, Real Estate, Energy</w:t>
-      </w:r>
-    </w:p>
-    <w:p>
-      <w:pPr>
-        <w:spacing w:after="60"/>
-      </w:pPr>
-      <w:r>
-        <w:rPr>
-          <w:rFonts w:ascii="Calibri" w:cs="Calibri" w:eastAsia="Calibri" w:hAnsi="Calibri"/>
-          <w:b/>
-          <w:bCs/>
-          <w:color w:val="0E1E3F"/>
-          <w:sz w:val="20"/>
-          <w:szCs w:val="20"/>
-        </w:rPr>
-        <w:t xml:space="preserve">Headquarters: </w:t>
-      </w:r>
-      <w:r>
-        <w:rPr>
-          <w:rFonts w:ascii="Calibri" w:cs="Calibri" w:eastAsia="Calibri" w:hAnsi="Calibri"/>
-          <w:color w:val="4A4D57"/>
-          <w:sz w:val="20"/>
-          <w:szCs w:val="20"/>
-        </w:rPr>
-        <w:t xml:space="preserve">United Arab Emirates</w:t>
-      </w:r>
-    </w:p>
-    <w:p>
-      <w:pPr>
-        <w:spacing w:after="80" w:before="160"/>
-      </w:pPr>
-      <w:r>
-        <w:rPr>
-          <w:rFonts w:ascii="Calibri" w:cs="Calibri" w:eastAsia="Calibri" w:hAnsi="Calibri"/>
-          <w:b/>
-          <w:bCs/>
-          <w:color w:val="8C6B3D"/>
-          <w:spacing w:val="40"/>
-          <w:sz w:val="20"/>
-          <w:szCs w:val="20"/>
-        </w:rPr>
-        <w:t xml:space="preserve">Detected signals</w:t>
-      </w:r>
-    </w:p>
-    <w:tbl>
-      <w:tblPr>
-        <w:tblW w:type="dxa" w:w="9360"/>
-        <w:tblBorders>
-          <w:top w:val="single" w:color="auto" w:sz="4"/>
-          <w:left w:val="single" w:color="auto" w:sz="4"/>
-          <w:bottom w:val="single" w:color="auto" w:sz="4"/>
-          <w:right w:val="single" w:color="auto" w:sz="4"/>
-          <w:insideH w:val="single" w:color="auto" w:sz="4"/>
-          <w:insideV w:val="single" w:color="auto" w:sz="4"/>
-        </w:tblBorders>
-      </w:tblPr>
-      <w:tblGrid>
-        <w:gridCol w:w="1400"/>
-        <w:gridCol w:w="1200"/>
-        <w:gridCol w:w="4400"/>
-        <w:gridCol w:w="2360"/>
-      </w:tblGrid>
-      <w:tr>
-        <w:trPr>
-          <w:tblHeader/>
-        </w:trPr>
-        <w:tc>
-          <w:tcPr>
-            <w:tcW w:type="dxa" w:w="1400"/>
-            <w:tcBorders>
-              <w:top w:val="single" w:color="D5D3C8" w:sz="4"/>
-              <w:left w:val="single" w:color="D5D3C8" w:sz="4"/>
-              <w:bottom w:val="single" w:color="D5D3C8" w:sz="4"/>
-              <w:right w:val="single" w:color="D5D3C8" w:sz="4"/>
-            </w:tcBorders>
-            <w:shd w:fill="0E1E3F" w:color="auto" w:val="clear"/>
-            <w:tcMar>
-              <w:top w:type="dxa" w:w="80"/>
-              <w:left w:type="dxa" w:w="120"/>
-              <w:bottom w:type="dxa" w:w="80"/>
-              <w:right w:type="dxa" w:w="120"/>
-            </w:tcMar>
-            <w:vAlign w:val="top"/>
-          </w:tcPr>
-          <w:p>
-            <w:pPr>
-              <w:spacing w:after="0"/>
-              <w:jc w:val="left"/>
-            </w:pPr>
-            <w:r>
-              <w:rPr>
-                <w:rFonts w:ascii="Calibri" w:cs="Calibri" w:eastAsia="Calibri" w:hAnsi="Calibri"/>
-                <w:b/>
-                <w:bCs/>
-                <w:color w:val="FFFFFF"/>
-                <w:sz w:val="18"/>
-                <w:szCs w:val="18"/>
-              </w:rPr>
-              <w:t xml:space="preserve">Type</w:t>
-            </w:r>
-          </w:p>
-        </w:tc>
-        <w:tc>
-          <w:tcPr>
-            <w:tcW w:type="dxa" w:w="1200"/>
-            <w:tcBorders>
-              <w:top w:val="single" w:color="D5D3C8" w:sz="4"/>
-              <w:left w:val="single" w:color="D5D3C8" w:sz="4"/>
-              <w:bottom w:val="single" w:color="D5D3C8" w:sz="4"/>
-              <w:right w:val="single" w:color="D5D3C8" w:sz="4"/>
-            </w:tcBorders>
-            <w:shd w:fill="0E1E3F" w:color="auto" w:val="clear"/>
-            <w:tcMar>
-              <w:top w:type="dxa" w:w="80"/>
-              <w:left w:type="dxa" w:w="120"/>
-              <w:bottom w:type="dxa" w:w="80"/>
-              <w:right w:type="dxa" w:w="120"/>
-            </w:tcMar>
-            <w:vAlign w:val="top"/>
-          </w:tcPr>
-          <w:p>
-            <w:pPr>
-              <w:spacing w:after="0"/>
-              <w:jc w:val="center"/>
-            </w:pPr>
-            <w:r>
-              <w:rPr>
-                <w:rFonts w:ascii="Calibri" w:cs="Calibri" w:eastAsia="Calibri" w:hAnsi="Calibri"/>
-                <w:b/>
-                <w:bCs/>
-                <w:color w:val="FFFFFF"/>
-                <w:sz w:val="18"/>
-                <w:szCs w:val="18"/>
-              </w:rPr>
-              <w:t xml:space="preserve">Strength</w:t>
-            </w:r>
-          </w:p>
-        </w:tc>
-        <w:tc>
-          <w:tcPr>
-            <w:tcW w:type="dxa" w:w="4400"/>
-            <w:tcBorders>
-              <w:top w:val="single" w:color="D5D3C8" w:sz="4"/>
-              <w:left w:val="single" w:color="D5D3C8" w:sz="4"/>
-              <w:bottom w:val="single" w:color="D5D3C8" w:sz="4"/>
-              <w:right w:val="single" w:color="D5D3C8" w:sz="4"/>
-            </w:tcBorders>
-            <w:shd w:fill="0E1E3F" w:color="auto" w:val="clear"/>
-            <w:tcMar>
-              <w:top w:type="dxa" w:w="80"/>
-              <w:left w:type="dxa" w:w="120"/>
-              <w:bottom w:type="dxa" w:w="80"/>
-              <w:right w:type="dxa" w:w="120"/>
-            </w:tcMar>
-            <w:vAlign w:val="top"/>
-          </w:tcPr>
-          <w:p>
-            <w:pPr>
-              <w:spacing w:after="0"/>
-              <w:jc w:val="left"/>
-            </w:pPr>
-            <w:r>
-              <w:rPr>
-                <w:rFonts w:ascii="Calibri" w:cs="Calibri" w:eastAsia="Calibri" w:hAnsi="Calibri"/>
-                <w:b/>
-                <w:bCs/>
-                <w:color w:val="FFFFFF"/>
-                <w:sz w:val="18"/>
-                <w:szCs w:val="18"/>
-              </w:rPr>
-              <w:t xml:space="preserve">Headline</w:t>
-            </w:r>
-          </w:p>
-        </w:tc>
-        <w:tc>
-          <w:tcPr>
-            <w:tcW w:type="dxa" w:w="2360"/>
-            <w:tcBorders>
-              <w:top w:val="single" w:color="D5D3C8" w:sz="4"/>
-              <w:left w:val="single" w:color="D5D3C8" w:sz="4"/>
-              <w:bottom w:val="single" w:color="D5D3C8" w:sz="4"/>
-              <w:right w:val="single" w:color="D5D3C8" w:sz="4"/>
-            </w:tcBorders>
-            <w:shd w:fill="0E1E3F" w:color="auto" w:val="clear"/>
-            <w:tcMar>
-              <w:top w:type="dxa" w:w="80"/>
-              <w:left w:type="dxa" w:w="120"/>
-              <w:bottom w:type="dxa" w:w="80"/>
-              <w:right w:type="dxa" w:w="120"/>
-            </w:tcMar>
-            <w:vAlign w:val="top"/>
-          </w:tcPr>
-          <w:p>
-            <w:pPr>
-              <w:spacing w:after="0"/>
-              <w:jc w:val="left"/>
-            </w:pPr>
-            <w:r>
-              <w:rPr>
-                <w:rFonts w:ascii="Calibri" w:cs="Calibri" w:eastAsia="Calibri" w:hAnsi="Calibri"/>
-                <w:b/>
-                <w:bCs/>
-                <w:color w:val="FFFFFF"/>
-                <w:sz w:val="18"/>
-                <w:szCs w:val="18"/>
-              </w:rPr>
-              <w:t xml:space="preserve">Source</w:t>
-            </w:r>
-          </w:p>
-        </w:tc>
-      </w:tr>
-      <w:tr>
-        <w:tc>
-          <w:tcPr>
-            <w:tcW w:type="dxa" w:w="1400"/>
-            <w:tcBorders>
-              <w:top w:val="single" w:color="D5D3C8" w:sz="4"/>
-              <w:left w:val="single" w:color="D5D3C8" w:sz="4"/>
-              <w:bottom w:val="single" w:color="D5D3C8" w:sz="4"/>
-              <w:right w:val="single" w:color="D5D3C8" w:sz="4"/>
-            </w:tcBorders>
-            <w:tcMar>
-              <w:top w:type="dxa" w:w="80"/>
-              <w:left w:type="dxa" w:w="120"/>
-              <w:bottom w:type="dxa" w:w="80"/>
-              <w:right w:type="dxa" w:w="120"/>
-            </w:tcMar>
-            <w:vAlign w:val="top"/>
-          </w:tcPr>
-          <w:p>
-            <w:pPr>
-              <w:spacing w:after="0"/>
-              <w:jc w:val="left"/>
-            </w:pPr>
-            <w:r>
-              <w:rPr>
-                <w:rFonts w:ascii="Calibri" w:cs="Calibri" w:eastAsia="Calibri" w:hAnsi="Calibri"/>
-                <w:b w:val="false"/>
-                <w:bCs w:val="false"/>
-                <w:color w:val="2A2E3A"/>
-                <w:sz w:val="18"/>
-                <w:szCs w:val="18"/>
-              </w:rPr>
-              <w:t xml:space="preserve">Launch</w:t>
-            </w:r>
-          </w:p>
-        </w:tc>
-        <w:tc>
-          <w:tcPr>
-            <w:tcW w:type="dxa" w:w="1200"/>
-            <w:tcBorders>
-              <w:top w:val="single" w:color="D5D3C8" w:sz="4"/>
-              <w:left w:val="single" w:color="D5D3C8" w:sz="4"/>
-              <w:bottom w:val="single" w:color="D5D3C8" w:sz="4"/>
-              <w:right w:val="single" w:color="D5D3C8" w:sz="4"/>
-            </w:tcBorders>
-            <w:tcMar>
-              <w:top w:type="dxa" w:w="80"/>
-              <w:left w:type="dxa" w:w="120"/>
-              <w:bottom w:type="dxa" w:w="80"/>
-              <w:right w:type="dxa" w:w="120"/>
-            </w:tcMar>
-            <w:vAlign w:val="top"/>
-          </w:tcPr>
-          <w:p>
-            <w:pPr>
-              <w:spacing w:after="0"/>
-              <w:jc w:val="center"/>
-            </w:pPr>
-            <w:r>
-              <w:rPr>
-                <w:rFonts w:ascii="Calibri" w:cs="Calibri" w:eastAsia="Calibri" w:hAnsi="Calibri"/>
-                <w:b w:val="false"/>
-                <w:bCs w:val="false"/>
-                <w:color w:val="2A2E3A"/>
-                <w:sz w:val="18"/>
-                <w:szCs w:val="18"/>
-              </w:rPr>
-              <w:t xml:space="preserve">High</w:t>
-            </w:r>
-          </w:p>
-        </w:tc>
-        <w:tc>
-          <w:tcPr>
-            <w:tcW w:type="dxa" w:w="4400"/>
-            <w:tcBorders>
-              <w:top w:val="single" w:color="D5D3C8" w:sz="4"/>
-              <w:left w:val="single" w:color="D5D3C8" w:sz="4"/>
-              <w:bottom w:val="single" w:color="D5D3C8" w:sz="4"/>
-              <w:right w:val="single" w:color="D5D3C8" w:sz="4"/>
-            </w:tcBorders>
-            <w:tcMar>
-              <w:top w:type="dxa" w:w="80"/>
-              <w:left w:type="dxa" w:w="120"/>
-              <w:bottom w:type="dxa" w:w="80"/>
-              <w:right w:type="dxa" w:w="120"/>
-            </w:tcMar>
-            <w:vAlign w:val="top"/>
-          </w:tcPr>
-          <w:p>
-            <w:pPr>
-              <w:spacing w:after="0"/>
-              <w:jc w:val="left"/>
-            </w:pPr>
-            <w:r>
-              <w:rPr>
-                <w:rFonts w:ascii="Calibri" w:cs="Calibri" w:eastAsia="Calibri" w:hAnsi="Calibri"/>
-                <w:b w:val="false"/>
-                <w:bCs w:val="false"/>
-                <w:color w:val="2A2E3A"/>
-                <w:sz w:val="18"/>
-                <w:szCs w:val="18"/>
-              </w:rPr>
-              <w:t xml:space="preserve">UAE accelerates 2026 infrastructure projects: Energy, water, transport, roads, urban development nationwide</w:t>
-            </w:r>
-          </w:p>
-        </w:tc>
-        <w:tc>
-          <w:tcPr>
-            <w:tcW w:type="dxa" w:w="2360"/>
-            <w:tcBorders>
-              <w:top w:val="single" w:color="D5D3C8" w:sz="4"/>
-              <w:left w:val="single" w:color="D5D3C8" w:sz="4"/>
-              <w:bottom w:val="single" w:color="D5D3C8" w:sz="4"/>
-              <w:right w:val="single" w:color="D5D3C8" w:sz="4"/>
-            </w:tcBorders>
-            <w:tcMar>
-              <w:top w:type="dxa" w:w="80"/>
-              <w:left w:type="dxa" w:w="120"/>
-              <w:bottom w:type="dxa" w:w="80"/>
-              <w:right w:type="dxa" w:w="120"/>
-            </w:tcMar>
-            <w:vAlign w:val="top"/>
-          </w:tcPr>
-          <w:p>
-            <w:pPr>
-              <w:spacing w:after="0"/>
-              <w:jc w:val="left"/>
-            </w:pPr>
-            <w:r>
-              <w:rPr>
-                <w:rFonts w:ascii="Calibri" w:cs="Calibri" w:eastAsia="Calibri" w:hAnsi="Calibri"/>
-                <w:b w:val="false"/>
-                <w:bCs w:val="false"/>
-                <w:color w:val="2A2E3A"/>
-                <w:sz w:val="18"/>
-                <w:szCs w:val="18"/>
-              </w:rPr>
-              <w:t xml:space="preserve">Economy Middle East</w:t>
-            </w:r>
-          </w:p>
-          <w:p>
-            <w:pPr>
-              <w:spacing w:after="0"/>
-              <w:jc w:val="left"/>
-            </w:pPr>
-            <w:r>
-              <w:rPr>
-                <w:rFonts w:ascii="Calibri" w:cs="Calibri" w:eastAsia="Calibri" w:hAnsi="Calibri"/>
-                <w:b w:val="false"/>
-                <w:bCs w:val="false"/>
-                <w:color w:val="2A2E3A"/>
-                <w:sz w:val="18"/>
-                <w:szCs w:val="18"/>
-              </w:rPr>
-              <w:t xml:space="preserve">https://economymiddleeast.com/news/uae-accelerates-2026-inf…</w:t>
-            </w:r>
-          </w:p>
-        </w:tc>
-      </w:tr>
-    </w:tbl>
-    <w:p>
-      <w:pPr>
-        <w:pStyle w:val="Heading3"/>
-        <w:keepNext/>
-        <w:spacing w:after="80" w:before="300"/>
-      </w:pPr>
-      <w:r>
-        <w:rPr>
-          <w:rFonts w:ascii="Calibri" w:cs="Calibri" w:eastAsia="Calibri" w:hAnsi="Calibri"/>
-          <w:b/>
-          <w:bCs/>
-          <w:color w:val="0E1E3F"/>
-          <w:sz w:val="24"/>
-          <w:szCs w:val="24"/>
-        </w:rPr>
-        <w:t xml:space="preserve">16. ElGoat</w:t>
+        <w:t xml:space="preserve">15. ElGoat</w:t>
       </w:r>
     </w:p>
     <w:tbl>
@@ -13509,7 +12719,7 @@
           <w:sz w:val="24"/>
           <w:szCs w:val="24"/>
         </w:rPr>
-        <w:t xml:space="preserve">17. Frimex</w:t>
+        <w:t xml:space="preserve">16. Frimex</w:t>
       </w:r>
     </w:p>
     <w:tbl>
@@ -14086,7 +13296,7 @@
           <w:sz w:val="24"/>
           <w:szCs w:val="24"/>
         </w:rPr>
-        <w:t xml:space="preserve">18. Maison Safqa</w:t>
+        <w:t xml:space="preserve">17. Maison Safqa</w:t>
       </w:r>
     </w:p>
     <w:tbl>

--- a/delivery/Companies_Identified_List.docx
+++ b/delivery/Companies_Identified_List.docx
@@ -1107,7 +1107,7 @@
                 <w:sz w:val="18"/>
                 <w:szCs w:val="18"/>
               </w:rPr>
-              <w:t xml:space="preserve">CoinMarketCap page going live without any</w:t>
+              <w:t xml:space="preserve">Khabib Nurmagomedov</w:t>
             </w:r>
           </w:p>
         </w:tc>
@@ -1142,7 +1142,7 @@
                 <w:sz w:val="18"/>
                 <w:szCs w:val="18"/>
               </w:rPr>
-              <w:t xml:space="preserve">Fintech, AI, Real Estate</w:t>
+              <w:t xml:space="preserve">Real Estate, Tourism</w:t>
             </w:r>
           </w:p>
         </w:tc>
@@ -1320,7 +1320,7 @@
                 <w:sz w:val="18"/>
                 <w:szCs w:val="18"/>
               </w:rPr>
-              <w:t xml:space="preserve">Khabib Nurmagomedov</w:t>
+              <w:t xml:space="preserve">Pepeto</w:t>
             </w:r>
           </w:p>
         </w:tc>
@@ -1355,7 +1355,7 @@
                 <w:sz w:val="18"/>
                 <w:szCs w:val="18"/>
               </w:rPr>
-              <w:t xml:space="preserve">Real Estate, Tourism</w:t>
+              <w:t xml:space="preserve">Fintech</w:t>
             </w:r>
           </w:p>
         </w:tc>
@@ -1425,7 +1425,7 @@
                 <w:sz w:val="18"/>
                 <w:szCs w:val="18"/>
               </w:rPr>
-              <w:t xml:space="preserve">52</w:t>
+              <w:t xml:space="preserve">51</w:t>
             </w:r>
           </w:p>
         </w:tc>
@@ -1532,7 +1532,7 @@
                 <w:sz w:val="18"/>
                 <w:szCs w:val="18"/>
               </w:rPr>
-              <w:t xml:space="preserve">Long time</w:t>
+              <w:t xml:space="preserve">Pepeto</w:t>
             </w:r>
           </w:p>
         </w:tc>
@@ -1567,7 +1567,7 @@
                 <w:sz w:val="18"/>
                 <w:szCs w:val="18"/>
               </w:rPr>
-              <w:t xml:space="preserve">Fintech, Logistics, Space</w:t>
+              <w:t xml:space="preserve">Fintech</w:t>
             </w:r>
           </w:p>
         </w:tc>
@@ -1638,7 +1638,7 @@
                 <w:sz w:val="18"/>
                 <w:szCs w:val="18"/>
               </w:rPr>
-              <w:t xml:space="preserve">51</w:t>
+              <w:t xml:space="preserve">50</w:t>
             </w:r>
           </w:p>
         </w:tc>
@@ -1745,7 +1745,7 @@
                 <w:sz w:val="18"/>
                 <w:szCs w:val="18"/>
               </w:rPr>
-              <w:t xml:space="preserve">Pepeto</w:t>
+              <w:t xml:space="preserve">Etihad Airways</w:t>
             </w:r>
           </w:p>
         </w:tc>
@@ -1780,7 +1780,7 @@
                 <w:sz w:val="18"/>
                 <w:szCs w:val="18"/>
               </w:rPr>
-              <w:t xml:space="preserve">Fintech</w:t>
+              <w:t xml:space="preserve">Logistics</w:t>
             </w:r>
           </w:p>
         </w:tc>
@@ -1815,7 +1815,7 @@
                 <w:sz w:val="18"/>
                 <w:szCs w:val="18"/>
               </w:rPr>
-              <w:t xml:space="preserve">Dubai, United Arab Emirates</w:t>
+              <w:t xml:space="preserve">Abu Dhabi, United Arab Emirates</w:t>
             </w:r>
           </w:p>
         </w:tc>
@@ -1850,7 +1850,7 @@
                 <w:sz w:val="18"/>
                 <w:szCs w:val="18"/>
               </w:rPr>
-              <w:t xml:space="preserve">51</w:t>
+              <w:t xml:space="preserve">49</w:t>
             </w:r>
           </w:p>
         </w:tc>
@@ -1957,7 +1957,7 @@
                 <w:sz w:val="18"/>
                 <w:szCs w:val="18"/>
               </w:rPr>
-              <w:t xml:space="preserve">Pepeto</w:t>
+              <w:t xml:space="preserve">Aramco</w:t>
             </w:r>
           </w:p>
         </w:tc>
@@ -1992,7 +1992,7 @@
                 <w:sz w:val="18"/>
                 <w:szCs w:val="18"/>
               </w:rPr>
-              <w:t xml:space="preserve">Fintech</w:t>
+              <w:t xml:space="preserve">Manufacturing, Energy, Cleantech</w:t>
             </w:r>
           </w:p>
         </w:tc>
@@ -2027,7 +2027,7 @@
                 <w:sz w:val="18"/>
                 <w:szCs w:val="18"/>
               </w:rPr>
-              <w:t xml:space="preserve">Dubai, United Arab Emirates</w:t>
+              <w:t xml:space="preserve">Saudi Arabia</w:t>
             </w:r>
           </w:p>
         </w:tc>
@@ -2063,7 +2063,7 @@
                 <w:sz w:val="18"/>
                 <w:szCs w:val="18"/>
               </w:rPr>
-              <w:t xml:space="preserve">50</w:t>
+              <w:t xml:space="preserve">49</w:t>
             </w:r>
           </w:p>
         </w:tc>
@@ -2170,7 +2170,7 @@
                 <w:sz w:val="18"/>
                 <w:szCs w:val="18"/>
               </w:rPr>
-              <w:t xml:space="preserve">Etihad Airways</w:t>
+              <w:t xml:space="preserve">Via Separations</w:t>
             </w:r>
           </w:p>
         </w:tc>
@@ -2205,7 +2205,7 @@
                 <w:sz w:val="18"/>
                 <w:szCs w:val="18"/>
               </w:rPr>
-              <w:t xml:space="preserve">Logistics</w:t>
+              <w:t xml:space="preserve">Manufacturing, Energy, Cleantech</w:t>
             </w:r>
           </w:p>
         </w:tc>
@@ -2240,7 +2240,7 @@
                 <w:sz w:val="18"/>
                 <w:szCs w:val="18"/>
               </w:rPr>
-              <w:t xml:space="preserve">Abu Dhabi, United Arab Emirates</w:t>
+              <w:t xml:space="preserve">Saudi Arabia</w:t>
             </w:r>
           </w:p>
         </w:tc>
@@ -2382,7 +2382,7 @@
                 <w:sz w:val="18"/>
                 <w:szCs w:val="18"/>
               </w:rPr>
-              <w:t xml:space="preserve">Aramco</w:t>
+              <w:t xml:space="preserve">Modon Real Estate</w:t>
             </w:r>
           </w:p>
         </w:tc>
@@ -2417,7 +2417,7 @@
                 <w:sz w:val="18"/>
                 <w:szCs w:val="18"/>
               </w:rPr>
-              <w:t xml:space="preserve">Manufacturing, Energy, Cleantech</w:t>
+              <w:t xml:space="preserve">Fintech, Real Estate</w:t>
             </w:r>
           </w:p>
         </w:tc>
@@ -2452,7 +2452,7 @@
                 <w:sz w:val="18"/>
                 <w:szCs w:val="18"/>
               </w:rPr>
-              <w:t xml:space="preserve">Saudi Arabia</w:t>
+              <w:t xml:space="preserve">Abu Dhabi, United Arab Emirates</w:t>
             </w:r>
           </w:p>
         </w:tc>
@@ -2595,7 +2595,7 @@
                 <w:sz w:val="18"/>
                 <w:szCs w:val="18"/>
               </w:rPr>
-              <w:t xml:space="preserve">Via Separations</w:t>
+              <w:t xml:space="preserve">Tara Park with flexible payment</w:t>
             </w:r>
           </w:p>
         </w:tc>
@@ -2630,7 +2630,7 @@
                 <w:sz w:val="18"/>
                 <w:szCs w:val="18"/>
               </w:rPr>
-              <w:t xml:space="preserve">Manufacturing, Energy, Cleantech</w:t>
+              <w:t xml:space="preserve">Fintech, Real Estate</w:t>
             </w:r>
           </w:p>
         </w:tc>
@@ -2665,7 +2665,7 @@
                 <w:sz w:val="18"/>
                 <w:szCs w:val="18"/>
               </w:rPr>
-              <w:t xml:space="preserve">Saudi Arabia</w:t>
+              <w:t xml:space="preserve">Abu Dhabi, United Arab Emirates</w:t>
             </w:r>
           </w:p>
         </w:tc>
@@ -3020,7 +3020,7 @@
                 <w:sz w:val="18"/>
                 <w:szCs w:val="18"/>
               </w:rPr>
-              <w:t xml:space="preserve">Tara Park with flexible payment</w:t>
+              <w:t xml:space="preserve">ElGoat</w:t>
             </w:r>
           </w:p>
         </w:tc>
@@ -3055,7 +3055,7 @@
                 <w:sz w:val="18"/>
                 <w:szCs w:val="18"/>
               </w:rPr>
-              <w:t xml:space="preserve">Fintech, Real Estate</w:t>
+              <w:t xml:space="preserve">Logistics</w:t>
             </w:r>
           </w:p>
         </w:tc>
@@ -3090,7 +3090,7 @@
                 <w:sz w:val="18"/>
                 <w:szCs w:val="18"/>
               </w:rPr>
-              <w:t xml:space="preserve">Abu Dhabi, United Arab Emirates</w:t>
+              <w:t xml:space="preserve">Saudi Arabia</w:t>
             </w:r>
           </w:p>
         </w:tc>
@@ -3125,7 +3125,7 @@
                 <w:sz w:val="18"/>
                 <w:szCs w:val="18"/>
               </w:rPr>
-              <w:t xml:space="preserve">49</w:t>
+              <w:t xml:space="preserve">47</w:t>
             </w:r>
           </w:p>
         </w:tc>
@@ -3232,7 +3232,7 @@
                 <w:sz w:val="18"/>
                 <w:szCs w:val="18"/>
               </w:rPr>
-              <w:t xml:space="preserve">Modon Real Estate</w:t>
+              <w:t xml:space="preserve">Frimex</w:t>
             </w:r>
           </w:p>
         </w:tc>
@@ -3267,7 +3267,7 @@
                 <w:sz w:val="18"/>
                 <w:szCs w:val="18"/>
               </w:rPr>
-              <w:t xml:space="preserve">Fintech, Real Estate</w:t>
+              <w:t xml:space="preserve">Healthcare, Logistics, Energy</w:t>
             </w:r>
           </w:p>
         </w:tc>
@@ -3302,7 +3302,7 @@
                 <w:sz w:val="18"/>
                 <w:szCs w:val="18"/>
               </w:rPr>
-              <w:t xml:space="preserve">Abu Dhabi, United Arab Emirates</w:t>
+              <w:t xml:space="preserve">Riyadh, Saudi Arabia</w:t>
             </w:r>
           </w:p>
         </w:tc>
@@ -3338,7 +3338,7 @@
                 <w:sz w:val="18"/>
                 <w:szCs w:val="18"/>
               </w:rPr>
-              <w:t xml:space="preserve">49</w:t>
+              <w:t xml:space="preserve">47</w:t>
             </w:r>
           </w:p>
         </w:tc>
@@ -3445,7 +3445,7 @@
                 <w:sz w:val="18"/>
                 <w:szCs w:val="18"/>
               </w:rPr>
-              <w:t xml:space="preserve">ElGoat</w:t>
+              <w:t xml:space="preserve">Maison Safqa</w:t>
             </w:r>
           </w:p>
         </w:tc>
@@ -3480,7 +3480,7 @@
                 <w:sz w:val="18"/>
                 <w:szCs w:val="18"/>
               </w:rPr>
-              <w:t xml:space="preserve">Logistics</w:t>
+              <w:t xml:space="preserve">Logistics, E-commerce</w:t>
             </w:r>
           </w:p>
         </w:tc>
@@ -3515,7 +3515,7 @@
                 <w:sz w:val="18"/>
                 <w:szCs w:val="18"/>
               </w:rPr>
-              <w:t xml:space="preserve">Saudi Arabia</w:t>
+              <w:t xml:space="preserve">Riyadh, Saudi Arabia</w:t>
             </w:r>
           </w:p>
         </w:tc>
@@ -3550,7 +3550,7 @@
                 <w:sz w:val="18"/>
                 <w:szCs w:val="18"/>
               </w:rPr>
-              <w:t xml:space="preserve">47</w:t>
+              <w:t xml:space="preserve">46</w:t>
             </w:r>
           </w:p>
         </w:tc>
@@ -3657,7 +3657,7 @@
                 <w:sz w:val="18"/>
                 <w:szCs w:val="18"/>
               </w:rPr>
-              <w:t xml:space="preserve">Frimex</w:t>
+              <w:t xml:space="preserve">Joa Capital and other</w:t>
             </w:r>
           </w:p>
         </w:tc>
@@ -3692,7 +3692,7 @@
                 <w:sz w:val="18"/>
                 <w:szCs w:val="18"/>
               </w:rPr>
-              <w:t xml:space="preserve">Healthcare, Logistics, Energy</w:t>
+              <w:t xml:space="preserve">Logistics, E-commerce, Manufacturing</w:t>
             </w:r>
           </w:p>
         </w:tc>
@@ -3727,7 +3727,7 @@
                 <w:sz w:val="18"/>
                 <w:szCs w:val="18"/>
               </w:rPr>
-              <w:t xml:space="preserve">Riyadh, Saudi Arabia</w:t>
+              <w:t xml:space="preserve">Saudi Arabia</w:t>
             </w:r>
           </w:p>
         </w:tc>
@@ -3763,7 +3763,7 @@
                 <w:sz w:val="18"/>
                 <w:szCs w:val="18"/>
               </w:rPr>
-              <w:t xml:space="preserve">47</w:t>
+              <w:t xml:space="preserve">46</w:t>
             </w:r>
           </w:p>
         </w:tc>
@@ -3870,7 +3870,7 @@
                 <w:sz w:val="18"/>
                 <w:szCs w:val="18"/>
               </w:rPr>
-              <w:t xml:space="preserve">Maison Safqa</w:t>
+              <w:t xml:space="preserve">Lucky</w:t>
             </w:r>
           </w:p>
         </w:tc>
@@ -3905,7 +3905,7 @@
                 <w:sz w:val="18"/>
                 <w:szCs w:val="18"/>
               </w:rPr>
-              <w:t xml:space="preserve">Logistics, E-commerce</w:t>
+              <w:t xml:space="preserve">Fintech, Logistics, Real Estate</w:t>
             </w:r>
           </w:p>
         </w:tc>
@@ -3940,7 +3940,7 @@
                 <w:sz w:val="18"/>
                 <w:szCs w:val="18"/>
               </w:rPr>
-              <w:t xml:space="preserve">Riyadh, Saudi Arabia</w:t>
+              <w:t xml:space="preserve">Egypt</w:t>
             </w:r>
           </w:p>
         </w:tc>
@@ -3976,6 +3976,1706 @@
                 <w:szCs w:val="18"/>
               </w:rPr>
               <w:t xml:space="preserve">46</w:t>
+            </w:r>
+          </w:p>
+        </w:tc>
+        <w:tc>
+          <w:tcPr>
+            <w:tcW w:type="dxa" w:w="1160"/>
+            <w:tcBorders>
+              <w:top w:val="single" w:color="D5D3C8" w:sz="4"/>
+              <w:left w:val="single" w:color="D5D3C8" w:sz="4"/>
+              <w:bottom w:val="single" w:color="D5D3C8" w:sz="4"/>
+              <w:right w:val="single" w:color="D5D3C8" w:sz="4"/>
+            </w:tcBorders>
+            <w:tcMar>
+              <w:top w:type="dxa" w:w="80"/>
+              <w:left w:type="dxa" w:w="120"/>
+              <w:bottom w:type="dxa" w:w="80"/>
+              <w:right w:type="dxa" w:w="120"/>
+            </w:tcMar>
+            <w:vAlign w:val="top"/>
+          </w:tcPr>
+          <w:p>
+            <w:pPr>
+              <w:spacing w:after="0"/>
+              <w:jc w:val="center"/>
+            </w:pPr>
+            <w:r>
+              <w:rPr>
+                <w:rFonts w:ascii="Calibri" w:cs="Calibri" w:eastAsia="Calibri" w:hAnsi="Calibri"/>
+                <w:b w:val="false"/>
+                <w:bCs w:val="false"/>
+                <w:color w:val="2A2E3A"/>
+                <w:sz w:val="18"/>
+                <w:szCs w:val="18"/>
+              </w:rPr>
+              <w:t xml:space="preserve">2</w:t>
+            </w:r>
+          </w:p>
+        </w:tc>
+      </w:tr>
+      <w:tr>
+        <w:tc>
+          <w:tcPr>
+            <w:tcW w:type="dxa" w:w="600"/>
+            <w:tcBorders>
+              <w:top w:val="single" w:color="D5D3C8" w:sz="4"/>
+              <w:left w:val="single" w:color="D5D3C8" w:sz="4"/>
+              <w:bottom w:val="single" w:color="D5D3C8" w:sz="4"/>
+              <w:right w:val="single" w:color="D5D3C8" w:sz="4"/>
+            </w:tcBorders>
+            <w:tcMar>
+              <w:top w:type="dxa" w:w="80"/>
+              <w:left w:type="dxa" w:w="120"/>
+              <w:bottom w:type="dxa" w:w="80"/>
+              <w:right w:type="dxa" w:w="120"/>
+            </w:tcMar>
+            <w:vAlign w:val="top"/>
+          </w:tcPr>
+          <w:p>
+            <w:pPr>
+              <w:spacing w:after="0"/>
+              <w:jc w:val="center"/>
+            </w:pPr>
+            <w:r>
+              <w:rPr>
+                <w:rFonts w:ascii="Calibri" w:cs="Calibri" w:eastAsia="Calibri" w:hAnsi="Calibri"/>
+                <w:b w:val="false"/>
+                <w:bCs w:val="false"/>
+                <w:color w:val="2A2E3A"/>
+                <w:sz w:val="18"/>
+                <w:szCs w:val="18"/>
+              </w:rPr>
+              <w:t xml:space="preserve">18</w:t>
+            </w:r>
+          </w:p>
+        </w:tc>
+        <w:tc>
+          <w:tcPr>
+            <w:tcW w:type="dxa" w:w="2600"/>
+            <w:tcBorders>
+              <w:top w:val="single" w:color="D5D3C8" w:sz="4"/>
+              <w:left w:val="single" w:color="D5D3C8" w:sz="4"/>
+              <w:bottom w:val="single" w:color="D5D3C8" w:sz="4"/>
+              <w:right w:val="single" w:color="D5D3C8" w:sz="4"/>
+            </w:tcBorders>
+            <w:tcMar>
+              <w:top w:type="dxa" w:w="80"/>
+              <w:left w:type="dxa" w:w="120"/>
+              <w:bottom w:type="dxa" w:w="80"/>
+              <w:right w:type="dxa" w:w="120"/>
+            </w:tcMar>
+            <w:vAlign w:val="top"/>
+          </w:tcPr>
+          <w:p>
+            <w:pPr>
+              <w:spacing w:after="0"/>
+              <w:jc w:val="left"/>
+            </w:pPr>
+            <w:r>
+              <w:rPr>
+                <w:rFonts w:ascii="Calibri" w:cs="Calibri" w:eastAsia="Calibri" w:hAnsi="Calibri"/>
+                <w:b/>
+                <w:bCs/>
+                <w:color w:val="2A2E3A"/>
+                <w:sz w:val="18"/>
+                <w:szCs w:val="18"/>
+              </w:rPr>
+              <w:t xml:space="preserve">Mudflap</w:t>
+            </w:r>
+          </w:p>
+        </w:tc>
+        <w:tc>
+          <w:tcPr>
+            <w:tcW w:type="dxa" w:w="2000"/>
+            <w:tcBorders>
+              <w:top w:val="single" w:color="D5D3C8" w:sz="4"/>
+              <w:left w:val="single" w:color="D5D3C8" w:sz="4"/>
+              <w:bottom w:val="single" w:color="D5D3C8" w:sz="4"/>
+              <w:right w:val="single" w:color="D5D3C8" w:sz="4"/>
+            </w:tcBorders>
+            <w:tcMar>
+              <w:top w:type="dxa" w:w="80"/>
+              <w:left w:type="dxa" w:w="120"/>
+              <w:bottom w:type="dxa" w:w="80"/>
+              <w:right w:type="dxa" w:w="120"/>
+            </w:tcMar>
+            <w:vAlign w:val="top"/>
+          </w:tcPr>
+          <w:p>
+            <w:pPr>
+              <w:spacing w:after="0"/>
+              <w:jc w:val="left"/>
+            </w:pPr>
+            <w:r>
+              <w:rPr>
+                <w:rFonts w:ascii="Calibri" w:cs="Calibri" w:eastAsia="Calibri" w:hAnsi="Calibri"/>
+                <w:b w:val="false"/>
+                <w:bCs w:val="false"/>
+                <w:color w:val="2A2E3A"/>
+                <w:sz w:val="18"/>
+                <w:szCs w:val="18"/>
+              </w:rPr>
+              <w:t xml:space="preserve">Fintech, AI, Logistics</w:t>
+            </w:r>
+          </w:p>
+        </w:tc>
+        <w:tc>
+          <w:tcPr>
+            <w:tcW w:type="dxa" w:w="1800"/>
+            <w:tcBorders>
+              <w:top w:val="single" w:color="D5D3C8" w:sz="4"/>
+              <w:left w:val="single" w:color="D5D3C8" w:sz="4"/>
+              <w:bottom w:val="single" w:color="D5D3C8" w:sz="4"/>
+              <w:right w:val="single" w:color="D5D3C8" w:sz="4"/>
+            </w:tcBorders>
+            <w:tcMar>
+              <w:top w:type="dxa" w:w="80"/>
+              <w:left w:type="dxa" w:w="120"/>
+              <w:bottom w:type="dxa" w:w="80"/>
+              <w:right w:type="dxa" w:w="120"/>
+            </w:tcMar>
+            <w:vAlign w:val="top"/>
+          </w:tcPr>
+          <w:p>
+            <w:pPr>
+              <w:spacing w:after="0"/>
+              <w:jc w:val="left"/>
+            </w:pPr>
+            <w:r>
+              <w:rPr>
+                <w:rFonts w:ascii="Calibri" w:cs="Calibri" w:eastAsia="Calibri" w:hAnsi="Calibri"/>
+                <w:b w:val="false"/>
+                <w:bCs w:val="false"/>
+                <w:color w:val="2A2E3A"/>
+                <w:sz w:val="18"/>
+                <w:szCs w:val="18"/>
+              </w:rPr>
+              <w:t xml:space="preserve"/>
+            </w:r>
+          </w:p>
+        </w:tc>
+        <w:tc>
+          <w:tcPr>
+            <w:tcW w:type="dxa" w:w="1200"/>
+            <w:tcBorders>
+              <w:top w:val="single" w:color="D5D3C8" w:sz="4"/>
+              <w:left w:val="single" w:color="D5D3C8" w:sz="4"/>
+              <w:bottom w:val="single" w:color="D5D3C8" w:sz="4"/>
+              <w:right w:val="single" w:color="D5D3C8" w:sz="4"/>
+            </w:tcBorders>
+            <w:shd w:fill="F8F6EF" w:color="auto" w:val="clear"/>
+            <w:tcMar>
+              <w:top w:type="dxa" w:w="80"/>
+              <w:left w:type="dxa" w:w="120"/>
+              <w:bottom w:type="dxa" w:w="80"/>
+              <w:right w:type="dxa" w:w="120"/>
+            </w:tcMar>
+            <w:vAlign w:val="top"/>
+          </w:tcPr>
+          <w:p>
+            <w:pPr>
+              <w:spacing w:after="0"/>
+              <w:jc w:val="center"/>
+            </w:pPr>
+            <w:r>
+              <w:rPr>
+                <w:rFonts w:ascii="Calibri" w:cs="Calibri" w:eastAsia="Calibri" w:hAnsi="Calibri"/>
+                <w:b w:val="false"/>
+                <w:bCs w:val="false"/>
+                <w:color w:val="2A2E3A"/>
+                <w:sz w:val="18"/>
+                <w:szCs w:val="18"/>
+              </w:rPr>
+              <w:t xml:space="preserve">45</w:t>
+            </w:r>
+          </w:p>
+        </w:tc>
+        <w:tc>
+          <w:tcPr>
+            <w:tcW w:type="dxa" w:w="1160"/>
+            <w:tcBorders>
+              <w:top w:val="single" w:color="D5D3C8" w:sz="4"/>
+              <w:left w:val="single" w:color="D5D3C8" w:sz="4"/>
+              <w:bottom w:val="single" w:color="D5D3C8" w:sz="4"/>
+              <w:right w:val="single" w:color="D5D3C8" w:sz="4"/>
+            </w:tcBorders>
+            <w:tcMar>
+              <w:top w:type="dxa" w:w="80"/>
+              <w:left w:type="dxa" w:w="120"/>
+              <w:bottom w:type="dxa" w:w="80"/>
+              <w:right w:type="dxa" w:w="120"/>
+            </w:tcMar>
+            <w:vAlign w:val="top"/>
+          </w:tcPr>
+          <w:p>
+            <w:pPr>
+              <w:spacing w:after="0"/>
+              <w:jc w:val="center"/>
+            </w:pPr>
+            <w:r>
+              <w:rPr>
+                <w:rFonts w:ascii="Calibri" w:cs="Calibri" w:eastAsia="Calibri" w:hAnsi="Calibri"/>
+                <w:b w:val="false"/>
+                <w:bCs w:val="false"/>
+                <w:color w:val="2A2E3A"/>
+                <w:sz w:val="18"/>
+                <w:szCs w:val="18"/>
+              </w:rPr>
+              <w:t xml:space="preserve">1</w:t>
+            </w:r>
+          </w:p>
+        </w:tc>
+      </w:tr>
+      <w:tr>
+        <w:tc>
+          <w:tcPr>
+            <w:tcW w:type="dxa" w:w="600"/>
+            <w:tcBorders>
+              <w:top w:val="single" w:color="D5D3C8" w:sz="4"/>
+              <w:left w:val="single" w:color="D5D3C8" w:sz="4"/>
+              <w:bottom w:val="single" w:color="D5D3C8" w:sz="4"/>
+              <w:right w:val="single" w:color="D5D3C8" w:sz="4"/>
+            </w:tcBorders>
+            <w:tcMar>
+              <w:top w:type="dxa" w:w="80"/>
+              <w:left w:type="dxa" w:w="120"/>
+              <w:bottom w:type="dxa" w:w="80"/>
+              <w:right w:type="dxa" w:w="120"/>
+            </w:tcMar>
+            <w:vAlign w:val="top"/>
+          </w:tcPr>
+          <w:p>
+            <w:pPr>
+              <w:spacing w:after="0"/>
+              <w:jc w:val="center"/>
+            </w:pPr>
+            <w:r>
+              <w:rPr>
+                <w:rFonts w:ascii="Calibri" w:cs="Calibri" w:eastAsia="Calibri" w:hAnsi="Calibri"/>
+                <w:b w:val="false"/>
+                <w:bCs w:val="false"/>
+                <w:color w:val="2A2E3A"/>
+                <w:sz w:val="18"/>
+                <w:szCs w:val="18"/>
+              </w:rPr>
+              <w:t xml:space="preserve">19</w:t>
+            </w:r>
+          </w:p>
+        </w:tc>
+        <w:tc>
+          <w:tcPr>
+            <w:tcW w:type="dxa" w:w="2600"/>
+            <w:tcBorders>
+              <w:top w:val="single" w:color="D5D3C8" w:sz="4"/>
+              <w:left w:val="single" w:color="D5D3C8" w:sz="4"/>
+              <w:bottom w:val="single" w:color="D5D3C8" w:sz="4"/>
+              <w:right w:val="single" w:color="D5D3C8" w:sz="4"/>
+            </w:tcBorders>
+            <w:tcMar>
+              <w:top w:type="dxa" w:w="80"/>
+              <w:left w:type="dxa" w:w="120"/>
+              <w:bottom w:type="dxa" w:w="80"/>
+              <w:right w:type="dxa" w:w="120"/>
+            </w:tcMar>
+            <w:vAlign w:val="top"/>
+          </w:tcPr>
+          <w:p>
+            <w:pPr>
+              <w:spacing w:after="0"/>
+              <w:jc w:val="left"/>
+            </w:pPr>
+            <w:r>
+              <w:rPr>
+                <w:rFonts w:ascii="Calibri" w:cs="Calibri" w:eastAsia="Calibri" w:hAnsi="Calibri"/>
+                <w:b/>
+                <w:bCs/>
+                <w:color w:val="2A2E3A"/>
+                <w:sz w:val="18"/>
+                <w:szCs w:val="18"/>
+              </w:rPr>
+              <w:t xml:space="preserve">Replit</w:t>
+            </w:r>
+          </w:p>
+        </w:tc>
+        <w:tc>
+          <w:tcPr>
+            <w:tcW w:type="dxa" w:w="2000"/>
+            <w:tcBorders>
+              <w:top w:val="single" w:color="D5D3C8" w:sz="4"/>
+              <w:left w:val="single" w:color="D5D3C8" w:sz="4"/>
+              <w:bottom w:val="single" w:color="D5D3C8" w:sz="4"/>
+              <w:right w:val="single" w:color="D5D3C8" w:sz="4"/>
+            </w:tcBorders>
+            <w:tcMar>
+              <w:top w:type="dxa" w:w="80"/>
+              <w:left w:type="dxa" w:w="120"/>
+              <w:bottom w:type="dxa" w:w="80"/>
+              <w:right w:type="dxa" w:w="120"/>
+            </w:tcMar>
+            <w:vAlign w:val="top"/>
+          </w:tcPr>
+          <w:p>
+            <w:pPr>
+              <w:spacing w:after="0"/>
+              <w:jc w:val="left"/>
+            </w:pPr>
+            <w:r>
+              <w:rPr>
+                <w:rFonts w:ascii="Calibri" w:cs="Calibri" w:eastAsia="Calibri" w:hAnsi="Calibri"/>
+                <w:b w:val="false"/>
+                <w:bCs w:val="false"/>
+                <w:color w:val="2A2E3A"/>
+                <w:sz w:val="18"/>
+                <w:szCs w:val="18"/>
+              </w:rPr>
+              <w:t xml:space="preserve">AI, Real Estate, Energy</w:t>
+            </w:r>
+          </w:p>
+        </w:tc>
+        <w:tc>
+          <w:tcPr>
+            <w:tcW w:type="dxa" w:w="1800"/>
+            <w:tcBorders>
+              <w:top w:val="single" w:color="D5D3C8" w:sz="4"/>
+              <w:left w:val="single" w:color="D5D3C8" w:sz="4"/>
+              <w:bottom w:val="single" w:color="D5D3C8" w:sz="4"/>
+              <w:right w:val="single" w:color="D5D3C8" w:sz="4"/>
+            </w:tcBorders>
+            <w:tcMar>
+              <w:top w:type="dxa" w:w="80"/>
+              <w:left w:type="dxa" w:w="120"/>
+              <w:bottom w:type="dxa" w:w="80"/>
+              <w:right w:type="dxa" w:w="120"/>
+            </w:tcMar>
+            <w:vAlign w:val="top"/>
+          </w:tcPr>
+          <w:p>
+            <w:pPr>
+              <w:spacing w:after="0"/>
+              <w:jc w:val="left"/>
+            </w:pPr>
+            <w:r>
+              <w:rPr>
+                <w:rFonts w:ascii="Calibri" w:cs="Calibri" w:eastAsia="Calibri" w:hAnsi="Calibri"/>
+                <w:b w:val="false"/>
+                <w:bCs w:val="false"/>
+                <w:color w:val="2A2E3A"/>
+                <w:sz w:val="18"/>
+                <w:szCs w:val="18"/>
+              </w:rPr>
+              <w:t xml:space="preserve">United States</w:t>
+            </w:r>
+          </w:p>
+        </w:tc>
+        <w:tc>
+          <w:tcPr>
+            <w:tcW w:type="dxa" w:w="1200"/>
+            <w:tcBorders>
+              <w:top w:val="single" w:color="D5D3C8" w:sz="4"/>
+              <w:left w:val="single" w:color="D5D3C8" w:sz="4"/>
+              <w:bottom w:val="single" w:color="D5D3C8" w:sz="4"/>
+              <w:right w:val="single" w:color="D5D3C8" w:sz="4"/>
+            </w:tcBorders>
+            <w:tcMar>
+              <w:top w:type="dxa" w:w="80"/>
+              <w:left w:type="dxa" w:w="120"/>
+              <w:bottom w:type="dxa" w:w="80"/>
+              <w:right w:type="dxa" w:w="120"/>
+            </w:tcMar>
+            <w:vAlign w:val="top"/>
+          </w:tcPr>
+          <w:p>
+            <w:pPr>
+              <w:spacing w:after="0"/>
+              <w:jc w:val="center"/>
+            </w:pPr>
+            <w:r>
+              <w:rPr>
+                <w:rFonts w:ascii="Calibri" w:cs="Calibri" w:eastAsia="Calibri" w:hAnsi="Calibri"/>
+                <w:b w:val="false"/>
+                <w:bCs w:val="false"/>
+                <w:color w:val="2A2E3A"/>
+                <w:sz w:val="18"/>
+                <w:szCs w:val="18"/>
+              </w:rPr>
+              <w:t xml:space="preserve">45</w:t>
+            </w:r>
+          </w:p>
+        </w:tc>
+        <w:tc>
+          <w:tcPr>
+            <w:tcW w:type="dxa" w:w="1160"/>
+            <w:tcBorders>
+              <w:top w:val="single" w:color="D5D3C8" w:sz="4"/>
+              <w:left w:val="single" w:color="D5D3C8" w:sz="4"/>
+              <w:bottom w:val="single" w:color="D5D3C8" w:sz="4"/>
+              <w:right w:val="single" w:color="D5D3C8" w:sz="4"/>
+            </w:tcBorders>
+            <w:tcMar>
+              <w:top w:type="dxa" w:w="80"/>
+              <w:left w:type="dxa" w:w="120"/>
+              <w:bottom w:type="dxa" w:w="80"/>
+              <w:right w:type="dxa" w:w="120"/>
+            </w:tcMar>
+            <w:vAlign w:val="top"/>
+          </w:tcPr>
+          <w:p>
+            <w:pPr>
+              <w:spacing w:after="0"/>
+              <w:jc w:val="center"/>
+            </w:pPr>
+            <w:r>
+              <w:rPr>
+                <w:rFonts w:ascii="Calibri" w:cs="Calibri" w:eastAsia="Calibri" w:hAnsi="Calibri"/>
+                <w:b w:val="false"/>
+                <w:bCs w:val="false"/>
+                <w:color w:val="2A2E3A"/>
+                <w:sz w:val="18"/>
+                <w:szCs w:val="18"/>
+              </w:rPr>
+              <w:t xml:space="preserve">1</w:t>
+            </w:r>
+          </w:p>
+        </w:tc>
+      </w:tr>
+      <w:tr>
+        <w:tc>
+          <w:tcPr>
+            <w:tcW w:type="dxa" w:w="600"/>
+            <w:tcBorders>
+              <w:top w:val="single" w:color="D5D3C8" w:sz="4"/>
+              <w:left w:val="single" w:color="D5D3C8" w:sz="4"/>
+              <w:bottom w:val="single" w:color="D5D3C8" w:sz="4"/>
+              <w:right w:val="single" w:color="D5D3C8" w:sz="4"/>
+            </w:tcBorders>
+            <w:tcMar>
+              <w:top w:type="dxa" w:w="80"/>
+              <w:left w:type="dxa" w:w="120"/>
+              <w:bottom w:type="dxa" w:w="80"/>
+              <w:right w:type="dxa" w:w="120"/>
+            </w:tcMar>
+            <w:vAlign w:val="top"/>
+          </w:tcPr>
+          <w:p>
+            <w:pPr>
+              <w:spacing w:after="0"/>
+              <w:jc w:val="center"/>
+            </w:pPr>
+            <w:r>
+              <w:rPr>
+                <w:rFonts w:ascii="Calibri" w:cs="Calibri" w:eastAsia="Calibri" w:hAnsi="Calibri"/>
+                <w:b w:val="false"/>
+                <w:bCs w:val="false"/>
+                <w:color w:val="2A2E3A"/>
+                <w:sz w:val="18"/>
+                <w:szCs w:val="18"/>
+              </w:rPr>
+              <w:t xml:space="preserve">20</w:t>
+            </w:r>
+          </w:p>
+        </w:tc>
+        <w:tc>
+          <w:tcPr>
+            <w:tcW w:type="dxa" w:w="2600"/>
+            <w:tcBorders>
+              <w:top w:val="single" w:color="D5D3C8" w:sz="4"/>
+              <w:left w:val="single" w:color="D5D3C8" w:sz="4"/>
+              <w:bottom w:val="single" w:color="D5D3C8" w:sz="4"/>
+              <w:right w:val="single" w:color="D5D3C8" w:sz="4"/>
+            </w:tcBorders>
+            <w:tcMar>
+              <w:top w:type="dxa" w:w="80"/>
+              <w:left w:type="dxa" w:w="120"/>
+              <w:bottom w:type="dxa" w:w="80"/>
+              <w:right w:type="dxa" w:w="120"/>
+            </w:tcMar>
+            <w:vAlign w:val="top"/>
+          </w:tcPr>
+          <w:p>
+            <w:pPr>
+              <w:spacing w:after="0"/>
+              <w:jc w:val="left"/>
+            </w:pPr>
+            <w:r>
+              <w:rPr>
+                <w:rFonts w:ascii="Calibri" w:cs="Calibri" w:eastAsia="Calibri" w:hAnsi="Calibri"/>
+                <w:b/>
+                <w:bCs/>
+                <w:color w:val="2A2E3A"/>
+                <w:sz w:val="18"/>
+                <w:szCs w:val="18"/>
+              </w:rPr>
+              <w:t xml:space="preserve">Falak</w:t>
+            </w:r>
+          </w:p>
+        </w:tc>
+        <w:tc>
+          <w:tcPr>
+            <w:tcW w:type="dxa" w:w="2000"/>
+            <w:tcBorders>
+              <w:top w:val="single" w:color="D5D3C8" w:sz="4"/>
+              <w:left w:val="single" w:color="D5D3C8" w:sz="4"/>
+              <w:bottom w:val="single" w:color="D5D3C8" w:sz="4"/>
+              <w:right w:val="single" w:color="D5D3C8" w:sz="4"/>
+            </w:tcBorders>
+            <w:tcMar>
+              <w:top w:type="dxa" w:w="80"/>
+              <w:left w:type="dxa" w:w="120"/>
+              <w:bottom w:type="dxa" w:w="80"/>
+              <w:right w:type="dxa" w:w="120"/>
+            </w:tcMar>
+            <w:vAlign w:val="top"/>
+          </w:tcPr>
+          <w:p>
+            <w:pPr>
+              <w:spacing w:after="0"/>
+              <w:jc w:val="left"/>
+            </w:pPr>
+            <w:r>
+              <w:rPr>
+                <w:rFonts w:ascii="Calibri" w:cs="Calibri" w:eastAsia="Calibri" w:hAnsi="Calibri"/>
+                <w:b w:val="false"/>
+                <w:bCs w:val="false"/>
+                <w:color w:val="2A2E3A"/>
+                <w:sz w:val="18"/>
+                <w:szCs w:val="18"/>
+              </w:rPr>
+              <w:t xml:space="preserve">AI, Logistics, Education</w:t>
+            </w:r>
+          </w:p>
+        </w:tc>
+        <w:tc>
+          <w:tcPr>
+            <w:tcW w:type="dxa" w:w="1800"/>
+            <w:tcBorders>
+              <w:top w:val="single" w:color="D5D3C8" w:sz="4"/>
+              <w:left w:val="single" w:color="D5D3C8" w:sz="4"/>
+              <w:bottom w:val="single" w:color="D5D3C8" w:sz="4"/>
+              <w:right w:val="single" w:color="D5D3C8" w:sz="4"/>
+            </w:tcBorders>
+            <w:tcMar>
+              <w:top w:type="dxa" w:w="80"/>
+              <w:left w:type="dxa" w:w="120"/>
+              <w:bottom w:type="dxa" w:w="80"/>
+              <w:right w:type="dxa" w:w="120"/>
+            </w:tcMar>
+            <w:vAlign w:val="top"/>
+          </w:tcPr>
+          <w:p>
+            <w:pPr>
+              <w:spacing w:after="0"/>
+              <w:jc w:val="left"/>
+            </w:pPr>
+            <w:r>
+              <w:rPr>
+                <w:rFonts w:ascii="Calibri" w:cs="Calibri" w:eastAsia="Calibri" w:hAnsi="Calibri"/>
+                <w:b w:val="false"/>
+                <w:bCs w:val="false"/>
+                <w:color w:val="2A2E3A"/>
+                <w:sz w:val="18"/>
+                <w:szCs w:val="18"/>
+              </w:rPr>
+              <w:t xml:space="preserve">Saudi Arabia</w:t>
+            </w:r>
+          </w:p>
+        </w:tc>
+        <w:tc>
+          <w:tcPr>
+            <w:tcW w:type="dxa" w:w="1200"/>
+            <w:tcBorders>
+              <w:top w:val="single" w:color="D5D3C8" w:sz="4"/>
+              <w:left w:val="single" w:color="D5D3C8" w:sz="4"/>
+              <w:bottom w:val="single" w:color="D5D3C8" w:sz="4"/>
+              <w:right w:val="single" w:color="D5D3C8" w:sz="4"/>
+            </w:tcBorders>
+            <w:shd w:fill="F8F6EF" w:color="auto" w:val="clear"/>
+            <w:tcMar>
+              <w:top w:type="dxa" w:w="80"/>
+              <w:left w:type="dxa" w:w="120"/>
+              <w:bottom w:type="dxa" w:w="80"/>
+              <w:right w:type="dxa" w:w="120"/>
+            </w:tcMar>
+            <w:vAlign w:val="top"/>
+          </w:tcPr>
+          <w:p>
+            <w:pPr>
+              <w:spacing w:after="0"/>
+              <w:jc w:val="center"/>
+            </w:pPr>
+            <w:r>
+              <w:rPr>
+                <w:rFonts w:ascii="Calibri" w:cs="Calibri" w:eastAsia="Calibri" w:hAnsi="Calibri"/>
+                <w:b w:val="false"/>
+                <w:bCs w:val="false"/>
+                <w:color w:val="2A2E3A"/>
+                <w:sz w:val="18"/>
+                <w:szCs w:val="18"/>
+              </w:rPr>
+              <w:t xml:space="preserve">45</w:t>
+            </w:r>
+          </w:p>
+        </w:tc>
+        <w:tc>
+          <w:tcPr>
+            <w:tcW w:type="dxa" w:w="1160"/>
+            <w:tcBorders>
+              <w:top w:val="single" w:color="D5D3C8" w:sz="4"/>
+              <w:left w:val="single" w:color="D5D3C8" w:sz="4"/>
+              <w:bottom w:val="single" w:color="D5D3C8" w:sz="4"/>
+              <w:right w:val="single" w:color="D5D3C8" w:sz="4"/>
+            </w:tcBorders>
+            <w:tcMar>
+              <w:top w:type="dxa" w:w="80"/>
+              <w:left w:type="dxa" w:w="120"/>
+              <w:bottom w:type="dxa" w:w="80"/>
+              <w:right w:type="dxa" w:w="120"/>
+            </w:tcMar>
+            <w:vAlign w:val="top"/>
+          </w:tcPr>
+          <w:p>
+            <w:pPr>
+              <w:spacing w:after="0"/>
+              <w:jc w:val="center"/>
+            </w:pPr>
+            <w:r>
+              <w:rPr>
+                <w:rFonts w:ascii="Calibri" w:cs="Calibri" w:eastAsia="Calibri" w:hAnsi="Calibri"/>
+                <w:b w:val="false"/>
+                <w:bCs w:val="false"/>
+                <w:color w:val="2A2E3A"/>
+                <w:sz w:val="18"/>
+                <w:szCs w:val="18"/>
+              </w:rPr>
+              <w:t xml:space="preserve">1</w:t>
+            </w:r>
+          </w:p>
+        </w:tc>
+      </w:tr>
+      <w:tr>
+        <w:tc>
+          <w:tcPr>
+            <w:tcW w:type="dxa" w:w="600"/>
+            <w:tcBorders>
+              <w:top w:val="single" w:color="D5D3C8" w:sz="4"/>
+              <w:left w:val="single" w:color="D5D3C8" w:sz="4"/>
+              <w:bottom w:val="single" w:color="D5D3C8" w:sz="4"/>
+              <w:right w:val="single" w:color="D5D3C8" w:sz="4"/>
+            </w:tcBorders>
+            <w:tcMar>
+              <w:top w:type="dxa" w:w="80"/>
+              <w:left w:type="dxa" w:w="120"/>
+              <w:bottom w:type="dxa" w:w="80"/>
+              <w:right w:type="dxa" w:w="120"/>
+            </w:tcMar>
+            <w:vAlign w:val="top"/>
+          </w:tcPr>
+          <w:p>
+            <w:pPr>
+              <w:spacing w:after="0"/>
+              <w:jc w:val="center"/>
+            </w:pPr>
+            <w:r>
+              <w:rPr>
+                <w:rFonts w:ascii="Calibri" w:cs="Calibri" w:eastAsia="Calibri" w:hAnsi="Calibri"/>
+                <w:b w:val="false"/>
+                <w:bCs w:val="false"/>
+                <w:color w:val="2A2E3A"/>
+                <w:sz w:val="18"/>
+                <w:szCs w:val="18"/>
+              </w:rPr>
+              <w:t xml:space="preserve">21</w:t>
+            </w:r>
+          </w:p>
+        </w:tc>
+        <w:tc>
+          <w:tcPr>
+            <w:tcW w:type="dxa" w:w="2600"/>
+            <w:tcBorders>
+              <w:top w:val="single" w:color="D5D3C8" w:sz="4"/>
+              <w:left w:val="single" w:color="D5D3C8" w:sz="4"/>
+              <w:bottom w:val="single" w:color="D5D3C8" w:sz="4"/>
+              <w:right w:val="single" w:color="D5D3C8" w:sz="4"/>
+            </w:tcBorders>
+            <w:tcMar>
+              <w:top w:type="dxa" w:w="80"/>
+              <w:left w:type="dxa" w:w="120"/>
+              <w:bottom w:type="dxa" w:w="80"/>
+              <w:right w:type="dxa" w:w="120"/>
+            </w:tcMar>
+            <w:vAlign w:val="top"/>
+          </w:tcPr>
+          <w:p>
+            <w:pPr>
+              <w:spacing w:after="0"/>
+              <w:jc w:val="left"/>
+            </w:pPr>
+            <w:r>
+              <w:rPr>
+                <w:rFonts w:ascii="Calibri" w:cs="Calibri" w:eastAsia="Calibri" w:hAnsi="Calibri"/>
+                <w:b/>
+                <w:bCs/>
+                <w:color w:val="2A2E3A"/>
+                <w:sz w:val="18"/>
+                <w:szCs w:val="18"/>
+              </w:rPr>
+              <w:t xml:space="preserve">Kernel</w:t>
+            </w:r>
+          </w:p>
+        </w:tc>
+        <w:tc>
+          <w:tcPr>
+            <w:tcW w:type="dxa" w:w="2000"/>
+            <w:tcBorders>
+              <w:top w:val="single" w:color="D5D3C8" w:sz="4"/>
+              <w:left w:val="single" w:color="D5D3C8" w:sz="4"/>
+              <w:bottom w:val="single" w:color="D5D3C8" w:sz="4"/>
+              <w:right w:val="single" w:color="D5D3C8" w:sz="4"/>
+            </w:tcBorders>
+            <w:tcMar>
+              <w:top w:type="dxa" w:w="80"/>
+              <w:left w:type="dxa" w:w="120"/>
+              <w:bottom w:type="dxa" w:w="80"/>
+              <w:right w:type="dxa" w:w="120"/>
+            </w:tcMar>
+            <w:vAlign w:val="top"/>
+          </w:tcPr>
+          <w:p>
+            <w:pPr>
+              <w:spacing w:after="0"/>
+              <w:jc w:val="left"/>
+            </w:pPr>
+            <w:r>
+              <w:rPr>
+                <w:rFonts w:ascii="Calibri" w:cs="Calibri" w:eastAsia="Calibri" w:hAnsi="Calibri"/>
+                <w:b w:val="false"/>
+                <w:bCs w:val="false"/>
+                <w:color w:val="2A2E3A"/>
+                <w:sz w:val="18"/>
+                <w:szCs w:val="18"/>
+              </w:rPr>
+              <w:t xml:space="preserve">AI, Logistics, Education</w:t>
+            </w:r>
+          </w:p>
+        </w:tc>
+        <w:tc>
+          <w:tcPr>
+            <w:tcW w:type="dxa" w:w="1800"/>
+            <w:tcBorders>
+              <w:top w:val="single" w:color="D5D3C8" w:sz="4"/>
+              <w:left w:val="single" w:color="D5D3C8" w:sz="4"/>
+              <w:bottom w:val="single" w:color="D5D3C8" w:sz="4"/>
+              <w:right w:val="single" w:color="D5D3C8" w:sz="4"/>
+            </w:tcBorders>
+            <w:tcMar>
+              <w:top w:type="dxa" w:w="80"/>
+              <w:left w:type="dxa" w:w="120"/>
+              <w:bottom w:type="dxa" w:w="80"/>
+              <w:right w:type="dxa" w:w="120"/>
+            </w:tcMar>
+            <w:vAlign w:val="top"/>
+          </w:tcPr>
+          <w:p>
+            <w:pPr>
+              <w:spacing w:after="0"/>
+              <w:jc w:val="left"/>
+            </w:pPr>
+            <w:r>
+              <w:rPr>
+                <w:rFonts w:ascii="Calibri" w:cs="Calibri" w:eastAsia="Calibri" w:hAnsi="Calibri"/>
+                <w:b w:val="false"/>
+                <w:bCs w:val="false"/>
+                <w:color w:val="2A2E3A"/>
+                <w:sz w:val="18"/>
+                <w:szCs w:val="18"/>
+              </w:rPr>
+              <w:t xml:space="preserve">Saudi Arabia</w:t>
+            </w:r>
+          </w:p>
+        </w:tc>
+        <w:tc>
+          <w:tcPr>
+            <w:tcW w:type="dxa" w:w="1200"/>
+            <w:tcBorders>
+              <w:top w:val="single" w:color="D5D3C8" w:sz="4"/>
+              <w:left w:val="single" w:color="D5D3C8" w:sz="4"/>
+              <w:bottom w:val="single" w:color="D5D3C8" w:sz="4"/>
+              <w:right w:val="single" w:color="D5D3C8" w:sz="4"/>
+            </w:tcBorders>
+            <w:tcMar>
+              <w:top w:type="dxa" w:w="80"/>
+              <w:left w:type="dxa" w:w="120"/>
+              <w:bottom w:type="dxa" w:w="80"/>
+              <w:right w:type="dxa" w:w="120"/>
+            </w:tcMar>
+            <w:vAlign w:val="top"/>
+          </w:tcPr>
+          <w:p>
+            <w:pPr>
+              <w:spacing w:after="0"/>
+              <w:jc w:val="center"/>
+            </w:pPr>
+            <w:r>
+              <w:rPr>
+                <w:rFonts w:ascii="Calibri" w:cs="Calibri" w:eastAsia="Calibri" w:hAnsi="Calibri"/>
+                <w:b w:val="false"/>
+                <w:bCs w:val="false"/>
+                <w:color w:val="2A2E3A"/>
+                <w:sz w:val="18"/>
+                <w:szCs w:val="18"/>
+              </w:rPr>
+              <w:t xml:space="preserve">45</w:t>
+            </w:r>
+          </w:p>
+        </w:tc>
+        <w:tc>
+          <w:tcPr>
+            <w:tcW w:type="dxa" w:w="1160"/>
+            <w:tcBorders>
+              <w:top w:val="single" w:color="D5D3C8" w:sz="4"/>
+              <w:left w:val="single" w:color="D5D3C8" w:sz="4"/>
+              <w:bottom w:val="single" w:color="D5D3C8" w:sz="4"/>
+              <w:right w:val="single" w:color="D5D3C8" w:sz="4"/>
+            </w:tcBorders>
+            <w:tcMar>
+              <w:top w:type="dxa" w:w="80"/>
+              <w:left w:type="dxa" w:w="120"/>
+              <w:bottom w:type="dxa" w:w="80"/>
+              <w:right w:type="dxa" w:w="120"/>
+            </w:tcMar>
+            <w:vAlign w:val="top"/>
+          </w:tcPr>
+          <w:p>
+            <w:pPr>
+              <w:spacing w:after="0"/>
+              <w:jc w:val="center"/>
+            </w:pPr>
+            <w:r>
+              <w:rPr>
+                <w:rFonts w:ascii="Calibri" w:cs="Calibri" w:eastAsia="Calibri" w:hAnsi="Calibri"/>
+                <w:b w:val="false"/>
+                <w:bCs w:val="false"/>
+                <w:color w:val="2A2E3A"/>
+                <w:sz w:val="18"/>
+                <w:szCs w:val="18"/>
+              </w:rPr>
+              <w:t xml:space="preserve">1</w:t>
+            </w:r>
+          </w:p>
+        </w:tc>
+      </w:tr>
+      <w:tr>
+        <w:tc>
+          <w:tcPr>
+            <w:tcW w:type="dxa" w:w="600"/>
+            <w:tcBorders>
+              <w:top w:val="single" w:color="D5D3C8" w:sz="4"/>
+              <w:left w:val="single" w:color="D5D3C8" w:sz="4"/>
+              <w:bottom w:val="single" w:color="D5D3C8" w:sz="4"/>
+              <w:right w:val="single" w:color="D5D3C8" w:sz="4"/>
+            </w:tcBorders>
+            <w:tcMar>
+              <w:top w:type="dxa" w:w="80"/>
+              <w:left w:type="dxa" w:w="120"/>
+              <w:bottom w:type="dxa" w:w="80"/>
+              <w:right w:type="dxa" w:w="120"/>
+            </w:tcMar>
+            <w:vAlign w:val="top"/>
+          </w:tcPr>
+          <w:p>
+            <w:pPr>
+              <w:spacing w:after="0"/>
+              <w:jc w:val="center"/>
+            </w:pPr>
+            <w:r>
+              <w:rPr>
+                <w:rFonts w:ascii="Calibri" w:cs="Calibri" w:eastAsia="Calibri" w:hAnsi="Calibri"/>
+                <w:b w:val="false"/>
+                <w:bCs w:val="false"/>
+                <w:color w:val="2A2E3A"/>
+                <w:sz w:val="18"/>
+                <w:szCs w:val="18"/>
+              </w:rPr>
+              <w:t xml:space="preserve">22</w:t>
+            </w:r>
+          </w:p>
+        </w:tc>
+        <w:tc>
+          <w:tcPr>
+            <w:tcW w:type="dxa" w:w="2600"/>
+            <w:tcBorders>
+              <w:top w:val="single" w:color="D5D3C8" w:sz="4"/>
+              <w:left w:val="single" w:color="D5D3C8" w:sz="4"/>
+              <w:bottom w:val="single" w:color="D5D3C8" w:sz="4"/>
+              <w:right w:val="single" w:color="D5D3C8" w:sz="4"/>
+            </w:tcBorders>
+            <w:tcMar>
+              <w:top w:type="dxa" w:w="80"/>
+              <w:left w:type="dxa" w:w="120"/>
+              <w:bottom w:type="dxa" w:w="80"/>
+              <w:right w:type="dxa" w:w="120"/>
+            </w:tcMar>
+            <w:vAlign w:val="top"/>
+          </w:tcPr>
+          <w:p>
+            <w:pPr>
+              <w:spacing w:after="0"/>
+              <w:jc w:val="left"/>
+            </w:pPr>
+            <w:r>
+              <w:rPr>
+                <w:rFonts w:ascii="Calibri" w:cs="Calibri" w:eastAsia="Calibri" w:hAnsi="Calibri"/>
+                <w:b/>
+                <w:bCs/>
+                <w:color w:val="2A2E3A"/>
+                <w:sz w:val="18"/>
+                <w:szCs w:val="18"/>
+              </w:rPr>
+              <w:t xml:space="preserve">Edafa</w:t>
+            </w:r>
+          </w:p>
+        </w:tc>
+        <w:tc>
+          <w:tcPr>
+            <w:tcW w:type="dxa" w:w="2000"/>
+            <w:tcBorders>
+              <w:top w:val="single" w:color="D5D3C8" w:sz="4"/>
+              <w:left w:val="single" w:color="D5D3C8" w:sz="4"/>
+              <w:bottom w:val="single" w:color="D5D3C8" w:sz="4"/>
+              <w:right w:val="single" w:color="D5D3C8" w:sz="4"/>
+            </w:tcBorders>
+            <w:tcMar>
+              <w:top w:type="dxa" w:w="80"/>
+              <w:left w:type="dxa" w:w="120"/>
+              <w:bottom w:type="dxa" w:w="80"/>
+              <w:right w:type="dxa" w:w="120"/>
+            </w:tcMar>
+            <w:vAlign w:val="top"/>
+          </w:tcPr>
+          <w:p>
+            <w:pPr>
+              <w:spacing w:after="0"/>
+              <w:jc w:val="left"/>
+            </w:pPr>
+            <w:r>
+              <w:rPr>
+                <w:rFonts w:ascii="Calibri" w:cs="Calibri" w:eastAsia="Calibri" w:hAnsi="Calibri"/>
+                <w:b w:val="false"/>
+                <w:bCs w:val="false"/>
+                <w:color w:val="2A2E3A"/>
+                <w:sz w:val="18"/>
+                <w:szCs w:val="18"/>
+              </w:rPr>
+              <w:t xml:space="preserve">Cleantech, Logistics</w:t>
+            </w:r>
+          </w:p>
+        </w:tc>
+        <w:tc>
+          <w:tcPr>
+            <w:tcW w:type="dxa" w:w="1800"/>
+            <w:tcBorders>
+              <w:top w:val="single" w:color="D5D3C8" w:sz="4"/>
+              <w:left w:val="single" w:color="D5D3C8" w:sz="4"/>
+              <w:bottom w:val="single" w:color="D5D3C8" w:sz="4"/>
+              <w:right w:val="single" w:color="D5D3C8" w:sz="4"/>
+            </w:tcBorders>
+            <w:tcMar>
+              <w:top w:type="dxa" w:w="80"/>
+              <w:left w:type="dxa" w:w="120"/>
+              <w:bottom w:type="dxa" w:w="80"/>
+              <w:right w:type="dxa" w:w="120"/>
+            </w:tcMar>
+            <w:vAlign w:val="top"/>
+          </w:tcPr>
+          <w:p>
+            <w:pPr>
+              <w:spacing w:after="0"/>
+              <w:jc w:val="left"/>
+            </w:pPr>
+            <w:r>
+              <w:rPr>
+                <w:rFonts w:ascii="Calibri" w:cs="Calibri" w:eastAsia="Calibri" w:hAnsi="Calibri"/>
+                <w:b w:val="false"/>
+                <w:bCs w:val="false"/>
+                <w:color w:val="2A2E3A"/>
+                <w:sz w:val="18"/>
+                <w:szCs w:val="18"/>
+              </w:rPr>
+              <w:t xml:space="preserve">Saudi Arabia</w:t>
+            </w:r>
+          </w:p>
+        </w:tc>
+        <w:tc>
+          <w:tcPr>
+            <w:tcW w:type="dxa" w:w="1200"/>
+            <w:tcBorders>
+              <w:top w:val="single" w:color="D5D3C8" w:sz="4"/>
+              <w:left w:val="single" w:color="D5D3C8" w:sz="4"/>
+              <w:bottom w:val="single" w:color="D5D3C8" w:sz="4"/>
+              <w:right w:val="single" w:color="D5D3C8" w:sz="4"/>
+            </w:tcBorders>
+            <w:shd w:fill="F8F6EF" w:color="auto" w:val="clear"/>
+            <w:tcMar>
+              <w:top w:type="dxa" w:w="80"/>
+              <w:left w:type="dxa" w:w="120"/>
+              <w:bottom w:type="dxa" w:w="80"/>
+              <w:right w:type="dxa" w:w="120"/>
+            </w:tcMar>
+            <w:vAlign w:val="top"/>
+          </w:tcPr>
+          <w:p>
+            <w:pPr>
+              <w:spacing w:after="0"/>
+              <w:jc w:val="center"/>
+            </w:pPr>
+            <w:r>
+              <w:rPr>
+                <w:rFonts w:ascii="Calibri" w:cs="Calibri" w:eastAsia="Calibri" w:hAnsi="Calibri"/>
+                <w:b w:val="false"/>
+                <w:bCs w:val="false"/>
+                <w:color w:val="2A2E3A"/>
+                <w:sz w:val="18"/>
+                <w:szCs w:val="18"/>
+              </w:rPr>
+              <w:t xml:space="preserve">45</w:t>
+            </w:r>
+          </w:p>
+        </w:tc>
+        <w:tc>
+          <w:tcPr>
+            <w:tcW w:type="dxa" w:w="1160"/>
+            <w:tcBorders>
+              <w:top w:val="single" w:color="D5D3C8" w:sz="4"/>
+              <w:left w:val="single" w:color="D5D3C8" w:sz="4"/>
+              <w:bottom w:val="single" w:color="D5D3C8" w:sz="4"/>
+              <w:right w:val="single" w:color="D5D3C8" w:sz="4"/>
+            </w:tcBorders>
+            <w:tcMar>
+              <w:top w:type="dxa" w:w="80"/>
+              <w:left w:type="dxa" w:w="120"/>
+              <w:bottom w:type="dxa" w:w="80"/>
+              <w:right w:type="dxa" w:w="120"/>
+            </w:tcMar>
+            <w:vAlign w:val="top"/>
+          </w:tcPr>
+          <w:p>
+            <w:pPr>
+              <w:spacing w:after="0"/>
+              <w:jc w:val="center"/>
+            </w:pPr>
+            <w:r>
+              <w:rPr>
+                <w:rFonts w:ascii="Calibri" w:cs="Calibri" w:eastAsia="Calibri" w:hAnsi="Calibri"/>
+                <w:b w:val="false"/>
+                <w:bCs w:val="false"/>
+                <w:color w:val="2A2E3A"/>
+                <w:sz w:val="18"/>
+                <w:szCs w:val="18"/>
+              </w:rPr>
+              <w:t xml:space="preserve">1</w:t>
+            </w:r>
+          </w:p>
+        </w:tc>
+      </w:tr>
+      <w:tr>
+        <w:tc>
+          <w:tcPr>
+            <w:tcW w:type="dxa" w:w="600"/>
+            <w:tcBorders>
+              <w:top w:val="single" w:color="D5D3C8" w:sz="4"/>
+              <w:left w:val="single" w:color="D5D3C8" w:sz="4"/>
+              <w:bottom w:val="single" w:color="D5D3C8" w:sz="4"/>
+              <w:right w:val="single" w:color="D5D3C8" w:sz="4"/>
+            </w:tcBorders>
+            <w:tcMar>
+              <w:top w:type="dxa" w:w="80"/>
+              <w:left w:type="dxa" w:w="120"/>
+              <w:bottom w:type="dxa" w:w="80"/>
+              <w:right w:type="dxa" w:w="120"/>
+            </w:tcMar>
+            <w:vAlign w:val="top"/>
+          </w:tcPr>
+          <w:p>
+            <w:pPr>
+              <w:spacing w:after="0"/>
+              <w:jc w:val="center"/>
+            </w:pPr>
+            <w:r>
+              <w:rPr>
+                <w:rFonts w:ascii="Calibri" w:cs="Calibri" w:eastAsia="Calibri" w:hAnsi="Calibri"/>
+                <w:b w:val="false"/>
+                <w:bCs w:val="false"/>
+                <w:color w:val="2A2E3A"/>
+                <w:sz w:val="18"/>
+                <w:szCs w:val="18"/>
+              </w:rPr>
+              <w:t xml:space="preserve">23</w:t>
+            </w:r>
+          </w:p>
+        </w:tc>
+        <w:tc>
+          <w:tcPr>
+            <w:tcW w:type="dxa" w:w="2600"/>
+            <w:tcBorders>
+              <w:top w:val="single" w:color="D5D3C8" w:sz="4"/>
+              <w:left w:val="single" w:color="D5D3C8" w:sz="4"/>
+              <w:bottom w:val="single" w:color="D5D3C8" w:sz="4"/>
+              <w:right w:val="single" w:color="D5D3C8" w:sz="4"/>
+            </w:tcBorders>
+            <w:tcMar>
+              <w:top w:type="dxa" w:w="80"/>
+              <w:left w:type="dxa" w:w="120"/>
+              <w:bottom w:type="dxa" w:w="80"/>
+              <w:right w:type="dxa" w:w="120"/>
+            </w:tcMar>
+            <w:vAlign w:val="top"/>
+          </w:tcPr>
+          <w:p>
+            <w:pPr>
+              <w:spacing w:after="0"/>
+              <w:jc w:val="left"/>
+            </w:pPr>
+            <w:r>
+              <w:rPr>
+                <w:rFonts w:ascii="Calibri" w:cs="Calibri" w:eastAsia="Calibri" w:hAnsi="Calibri"/>
+                <w:b/>
+                <w:bCs/>
+                <w:color w:val="2A2E3A"/>
+                <w:sz w:val="18"/>
+                <w:szCs w:val="18"/>
+              </w:rPr>
+              <w:t xml:space="preserve">Cyclex in six-figure deal Saudi-Egyptian</w:t>
+            </w:r>
+          </w:p>
+        </w:tc>
+        <w:tc>
+          <w:tcPr>
+            <w:tcW w:type="dxa" w:w="2000"/>
+            <w:tcBorders>
+              <w:top w:val="single" w:color="D5D3C8" w:sz="4"/>
+              <w:left w:val="single" w:color="D5D3C8" w:sz="4"/>
+              <w:bottom w:val="single" w:color="D5D3C8" w:sz="4"/>
+              <w:right w:val="single" w:color="D5D3C8" w:sz="4"/>
+            </w:tcBorders>
+            <w:tcMar>
+              <w:top w:type="dxa" w:w="80"/>
+              <w:left w:type="dxa" w:w="120"/>
+              <w:bottom w:type="dxa" w:w="80"/>
+              <w:right w:type="dxa" w:w="120"/>
+            </w:tcMar>
+            <w:vAlign w:val="top"/>
+          </w:tcPr>
+          <w:p>
+            <w:pPr>
+              <w:spacing w:after="0"/>
+              <w:jc w:val="left"/>
+            </w:pPr>
+            <w:r>
+              <w:rPr>
+                <w:rFonts w:ascii="Calibri" w:cs="Calibri" w:eastAsia="Calibri" w:hAnsi="Calibri"/>
+                <w:b w:val="false"/>
+                <w:bCs w:val="false"/>
+                <w:color w:val="2A2E3A"/>
+                <w:sz w:val="18"/>
+                <w:szCs w:val="18"/>
+              </w:rPr>
+              <w:t xml:space="preserve">Cleantech, Logistics</w:t>
+            </w:r>
+          </w:p>
+        </w:tc>
+        <w:tc>
+          <w:tcPr>
+            <w:tcW w:type="dxa" w:w="1800"/>
+            <w:tcBorders>
+              <w:top w:val="single" w:color="D5D3C8" w:sz="4"/>
+              <w:left w:val="single" w:color="D5D3C8" w:sz="4"/>
+              <w:bottom w:val="single" w:color="D5D3C8" w:sz="4"/>
+              <w:right w:val="single" w:color="D5D3C8" w:sz="4"/>
+            </w:tcBorders>
+            <w:tcMar>
+              <w:top w:type="dxa" w:w="80"/>
+              <w:left w:type="dxa" w:w="120"/>
+              <w:bottom w:type="dxa" w:w="80"/>
+              <w:right w:type="dxa" w:w="120"/>
+            </w:tcMar>
+            <w:vAlign w:val="top"/>
+          </w:tcPr>
+          <w:p>
+            <w:pPr>
+              <w:spacing w:after="0"/>
+              <w:jc w:val="left"/>
+            </w:pPr>
+            <w:r>
+              <w:rPr>
+                <w:rFonts w:ascii="Calibri" w:cs="Calibri" w:eastAsia="Calibri" w:hAnsi="Calibri"/>
+                <w:b w:val="false"/>
+                <w:bCs w:val="false"/>
+                <w:color w:val="2A2E3A"/>
+                <w:sz w:val="18"/>
+                <w:szCs w:val="18"/>
+              </w:rPr>
+              <w:t xml:space="preserve">Saudi Arabia</w:t>
+            </w:r>
+          </w:p>
+        </w:tc>
+        <w:tc>
+          <w:tcPr>
+            <w:tcW w:type="dxa" w:w="1200"/>
+            <w:tcBorders>
+              <w:top w:val="single" w:color="D5D3C8" w:sz="4"/>
+              <w:left w:val="single" w:color="D5D3C8" w:sz="4"/>
+              <w:bottom w:val="single" w:color="D5D3C8" w:sz="4"/>
+              <w:right w:val="single" w:color="D5D3C8" w:sz="4"/>
+            </w:tcBorders>
+            <w:tcMar>
+              <w:top w:type="dxa" w:w="80"/>
+              <w:left w:type="dxa" w:w="120"/>
+              <w:bottom w:type="dxa" w:w="80"/>
+              <w:right w:type="dxa" w:w="120"/>
+            </w:tcMar>
+            <w:vAlign w:val="top"/>
+          </w:tcPr>
+          <w:p>
+            <w:pPr>
+              <w:spacing w:after="0"/>
+              <w:jc w:val="center"/>
+            </w:pPr>
+            <w:r>
+              <w:rPr>
+                <w:rFonts w:ascii="Calibri" w:cs="Calibri" w:eastAsia="Calibri" w:hAnsi="Calibri"/>
+                <w:b w:val="false"/>
+                <w:bCs w:val="false"/>
+                <w:color w:val="2A2E3A"/>
+                <w:sz w:val="18"/>
+                <w:szCs w:val="18"/>
+              </w:rPr>
+              <w:t xml:space="preserve">45</w:t>
+            </w:r>
+          </w:p>
+        </w:tc>
+        <w:tc>
+          <w:tcPr>
+            <w:tcW w:type="dxa" w:w="1160"/>
+            <w:tcBorders>
+              <w:top w:val="single" w:color="D5D3C8" w:sz="4"/>
+              <w:left w:val="single" w:color="D5D3C8" w:sz="4"/>
+              <w:bottom w:val="single" w:color="D5D3C8" w:sz="4"/>
+              <w:right w:val="single" w:color="D5D3C8" w:sz="4"/>
+            </w:tcBorders>
+            <w:tcMar>
+              <w:top w:type="dxa" w:w="80"/>
+              <w:left w:type="dxa" w:w="120"/>
+              <w:bottom w:type="dxa" w:w="80"/>
+              <w:right w:type="dxa" w:w="120"/>
+            </w:tcMar>
+            <w:vAlign w:val="top"/>
+          </w:tcPr>
+          <w:p>
+            <w:pPr>
+              <w:spacing w:after="0"/>
+              <w:jc w:val="center"/>
+            </w:pPr>
+            <w:r>
+              <w:rPr>
+                <w:rFonts w:ascii="Calibri" w:cs="Calibri" w:eastAsia="Calibri" w:hAnsi="Calibri"/>
+                <w:b w:val="false"/>
+                <w:bCs w:val="false"/>
+                <w:color w:val="2A2E3A"/>
+                <w:sz w:val="18"/>
+                <w:szCs w:val="18"/>
+              </w:rPr>
+              <w:t xml:space="preserve">1</w:t>
+            </w:r>
+          </w:p>
+        </w:tc>
+      </w:tr>
+      <w:tr>
+        <w:tc>
+          <w:tcPr>
+            <w:tcW w:type="dxa" w:w="600"/>
+            <w:tcBorders>
+              <w:top w:val="single" w:color="D5D3C8" w:sz="4"/>
+              <w:left w:val="single" w:color="D5D3C8" w:sz="4"/>
+              <w:bottom w:val="single" w:color="D5D3C8" w:sz="4"/>
+              <w:right w:val="single" w:color="D5D3C8" w:sz="4"/>
+            </w:tcBorders>
+            <w:tcMar>
+              <w:top w:type="dxa" w:w="80"/>
+              <w:left w:type="dxa" w:w="120"/>
+              <w:bottom w:type="dxa" w:w="80"/>
+              <w:right w:type="dxa" w:w="120"/>
+            </w:tcMar>
+            <w:vAlign w:val="top"/>
+          </w:tcPr>
+          <w:p>
+            <w:pPr>
+              <w:spacing w:after="0"/>
+              <w:jc w:val="center"/>
+            </w:pPr>
+            <w:r>
+              <w:rPr>
+                <w:rFonts w:ascii="Calibri" w:cs="Calibri" w:eastAsia="Calibri" w:hAnsi="Calibri"/>
+                <w:b w:val="false"/>
+                <w:bCs w:val="false"/>
+                <w:color w:val="2A2E3A"/>
+                <w:sz w:val="18"/>
+                <w:szCs w:val="18"/>
+              </w:rPr>
+              <w:t xml:space="preserve">24</w:t>
+            </w:r>
+          </w:p>
+        </w:tc>
+        <w:tc>
+          <w:tcPr>
+            <w:tcW w:type="dxa" w:w="2600"/>
+            <w:tcBorders>
+              <w:top w:val="single" w:color="D5D3C8" w:sz="4"/>
+              <w:left w:val="single" w:color="D5D3C8" w:sz="4"/>
+              <w:bottom w:val="single" w:color="D5D3C8" w:sz="4"/>
+              <w:right w:val="single" w:color="D5D3C8" w:sz="4"/>
+            </w:tcBorders>
+            <w:tcMar>
+              <w:top w:type="dxa" w:w="80"/>
+              <w:left w:type="dxa" w:w="120"/>
+              <w:bottom w:type="dxa" w:w="80"/>
+              <w:right w:type="dxa" w:w="120"/>
+            </w:tcMar>
+            <w:vAlign w:val="top"/>
+          </w:tcPr>
+          <w:p>
+            <w:pPr>
+              <w:spacing w:after="0"/>
+              <w:jc w:val="left"/>
+            </w:pPr>
+            <w:r>
+              <w:rPr>
+                <w:rFonts w:ascii="Calibri" w:cs="Calibri" w:eastAsia="Calibri" w:hAnsi="Calibri"/>
+                <w:b/>
+                <w:bCs/>
+                <w:color w:val="2A2E3A"/>
+                <w:sz w:val="18"/>
+                <w:szCs w:val="18"/>
+              </w:rPr>
+              <w:t xml:space="preserve">Cyclex in six-figure deal Saudi-Egyptian</w:t>
+            </w:r>
+          </w:p>
+        </w:tc>
+        <w:tc>
+          <w:tcPr>
+            <w:tcW w:type="dxa" w:w="2000"/>
+            <w:tcBorders>
+              <w:top w:val="single" w:color="D5D3C8" w:sz="4"/>
+              <w:left w:val="single" w:color="D5D3C8" w:sz="4"/>
+              <w:bottom w:val="single" w:color="D5D3C8" w:sz="4"/>
+              <w:right w:val="single" w:color="D5D3C8" w:sz="4"/>
+            </w:tcBorders>
+            <w:tcMar>
+              <w:top w:type="dxa" w:w="80"/>
+              <w:left w:type="dxa" w:w="120"/>
+              <w:bottom w:type="dxa" w:w="80"/>
+              <w:right w:type="dxa" w:w="120"/>
+            </w:tcMar>
+            <w:vAlign w:val="top"/>
+          </w:tcPr>
+          <w:p>
+            <w:pPr>
+              <w:spacing w:after="0"/>
+              <w:jc w:val="left"/>
+            </w:pPr>
+            <w:r>
+              <w:rPr>
+                <w:rFonts w:ascii="Calibri" w:cs="Calibri" w:eastAsia="Calibri" w:hAnsi="Calibri"/>
+                <w:b w:val="false"/>
+                <w:bCs w:val="false"/>
+                <w:color w:val="2A2E3A"/>
+                <w:sz w:val="18"/>
+                <w:szCs w:val="18"/>
+              </w:rPr>
+              <w:t xml:space="preserve">Cleantech, Logistics</w:t>
+            </w:r>
+          </w:p>
+        </w:tc>
+        <w:tc>
+          <w:tcPr>
+            <w:tcW w:type="dxa" w:w="1800"/>
+            <w:tcBorders>
+              <w:top w:val="single" w:color="D5D3C8" w:sz="4"/>
+              <w:left w:val="single" w:color="D5D3C8" w:sz="4"/>
+              <w:bottom w:val="single" w:color="D5D3C8" w:sz="4"/>
+              <w:right w:val="single" w:color="D5D3C8" w:sz="4"/>
+            </w:tcBorders>
+            <w:tcMar>
+              <w:top w:type="dxa" w:w="80"/>
+              <w:left w:type="dxa" w:w="120"/>
+              <w:bottom w:type="dxa" w:w="80"/>
+              <w:right w:type="dxa" w:w="120"/>
+            </w:tcMar>
+            <w:vAlign w:val="top"/>
+          </w:tcPr>
+          <w:p>
+            <w:pPr>
+              <w:spacing w:after="0"/>
+              <w:jc w:val="left"/>
+            </w:pPr>
+            <w:r>
+              <w:rPr>
+                <w:rFonts w:ascii="Calibri" w:cs="Calibri" w:eastAsia="Calibri" w:hAnsi="Calibri"/>
+                <w:b w:val="false"/>
+                <w:bCs w:val="false"/>
+                <w:color w:val="2A2E3A"/>
+                <w:sz w:val="18"/>
+                <w:szCs w:val="18"/>
+              </w:rPr>
+              <w:t xml:space="preserve">Saudi Arabia</w:t>
+            </w:r>
+          </w:p>
+        </w:tc>
+        <w:tc>
+          <w:tcPr>
+            <w:tcW w:type="dxa" w:w="1200"/>
+            <w:tcBorders>
+              <w:top w:val="single" w:color="D5D3C8" w:sz="4"/>
+              <w:left w:val="single" w:color="D5D3C8" w:sz="4"/>
+              <w:bottom w:val="single" w:color="D5D3C8" w:sz="4"/>
+              <w:right w:val="single" w:color="D5D3C8" w:sz="4"/>
+            </w:tcBorders>
+            <w:shd w:fill="F8F6EF" w:color="auto" w:val="clear"/>
+            <w:tcMar>
+              <w:top w:type="dxa" w:w="80"/>
+              <w:left w:type="dxa" w:w="120"/>
+              <w:bottom w:type="dxa" w:w="80"/>
+              <w:right w:type="dxa" w:w="120"/>
+            </w:tcMar>
+            <w:vAlign w:val="top"/>
+          </w:tcPr>
+          <w:p>
+            <w:pPr>
+              <w:spacing w:after="0"/>
+              <w:jc w:val="center"/>
+            </w:pPr>
+            <w:r>
+              <w:rPr>
+                <w:rFonts w:ascii="Calibri" w:cs="Calibri" w:eastAsia="Calibri" w:hAnsi="Calibri"/>
+                <w:b w:val="false"/>
+                <w:bCs w:val="false"/>
+                <w:color w:val="2A2E3A"/>
+                <w:sz w:val="18"/>
+                <w:szCs w:val="18"/>
+              </w:rPr>
+              <w:t xml:space="preserve">45</w:t>
+            </w:r>
+          </w:p>
+        </w:tc>
+        <w:tc>
+          <w:tcPr>
+            <w:tcW w:type="dxa" w:w="1160"/>
+            <w:tcBorders>
+              <w:top w:val="single" w:color="D5D3C8" w:sz="4"/>
+              <w:left w:val="single" w:color="D5D3C8" w:sz="4"/>
+              <w:bottom w:val="single" w:color="D5D3C8" w:sz="4"/>
+              <w:right w:val="single" w:color="D5D3C8" w:sz="4"/>
+            </w:tcBorders>
+            <w:tcMar>
+              <w:top w:type="dxa" w:w="80"/>
+              <w:left w:type="dxa" w:w="120"/>
+              <w:bottom w:type="dxa" w:w="80"/>
+              <w:right w:type="dxa" w:w="120"/>
+            </w:tcMar>
+            <w:vAlign w:val="top"/>
+          </w:tcPr>
+          <w:p>
+            <w:pPr>
+              <w:spacing w:after="0"/>
+              <w:jc w:val="center"/>
+            </w:pPr>
+            <w:r>
+              <w:rPr>
+                <w:rFonts w:ascii="Calibri" w:cs="Calibri" w:eastAsia="Calibri" w:hAnsi="Calibri"/>
+                <w:b w:val="false"/>
+                <w:bCs w:val="false"/>
+                <w:color w:val="2A2E3A"/>
+                <w:sz w:val="18"/>
+                <w:szCs w:val="18"/>
+              </w:rPr>
+              <w:t xml:space="preserve">1</w:t>
+            </w:r>
+          </w:p>
+        </w:tc>
+      </w:tr>
+      <w:tr>
+        <w:tc>
+          <w:tcPr>
+            <w:tcW w:type="dxa" w:w="600"/>
+            <w:tcBorders>
+              <w:top w:val="single" w:color="D5D3C8" w:sz="4"/>
+              <w:left w:val="single" w:color="D5D3C8" w:sz="4"/>
+              <w:bottom w:val="single" w:color="D5D3C8" w:sz="4"/>
+              <w:right w:val="single" w:color="D5D3C8" w:sz="4"/>
+            </w:tcBorders>
+            <w:tcMar>
+              <w:top w:type="dxa" w:w="80"/>
+              <w:left w:type="dxa" w:w="120"/>
+              <w:bottom w:type="dxa" w:w="80"/>
+              <w:right w:type="dxa" w:w="120"/>
+            </w:tcMar>
+            <w:vAlign w:val="top"/>
+          </w:tcPr>
+          <w:p>
+            <w:pPr>
+              <w:spacing w:after="0"/>
+              <w:jc w:val="center"/>
+            </w:pPr>
+            <w:r>
+              <w:rPr>
+                <w:rFonts w:ascii="Calibri" w:cs="Calibri" w:eastAsia="Calibri" w:hAnsi="Calibri"/>
+                <w:b w:val="false"/>
+                <w:bCs w:val="false"/>
+                <w:color w:val="2A2E3A"/>
+                <w:sz w:val="18"/>
+                <w:szCs w:val="18"/>
+              </w:rPr>
+              <w:t xml:space="preserve">25</w:t>
+            </w:r>
+          </w:p>
+        </w:tc>
+        <w:tc>
+          <w:tcPr>
+            <w:tcW w:type="dxa" w:w="2600"/>
+            <w:tcBorders>
+              <w:top w:val="single" w:color="D5D3C8" w:sz="4"/>
+              <w:left w:val="single" w:color="D5D3C8" w:sz="4"/>
+              <w:bottom w:val="single" w:color="D5D3C8" w:sz="4"/>
+              <w:right w:val="single" w:color="D5D3C8" w:sz="4"/>
+            </w:tcBorders>
+            <w:tcMar>
+              <w:top w:type="dxa" w:w="80"/>
+              <w:left w:type="dxa" w:w="120"/>
+              <w:bottom w:type="dxa" w:w="80"/>
+              <w:right w:type="dxa" w:w="120"/>
+            </w:tcMar>
+            <w:vAlign w:val="top"/>
+          </w:tcPr>
+          <w:p>
+            <w:pPr>
+              <w:spacing w:after="0"/>
+              <w:jc w:val="left"/>
+            </w:pPr>
+            <w:r>
+              <w:rPr>
+                <w:rFonts w:ascii="Calibri" w:cs="Calibri" w:eastAsia="Calibri" w:hAnsi="Calibri"/>
+                <w:b/>
+                <w:bCs/>
+                <w:color w:val="2A2E3A"/>
+                <w:sz w:val="18"/>
+                <w:szCs w:val="18"/>
+              </w:rPr>
+              <w:t xml:space="preserve">Edafa</w:t>
+            </w:r>
+          </w:p>
+        </w:tc>
+        <w:tc>
+          <w:tcPr>
+            <w:tcW w:type="dxa" w:w="2000"/>
+            <w:tcBorders>
+              <w:top w:val="single" w:color="D5D3C8" w:sz="4"/>
+              <w:left w:val="single" w:color="D5D3C8" w:sz="4"/>
+              <w:bottom w:val="single" w:color="D5D3C8" w:sz="4"/>
+              <w:right w:val="single" w:color="D5D3C8" w:sz="4"/>
+            </w:tcBorders>
+            <w:tcMar>
+              <w:top w:type="dxa" w:w="80"/>
+              <w:left w:type="dxa" w:w="120"/>
+              <w:bottom w:type="dxa" w:w="80"/>
+              <w:right w:type="dxa" w:w="120"/>
+            </w:tcMar>
+            <w:vAlign w:val="top"/>
+          </w:tcPr>
+          <w:p>
+            <w:pPr>
+              <w:spacing w:after="0"/>
+              <w:jc w:val="left"/>
+            </w:pPr>
+            <w:r>
+              <w:rPr>
+                <w:rFonts w:ascii="Calibri" w:cs="Calibri" w:eastAsia="Calibri" w:hAnsi="Calibri"/>
+                <w:b w:val="false"/>
+                <w:bCs w:val="false"/>
+                <w:color w:val="2A2E3A"/>
+                <w:sz w:val="18"/>
+                <w:szCs w:val="18"/>
+              </w:rPr>
+              <w:t xml:space="preserve">Cleantech, Logistics</w:t>
+            </w:r>
+          </w:p>
+        </w:tc>
+        <w:tc>
+          <w:tcPr>
+            <w:tcW w:type="dxa" w:w="1800"/>
+            <w:tcBorders>
+              <w:top w:val="single" w:color="D5D3C8" w:sz="4"/>
+              <w:left w:val="single" w:color="D5D3C8" w:sz="4"/>
+              <w:bottom w:val="single" w:color="D5D3C8" w:sz="4"/>
+              <w:right w:val="single" w:color="D5D3C8" w:sz="4"/>
+            </w:tcBorders>
+            <w:tcMar>
+              <w:top w:type="dxa" w:w="80"/>
+              <w:left w:type="dxa" w:w="120"/>
+              <w:bottom w:type="dxa" w:w="80"/>
+              <w:right w:type="dxa" w:w="120"/>
+            </w:tcMar>
+            <w:vAlign w:val="top"/>
+          </w:tcPr>
+          <w:p>
+            <w:pPr>
+              <w:spacing w:after="0"/>
+              <w:jc w:val="left"/>
+            </w:pPr>
+            <w:r>
+              <w:rPr>
+                <w:rFonts w:ascii="Calibri" w:cs="Calibri" w:eastAsia="Calibri" w:hAnsi="Calibri"/>
+                <w:b w:val="false"/>
+                <w:bCs w:val="false"/>
+                <w:color w:val="2A2E3A"/>
+                <w:sz w:val="18"/>
+                <w:szCs w:val="18"/>
+              </w:rPr>
+              <w:t xml:space="preserve">Saudi Arabia</w:t>
+            </w:r>
+          </w:p>
+        </w:tc>
+        <w:tc>
+          <w:tcPr>
+            <w:tcW w:type="dxa" w:w="1200"/>
+            <w:tcBorders>
+              <w:top w:val="single" w:color="D5D3C8" w:sz="4"/>
+              <w:left w:val="single" w:color="D5D3C8" w:sz="4"/>
+              <w:bottom w:val="single" w:color="D5D3C8" w:sz="4"/>
+              <w:right w:val="single" w:color="D5D3C8" w:sz="4"/>
+            </w:tcBorders>
+            <w:tcMar>
+              <w:top w:type="dxa" w:w="80"/>
+              <w:left w:type="dxa" w:w="120"/>
+              <w:bottom w:type="dxa" w:w="80"/>
+              <w:right w:type="dxa" w:w="120"/>
+            </w:tcMar>
+            <w:vAlign w:val="top"/>
+          </w:tcPr>
+          <w:p>
+            <w:pPr>
+              <w:spacing w:after="0"/>
+              <w:jc w:val="center"/>
+            </w:pPr>
+            <w:r>
+              <w:rPr>
+                <w:rFonts w:ascii="Calibri" w:cs="Calibri" w:eastAsia="Calibri" w:hAnsi="Calibri"/>
+                <w:b w:val="false"/>
+                <w:bCs w:val="false"/>
+                <w:color w:val="2A2E3A"/>
+                <w:sz w:val="18"/>
+                <w:szCs w:val="18"/>
+              </w:rPr>
+              <w:t xml:space="preserve">45</w:t>
             </w:r>
           </w:p>
         </w:tc>
@@ -5795,584 +7495,7 @@
           <w:sz w:val="24"/>
           <w:szCs w:val="24"/>
         </w:rPr>
-        <w:t xml:space="preserve">4. CoinMarketCap page going live without any</w:t>
-      </w:r>
-    </w:p>
-    <w:tbl>
-      <w:tblPr>
-        <w:tblW w:type="dxa" w:w="9360"/>
-        <w:tblBorders>
-          <w:top w:val="single" w:color="auto" w:sz="4"/>
-          <w:left w:val="single" w:color="auto" w:sz="4"/>
-          <w:bottom w:val="single" w:color="auto" w:sz="4"/>
-          <w:right w:val="single" w:color="auto" w:sz="4"/>
-          <w:insideH w:val="single" w:color="auto" w:sz="4"/>
-          <w:insideV w:val="single" w:color="auto" w:sz="4"/>
-        </w:tblBorders>
-      </w:tblPr>
-      <w:tblGrid>
-        <w:gridCol w:w="2340"/>
-        <w:gridCol w:w="2340"/>
-        <w:gridCol w:w="2340"/>
-        <w:gridCol w:w="2340"/>
-      </w:tblGrid>
-      <w:tr>
-        <w:tc>
-          <w:tcPr>
-            <w:tcW w:type="dxa" w:w="2340"/>
-            <w:tcBorders>
-              <w:top w:val="single" w:color="D5D3C8" w:sz="4"/>
-              <w:left w:val="single" w:color="D5D3C8" w:sz="4"/>
-              <w:bottom w:val="single" w:color="D5D3C8" w:sz="4"/>
-              <w:right w:val="single" w:color="D5D3C8" w:sz="4"/>
-            </w:tcBorders>
-            <w:shd w:fill="F8F6EF" w:color="auto" w:val="clear"/>
-            <w:tcMar>
-              <w:top w:type="dxa" w:w="80"/>
-              <w:left w:type="dxa" w:w="120"/>
-              <w:bottom w:type="dxa" w:w="80"/>
-              <w:right w:type="dxa" w:w="120"/>
-            </w:tcMar>
-            <w:vAlign w:val="top"/>
-          </w:tcPr>
-          <w:p>
-            <w:pPr>
-              <w:spacing w:after="0"/>
-              <w:jc w:val="center"/>
-            </w:pPr>
-            <w:r>
-              <w:rPr>
-                <w:rFonts w:ascii="Calibri" w:cs="Calibri" w:eastAsia="Calibri" w:hAnsi="Calibri"/>
-                <w:b/>
-                <w:bCs/>
-                <w:color w:val="2A2E3A"/>
-                <w:sz w:val="18"/>
-                <w:szCs w:val="18"/>
-              </w:rPr>
-              <w:t xml:space="preserve">Composite: 52</w:t>
-            </w:r>
-          </w:p>
-        </w:tc>
-        <w:tc>
-          <w:tcPr>
-            <w:tcW w:type="dxa" w:w="2340"/>
-            <w:tcBorders>
-              <w:top w:val="single" w:color="D5D3C8" w:sz="4"/>
-              <w:left w:val="single" w:color="D5D3C8" w:sz="4"/>
-              <w:bottom w:val="single" w:color="D5D3C8" w:sz="4"/>
-              <w:right w:val="single" w:color="D5D3C8" w:sz="4"/>
-            </w:tcBorders>
-            <w:shd w:fill="F8F6EF" w:color="auto" w:val="clear"/>
-            <w:tcMar>
-              <w:top w:type="dxa" w:w="80"/>
-              <w:left w:type="dxa" w:w="120"/>
-              <w:bottom w:type="dxa" w:w="80"/>
-              <w:right w:type="dxa" w:w="120"/>
-            </w:tcMar>
-            <w:vAlign w:val="top"/>
-          </w:tcPr>
-          <w:p>
-            <w:pPr>
-              <w:spacing w:after="0"/>
-              <w:jc w:val="center"/>
-            </w:pPr>
-            <w:r>
-              <w:rPr>
-                <w:rFonts w:ascii="Calibri" w:cs="Calibri" w:eastAsia="Calibri" w:hAnsi="Calibri"/>
-                <w:b w:val="false"/>
-                <w:bCs w:val="false"/>
-                <w:color w:val="2A2E3A"/>
-                <w:sz w:val="18"/>
-                <w:szCs w:val="18"/>
-              </w:rPr>
-              <w:t xml:space="preserve">Investability: 45</w:t>
-            </w:r>
-          </w:p>
-        </w:tc>
-        <w:tc>
-          <w:tcPr>
-            <w:tcW w:type="dxa" w:w="2340"/>
-            <w:tcBorders>
-              <w:top w:val="single" w:color="D5D3C8" w:sz="4"/>
-              <w:left w:val="single" w:color="D5D3C8" w:sz="4"/>
-              <w:bottom w:val="single" w:color="D5D3C8" w:sz="4"/>
-              <w:right w:val="single" w:color="D5D3C8" w:sz="4"/>
-            </w:tcBorders>
-            <w:shd w:fill="F8F6EF" w:color="auto" w:val="clear"/>
-            <w:tcMar>
-              <w:top w:type="dxa" w:w="80"/>
-              <w:left w:type="dxa" w:w="120"/>
-              <w:bottom w:type="dxa" w:w="80"/>
-              <w:right w:type="dxa" w:w="120"/>
-            </w:tcMar>
-            <w:vAlign w:val="top"/>
-          </w:tcPr>
-          <w:p>
-            <w:pPr>
-              <w:spacing w:after="0"/>
-              <w:jc w:val="center"/>
-            </w:pPr>
-            <w:r>
-              <w:rPr>
-                <w:rFonts w:ascii="Calibri" w:cs="Calibri" w:eastAsia="Calibri" w:hAnsi="Calibri"/>
-                <w:b w:val="false"/>
-                <w:bCs w:val="false"/>
-                <w:color w:val="2A2E3A"/>
-                <w:sz w:val="18"/>
-                <w:szCs w:val="18"/>
-              </w:rPr>
-              <w:t xml:space="preserve">UAE alignment: 59</w:t>
-            </w:r>
-          </w:p>
-        </w:tc>
-        <w:tc>
-          <w:tcPr>
-            <w:tcW w:type="dxa" w:w="2340"/>
-            <w:tcBorders>
-              <w:top w:val="single" w:color="D5D3C8" w:sz="4"/>
-              <w:left w:val="single" w:color="D5D3C8" w:sz="4"/>
-              <w:bottom w:val="single" w:color="D5D3C8" w:sz="4"/>
-              <w:right w:val="single" w:color="D5D3C8" w:sz="4"/>
-            </w:tcBorders>
-            <w:shd w:fill="F8F6EF" w:color="auto" w:val="clear"/>
-            <w:tcMar>
-              <w:top w:type="dxa" w:w="80"/>
-              <w:left w:type="dxa" w:w="120"/>
-              <w:bottom w:type="dxa" w:w="80"/>
-              <w:right w:type="dxa" w:w="120"/>
-            </w:tcMar>
-            <w:vAlign w:val="top"/>
-          </w:tcPr>
-          <w:p>
-            <w:pPr>
-              <w:spacing w:after="0"/>
-              <w:jc w:val="center"/>
-            </w:pPr>
-            <w:r>
-              <w:rPr>
-                <w:rFonts w:ascii="Calibri" w:cs="Calibri" w:eastAsia="Calibri" w:hAnsi="Calibri"/>
-                <w:b w:val="false"/>
-                <w:bCs w:val="false"/>
-                <w:color w:val="2A2E3A"/>
-                <w:sz w:val="18"/>
-                <w:szCs w:val="18"/>
-              </w:rPr>
-              <w:t xml:space="preserve">Signals: 1</w:t>
-            </w:r>
-          </w:p>
-        </w:tc>
-      </w:tr>
-    </w:tbl>
-    <w:p>
-      <w:pPr>
-        <w:spacing w:after="60" w:before="160"/>
-      </w:pPr>
-      <w:r>
-        <w:rPr>
-          <w:rFonts w:ascii="Calibri" w:cs="Calibri" w:eastAsia="Calibri" w:hAnsi="Calibri"/>
-          <w:b/>
-          <w:bCs/>
-          <w:color w:val="0E1E3F"/>
-          <w:sz w:val="20"/>
-          <w:szCs w:val="20"/>
-        </w:rPr>
-        <w:t xml:space="preserve">Sectors: </w:t>
-      </w:r>
-      <w:r>
-        <w:rPr>
-          <w:rFonts w:ascii="Calibri" w:cs="Calibri" w:eastAsia="Calibri" w:hAnsi="Calibri"/>
-          <w:color w:val="4A4D57"/>
-          <w:sz w:val="20"/>
-          <w:szCs w:val="20"/>
-        </w:rPr>
-        <w:t xml:space="preserve">Fintech, AI, Real Estate</w:t>
-      </w:r>
-    </w:p>
-    <w:p>
-      <w:pPr>
-        <w:spacing w:after="60"/>
-      </w:pPr>
-      <w:r>
-        <w:rPr>
-          <w:rFonts w:ascii="Calibri" w:cs="Calibri" w:eastAsia="Calibri" w:hAnsi="Calibri"/>
-          <w:b/>
-          <w:bCs/>
-          <w:color w:val="0E1E3F"/>
-          <w:sz w:val="20"/>
-          <w:szCs w:val="20"/>
-        </w:rPr>
-        <w:t xml:space="preserve">Headquarters: </w:t>
-      </w:r>
-      <w:r>
-        <w:rPr>
-          <w:rFonts w:ascii="Calibri" w:cs="Calibri" w:eastAsia="Calibri" w:hAnsi="Calibri"/>
-          <w:color w:val="4A4D57"/>
-          <w:sz w:val="20"/>
-          <w:szCs w:val="20"/>
-        </w:rPr>
-        <w:t xml:space="preserve">Dubai, United Arab Emirates</w:t>
-      </w:r>
-    </w:p>
-    <w:p>
-      <w:pPr>
-        <w:spacing w:after="80" w:before="160"/>
-      </w:pPr>
-      <w:r>
-        <w:rPr>
-          <w:rFonts w:ascii="Calibri" w:cs="Calibri" w:eastAsia="Calibri" w:hAnsi="Calibri"/>
-          <w:b/>
-          <w:bCs/>
-          <w:color w:val="8C6B3D"/>
-          <w:spacing w:val="40"/>
-          <w:sz w:val="20"/>
-          <w:szCs w:val="20"/>
-        </w:rPr>
-        <w:t xml:space="preserve">Detected signals</w:t>
-      </w:r>
-    </w:p>
-    <w:tbl>
-      <w:tblPr>
-        <w:tblW w:type="dxa" w:w="9360"/>
-        <w:tblBorders>
-          <w:top w:val="single" w:color="auto" w:sz="4"/>
-          <w:left w:val="single" w:color="auto" w:sz="4"/>
-          <w:bottom w:val="single" w:color="auto" w:sz="4"/>
-          <w:right w:val="single" w:color="auto" w:sz="4"/>
-          <w:insideH w:val="single" w:color="auto" w:sz="4"/>
-          <w:insideV w:val="single" w:color="auto" w:sz="4"/>
-        </w:tblBorders>
-      </w:tblPr>
-      <w:tblGrid>
-        <w:gridCol w:w="1400"/>
-        <w:gridCol w:w="1200"/>
-        <w:gridCol w:w="4400"/>
-        <w:gridCol w:w="2360"/>
-      </w:tblGrid>
-      <w:tr>
-        <w:trPr>
-          <w:tblHeader/>
-        </w:trPr>
-        <w:tc>
-          <w:tcPr>
-            <w:tcW w:type="dxa" w:w="1400"/>
-            <w:tcBorders>
-              <w:top w:val="single" w:color="D5D3C8" w:sz="4"/>
-              <w:left w:val="single" w:color="D5D3C8" w:sz="4"/>
-              <w:bottom w:val="single" w:color="D5D3C8" w:sz="4"/>
-              <w:right w:val="single" w:color="D5D3C8" w:sz="4"/>
-            </w:tcBorders>
-            <w:shd w:fill="0E1E3F" w:color="auto" w:val="clear"/>
-            <w:tcMar>
-              <w:top w:type="dxa" w:w="80"/>
-              <w:left w:type="dxa" w:w="120"/>
-              <w:bottom w:type="dxa" w:w="80"/>
-              <w:right w:type="dxa" w:w="120"/>
-            </w:tcMar>
-            <w:vAlign w:val="top"/>
-          </w:tcPr>
-          <w:p>
-            <w:pPr>
-              <w:spacing w:after="0"/>
-              <w:jc w:val="left"/>
-            </w:pPr>
-            <w:r>
-              <w:rPr>
-                <w:rFonts w:ascii="Calibri" w:cs="Calibri" w:eastAsia="Calibri" w:hAnsi="Calibri"/>
-                <w:b/>
-                <w:bCs/>
-                <w:color w:val="FFFFFF"/>
-                <w:sz w:val="18"/>
-                <w:szCs w:val="18"/>
-              </w:rPr>
-              <w:t xml:space="preserve">Type</w:t>
-            </w:r>
-          </w:p>
-        </w:tc>
-        <w:tc>
-          <w:tcPr>
-            <w:tcW w:type="dxa" w:w="1200"/>
-            <w:tcBorders>
-              <w:top w:val="single" w:color="D5D3C8" w:sz="4"/>
-              <w:left w:val="single" w:color="D5D3C8" w:sz="4"/>
-              <w:bottom w:val="single" w:color="D5D3C8" w:sz="4"/>
-              <w:right w:val="single" w:color="D5D3C8" w:sz="4"/>
-            </w:tcBorders>
-            <w:shd w:fill="0E1E3F" w:color="auto" w:val="clear"/>
-            <w:tcMar>
-              <w:top w:type="dxa" w:w="80"/>
-              <w:left w:type="dxa" w:w="120"/>
-              <w:bottom w:type="dxa" w:w="80"/>
-              <w:right w:type="dxa" w:w="120"/>
-            </w:tcMar>
-            <w:vAlign w:val="top"/>
-          </w:tcPr>
-          <w:p>
-            <w:pPr>
-              <w:spacing w:after="0"/>
-              <w:jc w:val="center"/>
-            </w:pPr>
-            <w:r>
-              <w:rPr>
-                <w:rFonts w:ascii="Calibri" w:cs="Calibri" w:eastAsia="Calibri" w:hAnsi="Calibri"/>
-                <w:b/>
-                <w:bCs/>
-                <w:color w:val="FFFFFF"/>
-                <w:sz w:val="18"/>
-                <w:szCs w:val="18"/>
-              </w:rPr>
-              <w:t xml:space="preserve">Strength</w:t>
-            </w:r>
-          </w:p>
-        </w:tc>
-        <w:tc>
-          <w:tcPr>
-            <w:tcW w:type="dxa" w:w="4400"/>
-            <w:tcBorders>
-              <w:top w:val="single" w:color="D5D3C8" w:sz="4"/>
-              <w:left w:val="single" w:color="D5D3C8" w:sz="4"/>
-              <w:bottom w:val="single" w:color="D5D3C8" w:sz="4"/>
-              <w:right w:val="single" w:color="D5D3C8" w:sz="4"/>
-            </w:tcBorders>
-            <w:shd w:fill="0E1E3F" w:color="auto" w:val="clear"/>
-            <w:tcMar>
-              <w:top w:type="dxa" w:w="80"/>
-              <w:left w:type="dxa" w:w="120"/>
-              <w:bottom w:type="dxa" w:w="80"/>
-              <w:right w:type="dxa" w:w="120"/>
-            </w:tcMar>
-            <w:vAlign w:val="top"/>
-          </w:tcPr>
-          <w:p>
-            <w:pPr>
-              <w:spacing w:after="0"/>
-              <w:jc w:val="left"/>
-            </w:pPr>
-            <w:r>
-              <w:rPr>
-                <w:rFonts w:ascii="Calibri" w:cs="Calibri" w:eastAsia="Calibri" w:hAnsi="Calibri"/>
-                <w:b/>
-                <w:bCs/>
-                <w:color w:val="FFFFFF"/>
-                <w:sz w:val="18"/>
-                <w:szCs w:val="18"/>
-              </w:rPr>
-              <w:t xml:space="preserve">Headline</w:t>
-            </w:r>
-          </w:p>
-        </w:tc>
-        <w:tc>
-          <w:tcPr>
-            <w:tcW w:type="dxa" w:w="2360"/>
-            <w:tcBorders>
-              <w:top w:val="single" w:color="D5D3C8" w:sz="4"/>
-              <w:left w:val="single" w:color="D5D3C8" w:sz="4"/>
-              <w:bottom w:val="single" w:color="D5D3C8" w:sz="4"/>
-              <w:right w:val="single" w:color="D5D3C8" w:sz="4"/>
-            </w:tcBorders>
-            <w:shd w:fill="0E1E3F" w:color="auto" w:val="clear"/>
-            <w:tcMar>
-              <w:top w:type="dxa" w:w="80"/>
-              <w:left w:type="dxa" w:w="120"/>
-              <w:bottom w:type="dxa" w:w="80"/>
-              <w:right w:type="dxa" w:w="120"/>
-            </w:tcMar>
-            <w:vAlign w:val="top"/>
-          </w:tcPr>
-          <w:p>
-            <w:pPr>
-              <w:spacing w:after="0"/>
-              <w:jc w:val="left"/>
-            </w:pPr>
-            <w:r>
-              <w:rPr>
-                <w:rFonts w:ascii="Calibri" w:cs="Calibri" w:eastAsia="Calibri" w:hAnsi="Calibri"/>
-                <w:b/>
-                <w:bCs/>
-                <w:color w:val="FFFFFF"/>
-                <w:sz w:val="18"/>
-                <w:szCs w:val="18"/>
-              </w:rPr>
-              <w:t xml:space="preserve">Source</w:t>
-            </w:r>
-          </w:p>
-        </w:tc>
-      </w:tr>
-      <w:tr>
-        <w:tc>
-          <w:tcPr>
-            <w:tcW w:type="dxa" w:w="1400"/>
-            <w:tcBorders>
-              <w:top w:val="single" w:color="D5D3C8" w:sz="4"/>
-              <w:left w:val="single" w:color="D5D3C8" w:sz="4"/>
-              <w:bottom w:val="single" w:color="D5D3C8" w:sz="4"/>
-              <w:right w:val="single" w:color="D5D3C8" w:sz="4"/>
-            </w:tcBorders>
-            <w:tcMar>
-              <w:top w:type="dxa" w:w="80"/>
-              <w:left w:type="dxa" w:w="120"/>
-              <w:bottom w:type="dxa" w:w="80"/>
-              <w:right w:type="dxa" w:w="120"/>
-            </w:tcMar>
-            <w:vAlign w:val="top"/>
-          </w:tcPr>
-          <w:p>
-            <w:pPr>
-              <w:spacing w:after="0"/>
-              <w:jc w:val="left"/>
-            </w:pPr>
-            <w:r>
-              <w:rPr>
-                <w:rFonts w:ascii="Calibri" w:cs="Calibri" w:eastAsia="Calibri" w:hAnsi="Calibri"/>
-                <w:b w:val="false"/>
-                <w:bCs w:val="false"/>
-                <w:color w:val="2A2E3A"/>
-                <w:sz w:val="18"/>
-                <w:szCs w:val="18"/>
-              </w:rPr>
-              <w:t xml:space="preserve">Launch</w:t>
-            </w:r>
-          </w:p>
-        </w:tc>
-        <w:tc>
-          <w:tcPr>
-            <w:tcW w:type="dxa" w:w="1200"/>
-            <w:tcBorders>
-              <w:top w:val="single" w:color="D5D3C8" w:sz="4"/>
-              <w:left w:val="single" w:color="D5D3C8" w:sz="4"/>
-              <w:bottom w:val="single" w:color="D5D3C8" w:sz="4"/>
-              <w:right w:val="single" w:color="D5D3C8" w:sz="4"/>
-            </w:tcBorders>
-            <w:tcMar>
-              <w:top w:type="dxa" w:w="80"/>
-              <w:left w:type="dxa" w:w="120"/>
-              <w:bottom w:type="dxa" w:w="80"/>
-              <w:right w:type="dxa" w:w="120"/>
-            </w:tcMar>
-            <w:vAlign w:val="top"/>
-          </w:tcPr>
-          <w:p>
-            <w:pPr>
-              <w:spacing w:after="0"/>
-              <w:jc w:val="center"/>
-            </w:pPr>
-            <w:r>
-              <w:rPr>
-                <w:rFonts w:ascii="Calibri" w:cs="Calibri" w:eastAsia="Calibri" w:hAnsi="Calibri"/>
-                <w:b w:val="false"/>
-                <w:bCs w:val="false"/>
-                <w:color w:val="2A2E3A"/>
-                <w:sz w:val="18"/>
-                <w:szCs w:val="18"/>
-              </w:rPr>
-              <w:t xml:space="preserve">High</w:t>
-            </w:r>
-          </w:p>
-        </w:tc>
-        <w:tc>
-          <w:tcPr>
-            <w:tcW w:type="dxa" w:w="4400"/>
-            <w:tcBorders>
-              <w:top w:val="single" w:color="D5D3C8" w:sz="4"/>
-              <w:left w:val="single" w:color="D5D3C8" w:sz="4"/>
-              <w:bottom w:val="single" w:color="D5D3C8" w:sz="4"/>
-              <w:right w:val="single" w:color="D5D3C8" w:sz="4"/>
-            </w:tcBorders>
-            <w:tcMar>
-              <w:top w:type="dxa" w:w="80"/>
-              <w:left w:type="dxa" w:w="120"/>
-              <w:bottom w:type="dxa" w:w="80"/>
-              <w:right w:type="dxa" w:w="120"/>
-            </w:tcMar>
-            <w:vAlign w:val="top"/>
-          </w:tcPr>
-          <w:p>
-            <w:pPr>
-              <w:spacing w:after="0"/>
-              <w:jc w:val="left"/>
-            </w:pPr>
-            <w:r>
-              <w:rPr>
-                <w:rFonts w:ascii="Calibri" w:cs="Calibri" w:eastAsia="Calibri" w:hAnsi="Calibri"/>
-                <w:b w:val="false"/>
-                <w:bCs w:val="false"/>
-                <w:color w:val="2A2E3A"/>
-                <w:sz w:val="18"/>
-                <w:szCs w:val="18"/>
-              </w:rPr>
-              <w:t xml:space="preserve">Pepeto Announces CoinMarketCap Listing Ahead Of Binance Amid BNB Price Prediction Points Toward $10,000</w:t>
-            </w:r>
-          </w:p>
-        </w:tc>
-        <w:tc>
-          <w:tcPr>
-            <w:tcW w:type="dxa" w:w="2360"/>
-            <w:tcBorders>
-              <w:top w:val="single" w:color="D5D3C8" w:sz="4"/>
-              <w:left w:val="single" w:color="D5D3C8" w:sz="4"/>
-              <w:bottom w:val="single" w:color="D5D3C8" w:sz="4"/>
-              <w:right w:val="single" w:color="D5D3C8" w:sz="4"/>
-            </w:tcBorders>
-            <w:tcMar>
-              <w:top w:type="dxa" w:w="80"/>
-              <w:left w:type="dxa" w:w="120"/>
-              <w:bottom w:type="dxa" w:w="80"/>
-              <w:right w:type="dxa" w:w="120"/>
-            </w:tcMar>
-            <w:vAlign w:val="top"/>
-          </w:tcPr>
-          <w:p>
-            <w:pPr>
-              <w:spacing w:after="0"/>
-              <w:jc w:val="left"/>
-            </w:pPr>
-            <w:r>
-              <w:rPr>
-                <w:rFonts w:ascii="Calibri" w:cs="Calibri" w:eastAsia="Calibri" w:hAnsi="Calibri"/>
-                <w:b w:val="false"/>
-                <w:bCs w:val="false"/>
-                <w:color w:val="2A2E3A"/>
-                <w:sz w:val="18"/>
-                <w:szCs w:val="18"/>
-              </w:rPr>
-              <w:t xml:space="preserve">GlobeNewswire · Public Company News</w:t>
-            </w:r>
-          </w:p>
-          <w:p>
-            <w:pPr>
-              <w:spacing w:after="0"/>
-              <w:jc w:val="left"/>
-            </w:pPr>
-            <w:r>
-              <w:rPr>
-                <w:rFonts w:ascii="Calibri" w:cs="Calibri" w:eastAsia="Calibri" w:hAnsi="Calibri"/>
-                <w:b w:val="false"/>
-                <w:bCs w:val="false"/>
-                <w:color w:val="2A2E3A"/>
-                <w:sz w:val="18"/>
-                <w:szCs w:val="18"/>
-              </w:rPr>
-              <w:t xml:space="preserve">https://www.globenewswire.com/news-release/2026/04/18/32765…</w:t>
-            </w:r>
-          </w:p>
-        </w:tc>
-      </w:tr>
-    </w:tbl>
-    <w:p>
-      <w:pPr>
-        <w:pStyle w:val="Heading3"/>
-        <w:keepNext/>
-        <w:spacing w:after="80" w:before="300"/>
-      </w:pPr>
-      <w:r>
-        <w:rPr>
-          <w:rFonts w:ascii="Calibri" w:cs="Calibri" w:eastAsia="Calibri" w:hAnsi="Calibri"/>
-          <w:b/>
-          <w:bCs/>
-          <w:color w:val="0E1E3F"/>
-          <w:sz w:val="24"/>
-          <w:szCs w:val="24"/>
-        </w:rPr>
-        <w:t xml:space="preserve">5. Khabib Nurmagomedov</w:t>
+        <w:t xml:space="preserve">4. Khabib Nurmagomedov</w:t>
       </w:r>
     </w:p>
     <w:tbl>
@@ -6949,584 +8072,7 @@
           <w:sz w:val="24"/>
           <w:szCs w:val="24"/>
         </w:rPr>
-        <w:t xml:space="preserve">6. Long time</w:t>
-      </w:r>
-    </w:p>
-    <w:tbl>
-      <w:tblPr>
-        <w:tblW w:type="dxa" w:w="9360"/>
-        <w:tblBorders>
-          <w:top w:val="single" w:color="auto" w:sz="4"/>
-          <w:left w:val="single" w:color="auto" w:sz="4"/>
-          <w:bottom w:val="single" w:color="auto" w:sz="4"/>
-          <w:right w:val="single" w:color="auto" w:sz="4"/>
-          <w:insideH w:val="single" w:color="auto" w:sz="4"/>
-          <w:insideV w:val="single" w:color="auto" w:sz="4"/>
-        </w:tblBorders>
-      </w:tblPr>
-      <w:tblGrid>
-        <w:gridCol w:w="2340"/>
-        <w:gridCol w:w="2340"/>
-        <w:gridCol w:w="2340"/>
-        <w:gridCol w:w="2340"/>
-      </w:tblGrid>
-      <w:tr>
-        <w:tc>
-          <w:tcPr>
-            <w:tcW w:type="dxa" w:w="2340"/>
-            <w:tcBorders>
-              <w:top w:val="single" w:color="D5D3C8" w:sz="4"/>
-              <w:left w:val="single" w:color="D5D3C8" w:sz="4"/>
-              <w:bottom w:val="single" w:color="D5D3C8" w:sz="4"/>
-              <w:right w:val="single" w:color="D5D3C8" w:sz="4"/>
-            </w:tcBorders>
-            <w:shd w:fill="F8F6EF" w:color="auto" w:val="clear"/>
-            <w:tcMar>
-              <w:top w:type="dxa" w:w="80"/>
-              <w:left w:type="dxa" w:w="120"/>
-              <w:bottom w:type="dxa" w:w="80"/>
-              <w:right w:type="dxa" w:w="120"/>
-            </w:tcMar>
-            <w:vAlign w:val="top"/>
-          </w:tcPr>
-          <w:p>
-            <w:pPr>
-              <w:spacing w:after="0"/>
-              <w:jc w:val="center"/>
-            </w:pPr>
-            <w:r>
-              <w:rPr>
-                <w:rFonts w:ascii="Calibri" w:cs="Calibri" w:eastAsia="Calibri" w:hAnsi="Calibri"/>
-                <w:b/>
-                <w:bCs/>
-                <w:color w:val="2A2E3A"/>
-                <w:sz w:val="18"/>
-                <w:szCs w:val="18"/>
-              </w:rPr>
-              <w:t xml:space="preserve">Composite: 51</w:t>
-            </w:r>
-          </w:p>
-        </w:tc>
-        <w:tc>
-          <w:tcPr>
-            <w:tcW w:type="dxa" w:w="2340"/>
-            <w:tcBorders>
-              <w:top w:val="single" w:color="D5D3C8" w:sz="4"/>
-              <w:left w:val="single" w:color="D5D3C8" w:sz="4"/>
-              <w:bottom w:val="single" w:color="D5D3C8" w:sz="4"/>
-              <w:right w:val="single" w:color="D5D3C8" w:sz="4"/>
-            </w:tcBorders>
-            <w:shd w:fill="F8F6EF" w:color="auto" w:val="clear"/>
-            <w:tcMar>
-              <w:top w:type="dxa" w:w="80"/>
-              <w:left w:type="dxa" w:w="120"/>
-              <w:bottom w:type="dxa" w:w="80"/>
-              <w:right w:type="dxa" w:w="120"/>
-            </w:tcMar>
-            <w:vAlign w:val="top"/>
-          </w:tcPr>
-          <w:p>
-            <w:pPr>
-              <w:spacing w:after="0"/>
-              <w:jc w:val="center"/>
-            </w:pPr>
-            <w:r>
-              <w:rPr>
-                <w:rFonts w:ascii="Calibri" w:cs="Calibri" w:eastAsia="Calibri" w:hAnsi="Calibri"/>
-                <w:b w:val="false"/>
-                <w:bCs w:val="false"/>
-                <w:color w:val="2A2E3A"/>
-                <w:sz w:val="18"/>
-                <w:szCs w:val="18"/>
-              </w:rPr>
-              <w:t xml:space="preserve">Investability: 45</w:t>
-            </w:r>
-          </w:p>
-        </w:tc>
-        <w:tc>
-          <w:tcPr>
-            <w:tcW w:type="dxa" w:w="2340"/>
-            <w:tcBorders>
-              <w:top w:val="single" w:color="D5D3C8" w:sz="4"/>
-              <w:left w:val="single" w:color="D5D3C8" w:sz="4"/>
-              <w:bottom w:val="single" w:color="D5D3C8" w:sz="4"/>
-              <w:right w:val="single" w:color="D5D3C8" w:sz="4"/>
-            </w:tcBorders>
-            <w:shd w:fill="F8F6EF" w:color="auto" w:val="clear"/>
-            <w:tcMar>
-              <w:top w:type="dxa" w:w="80"/>
-              <w:left w:type="dxa" w:w="120"/>
-              <w:bottom w:type="dxa" w:w="80"/>
-              <w:right w:type="dxa" w:w="120"/>
-            </w:tcMar>
-            <w:vAlign w:val="top"/>
-          </w:tcPr>
-          <w:p>
-            <w:pPr>
-              <w:spacing w:after="0"/>
-              <w:jc w:val="center"/>
-            </w:pPr>
-            <w:r>
-              <w:rPr>
-                <w:rFonts w:ascii="Calibri" w:cs="Calibri" w:eastAsia="Calibri" w:hAnsi="Calibri"/>
-                <w:b w:val="false"/>
-                <w:bCs w:val="false"/>
-                <w:color w:val="2A2E3A"/>
-                <w:sz w:val="18"/>
-                <w:szCs w:val="18"/>
-              </w:rPr>
-              <w:t xml:space="preserve">UAE alignment: 58</w:t>
-            </w:r>
-          </w:p>
-        </w:tc>
-        <w:tc>
-          <w:tcPr>
-            <w:tcW w:type="dxa" w:w="2340"/>
-            <w:tcBorders>
-              <w:top w:val="single" w:color="D5D3C8" w:sz="4"/>
-              <w:left w:val="single" w:color="D5D3C8" w:sz="4"/>
-              <w:bottom w:val="single" w:color="D5D3C8" w:sz="4"/>
-              <w:right w:val="single" w:color="D5D3C8" w:sz="4"/>
-            </w:tcBorders>
-            <w:shd w:fill="F8F6EF" w:color="auto" w:val="clear"/>
-            <w:tcMar>
-              <w:top w:type="dxa" w:w="80"/>
-              <w:left w:type="dxa" w:w="120"/>
-              <w:bottom w:type="dxa" w:w="80"/>
-              <w:right w:type="dxa" w:w="120"/>
-            </w:tcMar>
-            <w:vAlign w:val="top"/>
-          </w:tcPr>
-          <w:p>
-            <w:pPr>
-              <w:spacing w:after="0"/>
-              <w:jc w:val="center"/>
-            </w:pPr>
-            <w:r>
-              <w:rPr>
-                <w:rFonts w:ascii="Calibri" w:cs="Calibri" w:eastAsia="Calibri" w:hAnsi="Calibri"/>
-                <w:b w:val="false"/>
-                <w:bCs w:val="false"/>
-                <w:color w:val="2A2E3A"/>
-                <w:sz w:val="18"/>
-                <w:szCs w:val="18"/>
-              </w:rPr>
-              <w:t xml:space="preserve">Signals: 1</w:t>
-            </w:r>
-          </w:p>
-        </w:tc>
-      </w:tr>
-    </w:tbl>
-    <w:p>
-      <w:pPr>
-        <w:spacing w:after="60" w:before="160"/>
-      </w:pPr>
-      <w:r>
-        <w:rPr>
-          <w:rFonts w:ascii="Calibri" w:cs="Calibri" w:eastAsia="Calibri" w:hAnsi="Calibri"/>
-          <w:b/>
-          <w:bCs/>
-          <w:color w:val="0E1E3F"/>
-          <w:sz w:val="20"/>
-          <w:szCs w:val="20"/>
-        </w:rPr>
-        <w:t xml:space="preserve">Sectors: </w:t>
-      </w:r>
-      <w:r>
-        <w:rPr>
-          <w:rFonts w:ascii="Calibri" w:cs="Calibri" w:eastAsia="Calibri" w:hAnsi="Calibri"/>
-          <w:color w:val="4A4D57"/>
-          <w:sz w:val="20"/>
-          <w:szCs w:val="20"/>
-        </w:rPr>
-        <w:t xml:space="preserve">Fintech, Logistics, Space</w:t>
-      </w:r>
-    </w:p>
-    <w:p>
-      <w:pPr>
-        <w:spacing w:after="60"/>
-      </w:pPr>
-      <w:r>
-        <w:rPr>
-          <w:rFonts w:ascii="Calibri" w:cs="Calibri" w:eastAsia="Calibri" w:hAnsi="Calibri"/>
-          <w:b/>
-          <w:bCs/>
-          <w:color w:val="0E1E3F"/>
-          <w:sz w:val="20"/>
-          <w:szCs w:val="20"/>
-        </w:rPr>
-        <w:t xml:space="preserve">Headquarters: </w:t>
-      </w:r>
-      <w:r>
-        <w:rPr>
-          <w:rFonts w:ascii="Calibri" w:cs="Calibri" w:eastAsia="Calibri" w:hAnsi="Calibri"/>
-          <w:color w:val="4A4D57"/>
-          <w:sz w:val="20"/>
-          <w:szCs w:val="20"/>
-        </w:rPr>
-        <w:t xml:space="preserve">Dubai, United Arab Emirates</w:t>
-      </w:r>
-    </w:p>
-    <w:p>
-      <w:pPr>
-        <w:spacing w:after="80" w:before="160"/>
-      </w:pPr>
-      <w:r>
-        <w:rPr>
-          <w:rFonts w:ascii="Calibri" w:cs="Calibri" w:eastAsia="Calibri" w:hAnsi="Calibri"/>
-          <w:b/>
-          <w:bCs/>
-          <w:color w:val="8C6B3D"/>
-          <w:spacing w:val="40"/>
-          <w:sz w:val="20"/>
-          <w:szCs w:val="20"/>
-        </w:rPr>
-        <w:t xml:space="preserve">Detected signals</w:t>
-      </w:r>
-    </w:p>
-    <w:tbl>
-      <w:tblPr>
-        <w:tblW w:type="dxa" w:w="9360"/>
-        <w:tblBorders>
-          <w:top w:val="single" w:color="auto" w:sz="4"/>
-          <w:left w:val="single" w:color="auto" w:sz="4"/>
-          <w:bottom w:val="single" w:color="auto" w:sz="4"/>
-          <w:right w:val="single" w:color="auto" w:sz="4"/>
-          <w:insideH w:val="single" w:color="auto" w:sz="4"/>
-          <w:insideV w:val="single" w:color="auto" w:sz="4"/>
-        </w:tblBorders>
-      </w:tblPr>
-      <w:tblGrid>
-        <w:gridCol w:w="1400"/>
-        <w:gridCol w:w="1200"/>
-        <w:gridCol w:w="4400"/>
-        <w:gridCol w:w="2360"/>
-      </w:tblGrid>
-      <w:tr>
-        <w:trPr>
-          <w:tblHeader/>
-        </w:trPr>
-        <w:tc>
-          <w:tcPr>
-            <w:tcW w:type="dxa" w:w="1400"/>
-            <w:tcBorders>
-              <w:top w:val="single" w:color="D5D3C8" w:sz="4"/>
-              <w:left w:val="single" w:color="D5D3C8" w:sz="4"/>
-              <w:bottom w:val="single" w:color="D5D3C8" w:sz="4"/>
-              <w:right w:val="single" w:color="D5D3C8" w:sz="4"/>
-            </w:tcBorders>
-            <w:shd w:fill="0E1E3F" w:color="auto" w:val="clear"/>
-            <w:tcMar>
-              <w:top w:type="dxa" w:w="80"/>
-              <w:left w:type="dxa" w:w="120"/>
-              <w:bottom w:type="dxa" w:w="80"/>
-              <w:right w:type="dxa" w:w="120"/>
-            </w:tcMar>
-            <w:vAlign w:val="top"/>
-          </w:tcPr>
-          <w:p>
-            <w:pPr>
-              <w:spacing w:after="0"/>
-              <w:jc w:val="left"/>
-            </w:pPr>
-            <w:r>
-              <w:rPr>
-                <w:rFonts w:ascii="Calibri" w:cs="Calibri" w:eastAsia="Calibri" w:hAnsi="Calibri"/>
-                <w:b/>
-                <w:bCs/>
-                <w:color w:val="FFFFFF"/>
-                <w:sz w:val="18"/>
-                <w:szCs w:val="18"/>
-              </w:rPr>
-              <w:t xml:space="preserve">Type</w:t>
-            </w:r>
-          </w:p>
-        </w:tc>
-        <w:tc>
-          <w:tcPr>
-            <w:tcW w:type="dxa" w:w="1200"/>
-            <w:tcBorders>
-              <w:top w:val="single" w:color="D5D3C8" w:sz="4"/>
-              <w:left w:val="single" w:color="D5D3C8" w:sz="4"/>
-              <w:bottom w:val="single" w:color="D5D3C8" w:sz="4"/>
-              <w:right w:val="single" w:color="D5D3C8" w:sz="4"/>
-            </w:tcBorders>
-            <w:shd w:fill="0E1E3F" w:color="auto" w:val="clear"/>
-            <w:tcMar>
-              <w:top w:type="dxa" w:w="80"/>
-              <w:left w:type="dxa" w:w="120"/>
-              <w:bottom w:type="dxa" w:w="80"/>
-              <w:right w:type="dxa" w:w="120"/>
-            </w:tcMar>
-            <w:vAlign w:val="top"/>
-          </w:tcPr>
-          <w:p>
-            <w:pPr>
-              <w:spacing w:after="0"/>
-              <w:jc w:val="center"/>
-            </w:pPr>
-            <w:r>
-              <w:rPr>
-                <w:rFonts w:ascii="Calibri" w:cs="Calibri" w:eastAsia="Calibri" w:hAnsi="Calibri"/>
-                <w:b/>
-                <w:bCs/>
-                <w:color w:val="FFFFFF"/>
-                <w:sz w:val="18"/>
-                <w:szCs w:val="18"/>
-              </w:rPr>
-              <w:t xml:space="preserve">Strength</w:t>
-            </w:r>
-          </w:p>
-        </w:tc>
-        <w:tc>
-          <w:tcPr>
-            <w:tcW w:type="dxa" w:w="4400"/>
-            <w:tcBorders>
-              <w:top w:val="single" w:color="D5D3C8" w:sz="4"/>
-              <w:left w:val="single" w:color="D5D3C8" w:sz="4"/>
-              <w:bottom w:val="single" w:color="D5D3C8" w:sz="4"/>
-              <w:right w:val="single" w:color="D5D3C8" w:sz="4"/>
-            </w:tcBorders>
-            <w:shd w:fill="0E1E3F" w:color="auto" w:val="clear"/>
-            <w:tcMar>
-              <w:top w:type="dxa" w:w="80"/>
-              <w:left w:type="dxa" w:w="120"/>
-              <w:bottom w:type="dxa" w:w="80"/>
-              <w:right w:type="dxa" w:w="120"/>
-            </w:tcMar>
-            <w:vAlign w:val="top"/>
-          </w:tcPr>
-          <w:p>
-            <w:pPr>
-              <w:spacing w:after="0"/>
-              <w:jc w:val="left"/>
-            </w:pPr>
-            <w:r>
-              <w:rPr>
-                <w:rFonts w:ascii="Calibri" w:cs="Calibri" w:eastAsia="Calibri" w:hAnsi="Calibri"/>
-                <w:b/>
-                <w:bCs/>
-                <w:color w:val="FFFFFF"/>
-                <w:sz w:val="18"/>
-                <w:szCs w:val="18"/>
-              </w:rPr>
-              <w:t xml:space="preserve">Headline</w:t>
-            </w:r>
-          </w:p>
-        </w:tc>
-        <w:tc>
-          <w:tcPr>
-            <w:tcW w:type="dxa" w:w="2360"/>
-            <w:tcBorders>
-              <w:top w:val="single" w:color="D5D3C8" w:sz="4"/>
-              <w:left w:val="single" w:color="D5D3C8" w:sz="4"/>
-              <w:bottom w:val="single" w:color="D5D3C8" w:sz="4"/>
-              <w:right w:val="single" w:color="D5D3C8" w:sz="4"/>
-            </w:tcBorders>
-            <w:shd w:fill="0E1E3F" w:color="auto" w:val="clear"/>
-            <w:tcMar>
-              <w:top w:type="dxa" w:w="80"/>
-              <w:left w:type="dxa" w:w="120"/>
-              <w:bottom w:type="dxa" w:w="80"/>
-              <w:right w:type="dxa" w:w="120"/>
-            </w:tcMar>
-            <w:vAlign w:val="top"/>
-          </w:tcPr>
-          <w:p>
-            <w:pPr>
-              <w:spacing w:after="0"/>
-              <w:jc w:val="left"/>
-            </w:pPr>
-            <w:r>
-              <w:rPr>
-                <w:rFonts w:ascii="Calibri" w:cs="Calibri" w:eastAsia="Calibri" w:hAnsi="Calibri"/>
-                <w:b/>
-                <w:bCs/>
-                <w:color w:val="FFFFFF"/>
-                <w:sz w:val="18"/>
-                <w:szCs w:val="18"/>
-              </w:rPr>
-              <w:t xml:space="preserve">Source</w:t>
-            </w:r>
-          </w:p>
-        </w:tc>
-      </w:tr>
-      <w:tr>
-        <w:tc>
-          <w:tcPr>
-            <w:tcW w:type="dxa" w:w="1400"/>
-            <w:tcBorders>
-              <w:top w:val="single" w:color="D5D3C8" w:sz="4"/>
-              <w:left w:val="single" w:color="D5D3C8" w:sz="4"/>
-              <w:bottom w:val="single" w:color="D5D3C8" w:sz="4"/>
-              <w:right w:val="single" w:color="D5D3C8" w:sz="4"/>
-            </w:tcBorders>
-            <w:tcMar>
-              <w:top w:type="dxa" w:w="80"/>
-              <w:left w:type="dxa" w:w="120"/>
-              <w:bottom w:type="dxa" w:w="80"/>
-              <w:right w:type="dxa" w:w="120"/>
-            </w:tcMar>
-            <w:vAlign w:val="top"/>
-          </w:tcPr>
-          <w:p>
-            <w:pPr>
-              <w:spacing w:after="0"/>
-              <w:jc w:val="left"/>
-            </w:pPr>
-            <w:r>
-              <w:rPr>
-                <w:rFonts w:ascii="Calibri" w:cs="Calibri" w:eastAsia="Calibri" w:hAnsi="Calibri"/>
-                <w:b w:val="false"/>
-                <w:bCs w:val="false"/>
-                <w:color w:val="2A2E3A"/>
-                <w:sz w:val="18"/>
-                <w:szCs w:val="18"/>
-              </w:rPr>
-              <w:t xml:space="preserve">Launch</w:t>
-            </w:r>
-          </w:p>
-        </w:tc>
-        <w:tc>
-          <w:tcPr>
-            <w:tcW w:type="dxa" w:w="1200"/>
-            <w:tcBorders>
-              <w:top w:val="single" w:color="D5D3C8" w:sz="4"/>
-              <w:left w:val="single" w:color="D5D3C8" w:sz="4"/>
-              <w:bottom w:val="single" w:color="D5D3C8" w:sz="4"/>
-              <w:right w:val="single" w:color="D5D3C8" w:sz="4"/>
-            </w:tcBorders>
-            <w:tcMar>
-              <w:top w:type="dxa" w:w="80"/>
-              <w:left w:type="dxa" w:w="120"/>
-              <w:bottom w:type="dxa" w:w="80"/>
-              <w:right w:type="dxa" w:w="120"/>
-            </w:tcMar>
-            <w:vAlign w:val="top"/>
-          </w:tcPr>
-          <w:p>
-            <w:pPr>
-              <w:spacing w:after="0"/>
-              <w:jc w:val="center"/>
-            </w:pPr>
-            <w:r>
-              <w:rPr>
-                <w:rFonts w:ascii="Calibri" w:cs="Calibri" w:eastAsia="Calibri" w:hAnsi="Calibri"/>
-                <w:b w:val="false"/>
-                <w:bCs w:val="false"/>
-                <w:color w:val="2A2E3A"/>
-                <w:sz w:val="18"/>
-                <w:szCs w:val="18"/>
-              </w:rPr>
-              <w:t xml:space="preserve">High</w:t>
-            </w:r>
-          </w:p>
-        </w:tc>
-        <w:tc>
-          <w:tcPr>
-            <w:tcW w:type="dxa" w:w="4400"/>
-            <w:tcBorders>
-              <w:top w:val="single" w:color="D5D3C8" w:sz="4"/>
-              <w:left w:val="single" w:color="D5D3C8" w:sz="4"/>
-              <w:bottom w:val="single" w:color="D5D3C8" w:sz="4"/>
-              <w:right w:val="single" w:color="D5D3C8" w:sz="4"/>
-            </w:tcBorders>
-            <w:tcMar>
-              <w:top w:type="dxa" w:w="80"/>
-              <w:left w:type="dxa" w:w="120"/>
-              <w:bottom w:type="dxa" w:w="80"/>
-              <w:right w:type="dxa" w:w="120"/>
-            </w:tcMar>
-            <w:vAlign w:val="top"/>
-          </w:tcPr>
-          <w:p>
-            <w:pPr>
-              <w:spacing w:after="0"/>
-              <w:jc w:val="left"/>
-            </w:pPr>
-            <w:r>
-              <w:rPr>
-                <w:rFonts w:ascii="Calibri" w:cs="Calibri" w:eastAsia="Calibri" w:hAnsi="Calibri"/>
-                <w:b w:val="false"/>
-                <w:bCs w:val="false"/>
-                <w:color w:val="2A2E3A"/>
-                <w:sz w:val="18"/>
-                <w:szCs w:val="18"/>
-              </w:rPr>
-              <w:t xml:space="preserve">New Crypto Pepeto Second Tier One Exchange Debut Alongside Binance Amid Elon Musk Favorite Crypto Dogecoin News</w:t>
-            </w:r>
-          </w:p>
-        </w:tc>
-        <w:tc>
-          <w:tcPr>
-            <w:tcW w:type="dxa" w:w="2360"/>
-            <w:tcBorders>
-              <w:top w:val="single" w:color="D5D3C8" w:sz="4"/>
-              <w:left w:val="single" w:color="D5D3C8" w:sz="4"/>
-              <w:bottom w:val="single" w:color="D5D3C8" w:sz="4"/>
-              <w:right w:val="single" w:color="D5D3C8" w:sz="4"/>
-            </w:tcBorders>
-            <w:tcMar>
-              <w:top w:type="dxa" w:w="80"/>
-              <w:left w:type="dxa" w:w="120"/>
-              <w:bottom w:type="dxa" w:w="80"/>
-              <w:right w:type="dxa" w:w="120"/>
-            </w:tcMar>
-            <w:vAlign w:val="top"/>
-          </w:tcPr>
-          <w:p>
-            <w:pPr>
-              <w:spacing w:after="0"/>
-              <w:jc w:val="left"/>
-            </w:pPr>
-            <w:r>
-              <w:rPr>
-                <w:rFonts w:ascii="Calibri" w:cs="Calibri" w:eastAsia="Calibri" w:hAnsi="Calibri"/>
-                <w:b w:val="false"/>
-                <w:bCs w:val="false"/>
-                <w:color w:val="2A2E3A"/>
-                <w:sz w:val="18"/>
-                <w:szCs w:val="18"/>
-              </w:rPr>
-              <w:t xml:space="preserve">GlobeNewswire · Public Company News</w:t>
-            </w:r>
-          </w:p>
-          <w:p>
-            <w:pPr>
-              <w:spacing w:after="0"/>
-              <w:jc w:val="left"/>
-            </w:pPr>
-            <w:r>
-              <w:rPr>
-                <w:rFonts w:ascii="Calibri" w:cs="Calibri" w:eastAsia="Calibri" w:hAnsi="Calibri"/>
-                <w:b w:val="false"/>
-                <w:bCs w:val="false"/>
-                <w:color w:val="2A2E3A"/>
-                <w:sz w:val="18"/>
-                <w:szCs w:val="18"/>
-              </w:rPr>
-              <w:t xml:space="preserve">https://www.globenewswire.com/news-release/2026/04/19/32766…</w:t>
-            </w:r>
-          </w:p>
-        </w:tc>
-      </w:tr>
-    </w:tbl>
-    <w:p>
-      <w:pPr>
-        <w:pStyle w:val="Heading3"/>
-        <w:keepNext/>
-        <w:spacing w:after="80" w:before="300"/>
-      </w:pPr>
-      <w:r>
-        <w:rPr>
-          <w:rFonts w:ascii="Calibri" w:cs="Calibri" w:eastAsia="Calibri" w:hAnsi="Calibri"/>
-          <w:b/>
-          <w:bCs/>
-          <w:color w:val="0E1E3F"/>
-          <w:sz w:val="24"/>
-          <w:szCs w:val="24"/>
-        </w:rPr>
-        <w:t xml:space="preserve">7. Pepeto</w:t>
+        <w:t xml:space="preserve">5. Pepeto</w:t>
       </w:r>
     </w:p>
     <w:tbl>
@@ -8103,7 +8649,7 @@
           <w:sz w:val="24"/>
           <w:szCs w:val="24"/>
         </w:rPr>
-        <w:t xml:space="preserve">8. Pepeto</w:t>
+        <w:t xml:space="preserve">6. Pepeto</w:t>
       </w:r>
     </w:p>
     <w:tbl>
@@ -8680,7 +9226,7 @@
           <w:sz w:val="24"/>
           <w:szCs w:val="24"/>
         </w:rPr>
-        <w:t xml:space="preserve">9. Etihad Airways</w:t>
+        <w:t xml:space="preserve">7. Etihad Airways</w:t>
       </w:r>
     </w:p>
     <w:tbl>
@@ -9257,7 +9803,7 @@
           <w:sz w:val="24"/>
           <w:szCs w:val="24"/>
         </w:rPr>
-        <w:t xml:space="preserve">10. Aramco</w:t>
+        <w:t xml:space="preserve">8. Aramco</w:t>
       </w:r>
     </w:p>
     <w:tbl>
@@ -9834,7 +10380,7 @@
           <w:sz w:val="24"/>
           <w:szCs w:val="24"/>
         </w:rPr>
-        <w:t xml:space="preserve">11. Via Separations</w:t>
+        <w:t xml:space="preserve">9. Via Separations</w:t>
       </w:r>
     </w:p>
     <w:tbl>
@@ -10411,7 +10957,7 @@
           <w:sz w:val="24"/>
           <w:szCs w:val="24"/>
         </w:rPr>
-        <w:t xml:space="preserve">12. Modon Real Estate</w:t>
+        <w:t xml:space="preserve">10. Modon Real Estate</w:t>
       </w:r>
     </w:p>
     <w:tbl>
@@ -10988,7 +11534,7 @@
           <w:sz w:val="24"/>
           <w:szCs w:val="24"/>
         </w:rPr>
-        <w:t xml:space="preserve">13. Tara Park with flexible payment</w:t>
+        <w:t xml:space="preserve">11. Tara Park with flexible payment</w:t>
       </w:r>
     </w:p>
     <w:tbl>
@@ -11565,7 +12111,7 @@
           <w:sz w:val="24"/>
           <w:szCs w:val="24"/>
         </w:rPr>
-        <w:t xml:space="preserve">14. Modon Real Estate</w:t>
+        <w:t xml:space="preserve">12. Modon Real Estate</w:t>
       </w:r>
     </w:p>
     <w:tbl>
@@ -12142,7 +12688,7 @@
           <w:sz w:val="24"/>
           <w:szCs w:val="24"/>
         </w:rPr>
-        <w:t xml:space="preserve">15. ElGoat</w:t>
+        <w:t xml:space="preserve">13. ElGoat</w:t>
       </w:r>
     </w:p>
     <w:tbl>
@@ -12719,7 +13265,7 @@
           <w:sz w:val="24"/>
           <w:szCs w:val="24"/>
         </w:rPr>
-        <w:t xml:space="preserve">16. Frimex</w:t>
+        <w:t xml:space="preserve">14. Frimex</w:t>
       </w:r>
     </w:p>
     <w:tbl>
@@ -13296,7 +13842,7 @@
           <w:sz w:val="24"/>
           <w:szCs w:val="24"/>
         </w:rPr>
-        <w:t xml:space="preserve">17. Maison Safqa</w:t>
+        <w:t xml:space="preserve">15. Maison Safqa</w:t>
       </w:r>
     </w:p>
     <w:tbl>
@@ -13853,6 +14399,5939 @@
                 <w:szCs w:val="18"/>
               </w:rPr>
               <w:t xml:space="preserve">http://wamda.com/2026/04/backed-sanabil-500-maison-safqa-se…</w:t>
+            </w:r>
+          </w:p>
+        </w:tc>
+      </w:tr>
+    </w:tbl>
+    <w:p>
+      <w:pPr>
+        <w:pStyle w:val="Heading3"/>
+        <w:keepNext/>
+        <w:spacing w:after="80" w:before="300"/>
+      </w:pPr>
+      <w:r>
+        <w:rPr>
+          <w:rFonts w:ascii="Calibri" w:cs="Calibri" w:eastAsia="Calibri" w:hAnsi="Calibri"/>
+          <w:b/>
+          <w:bCs/>
+          <w:color w:val="0E1E3F"/>
+          <w:sz w:val="24"/>
+          <w:szCs w:val="24"/>
+        </w:rPr>
+        <w:t xml:space="preserve">16. Joa Capital and other</w:t>
+      </w:r>
+    </w:p>
+    <w:tbl>
+      <w:tblPr>
+        <w:tblW w:type="dxa" w:w="9360"/>
+        <w:tblBorders>
+          <w:top w:val="single" w:color="auto" w:sz="4"/>
+          <w:left w:val="single" w:color="auto" w:sz="4"/>
+          <w:bottom w:val="single" w:color="auto" w:sz="4"/>
+          <w:right w:val="single" w:color="auto" w:sz="4"/>
+          <w:insideH w:val="single" w:color="auto" w:sz="4"/>
+          <w:insideV w:val="single" w:color="auto" w:sz="4"/>
+        </w:tblBorders>
+      </w:tblPr>
+      <w:tblGrid>
+        <w:gridCol w:w="2340"/>
+        <w:gridCol w:w="2340"/>
+        <w:gridCol w:w="2340"/>
+        <w:gridCol w:w="2340"/>
+      </w:tblGrid>
+      <w:tr>
+        <w:tc>
+          <w:tcPr>
+            <w:tcW w:type="dxa" w:w="2340"/>
+            <w:tcBorders>
+              <w:top w:val="single" w:color="D5D3C8" w:sz="4"/>
+              <w:left w:val="single" w:color="D5D3C8" w:sz="4"/>
+              <w:bottom w:val="single" w:color="D5D3C8" w:sz="4"/>
+              <w:right w:val="single" w:color="D5D3C8" w:sz="4"/>
+            </w:tcBorders>
+            <w:shd w:fill="F8F6EF" w:color="auto" w:val="clear"/>
+            <w:tcMar>
+              <w:top w:type="dxa" w:w="80"/>
+              <w:left w:type="dxa" w:w="120"/>
+              <w:bottom w:type="dxa" w:w="80"/>
+              <w:right w:type="dxa" w:w="120"/>
+            </w:tcMar>
+            <w:vAlign w:val="top"/>
+          </w:tcPr>
+          <w:p>
+            <w:pPr>
+              <w:spacing w:after="0"/>
+              <w:jc w:val="center"/>
+            </w:pPr>
+            <w:r>
+              <w:rPr>
+                <w:rFonts w:ascii="Calibri" w:cs="Calibri" w:eastAsia="Calibri" w:hAnsi="Calibri"/>
+                <w:b/>
+                <w:bCs/>
+                <w:color w:val="2A2E3A"/>
+                <w:sz w:val="18"/>
+                <w:szCs w:val="18"/>
+              </w:rPr>
+              <w:t xml:space="preserve">Composite: 46</w:t>
+            </w:r>
+          </w:p>
+        </w:tc>
+        <w:tc>
+          <w:tcPr>
+            <w:tcW w:type="dxa" w:w="2340"/>
+            <w:tcBorders>
+              <w:top w:val="single" w:color="D5D3C8" w:sz="4"/>
+              <w:left w:val="single" w:color="D5D3C8" w:sz="4"/>
+              <w:bottom w:val="single" w:color="D5D3C8" w:sz="4"/>
+              <w:right w:val="single" w:color="D5D3C8" w:sz="4"/>
+            </w:tcBorders>
+            <w:shd w:fill="F8F6EF" w:color="auto" w:val="clear"/>
+            <w:tcMar>
+              <w:top w:type="dxa" w:w="80"/>
+              <w:left w:type="dxa" w:w="120"/>
+              <w:bottom w:type="dxa" w:w="80"/>
+              <w:right w:type="dxa" w:w="120"/>
+            </w:tcMar>
+            <w:vAlign w:val="top"/>
+          </w:tcPr>
+          <w:p>
+            <w:pPr>
+              <w:spacing w:after="0"/>
+              <w:jc w:val="center"/>
+            </w:pPr>
+            <w:r>
+              <w:rPr>
+                <w:rFonts w:ascii="Calibri" w:cs="Calibri" w:eastAsia="Calibri" w:hAnsi="Calibri"/>
+                <w:b w:val="false"/>
+                <w:bCs w:val="false"/>
+                <w:color w:val="2A2E3A"/>
+                <w:sz w:val="18"/>
+                <w:szCs w:val="18"/>
+              </w:rPr>
+              <w:t xml:space="preserve">Investability: 47</w:t>
+            </w:r>
+          </w:p>
+        </w:tc>
+        <w:tc>
+          <w:tcPr>
+            <w:tcW w:type="dxa" w:w="2340"/>
+            <w:tcBorders>
+              <w:top w:val="single" w:color="D5D3C8" w:sz="4"/>
+              <w:left w:val="single" w:color="D5D3C8" w:sz="4"/>
+              <w:bottom w:val="single" w:color="D5D3C8" w:sz="4"/>
+              <w:right w:val="single" w:color="D5D3C8" w:sz="4"/>
+            </w:tcBorders>
+            <w:shd w:fill="F8F6EF" w:color="auto" w:val="clear"/>
+            <w:tcMar>
+              <w:top w:type="dxa" w:w="80"/>
+              <w:left w:type="dxa" w:w="120"/>
+              <w:bottom w:type="dxa" w:w="80"/>
+              <w:right w:type="dxa" w:w="120"/>
+            </w:tcMar>
+            <w:vAlign w:val="top"/>
+          </w:tcPr>
+          <w:p>
+            <w:pPr>
+              <w:spacing w:after="0"/>
+              <w:jc w:val="center"/>
+            </w:pPr>
+            <w:r>
+              <w:rPr>
+                <w:rFonts w:ascii="Calibri" w:cs="Calibri" w:eastAsia="Calibri" w:hAnsi="Calibri"/>
+                <w:b w:val="false"/>
+                <w:bCs w:val="false"/>
+                <w:color w:val="2A2E3A"/>
+                <w:sz w:val="18"/>
+                <w:szCs w:val="18"/>
+              </w:rPr>
+              <w:t xml:space="preserve">UAE alignment: 44</w:t>
+            </w:r>
+          </w:p>
+        </w:tc>
+        <w:tc>
+          <w:tcPr>
+            <w:tcW w:type="dxa" w:w="2340"/>
+            <w:tcBorders>
+              <w:top w:val="single" w:color="D5D3C8" w:sz="4"/>
+              <w:left w:val="single" w:color="D5D3C8" w:sz="4"/>
+              <w:bottom w:val="single" w:color="D5D3C8" w:sz="4"/>
+              <w:right w:val="single" w:color="D5D3C8" w:sz="4"/>
+            </w:tcBorders>
+            <w:shd w:fill="F8F6EF" w:color="auto" w:val="clear"/>
+            <w:tcMar>
+              <w:top w:type="dxa" w:w="80"/>
+              <w:left w:type="dxa" w:w="120"/>
+              <w:bottom w:type="dxa" w:w="80"/>
+              <w:right w:type="dxa" w:w="120"/>
+            </w:tcMar>
+            <w:vAlign w:val="top"/>
+          </w:tcPr>
+          <w:p>
+            <w:pPr>
+              <w:spacing w:after="0"/>
+              <w:jc w:val="center"/>
+            </w:pPr>
+            <w:r>
+              <w:rPr>
+                <w:rFonts w:ascii="Calibri" w:cs="Calibri" w:eastAsia="Calibri" w:hAnsi="Calibri"/>
+                <w:b w:val="false"/>
+                <w:bCs w:val="false"/>
+                <w:color w:val="2A2E3A"/>
+                <w:sz w:val="18"/>
+                <w:szCs w:val="18"/>
+              </w:rPr>
+              <w:t xml:space="preserve">Signals: 1</w:t>
+            </w:r>
+          </w:p>
+        </w:tc>
+      </w:tr>
+    </w:tbl>
+    <w:p>
+      <w:pPr>
+        <w:spacing w:after="60" w:before="160"/>
+      </w:pPr>
+      <w:r>
+        <w:rPr>
+          <w:rFonts w:ascii="Calibri" w:cs="Calibri" w:eastAsia="Calibri" w:hAnsi="Calibri"/>
+          <w:b/>
+          <w:bCs/>
+          <w:color w:val="0E1E3F"/>
+          <w:sz w:val="20"/>
+          <w:szCs w:val="20"/>
+        </w:rPr>
+        <w:t xml:space="preserve">Sectors: </w:t>
+      </w:r>
+      <w:r>
+        <w:rPr>
+          <w:rFonts w:ascii="Calibri" w:cs="Calibri" w:eastAsia="Calibri" w:hAnsi="Calibri"/>
+          <w:color w:val="4A4D57"/>
+          <w:sz w:val="20"/>
+          <w:szCs w:val="20"/>
+        </w:rPr>
+        <w:t xml:space="preserve">Logistics, E-commerce, Manufacturing</w:t>
+      </w:r>
+    </w:p>
+    <w:p>
+      <w:pPr>
+        <w:spacing w:after="60"/>
+      </w:pPr>
+      <w:r>
+        <w:rPr>
+          <w:rFonts w:ascii="Calibri" w:cs="Calibri" w:eastAsia="Calibri" w:hAnsi="Calibri"/>
+          <w:b/>
+          <w:bCs/>
+          <w:color w:val="0E1E3F"/>
+          <w:sz w:val="20"/>
+          <w:szCs w:val="20"/>
+        </w:rPr>
+        <w:t xml:space="preserve">Headquarters: </w:t>
+      </w:r>
+      <w:r>
+        <w:rPr>
+          <w:rFonts w:ascii="Calibri" w:cs="Calibri" w:eastAsia="Calibri" w:hAnsi="Calibri"/>
+          <w:color w:val="4A4D57"/>
+          <w:sz w:val="20"/>
+          <w:szCs w:val="20"/>
+        </w:rPr>
+        <w:t xml:space="preserve">Saudi Arabia</w:t>
+      </w:r>
+    </w:p>
+    <w:p>
+      <w:pPr>
+        <w:spacing w:after="80" w:before="160"/>
+      </w:pPr>
+      <w:r>
+        <w:rPr>
+          <w:rFonts w:ascii="Calibri" w:cs="Calibri" w:eastAsia="Calibri" w:hAnsi="Calibri"/>
+          <w:b/>
+          <w:bCs/>
+          <w:color w:val="8C6B3D"/>
+          <w:spacing w:val="40"/>
+          <w:sz w:val="20"/>
+          <w:szCs w:val="20"/>
+        </w:rPr>
+        <w:t xml:space="preserve">Detected signals</w:t>
+      </w:r>
+    </w:p>
+    <w:tbl>
+      <w:tblPr>
+        <w:tblW w:type="dxa" w:w="9360"/>
+        <w:tblBorders>
+          <w:top w:val="single" w:color="auto" w:sz="4"/>
+          <w:left w:val="single" w:color="auto" w:sz="4"/>
+          <w:bottom w:val="single" w:color="auto" w:sz="4"/>
+          <w:right w:val="single" w:color="auto" w:sz="4"/>
+          <w:insideH w:val="single" w:color="auto" w:sz="4"/>
+          <w:insideV w:val="single" w:color="auto" w:sz="4"/>
+        </w:tblBorders>
+      </w:tblPr>
+      <w:tblGrid>
+        <w:gridCol w:w="1400"/>
+        <w:gridCol w:w="1200"/>
+        <w:gridCol w:w="4400"/>
+        <w:gridCol w:w="2360"/>
+      </w:tblGrid>
+      <w:tr>
+        <w:trPr>
+          <w:tblHeader/>
+        </w:trPr>
+        <w:tc>
+          <w:tcPr>
+            <w:tcW w:type="dxa" w:w="1400"/>
+            <w:tcBorders>
+              <w:top w:val="single" w:color="D5D3C8" w:sz="4"/>
+              <w:left w:val="single" w:color="D5D3C8" w:sz="4"/>
+              <w:bottom w:val="single" w:color="D5D3C8" w:sz="4"/>
+              <w:right w:val="single" w:color="D5D3C8" w:sz="4"/>
+            </w:tcBorders>
+            <w:shd w:fill="0E1E3F" w:color="auto" w:val="clear"/>
+            <w:tcMar>
+              <w:top w:type="dxa" w:w="80"/>
+              <w:left w:type="dxa" w:w="120"/>
+              <w:bottom w:type="dxa" w:w="80"/>
+              <w:right w:type="dxa" w:w="120"/>
+            </w:tcMar>
+            <w:vAlign w:val="top"/>
+          </w:tcPr>
+          <w:p>
+            <w:pPr>
+              <w:spacing w:after="0"/>
+              <w:jc w:val="left"/>
+            </w:pPr>
+            <w:r>
+              <w:rPr>
+                <w:rFonts w:ascii="Calibri" w:cs="Calibri" w:eastAsia="Calibri" w:hAnsi="Calibri"/>
+                <w:b/>
+                <w:bCs/>
+                <w:color w:val="FFFFFF"/>
+                <w:sz w:val="18"/>
+                <w:szCs w:val="18"/>
+              </w:rPr>
+              <w:t xml:space="preserve">Type</w:t>
+            </w:r>
+          </w:p>
+        </w:tc>
+        <w:tc>
+          <w:tcPr>
+            <w:tcW w:type="dxa" w:w="1200"/>
+            <w:tcBorders>
+              <w:top w:val="single" w:color="D5D3C8" w:sz="4"/>
+              <w:left w:val="single" w:color="D5D3C8" w:sz="4"/>
+              <w:bottom w:val="single" w:color="D5D3C8" w:sz="4"/>
+              <w:right w:val="single" w:color="D5D3C8" w:sz="4"/>
+            </w:tcBorders>
+            <w:shd w:fill="0E1E3F" w:color="auto" w:val="clear"/>
+            <w:tcMar>
+              <w:top w:type="dxa" w:w="80"/>
+              <w:left w:type="dxa" w:w="120"/>
+              <w:bottom w:type="dxa" w:w="80"/>
+              <w:right w:type="dxa" w:w="120"/>
+            </w:tcMar>
+            <w:vAlign w:val="top"/>
+          </w:tcPr>
+          <w:p>
+            <w:pPr>
+              <w:spacing w:after="0"/>
+              <w:jc w:val="center"/>
+            </w:pPr>
+            <w:r>
+              <w:rPr>
+                <w:rFonts w:ascii="Calibri" w:cs="Calibri" w:eastAsia="Calibri" w:hAnsi="Calibri"/>
+                <w:b/>
+                <w:bCs/>
+                <w:color w:val="FFFFFF"/>
+                <w:sz w:val="18"/>
+                <w:szCs w:val="18"/>
+              </w:rPr>
+              <w:t xml:space="preserve">Strength</w:t>
+            </w:r>
+          </w:p>
+        </w:tc>
+        <w:tc>
+          <w:tcPr>
+            <w:tcW w:type="dxa" w:w="4400"/>
+            <w:tcBorders>
+              <w:top w:val="single" w:color="D5D3C8" w:sz="4"/>
+              <w:left w:val="single" w:color="D5D3C8" w:sz="4"/>
+              <w:bottom w:val="single" w:color="D5D3C8" w:sz="4"/>
+              <w:right w:val="single" w:color="D5D3C8" w:sz="4"/>
+            </w:tcBorders>
+            <w:shd w:fill="0E1E3F" w:color="auto" w:val="clear"/>
+            <w:tcMar>
+              <w:top w:type="dxa" w:w="80"/>
+              <w:left w:type="dxa" w:w="120"/>
+              <w:bottom w:type="dxa" w:w="80"/>
+              <w:right w:type="dxa" w:w="120"/>
+            </w:tcMar>
+            <w:vAlign w:val="top"/>
+          </w:tcPr>
+          <w:p>
+            <w:pPr>
+              <w:spacing w:after="0"/>
+              <w:jc w:val="left"/>
+            </w:pPr>
+            <w:r>
+              <w:rPr>
+                <w:rFonts w:ascii="Calibri" w:cs="Calibri" w:eastAsia="Calibri" w:hAnsi="Calibri"/>
+                <w:b/>
+                <w:bCs/>
+                <w:color w:val="FFFFFF"/>
+                <w:sz w:val="18"/>
+                <w:szCs w:val="18"/>
+              </w:rPr>
+              <w:t xml:space="preserve">Headline</w:t>
+            </w:r>
+          </w:p>
+        </w:tc>
+        <w:tc>
+          <w:tcPr>
+            <w:tcW w:type="dxa" w:w="2360"/>
+            <w:tcBorders>
+              <w:top w:val="single" w:color="D5D3C8" w:sz="4"/>
+              <w:left w:val="single" w:color="D5D3C8" w:sz="4"/>
+              <w:bottom w:val="single" w:color="D5D3C8" w:sz="4"/>
+              <w:right w:val="single" w:color="D5D3C8" w:sz="4"/>
+            </w:tcBorders>
+            <w:shd w:fill="0E1E3F" w:color="auto" w:val="clear"/>
+            <w:tcMar>
+              <w:top w:type="dxa" w:w="80"/>
+              <w:left w:type="dxa" w:w="120"/>
+              <w:bottom w:type="dxa" w:w="80"/>
+              <w:right w:type="dxa" w:w="120"/>
+            </w:tcMar>
+            <w:vAlign w:val="top"/>
+          </w:tcPr>
+          <w:p>
+            <w:pPr>
+              <w:spacing w:after="0"/>
+              <w:jc w:val="left"/>
+            </w:pPr>
+            <w:r>
+              <w:rPr>
+                <w:rFonts w:ascii="Calibri" w:cs="Calibri" w:eastAsia="Calibri" w:hAnsi="Calibri"/>
+                <w:b/>
+                <w:bCs/>
+                <w:color w:val="FFFFFF"/>
+                <w:sz w:val="18"/>
+                <w:szCs w:val="18"/>
+              </w:rPr>
+              <w:t xml:space="preserve">Source</w:t>
+            </w:r>
+          </w:p>
+        </w:tc>
+      </w:tr>
+      <w:tr>
+        <w:tc>
+          <w:tcPr>
+            <w:tcW w:type="dxa" w:w="1400"/>
+            <w:tcBorders>
+              <w:top w:val="single" w:color="D5D3C8" w:sz="4"/>
+              <w:left w:val="single" w:color="D5D3C8" w:sz="4"/>
+              <w:bottom w:val="single" w:color="D5D3C8" w:sz="4"/>
+              <w:right w:val="single" w:color="D5D3C8" w:sz="4"/>
+            </w:tcBorders>
+            <w:tcMar>
+              <w:top w:type="dxa" w:w="80"/>
+              <w:left w:type="dxa" w:w="120"/>
+              <w:bottom w:type="dxa" w:w="80"/>
+              <w:right w:type="dxa" w:w="120"/>
+            </w:tcMar>
+            <w:vAlign w:val="top"/>
+          </w:tcPr>
+          <w:p>
+            <w:pPr>
+              <w:spacing w:after="0"/>
+              <w:jc w:val="left"/>
+            </w:pPr>
+            <w:r>
+              <w:rPr>
+                <w:rFonts w:ascii="Calibri" w:cs="Calibri" w:eastAsia="Calibri" w:hAnsi="Calibri"/>
+                <w:b w:val="false"/>
+                <w:bCs w:val="false"/>
+                <w:color w:val="2A2E3A"/>
+                <w:sz w:val="18"/>
+                <w:szCs w:val="18"/>
+              </w:rPr>
+              <w:t xml:space="preserve">Funding</w:t>
+            </w:r>
+          </w:p>
+        </w:tc>
+        <w:tc>
+          <w:tcPr>
+            <w:tcW w:type="dxa" w:w="1200"/>
+            <w:tcBorders>
+              <w:top w:val="single" w:color="D5D3C8" w:sz="4"/>
+              <w:left w:val="single" w:color="D5D3C8" w:sz="4"/>
+              <w:bottom w:val="single" w:color="D5D3C8" w:sz="4"/>
+              <w:right w:val="single" w:color="D5D3C8" w:sz="4"/>
+            </w:tcBorders>
+            <w:tcMar>
+              <w:top w:type="dxa" w:w="80"/>
+              <w:left w:type="dxa" w:w="120"/>
+              <w:bottom w:type="dxa" w:w="80"/>
+              <w:right w:type="dxa" w:w="120"/>
+            </w:tcMar>
+            <w:vAlign w:val="top"/>
+          </w:tcPr>
+          <w:p>
+            <w:pPr>
+              <w:spacing w:after="0"/>
+              <w:jc w:val="center"/>
+            </w:pPr>
+            <w:r>
+              <w:rPr>
+                <w:rFonts w:ascii="Calibri" w:cs="Calibri" w:eastAsia="Calibri" w:hAnsi="Calibri"/>
+                <w:b w:val="false"/>
+                <w:bCs w:val="false"/>
+                <w:color w:val="2A2E3A"/>
+                <w:sz w:val="18"/>
+                <w:szCs w:val="18"/>
+              </w:rPr>
+              <w:t xml:space="preserve">High</w:t>
+            </w:r>
+          </w:p>
+        </w:tc>
+        <w:tc>
+          <w:tcPr>
+            <w:tcW w:type="dxa" w:w="4400"/>
+            <w:tcBorders>
+              <w:top w:val="single" w:color="D5D3C8" w:sz="4"/>
+              <w:left w:val="single" w:color="D5D3C8" w:sz="4"/>
+              <w:bottom w:val="single" w:color="D5D3C8" w:sz="4"/>
+              <w:right w:val="single" w:color="D5D3C8" w:sz="4"/>
+            </w:tcBorders>
+            <w:tcMar>
+              <w:top w:type="dxa" w:w="80"/>
+              <w:left w:type="dxa" w:w="120"/>
+              <w:bottom w:type="dxa" w:w="80"/>
+              <w:right w:type="dxa" w:w="120"/>
+            </w:tcMar>
+            <w:vAlign w:val="top"/>
+          </w:tcPr>
+          <w:p>
+            <w:pPr>
+              <w:spacing w:after="0"/>
+              <w:jc w:val="left"/>
+            </w:pPr>
+            <w:r>
+              <w:rPr>
+                <w:rFonts w:ascii="Calibri" w:cs="Calibri" w:eastAsia="Calibri" w:hAnsi="Calibri"/>
+                <w:b w:val="false"/>
+                <w:bCs w:val="false"/>
+                <w:color w:val="2A2E3A"/>
+                <w:sz w:val="18"/>
+                <w:szCs w:val="18"/>
+              </w:rPr>
+              <w:t xml:space="preserve">Aya closes $7 million Series A to scale on-demand fashion model</w:t>
+            </w:r>
+          </w:p>
+        </w:tc>
+        <w:tc>
+          <w:tcPr>
+            <w:tcW w:type="dxa" w:w="2360"/>
+            <w:tcBorders>
+              <w:top w:val="single" w:color="D5D3C8" w:sz="4"/>
+              <w:left w:val="single" w:color="D5D3C8" w:sz="4"/>
+              <w:bottom w:val="single" w:color="D5D3C8" w:sz="4"/>
+              <w:right w:val="single" w:color="D5D3C8" w:sz="4"/>
+            </w:tcBorders>
+            <w:tcMar>
+              <w:top w:type="dxa" w:w="80"/>
+              <w:left w:type="dxa" w:w="120"/>
+              <w:bottom w:type="dxa" w:w="80"/>
+              <w:right w:type="dxa" w:w="120"/>
+            </w:tcMar>
+            <w:vAlign w:val="top"/>
+          </w:tcPr>
+          <w:p>
+            <w:pPr>
+              <w:spacing w:after="0"/>
+              <w:jc w:val="left"/>
+            </w:pPr>
+            <w:r>
+              <w:rPr>
+                <w:rFonts w:ascii="Calibri" w:cs="Calibri" w:eastAsia="Calibri" w:hAnsi="Calibri"/>
+                <w:b w:val="false"/>
+                <w:bCs w:val="false"/>
+                <w:color w:val="2A2E3A"/>
+                <w:sz w:val="18"/>
+                <w:szCs w:val="18"/>
+              </w:rPr>
+              <w:t xml:space="preserve">Wamda</w:t>
+            </w:r>
+          </w:p>
+          <w:p>
+            <w:pPr>
+              <w:spacing w:after="0"/>
+              <w:jc w:val="left"/>
+            </w:pPr>
+            <w:r>
+              <w:rPr>
+                <w:rFonts w:ascii="Calibri" w:cs="Calibri" w:eastAsia="Calibri" w:hAnsi="Calibri"/>
+                <w:b w:val="false"/>
+                <w:bCs w:val="false"/>
+                <w:color w:val="2A2E3A"/>
+                <w:sz w:val="18"/>
+                <w:szCs w:val="18"/>
+              </w:rPr>
+              <w:t xml:space="preserve">http://wamda.com/2026/04/aya-closes-7-million-series-a-scal…</w:t>
+            </w:r>
+          </w:p>
+        </w:tc>
+      </w:tr>
+    </w:tbl>
+    <w:p>
+      <w:pPr>
+        <w:pStyle w:val="Heading3"/>
+        <w:keepNext/>
+        <w:spacing w:after="80" w:before="300"/>
+      </w:pPr>
+      <w:r>
+        <w:rPr>
+          <w:rFonts w:ascii="Calibri" w:cs="Calibri" w:eastAsia="Calibri" w:hAnsi="Calibri"/>
+          <w:b/>
+          <w:bCs/>
+          <w:color w:val="0E1E3F"/>
+          <w:sz w:val="24"/>
+          <w:szCs w:val="24"/>
+        </w:rPr>
+        <w:t xml:space="preserve">17. Lucky</w:t>
+      </w:r>
+    </w:p>
+    <w:tbl>
+      <w:tblPr>
+        <w:tblW w:type="dxa" w:w="9360"/>
+        <w:tblBorders>
+          <w:top w:val="single" w:color="auto" w:sz="4"/>
+          <w:left w:val="single" w:color="auto" w:sz="4"/>
+          <w:bottom w:val="single" w:color="auto" w:sz="4"/>
+          <w:right w:val="single" w:color="auto" w:sz="4"/>
+          <w:insideH w:val="single" w:color="auto" w:sz="4"/>
+          <w:insideV w:val="single" w:color="auto" w:sz="4"/>
+        </w:tblBorders>
+      </w:tblPr>
+      <w:tblGrid>
+        <w:gridCol w:w="2340"/>
+        <w:gridCol w:w="2340"/>
+        <w:gridCol w:w="2340"/>
+        <w:gridCol w:w="2340"/>
+      </w:tblGrid>
+      <w:tr>
+        <w:tc>
+          <w:tcPr>
+            <w:tcW w:type="dxa" w:w="2340"/>
+            <w:tcBorders>
+              <w:top w:val="single" w:color="D5D3C8" w:sz="4"/>
+              <w:left w:val="single" w:color="D5D3C8" w:sz="4"/>
+              <w:bottom w:val="single" w:color="D5D3C8" w:sz="4"/>
+              <w:right w:val="single" w:color="D5D3C8" w:sz="4"/>
+            </w:tcBorders>
+            <w:shd w:fill="F8F6EF" w:color="auto" w:val="clear"/>
+            <w:tcMar>
+              <w:top w:type="dxa" w:w="80"/>
+              <w:left w:type="dxa" w:w="120"/>
+              <w:bottom w:type="dxa" w:w="80"/>
+              <w:right w:type="dxa" w:w="120"/>
+            </w:tcMar>
+            <w:vAlign w:val="top"/>
+          </w:tcPr>
+          <w:p>
+            <w:pPr>
+              <w:spacing w:after="0"/>
+              <w:jc w:val="center"/>
+            </w:pPr>
+            <w:r>
+              <w:rPr>
+                <w:rFonts w:ascii="Calibri" w:cs="Calibri" w:eastAsia="Calibri" w:hAnsi="Calibri"/>
+                <w:b/>
+                <w:bCs/>
+                <w:color w:val="2A2E3A"/>
+                <w:sz w:val="18"/>
+                <w:szCs w:val="18"/>
+              </w:rPr>
+              <w:t xml:space="preserve">Composite: 46</w:t>
+            </w:r>
+          </w:p>
+        </w:tc>
+        <w:tc>
+          <w:tcPr>
+            <w:tcW w:type="dxa" w:w="2340"/>
+            <w:tcBorders>
+              <w:top w:val="single" w:color="D5D3C8" w:sz="4"/>
+              <w:left w:val="single" w:color="D5D3C8" w:sz="4"/>
+              <w:bottom w:val="single" w:color="D5D3C8" w:sz="4"/>
+              <w:right w:val="single" w:color="D5D3C8" w:sz="4"/>
+            </w:tcBorders>
+            <w:shd w:fill="F8F6EF" w:color="auto" w:val="clear"/>
+            <w:tcMar>
+              <w:top w:type="dxa" w:w="80"/>
+              <w:left w:type="dxa" w:w="120"/>
+              <w:bottom w:type="dxa" w:w="80"/>
+              <w:right w:type="dxa" w:w="120"/>
+            </w:tcMar>
+            <w:vAlign w:val="top"/>
+          </w:tcPr>
+          <w:p>
+            <w:pPr>
+              <w:spacing w:after="0"/>
+              <w:jc w:val="center"/>
+            </w:pPr>
+            <w:r>
+              <w:rPr>
+                <w:rFonts w:ascii="Calibri" w:cs="Calibri" w:eastAsia="Calibri" w:hAnsi="Calibri"/>
+                <w:b w:val="false"/>
+                <w:bCs w:val="false"/>
+                <w:color w:val="2A2E3A"/>
+                <w:sz w:val="18"/>
+                <w:szCs w:val="18"/>
+              </w:rPr>
+              <w:t xml:space="preserve">Investability: 54</w:t>
+            </w:r>
+          </w:p>
+        </w:tc>
+        <w:tc>
+          <w:tcPr>
+            <w:tcW w:type="dxa" w:w="2340"/>
+            <w:tcBorders>
+              <w:top w:val="single" w:color="D5D3C8" w:sz="4"/>
+              <w:left w:val="single" w:color="D5D3C8" w:sz="4"/>
+              <w:bottom w:val="single" w:color="D5D3C8" w:sz="4"/>
+              <w:right w:val="single" w:color="D5D3C8" w:sz="4"/>
+            </w:tcBorders>
+            <w:shd w:fill="F8F6EF" w:color="auto" w:val="clear"/>
+            <w:tcMar>
+              <w:top w:type="dxa" w:w="80"/>
+              <w:left w:type="dxa" w:w="120"/>
+              <w:bottom w:type="dxa" w:w="80"/>
+              <w:right w:type="dxa" w:w="120"/>
+            </w:tcMar>
+            <w:vAlign w:val="top"/>
+          </w:tcPr>
+          <w:p>
+            <w:pPr>
+              <w:spacing w:after="0"/>
+              <w:jc w:val="center"/>
+            </w:pPr>
+            <w:r>
+              <w:rPr>
+                <w:rFonts w:ascii="Calibri" w:cs="Calibri" w:eastAsia="Calibri" w:hAnsi="Calibri"/>
+                <w:b w:val="false"/>
+                <w:bCs w:val="false"/>
+                <w:color w:val="2A2E3A"/>
+                <w:sz w:val="18"/>
+                <w:szCs w:val="18"/>
+              </w:rPr>
+              <w:t xml:space="preserve">UAE alignment: 38</w:t>
+            </w:r>
+          </w:p>
+        </w:tc>
+        <w:tc>
+          <w:tcPr>
+            <w:tcW w:type="dxa" w:w="2340"/>
+            <w:tcBorders>
+              <w:top w:val="single" w:color="D5D3C8" w:sz="4"/>
+              <w:left w:val="single" w:color="D5D3C8" w:sz="4"/>
+              <w:bottom w:val="single" w:color="D5D3C8" w:sz="4"/>
+              <w:right w:val="single" w:color="D5D3C8" w:sz="4"/>
+            </w:tcBorders>
+            <w:shd w:fill="F8F6EF" w:color="auto" w:val="clear"/>
+            <w:tcMar>
+              <w:top w:type="dxa" w:w="80"/>
+              <w:left w:type="dxa" w:w="120"/>
+              <w:bottom w:type="dxa" w:w="80"/>
+              <w:right w:type="dxa" w:w="120"/>
+            </w:tcMar>
+            <w:vAlign w:val="top"/>
+          </w:tcPr>
+          <w:p>
+            <w:pPr>
+              <w:spacing w:after="0"/>
+              <w:jc w:val="center"/>
+            </w:pPr>
+            <w:r>
+              <w:rPr>
+                <w:rFonts w:ascii="Calibri" w:cs="Calibri" w:eastAsia="Calibri" w:hAnsi="Calibri"/>
+                <w:b w:val="false"/>
+                <w:bCs w:val="false"/>
+                <w:color w:val="2A2E3A"/>
+                <w:sz w:val="18"/>
+                <w:szCs w:val="18"/>
+              </w:rPr>
+              <w:t xml:space="preserve">Signals: 2</w:t>
+            </w:r>
+          </w:p>
+        </w:tc>
+      </w:tr>
+    </w:tbl>
+    <w:p>
+      <w:pPr>
+        <w:spacing w:after="60" w:before="160"/>
+      </w:pPr>
+      <w:r>
+        <w:rPr>
+          <w:rFonts w:ascii="Calibri" w:cs="Calibri" w:eastAsia="Calibri" w:hAnsi="Calibri"/>
+          <w:b/>
+          <w:bCs/>
+          <w:color w:val="0E1E3F"/>
+          <w:sz w:val="20"/>
+          <w:szCs w:val="20"/>
+        </w:rPr>
+        <w:t xml:space="preserve">Sectors: </w:t>
+      </w:r>
+      <w:r>
+        <w:rPr>
+          <w:rFonts w:ascii="Calibri" w:cs="Calibri" w:eastAsia="Calibri" w:hAnsi="Calibri"/>
+          <w:color w:val="4A4D57"/>
+          <w:sz w:val="20"/>
+          <w:szCs w:val="20"/>
+        </w:rPr>
+        <w:t xml:space="preserve">Fintech, Logistics, Real Estate</w:t>
+      </w:r>
+    </w:p>
+    <w:p>
+      <w:pPr>
+        <w:spacing w:after="60"/>
+      </w:pPr>
+      <w:r>
+        <w:rPr>
+          <w:rFonts w:ascii="Calibri" w:cs="Calibri" w:eastAsia="Calibri" w:hAnsi="Calibri"/>
+          <w:b/>
+          <w:bCs/>
+          <w:color w:val="0E1E3F"/>
+          <w:sz w:val="20"/>
+          <w:szCs w:val="20"/>
+        </w:rPr>
+        <w:t xml:space="preserve">Headquarters: </w:t>
+      </w:r>
+      <w:r>
+        <w:rPr>
+          <w:rFonts w:ascii="Calibri" w:cs="Calibri" w:eastAsia="Calibri" w:hAnsi="Calibri"/>
+          <w:color w:val="4A4D57"/>
+          <w:sz w:val="20"/>
+          <w:szCs w:val="20"/>
+        </w:rPr>
+        <w:t xml:space="preserve">Egypt</w:t>
+      </w:r>
+    </w:p>
+    <w:p>
+      <w:pPr>
+        <w:spacing w:after="80" w:before="160"/>
+      </w:pPr>
+      <w:r>
+        <w:rPr>
+          <w:rFonts w:ascii="Calibri" w:cs="Calibri" w:eastAsia="Calibri" w:hAnsi="Calibri"/>
+          <w:b/>
+          <w:bCs/>
+          <w:color w:val="8C6B3D"/>
+          <w:spacing w:val="40"/>
+          <w:sz w:val="20"/>
+          <w:szCs w:val="20"/>
+        </w:rPr>
+        <w:t xml:space="preserve">Detected signals</w:t>
+      </w:r>
+    </w:p>
+    <w:tbl>
+      <w:tblPr>
+        <w:tblW w:type="dxa" w:w="9360"/>
+        <w:tblBorders>
+          <w:top w:val="single" w:color="auto" w:sz="4"/>
+          <w:left w:val="single" w:color="auto" w:sz="4"/>
+          <w:bottom w:val="single" w:color="auto" w:sz="4"/>
+          <w:right w:val="single" w:color="auto" w:sz="4"/>
+          <w:insideH w:val="single" w:color="auto" w:sz="4"/>
+          <w:insideV w:val="single" w:color="auto" w:sz="4"/>
+        </w:tblBorders>
+      </w:tblPr>
+      <w:tblGrid>
+        <w:gridCol w:w="1400"/>
+        <w:gridCol w:w="1200"/>
+        <w:gridCol w:w="4400"/>
+        <w:gridCol w:w="2360"/>
+      </w:tblGrid>
+      <w:tr>
+        <w:trPr>
+          <w:tblHeader/>
+        </w:trPr>
+        <w:tc>
+          <w:tcPr>
+            <w:tcW w:type="dxa" w:w="1400"/>
+            <w:tcBorders>
+              <w:top w:val="single" w:color="D5D3C8" w:sz="4"/>
+              <w:left w:val="single" w:color="D5D3C8" w:sz="4"/>
+              <w:bottom w:val="single" w:color="D5D3C8" w:sz="4"/>
+              <w:right w:val="single" w:color="D5D3C8" w:sz="4"/>
+            </w:tcBorders>
+            <w:shd w:fill="0E1E3F" w:color="auto" w:val="clear"/>
+            <w:tcMar>
+              <w:top w:type="dxa" w:w="80"/>
+              <w:left w:type="dxa" w:w="120"/>
+              <w:bottom w:type="dxa" w:w="80"/>
+              <w:right w:type="dxa" w:w="120"/>
+            </w:tcMar>
+            <w:vAlign w:val="top"/>
+          </w:tcPr>
+          <w:p>
+            <w:pPr>
+              <w:spacing w:after="0"/>
+              <w:jc w:val="left"/>
+            </w:pPr>
+            <w:r>
+              <w:rPr>
+                <w:rFonts w:ascii="Calibri" w:cs="Calibri" w:eastAsia="Calibri" w:hAnsi="Calibri"/>
+                <w:b/>
+                <w:bCs/>
+                <w:color w:val="FFFFFF"/>
+                <w:sz w:val="18"/>
+                <w:szCs w:val="18"/>
+              </w:rPr>
+              <w:t xml:space="preserve">Type</w:t>
+            </w:r>
+          </w:p>
+        </w:tc>
+        <w:tc>
+          <w:tcPr>
+            <w:tcW w:type="dxa" w:w="1200"/>
+            <w:tcBorders>
+              <w:top w:val="single" w:color="D5D3C8" w:sz="4"/>
+              <w:left w:val="single" w:color="D5D3C8" w:sz="4"/>
+              <w:bottom w:val="single" w:color="D5D3C8" w:sz="4"/>
+              <w:right w:val="single" w:color="D5D3C8" w:sz="4"/>
+            </w:tcBorders>
+            <w:shd w:fill="0E1E3F" w:color="auto" w:val="clear"/>
+            <w:tcMar>
+              <w:top w:type="dxa" w:w="80"/>
+              <w:left w:type="dxa" w:w="120"/>
+              <w:bottom w:type="dxa" w:w="80"/>
+              <w:right w:type="dxa" w:w="120"/>
+            </w:tcMar>
+            <w:vAlign w:val="top"/>
+          </w:tcPr>
+          <w:p>
+            <w:pPr>
+              <w:spacing w:after="0"/>
+              <w:jc w:val="center"/>
+            </w:pPr>
+            <w:r>
+              <w:rPr>
+                <w:rFonts w:ascii="Calibri" w:cs="Calibri" w:eastAsia="Calibri" w:hAnsi="Calibri"/>
+                <w:b/>
+                <w:bCs/>
+                <w:color w:val="FFFFFF"/>
+                <w:sz w:val="18"/>
+                <w:szCs w:val="18"/>
+              </w:rPr>
+              <w:t xml:space="preserve">Strength</w:t>
+            </w:r>
+          </w:p>
+        </w:tc>
+        <w:tc>
+          <w:tcPr>
+            <w:tcW w:type="dxa" w:w="4400"/>
+            <w:tcBorders>
+              <w:top w:val="single" w:color="D5D3C8" w:sz="4"/>
+              <w:left w:val="single" w:color="D5D3C8" w:sz="4"/>
+              <w:bottom w:val="single" w:color="D5D3C8" w:sz="4"/>
+              <w:right w:val="single" w:color="D5D3C8" w:sz="4"/>
+            </w:tcBorders>
+            <w:shd w:fill="0E1E3F" w:color="auto" w:val="clear"/>
+            <w:tcMar>
+              <w:top w:type="dxa" w:w="80"/>
+              <w:left w:type="dxa" w:w="120"/>
+              <w:bottom w:type="dxa" w:w="80"/>
+              <w:right w:type="dxa" w:w="120"/>
+            </w:tcMar>
+            <w:vAlign w:val="top"/>
+          </w:tcPr>
+          <w:p>
+            <w:pPr>
+              <w:spacing w:after="0"/>
+              <w:jc w:val="left"/>
+            </w:pPr>
+            <w:r>
+              <w:rPr>
+                <w:rFonts w:ascii="Calibri" w:cs="Calibri" w:eastAsia="Calibri" w:hAnsi="Calibri"/>
+                <w:b/>
+                <w:bCs/>
+                <w:color w:val="FFFFFF"/>
+                <w:sz w:val="18"/>
+                <w:szCs w:val="18"/>
+              </w:rPr>
+              <w:t xml:space="preserve">Headline</w:t>
+            </w:r>
+          </w:p>
+        </w:tc>
+        <w:tc>
+          <w:tcPr>
+            <w:tcW w:type="dxa" w:w="2360"/>
+            <w:tcBorders>
+              <w:top w:val="single" w:color="D5D3C8" w:sz="4"/>
+              <w:left w:val="single" w:color="D5D3C8" w:sz="4"/>
+              <w:bottom w:val="single" w:color="D5D3C8" w:sz="4"/>
+              <w:right w:val="single" w:color="D5D3C8" w:sz="4"/>
+            </w:tcBorders>
+            <w:shd w:fill="0E1E3F" w:color="auto" w:val="clear"/>
+            <w:tcMar>
+              <w:top w:type="dxa" w:w="80"/>
+              <w:left w:type="dxa" w:w="120"/>
+              <w:bottom w:type="dxa" w:w="80"/>
+              <w:right w:type="dxa" w:w="120"/>
+            </w:tcMar>
+            <w:vAlign w:val="top"/>
+          </w:tcPr>
+          <w:p>
+            <w:pPr>
+              <w:spacing w:after="0"/>
+              <w:jc w:val="left"/>
+            </w:pPr>
+            <w:r>
+              <w:rPr>
+                <w:rFonts w:ascii="Calibri" w:cs="Calibri" w:eastAsia="Calibri" w:hAnsi="Calibri"/>
+                <w:b/>
+                <w:bCs/>
+                <w:color w:val="FFFFFF"/>
+                <w:sz w:val="18"/>
+                <w:szCs w:val="18"/>
+              </w:rPr>
+              <w:t xml:space="preserve">Source</w:t>
+            </w:r>
+          </w:p>
+        </w:tc>
+      </w:tr>
+      <w:tr>
+        <w:tc>
+          <w:tcPr>
+            <w:tcW w:type="dxa" w:w="1400"/>
+            <w:tcBorders>
+              <w:top w:val="single" w:color="D5D3C8" w:sz="4"/>
+              <w:left w:val="single" w:color="D5D3C8" w:sz="4"/>
+              <w:bottom w:val="single" w:color="D5D3C8" w:sz="4"/>
+              <w:right w:val="single" w:color="D5D3C8" w:sz="4"/>
+            </w:tcBorders>
+            <w:tcMar>
+              <w:top w:type="dxa" w:w="80"/>
+              <w:left w:type="dxa" w:w="120"/>
+              <w:bottom w:type="dxa" w:w="80"/>
+              <w:right w:type="dxa" w:w="120"/>
+            </w:tcMar>
+            <w:vAlign w:val="top"/>
+          </w:tcPr>
+          <w:p>
+            <w:pPr>
+              <w:spacing w:after="0"/>
+              <w:jc w:val="left"/>
+            </w:pPr>
+            <w:r>
+              <w:rPr>
+                <w:rFonts w:ascii="Calibri" w:cs="Calibri" w:eastAsia="Calibri" w:hAnsi="Calibri"/>
+                <w:b w:val="false"/>
+                <w:bCs w:val="false"/>
+                <w:color w:val="2A2E3A"/>
+                <w:sz w:val="18"/>
+                <w:szCs w:val="18"/>
+              </w:rPr>
+              <w:t xml:space="preserve">Funding</w:t>
+            </w:r>
+          </w:p>
+        </w:tc>
+        <w:tc>
+          <w:tcPr>
+            <w:tcW w:type="dxa" w:w="1200"/>
+            <w:tcBorders>
+              <w:top w:val="single" w:color="D5D3C8" w:sz="4"/>
+              <w:left w:val="single" w:color="D5D3C8" w:sz="4"/>
+              <w:bottom w:val="single" w:color="D5D3C8" w:sz="4"/>
+              <w:right w:val="single" w:color="D5D3C8" w:sz="4"/>
+            </w:tcBorders>
+            <w:tcMar>
+              <w:top w:type="dxa" w:w="80"/>
+              <w:left w:type="dxa" w:w="120"/>
+              <w:bottom w:type="dxa" w:w="80"/>
+              <w:right w:type="dxa" w:w="120"/>
+            </w:tcMar>
+            <w:vAlign w:val="top"/>
+          </w:tcPr>
+          <w:p>
+            <w:pPr>
+              <w:spacing w:after="0"/>
+              <w:jc w:val="center"/>
+            </w:pPr>
+            <w:r>
+              <w:rPr>
+                <w:rFonts w:ascii="Calibri" w:cs="Calibri" w:eastAsia="Calibri" w:hAnsi="Calibri"/>
+                <w:b w:val="false"/>
+                <w:bCs w:val="false"/>
+                <w:color w:val="2A2E3A"/>
+                <w:sz w:val="18"/>
+                <w:szCs w:val="18"/>
+              </w:rPr>
+              <w:t xml:space="preserve">High</w:t>
+            </w:r>
+          </w:p>
+        </w:tc>
+        <w:tc>
+          <w:tcPr>
+            <w:tcW w:type="dxa" w:w="4400"/>
+            <w:tcBorders>
+              <w:top w:val="single" w:color="D5D3C8" w:sz="4"/>
+              <w:left w:val="single" w:color="D5D3C8" w:sz="4"/>
+              <w:bottom w:val="single" w:color="D5D3C8" w:sz="4"/>
+              <w:right w:val="single" w:color="D5D3C8" w:sz="4"/>
+            </w:tcBorders>
+            <w:tcMar>
+              <w:top w:type="dxa" w:w="80"/>
+              <w:left w:type="dxa" w:w="120"/>
+              <w:bottom w:type="dxa" w:w="80"/>
+              <w:right w:type="dxa" w:w="120"/>
+            </w:tcMar>
+            <w:vAlign w:val="top"/>
+          </w:tcPr>
+          <w:p>
+            <w:pPr>
+              <w:spacing w:after="0"/>
+              <w:jc w:val="left"/>
+            </w:pPr>
+            <w:r>
+              <w:rPr>
+                <w:rFonts w:ascii="Calibri" w:cs="Calibri" w:eastAsia="Calibri" w:hAnsi="Calibri"/>
+                <w:b w:val="false"/>
+                <w:bCs w:val="false"/>
+                <w:color w:val="2A2E3A"/>
+                <w:sz w:val="18"/>
+                <w:szCs w:val="18"/>
+              </w:rPr>
+              <w:t xml:space="preserve">Lucky secures $23m in Series B to fuel North Africa expansion - FinTech Futures</w:t>
+            </w:r>
+          </w:p>
+        </w:tc>
+        <w:tc>
+          <w:tcPr>
+            <w:tcW w:type="dxa" w:w="2360"/>
+            <w:tcBorders>
+              <w:top w:val="single" w:color="D5D3C8" w:sz="4"/>
+              <w:left w:val="single" w:color="D5D3C8" w:sz="4"/>
+              <w:bottom w:val="single" w:color="D5D3C8" w:sz="4"/>
+              <w:right w:val="single" w:color="D5D3C8" w:sz="4"/>
+            </w:tcBorders>
+            <w:tcMar>
+              <w:top w:type="dxa" w:w="80"/>
+              <w:left w:type="dxa" w:w="120"/>
+              <w:bottom w:type="dxa" w:w="80"/>
+              <w:right w:type="dxa" w:w="120"/>
+            </w:tcMar>
+            <w:vAlign w:val="top"/>
+          </w:tcPr>
+          <w:p>
+            <w:pPr>
+              <w:spacing w:after="0"/>
+              <w:jc w:val="left"/>
+            </w:pPr>
+            <w:r>
+              <w:rPr>
+                <w:rFonts w:ascii="Calibri" w:cs="Calibri" w:eastAsia="Calibri" w:hAnsi="Calibri"/>
+                <w:b w:val="false"/>
+                <w:bCs w:val="false"/>
+                <w:color w:val="2A2E3A"/>
+                <w:sz w:val="18"/>
+                <w:szCs w:val="18"/>
+              </w:rPr>
+              <w:t xml:space="preserve">Google News · Fintech Futures</w:t>
+            </w:r>
+          </w:p>
+          <w:p>
+            <w:pPr>
+              <w:spacing w:after="0"/>
+              <w:jc w:val="left"/>
+            </w:pPr>
+            <w:r>
+              <w:rPr>
+                <w:rFonts w:ascii="Calibri" w:cs="Calibri" w:eastAsia="Calibri" w:hAnsi="Calibri"/>
+                <w:b w:val="false"/>
+                <w:bCs w:val="false"/>
+                <w:color w:val="2A2E3A"/>
+                <w:sz w:val="18"/>
+                <w:szCs w:val="18"/>
+              </w:rPr>
+              <w:t xml:space="preserve">https://news.google.com/rss/articles/CBMitgFBVV95cUxPcW5xck…</w:t>
+            </w:r>
+          </w:p>
+        </w:tc>
+      </w:tr>
+      <w:tr>
+        <w:tc>
+          <w:tcPr>
+            <w:tcW w:type="dxa" w:w="1400"/>
+            <w:tcBorders>
+              <w:top w:val="single" w:color="D5D3C8" w:sz="4"/>
+              <w:left w:val="single" w:color="D5D3C8" w:sz="4"/>
+              <w:bottom w:val="single" w:color="D5D3C8" w:sz="4"/>
+              <w:right w:val="single" w:color="D5D3C8" w:sz="4"/>
+            </w:tcBorders>
+            <w:shd w:fill="F8F6EF" w:color="auto" w:val="clear"/>
+            <w:tcMar>
+              <w:top w:type="dxa" w:w="80"/>
+              <w:left w:type="dxa" w:w="120"/>
+              <w:bottom w:type="dxa" w:w="80"/>
+              <w:right w:type="dxa" w:w="120"/>
+            </w:tcMar>
+            <w:vAlign w:val="top"/>
+          </w:tcPr>
+          <w:p>
+            <w:pPr>
+              <w:spacing w:after="0"/>
+              <w:jc w:val="left"/>
+            </w:pPr>
+            <w:r>
+              <w:rPr>
+                <w:rFonts w:ascii="Calibri" w:cs="Calibri" w:eastAsia="Calibri" w:hAnsi="Calibri"/>
+                <w:b w:val="false"/>
+                <w:bCs w:val="false"/>
+                <w:color w:val="2A2E3A"/>
+                <w:sz w:val="18"/>
+                <w:szCs w:val="18"/>
+              </w:rPr>
+              <w:t xml:space="preserve">Funding</w:t>
+            </w:r>
+          </w:p>
+        </w:tc>
+        <w:tc>
+          <w:tcPr>
+            <w:tcW w:type="dxa" w:w="1200"/>
+            <w:tcBorders>
+              <w:top w:val="single" w:color="D5D3C8" w:sz="4"/>
+              <w:left w:val="single" w:color="D5D3C8" w:sz="4"/>
+              <w:bottom w:val="single" w:color="D5D3C8" w:sz="4"/>
+              <w:right w:val="single" w:color="D5D3C8" w:sz="4"/>
+            </w:tcBorders>
+            <w:shd w:fill="F8F6EF" w:color="auto" w:val="clear"/>
+            <w:tcMar>
+              <w:top w:type="dxa" w:w="80"/>
+              <w:left w:type="dxa" w:w="120"/>
+              <w:bottom w:type="dxa" w:w="80"/>
+              <w:right w:type="dxa" w:w="120"/>
+            </w:tcMar>
+            <w:vAlign w:val="top"/>
+          </w:tcPr>
+          <w:p>
+            <w:pPr>
+              <w:spacing w:after="0"/>
+              <w:jc w:val="center"/>
+            </w:pPr>
+            <w:r>
+              <w:rPr>
+                <w:rFonts w:ascii="Calibri" w:cs="Calibri" w:eastAsia="Calibri" w:hAnsi="Calibri"/>
+                <w:b w:val="false"/>
+                <w:bCs w:val="false"/>
+                <w:color w:val="2A2E3A"/>
+                <w:sz w:val="18"/>
+                <w:szCs w:val="18"/>
+              </w:rPr>
+              <w:t xml:space="preserve">High</w:t>
+            </w:r>
+          </w:p>
+        </w:tc>
+        <w:tc>
+          <w:tcPr>
+            <w:tcW w:type="dxa" w:w="4400"/>
+            <w:tcBorders>
+              <w:top w:val="single" w:color="D5D3C8" w:sz="4"/>
+              <w:left w:val="single" w:color="D5D3C8" w:sz="4"/>
+              <w:bottom w:val="single" w:color="D5D3C8" w:sz="4"/>
+              <w:right w:val="single" w:color="D5D3C8" w:sz="4"/>
+            </w:tcBorders>
+            <w:shd w:fill="F8F6EF" w:color="auto" w:val="clear"/>
+            <w:tcMar>
+              <w:top w:type="dxa" w:w="80"/>
+              <w:left w:type="dxa" w:w="120"/>
+              <w:bottom w:type="dxa" w:w="80"/>
+              <w:right w:type="dxa" w:w="120"/>
+            </w:tcMar>
+            <w:vAlign w:val="top"/>
+          </w:tcPr>
+          <w:p>
+            <w:pPr>
+              <w:spacing w:after="0"/>
+              <w:jc w:val="left"/>
+            </w:pPr>
+            <w:r>
+              <w:rPr>
+                <w:rFonts w:ascii="Calibri" w:cs="Calibri" w:eastAsia="Calibri" w:hAnsi="Calibri"/>
+                <w:b w:val="false"/>
+                <w:bCs w:val="false"/>
+                <w:color w:val="2A2E3A"/>
+                <w:sz w:val="18"/>
+                <w:szCs w:val="18"/>
+              </w:rPr>
+              <w:t xml:space="preserve">Egypt’s Lucky secures $23 million Series B to expand in North Africa</w:t>
+            </w:r>
+          </w:p>
+        </w:tc>
+        <w:tc>
+          <w:tcPr>
+            <w:tcW w:type="dxa" w:w="2360"/>
+            <w:tcBorders>
+              <w:top w:val="single" w:color="D5D3C8" w:sz="4"/>
+              <w:left w:val="single" w:color="D5D3C8" w:sz="4"/>
+              <w:bottom w:val="single" w:color="D5D3C8" w:sz="4"/>
+              <w:right w:val="single" w:color="D5D3C8" w:sz="4"/>
+            </w:tcBorders>
+            <w:shd w:fill="F8F6EF" w:color="auto" w:val="clear"/>
+            <w:tcMar>
+              <w:top w:type="dxa" w:w="80"/>
+              <w:left w:type="dxa" w:w="120"/>
+              <w:bottom w:type="dxa" w:w="80"/>
+              <w:right w:type="dxa" w:w="120"/>
+            </w:tcMar>
+            <w:vAlign w:val="top"/>
+          </w:tcPr>
+          <w:p>
+            <w:pPr>
+              <w:spacing w:after="0"/>
+              <w:jc w:val="left"/>
+            </w:pPr>
+            <w:r>
+              <w:rPr>
+                <w:rFonts w:ascii="Calibri" w:cs="Calibri" w:eastAsia="Calibri" w:hAnsi="Calibri"/>
+                <w:b w:val="false"/>
+                <w:bCs w:val="false"/>
+                <w:color w:val="2A2E3A"/>
+                <w:sz w:val="18"/>
+                <w:szCs w:val="18"/>
+              </w:rPr>
+              <w:t xml:space="preserve">Wamda</w:t>
+            </w:r>
+          </w:p>
+          <w:p>
+            <w:pPr>
+              <w:spacing w:after="0"/>
+              <w:jc w:val="left"/>
+            </w:pPr>
+            <w:r>
+              <w:rPr>
+                <w:rFonts w:ascii="Calibri" w:cs="Calibri" w:eastAsia="Calibri" w:hAnsi="Calibri"/>
+                <w:b w:val="false"/>
+                <w:bCs w:val="false"/>
+                <w:color w:val="2A2E3A"/>
+                <w:sz w:val="18"/>
+                <w:szCs w:val="18"/>
+              </w:rPr>
+              <w:t xml:space="preserve">http://wamda.com/2026/04/egypt-lucky-secures-23-million-ser…</w:t>
+            </w:r>
+          </w:p>
+        </w:tc>
+      </w:tr>
+    </w:tbl>
+    <w:p>
+      <w:pPr>
+        <w:pStyle w:val="Heading3"/>
+        <w:keepNext/>
+        <w:spacing w:after="80" w:before="300"/>
+      </w:pPr>
+      <w:r>
+        <w:rPr>
+          <w:rFonts w:ascii="Calibri" w:cs="Calibri" w:eastAsia="Calibri" w:hAnsi="Calibri"/>
+          <w:b/>
+          <w:bCs/>
+          <w:color w:val="0E1E3F"/>
+          <w:sz w:val="24"/>
+          <w:szCs w:val="24"/>
+        </w:rPr>
+        <w:t xml:space="preserve">18. Mudflap</w:t>
+      </w:r>
+    </w:p>
+    <w:tbl>
+      <w:tblPr>
+        <w:tblW w:type="dxa" w:w="9360"/>
+        <w:tblBorders>
+          <w:top w:val="single" w:color="auto" w:sz="4"/>
+          <w:left w:val="single" w:color="auto" w:sz="4"/>
+          <w:bottom w:val="single" w:color="auto" w:sz="4"/>
+          <w:right w:val="single" w:color="auto" w:sz="4"/>
+          <w:insideH w:val="single" w:color="auto" w:sz="4"/>
+          <w:insideV w:val="single" w:color="auto" w:sz="4"/>
+        </w:tblBorders>
+      </w:tblPr>
+      <w:tblGrid>
+        <w:gridCol w:w="2340"/>
+        <w:gridCol w:w="2340"/>
+        <w:gridCol w:w="2340"/>
+        <w:gridCol w:w="2340"/>
+      </w:tblGrid>
+      <w:tr>
+        <w:tc>
+          <w:tcPr>
+            <w:tcW w:type="dxa" w:w="2340"/>
+            <w:tcBorders>
+              <w:top w:val="single" w:color="D5D3C8" w:sz="4"/>
+              <w:left w:val="single" w:color="D5D3C8" w:sz="4"/>
+              <w:bottom w:val="single" w:color="D5D3C8" w:sz="4"/>
+              <w:right w:val="single" w:color="D5D3C8" w:sz="4"/>
+            </w:tcBorders>
+            <w:shd w:fill="F8F6EF" w:color="auto" w:val="clear"/>
+            <w:tcMar>
+              <w:top w:type="dxa" w:w="80"/>
+              <w:left w:type="dxa" w:w="120"/>
+              <w:bottom w:type="dxa" w:w="80"/>
+              <w:right w:type="dxa" w:w="120"/>
+            </w:tcMar>
+            <w:vAlign w:val="top"/>
+          </w:tcPr>
+          <w:p>
+            <w:pPr>
+              <w:spacing w:after="0"/>
+              <w:jc w:val="center"/>
+            </w:pPr>
+            <w:r>
+              <w:rPr>
+                <w:rFonts w:ascii="Calibri" w:cs="Calibri" w:eastAsia="Calibri" w:hAnsi="Calibri"/>
+                <w:b/>
+                <w:bCs/>
+                <w:color w:val="2A2E3A"/>
+                <w:sz w:val="18"/>
+                <w:szCs w:val="18"/>
+              </w:rPr>
+              <w:t xml:space="preserve">Composite: 45</w:t>
+            </w:r>
+          </w:p>
+        </w:tc>
+        <w:tc>
+          <w:tcPr>
+            <w:tcW w:type="dxa" w:w="2340"/>
+            <w:tcBorders>
+              <w:top w:val="single" w:color="D5D3C8" w:sz="4"/>
+              <w:left w:val="single" w:color="D5D3C8" w:sz="4"/>
+              <w:bottom w:val="single" w:color="D5D3C8" w:sz="4"/>
+              <w:right w:val="single" w:color="D5D3C8" w:sz="4"/>
+            </w:tcBorders>
+            <w:shd w:fill="F8F6EF" w:color="auto" w:val="clear"/>
+            <w:tcMar>
+              <w:top w:type="dxa" w:w="80"/>
+              <w:left w:type="dxa" w:w="120"/>
+              <w:bottom w:type="dxa" w:w="80"/>
+              <w:right w:type="dxa" w:w="120"/>
+            </w:tcMar>
+            <w:vAlign w:val="top"/>
+          </w:tcPr>
+          <w:p>
+            <w:pPr>
+              <w:spacing w:after="0"/>
+              <w:jc w:val="center"/>
+            </w:pPr>
+            <w:r>
+              <w:rPr>
+                <w:rFonts w:ascii="Calibri" w:cs="Calibri" w:eastAsia="Calibri" w:hAnsi="Calibri"/>
+                <w:b w:val="false"/>
+                <w:bCs w:val="false"/>
+                <w:color w:val="2A2E3A"/>
+                <w:sz w:val="18"/>
+                <w:szCs w:val="18"/>
+              </w:rPr>
+              <w:t xml:space="preserve">Investability: 62</w:t>
+            </w:r>
+          </w:p>
+        </w:tc>
+        <w:tc>
+          <w:tcPr>
+            <w:tcW w:type="dxa" w:w="2340"/>
+            <w:tcBorders>
+              <w:top w:val="single" w:color="D5D3C8" w:sz="4"/>
+              <w:left w:val="single" w:color="D5D3C8" w:sz="4"/>
+              <w:bottom w:val="single" w:color="D5D3C8" w:sz="4"/>
+              <w:right w:val="single" w:color="D5D3C8" w:sz="4"/>
+            </w:tcBorders>
+            <w:shd w:fill="F8F6EF" w:color="auto" w:val="clear"/>
+            <w:tcMar>
+              <w:top w:type="dxa" w:w="80"/>
+              <w:left w:type="dxa" w:w="120"/>
+              <w:bottom w:type="dxa" w:w="80"/>
+              <w:right w:type="dxa" w:w="120"/>
+            </w:tcMar>
+            <w:vAlign w:val="top"/>
+          </w:tcPr>
+          <w:p>
+            <w:pPr>
+              <w:spacing w:after="0"/>
+              <w:jc w:val="center"/>
+            </w:pPr>
+            <w:r>
+              <w:rPr>
+                <w:rFonts w:ascii="Calibri" w:cs="Calibri" w:eastAsia="Calibri" w:hAnsi="Calibri"/>
+                <w:b w:val="false"/>
+                <w:bCs w:val="false"/>
+                <w:color w:val="2A2E3A"/>
+                <w:sz w:val="18"/>
+                <w:szCs w:val="18"/>
+              </w:rPr>
+              <w:t xml:space="preserve">UAE alignment: 29</w:t>
+            </w:r>
+          </w:p>
+        </w:tc>
+        <w:tc>
+          <w:tcPr>
+            <w:tcW w:type="dxa" w:w="2340"/>
+            <w:tcBorders>
+              <w:top w:val="single" w:color="D5D3C8" w:sz="4"/>
+              <w:left w:val="single" w:color="D5D3C8" w:sz="4"/>
+              <w:bottom w:val="single" w:color="D5D3C8" w:sz="4"/>
+              <w:right w:val="single" w:color="D5D3C8" w:sz="4"/>
+            </w:tcBorders>
+            <w:shd w:fill="F8F6EF" w:color="auto" w:val="clear"/>
+            <w:tcMar>
+              <w:top w:type="dxa" w:w="80"/>
+              <w:left w:type="dxa" w:w="120"/>
+              <w:bottom w:type="dxa" w:w="80"/>
+              <w:right w:type="dxa" w:w="120"/>
+            </w:tcMar>
+            <w:vAlign w:val="top"/>
+          </w:tcPr>
+          <w:p>
+            <w:pPr>
+              <w:spacing w:after="0"/>
+              <w:jc w:val="center"/>
+            </w:pPr>
+            <w:r>
+              <w:rPr>
+                <w:rFonts w:ascii="Calibri" w:cs="Calibri" w:eastAsia="Calibri" w:hAnsi="Calibri"/>
+                <w:b w:val="false"/>
+                <w:bCs w:val="false"/>
+                <w:color w:val="2A2E3A"/>
+                <w:sz w:val="18"/>
+                <w:szCs w:val="18"/>
+              </w:rPr>
+              <w:t xml:space="preserve">Signals: 1</w:t>
+            </w:r>
+          </w:p>
+        </w:tc>
+      </w:tr>
+    </w:tbl>
+    <w:p>
+      <w:pPr>
+        <w:spacing w:after="60" w:before="160"/>
+      </w:pPr>
+      <w:r>
+        <w:rPr>
+          <w:rFonts w:ascii="Calibri" w:cs="Calibri" w:eastAsia="Calibri" w:hAnsi="Calibri"/>
+          <w:b/>
+          <w:bCs/>
+          <w:color w:val="0E1E3F"/>
+          <w:sz w:val="20"/>
+          <w:szCs w:val="20"/>
+        </w:rPr>
+        <w:t xml:space="preserve">Sectors: </w:t>
+      </w:r>
+      <w:r>
+        <w:rPr>
+          <w:rFonts w:ascii="Calibri" w:cs="Calibri" w:eastAsia="Calibri" w:hAnsi="Calibri"/>
+          <w:color w:val="4A4D57"/>
+          <w:sz w:val="20"/>
+          <w:szCs w:val="20"/>
+        </w:rPr>
+        <w:t xml:space="preserve">Fintech, AI, Logistics</w:t>
+      </w:r>
+    </w:p>
+    <w:p>
+      <w:pPr>
+        <w:spacing w:after="60"/>
+      </w:pPr>
+      <w:r>
+        <w:rPr>
+          <w:rFonts w:ascii="Calibri" w:cs="Calibri" w:eastAsia="Calibri" w:hAnsi="Calibri"/>
+          <w:b/>
+          <w:bCs/>
+          <w:color w:val="0E1E3F"/>
+          <w:sz w:val="20"/>
+          <w:szCs w:val="20"/>
+        </w:rPr>
+        <w:t xml:space="preserve">Headquarters: </w:t>
+      </w:r>
+      <w:r>
+        <w:rPr>
+          <w:rFonts w:ascii="Calibri" w:cs="Calibri" w:eastAsia="Calibri" w:hAnsi="Calibri"/>
+          <w:color w:val="4A4D57"/>
+          <w:sz w:val="20"/>
+          <w:szCs w:val="20"/>
+        </w:rPr>
+        <w:t xml:space="preserve">unknown</w:t>
+      </w:r>
+    </w:p>
+    <w:p>
+      <w:pPr>
+        <w:spacing w:after="80" w:before="160"/>
+      </w:pPr>
+      <w:r>
+        <w:rPr>
+          <w:rFonts w:ascii="Calibri" w:cs="Calibri" w:eastAsia="Calibri" w:hAnsi="Calibri"/>
+          <w:b/>
+          <w:bCs/>
+          <w:color w:val="8C6B3D"/>
+          <w:spacing w:val="40"/>
+          <w:sz w:val="20"/>
+          <w:szCs w:val="20"/>
+        </w:rPr>
+        <w:t xml:space="preserve">Detected signals</w:t>
+      </w:r>
+    </w:p>
+    <w:tbl>
+      <w:tblPr>
+        <w:tblW w:type="dxa" w:w="9360"/>
+        <w:tblBorders>
+          <w:top w:val="single" w:color="auto" w:sz="4"/>
+          <w:left w:val="single" w:color="auto" w:sz="4"/>
+          <w:bottom w:val="single" w:color="auto" w:sz="4"/>
+          <w:right w:val="single" w:color="auto" w:sz="4"/>
+          <w:insideH w:val="single" w:color="auto" w:sz="4"/>
+          <w:insideV w:val="single" w:color="auto" w:sz="4"/>
+        </w:tblBorders>
+      </w:tblPr>
+      <w:tblGrid>
+        <w:gridCol w:w="1400"/>
+        <w:gridCol w:w="1200"/>
+        <w:gridCol w:w="4400"/>
+        <w:gridCol w:w="2360"/>
+      </w:tblGrid>
+      <w:tr>
+        <w:trPr>
+          <w:tblHeader/>
+        </w:trPr>
+        <w:tc>
+          <w:tcPr>
+            <w:tcW w:type="dxa" w:w="1400"/>
+            <w:tcBorders>
+              <w:top w:val="single" w:color="D5D3C8" w:sz="4"/>
+              <w:left w:val="single" w:color="D5D3C8" w:sz="4"/>
+              <w:bottom w:val="single" w:color="D5D3C8" w:sz="4"/>
+              <w:right w:val="single" w:color="D5D3C8" w:sz="4"/>
+            </w:tcBorders>
+            <w:shd w:fill="0E1E3F" w:color="auto" w:val="clear"/>
+            <w:tcMar>
+              <w:top w:type="dxa" w:w="80"/>
+              <w:left w:type="dxa" w:w="120"/>
+              <w:bottom w:type="dxa" w:w="80"/>
+              <w:right w:type="dxa" w:w="120"/>
+            </w:tcMar>
+            <w:vAlign w:val="top"/>
+          </w:tcPr>
+          <w:p>
+            <w:pPr>
+              <w:spacing w:after="0"/>
+              <w:jc w:val="left"/>
+            </w:pPr>
+            <w:r>
+              <w:rPr>
+                <w:rFonts w:ascii="Calibri" w:cs="Calibri" w:eastAsia="Calibri" w:hAnsi="Calibri"/>
+                <w:b/>
+                <w:bCs/>
+                <w:color w:val="FFFFFF"/>
+                <w:sz w:val="18"/>
+                <w:szCs w:val="18"/>
+              </w:rPr>
+              <w:t xml:space="preserve">Type</w:t>
+            </w:r>
+          </w:p>
+        </w:tc>
+        <w:tc>
+          <w:tcPr>
+            <w:tcW w:type="dxa" w:w="1200"/>
+            <w:tcBorders>
+              <w:top w:val="single" w:color="D5D3C8" w:sz="4"/>
+              <w:left w:val="single" w:color="D5D3C8" w:sz="4"/>
+              <w:bottom w:val="single" w:color="D5D3C8" w:sz="4"/>
+              <w:right w:val="single" w:color="D5D3C8" w:sz="4"/>
+            </w:tcBorders>
+            <w:shd w:fill="0E1E3F" w:color="auto" w:val="clear"/>
+            <w:tcMar>
+              <w:top w:type="dxa" w:w="80"/>
+              <w:left w:type="dxa" w:w="120"/>
+              <w:bottom w:type="dxa" w:w="80"/>
+              <w:right w:type="dxa" w:w="120"/>
+            </w:tcMar>
+            <w:vAlign w:val="top"/>
+          </w:tcPr>
+          <w:p>
+            <w:pPr>
+              <w:spacing w:after="0"/>
+              <w:jc w:val="center"/>
+            </w:pPr>
+            <w:r>
+              <w:rPr>
+                <w:rFonts w:ascii="Calibri" w:cs="Calibri" w:eastAsia="Calibri" w:hAnsi="Calibri"/>
+                <w:b/>
+                <w:bCs/>
+                <w:color w:val="FFFFFF"/>
+                <w:sz w:val="18"/>
+                <w:szCs w:val="18"/>
+              </w:rPr>
+              <w:t xml:space="preserve">Strength</w:t>
+            </w:r>
+          </w:p>
+        </w:tc>
+        <w:tc>
+          <w:tcPr>
+            <w:tcW w:type="dxa" w:w="4400"/>
+            <w:tcBorders>
+              <w:top w:val="single" w:color="D5D3C8" w:sz="4"/>
+              <w:left w:val="single" w:color="D5D3C8" w:sz="4"/>
+              <w:bottom w:val="single" w:color="D5D3C8" w:sz="4"/>
+              <w:right w:val="single" w:color="D5D3C8" w:sz="4"/>
+            </w:tcBorders>
+            <w:shd w:fill="0E1E3F" w:color="auto" w:val="clear"/>
+            <w:tcMar>
+              <w:top w:type="dxa" w:w="80"/>
+              <w:left w:type="dxa" w:w="120"/>
+              <w:bottom w:type="dxa" w:w="80"/>
+              <w:right w:type="dxa" w:w="120"/>
+            </w:tcMar>
+            <w:vAlign w:val="top"/>
+          </w:tcPr>
+          <w:p>
+            <w:pPr>
+              <w:spacing w:after="0"/>
+              <w:jc w:val="left"/>
+            </w:pPr>
+            <w:r>
+              <w:rPr>
+                <w:rFonts w:ascii="Calibri" w:cs="Calibri" w:eastAsia="Calibri" w:hAnsi="Calibri"/>
+                <w:b/>
+                <w:bCs/>
+                <w:color w:val="FFFFFF"/>
+                <w:sz w:val="18"/>
+                <w:szCs w:val="18"/>
+              </w:rPr>
+              <w:t xml:space="preserve">Headline</w:t>
+            </w:r>
+          </w:p>
+        </w:tc>
+        <w:tc>
+          <w:tcPr>
+            <w:tcW w:type="dxa" w:w="2360"/>
+            <w:tcBorders>
+              <w:top w:val="single" w:color="D5D3C8" w:sz="4"/>
+              <w:left w:val="single" w:color="D5D3C8" w:sz="4"/>
+              <w:bottom w:val="single" w:color="D5D3C8" w:sz="4"/>
+              <w:right w:val="single" w:color="D5D3C8" w:sz="4"/>
+            </w:tcBorders>
+            <w:shd w:fill="0E1E3F" w:color="auto" w:val="clear"/>
+            <w:tcMar>
+              <w:top w:type="dxa" w:w="80"/>
+              <w:left w:type="dxa" w:w="120"/>
+              <w:bottom w:type="dxa" w:w="80"/>
+              <w:right w:type="dxa" w:w="120"/>
+            </w:tcMar>
+            <w:vAlign w:val="top"/>
+          </w:tcPr>
+          <w:p>
+            <w:pPr>
+              <w:spacing w:after="0"/>
+              <w:jc w:val="left"/>
+            </w:pPr>
+            <w:r>
+              <w:rPr>
+                <w:rFonts w:ascii="Calibri" w:cs="Calibri" w:eastAsia="Calibri" w:hAnsi="Calibri"/>
+                <w:b/>
+                <w:bCs/>
+                <w:color w:val="FFFFFF"/>
+                <w:sz w:val="18"/>
+                <w:szCs w:val="18"/>
+              </w:rPr>
+              <w:t xml:space="preserve">Source</w:t>
+            </w:r>
+          </w:p>
+        </w:tc>
+      </w:tr>
+      <w:tr>
+        <w:tc>
+          <w:tcPr>
+            <w:tcW w:type="dxa" w:w="1400"/>
+            <w:tcBorders>
+              <w:top w:val="single" w:color="D5D3C8" w:sz="4"/>
+              <w:left w:val="single" w:color="D5D3C8" w:sz="4"/>
+              <w:bottom w:val="single" w:color="D5D3C8" w:sz="4"/>
+              <w:right w:val="single" w:color="D5D3C8" w:sz="4"/>
+            </w:tcBorders>
+            <w:tcMar>
+              <w:top w:type="dxa" w:w="80"/>
+              <w:left w:type="dxa" w:w="120"/>
+              <w:bottom w:type="dxa" w:w="80"/>
+              <w:right w:type="dxa" w:w="120"/>
+            </w:tcMar>
+            <w:vAlign w:val="top"/>
+          </w:tcPr>
+          <w:p>
+            <w:pPr>
+              <w:spacing w:after="0"/>
+              <w:jc w:val="left"/>
+            </w:pPr>
+            <w:r>
+              <w:rPr>
+                <w:rFonts w:ascii="Calibri" w:cs="Calibri" w:eastAsia="Calibri" w:hAnsi="Calibri"/>
+                <w:b w:val="false"/>
+                <w:bCs w:val="false"/>
+                <w:color w:val="2A2E3A"/>
+                <w:sz w:val="18"/>
+                <w:szCs w:val="18"/>
+              </w:rPr>
+              <w:t xml:space="preserve">M&amp;A</w:t>
+            </w:r>
+          </w:p>
+        </w:tc>
+        <w:tc>
+          <w:tcPr>
+            <w:tcW w:type="dxa" w:w="1200"/>
+            <w:tcBorders>
+              <w:top w:val="single" w:color="D5D3C8" w:sz="4"/>
+              <w:left w:val="single" w:color="D5D3C8" w:sz="4"/>
+              <w:bottom w:val="single" w:color="D5D3C8" w:sz="4"/>
+              <w:right w:val="single" w:color="D5D3C8" w:sz="4"/>
+            </w:tcBorders>
+            <w:tcMar>
+              <w:top w:type="dxa" w:w="80"/>
+              <w:left w:type="dxa" w:w="120"/>
+              <w:bottom w:type="dxa" w:w="80"/>
+              <w:right w:type="dxa" w:w="120"/>
+            </w:tcMar>
+            <w:vAlign w:val="top"/>
+          </w:tcPr>
+          <w:p>
+            <w:pPr>
+              <w:spacing w:after="0"/>
+              <w:jc w:val="center"/>
+            </w:pPr>
+            <w:r>
+              <w:rPr>
+                <w:rFonts w:ascii="Calibri" w:cs="Calibri" w:eastAsia="Calibri" w:hAnsi="Calibri"/>
+                <w:b w:val="false"/>
+                <w:bCs w:val="false"/>
+                <w:color w:val="2A2E3A"/>
+                <w:sz w:val="18"/>
+                <w:szCs w:val="18"/>
+              </w:rPr>
+              <w:t xml:space="preserve">High</w:t>
+            </w:r>
+          </w:p>
+        </w:tc>
+        <w:tc>
+          <w:tcPr>
+            <w:tcW w:type="dxa" w:w="4400"/>
+            <w:tcBorders>
+              <w:top w:val="single" w:color="D5D3C8" w:sz="4"/>
+              <w:left w:val="single" w:color="D5D3C8" w:sz="4"/>
+              <w:bottom w:val="single" w:color="D5D3C8" w:sz="4"/>
+              <w:right w:val="single" w:color="D5D3C8" w:sz="4"/>
+            </w:tcBorders>
+            <w:tcMar>
+              <w:top w:type="dxa" w:w="80"/>
+              <w:left w:type="dxa" w:w="120"/>
+              <w:bottom w:type="dxa" w:w="80"/>
+              <w:right w:type="dxa" w:w="120"/>
+            </w:tcMar>
+            <w:vAlign w:val="top"/>
+          </w:tcPr>
+          <w:p>
+            <w:pPr>
+              <w:spacing w:after="0"/>
+              <w:jc w:val="left"/>
+            </w:pPr>
+            <w:r>
+              <w:rPr>
+                <w:rFonts w:ascii="Calibri" w:cs="Calibri" w:eastAsia="Calibri" w:hAnsi="Calibri"/>
+                <w:b w:val="false"/>
+                <w:bCs w:val="false"/>
+                <w:color w:val="2A2E3A"/>
+                <w:sz w:val="18"/>
+                <w:szCs w:val="18"/>
+              </w:rPr>
+              <w:t xml:space="preserve">Mudflap acquires AI capacity platform Parade</w:t>
+            </w:r>
+          </w:p>
+        </w:tc>
+        <w:tc>
+          <w:tcPr>
+            <w:tcW w:type="dxa" w:w="2360"/>
+            <w:tcBorders>
+              <w:top w:val="single" w:color="D5D3C8" w:sz="4"/>
+              <w:left w:val="single" w:color="D5D3C8" w:sz="4"/>
+              <w:bottom w:val="single" w:color="D5D3C8" w:sz="4"/>
+              <w:right w:val="single" w:color="D5D3C8" w:sz="4"/>
+            </w:tcBorders>
+            <w:tcMar>
+              <w:top w:type="dxa" w:w="80"/>
+              <w:left w:type="dxa" w:w="120"/>
+              <w:bottom w:type="dxa" w:w="80"/>
+              <w:right w:type="dxa" w:w="120"/>
+            </w:tcMar>
+            <w:vAlign w:val="top"/>
+          </w:tcPr>
+          <w:p>
+            <w:pPr>
+              <w:spacing w:after="0"/>
+              <w:jc w:val="left"/>
+            </w:pPr>
+            <w:r>
+              <w:rPr>
+                <w:rFonts w:ascii="Calibri" w:cs="Calibri" w:eastAsia="Calibri" w:hAnsi="Calibri"/>
+                <w:b w:val="false"/>
+                <w:bCs w:val="false"/>
+                <w:color w:val="2A2E3A"/>
+                <w:sz w:val="18"/>
+                <w:szCs w:val="18"/>
+              </w:rPr>
+              <w:t xml:space="preserve">FreightWaves</w:t>
+            </w:r>
+          </w:p>
+          <w:p>
+            <w:pPr>
+              <w:spacing w:after="0"/>
+              <w:jc w:val="left"/>
+            </w:pPr>
+            <w:r>
+              <w:rPr>
+                <w:rFonts w:ascii="Calibri" w:cs="Calibri" w:eastAsia="Calibri" w:hAnsi="Calibri"/>
+                <w:b w:val="false"/>
+                <w:bCs w:val="false"/>
+                <w:color w:val="2A2E3A"/>
+                <w:sz w:val="18"/>
+                <w:szCs w:val="18"/>
+              </w:rPr>
+              <w:t xml:space="preserve">https://www.freightwaves.com/news/mudflap-parade</w:t>
+            </w:r>
+          </w:p>
+        </w:tc>
+      </w:tr>
+    </w:tbl>
+    <w:p>
+      <w:pPr>
+        <w:pStyle w:val="Heading3"/>
+        <w:keepNext/>
+        <w:spacing w:after="80" w:before="300"/>
+      </w:pPr>
+      <w:r>
+        <w:rPr>
+          <w:rFonts w:ascii="Calibri" w:cs="Calibri" w:eastAsia="Calibri" w:hAnsi="Calibri"/>
+          <w:b/>
+          <w:bCs/>
+          <w:color w:val="0E1E3F"/>
+          <w:sz w:val="24"/>
+          <w:szCs w:val="24"/>
+        </w:rPr>
+        <w:t xml:space="preserve">19. Replit</w:t>
+      </w:r>
+    </w:p>
+    <w:tbl>
+      <w:tblPr>
+        <w:tblW w:type="dxa" w:w="9360"/>
+        <w:tblBorders>
+          <w:top w:val="single" w:color="auto" w:sz="4"/>
+          <w:left w:val="single" w:color="auto" w:sz="4"/>
+          <w:bottom w:val="single" w:color="auto" w:sz="4"/>
+          <w:right w:val="single" w:color="auto" w:sz="4"/>
+          <w:insideH w:val="single" w:color="auto" w:sz="4"/>
+          <w:insideV w:val="single" w:color="auto" w:sz="4"/>
+        </w:tblBorders>
+      </w:tblPr>
+      <w:tblGrid>
+        <w:gridCol w:w="2340"/>
+        <w:gridCol w:w="2340"/>
+        <w:gridCol w:w="2340"/>
+        <w:gridCol w:w="2340"/>
+      </w:tblGrid>
+      <w:tr>
+        <w:tc>
+          <w:tcPr>
+            <w:tcW w:type="dxa" w:w="2340"/>
+            <w:tcBorders>
+              <w:top w:val="single" w:color="D5D3C8" w:sz="4"/>
+              <w:left w:val="single" w:color="D5D3C8" w:sz="4"/>
+              <w:bottom w:val="single" w:color="D5D3C8" w:sz="4"/>
+              <w:right w:val="single" w:color="D5D3C8" w:sz="4"/>
+            </w:tcBorders>
+            <w:shd w:fill="F8F6EF" w:color="auto" w:val="clear"/>
+            <w:tcMar>
+              <w:top w:type="dxa" w:w="80"/>
+              <w:left w:type="dxa" w:w="120"/>
+              <w:bottom w:type="dxa" w:w="80"/>
+              <w:right w:type="dxa" w:w="120"/>
+            </w:tcMar>
+            <w:vAlign w:val="top"/>
+          </w:tcPr>
+          <w:p>
+            <w:pPr>
+              <w:spacing w:after="0"/>
+              <w:jc w:val="center"/>
+            </w:pPr>
+            <w:r>
+              <w:rPr>
+                <w:rFonts w:ascii="Calibri" w:cs="Calibri" w:eastAsia="Calibri" w:hAnsi="Calibri"/>
+                <w:b/>
+                <w:bCs/>
+                <w:color w:val="2A2E3A"/>
+                <w:sz w:val="18"/>
+                <w:szCs w:val="18"/>
+              </w:rPr>
+              <w:t xml:space="preserve">Composite: 45</w:t>
+            </w:r>
+          </w:p>
+        </w:tc>
+        <w:tc>
+          <w:tcPr>
+            <w:tcW w:type="dxa" w:w="2340"/>
+            <w:tcBorders>
+              <w:top w:val="single" w:color="D5D3C8" w:sz="4"/>
+              <w:left w:val="single" w:color="D5D3C8" w:sz="4"/>
+              <w:bottom w:val="single" w:color="D5D3C8" w:sz="4"/>
+              <w:right w:val="single" w:color="D5D3C8" w:sz="4"/>
+            </w:tcBorders>
+            <w:shd w:fill="F8F6EF" w:color="auto" w:val="clear"/>
+            <w:tcMar>
+              <w:top w:type="dxa" w:w="80"/>
+              <w:left w:type="dxa" w:w="120"/>
+              <w:bottom w:type="dxa" w:w="80"/>
+              <w:right w:type="dxa" w:w="120"/>
+            </w:tcMar>
+            <w:vAlign w:val="top"/>
+          </w:tcPr>
+          <w:p>
+            <w:pPr>
+              <w:spacing w:after="0"/>
+              <w:jc w:val="center"/>
+            </w:pPr>
+            <w:r>
+              <w:rPr>
+                <w:rFonts w:ascii="Calibri" w:cs="Calibri" w:eastAsia="Calibri" w:hAnsi="Calibri"/>
+                <w:b w:val="false"/>
+                <w:bCs w:val="false"/>
+                <w:color w:val="2A2E3A"/>
+                <w:sz w:val="18"/>
+                <w:szCs w:val="18"/>
+              </w:rPr>
+              <w:t xml:space="preserve">Investability: 61</w:t>
+            </w:r>
+          </w:p>
+        </w:tc>
+        <w:tc>
+          <w:tcPr>
+            <w:tcW w:type="dxa" w:w="2340"/>
+            <w:tcBorders>
+              <w:top w:val="single" w:color="D5D3C8" w:sz="4"/>
+              <w:left w:val="single" w:color="D5D3C8" w:sz="4"/>
+              <w:bottom w:val="single" w:color="D5D3C8" w:sz="4"/>
+              <w:right w:val="single" w:color="D5D3C8" w:sz="4"/>
+            </w:tcBorders>
+            <w:shd w:fill="F8F6EF" w:color="auto" w:val="clear"/>
+            <w:tcMar>
+              <w:top w:type="dxa" w:w="80"/>
+              <w:left w:type="dxa" w:w="120"/>
+              <w:bottom w:type="dxa" w:w="80"/>
+              <w:right w:type="dxa" w:w="120"/>
+            </w:tcMar>
+            <w:vAlign w:val="top"/>
+          </w:tcPr>
+          <w:p>
+            <w:pPr>
+              <w:spacing w:after="0"/>
+              <w:jc w:val="center"/>
+            </w:pPr>
+            <w:r>
+              <w:rPr>
+                <w:rFonts w:ascii="Calibri" w:cs="Calibri" w:eastAsia="Calibri" w:hAnsi="Calibri"/>
+                <w:b w:val="false"/>
+                <w:bCs w:val="false"/>
+                <w:color w:val="2A2E3A"/>
+                <w:sz w:val="18"/>
+                <w:szCs w:val="18"/>
+              </w:rPr>
+              <w:t xml:space="preserve">UAE alignment: 29</w:t>
+            </w:r>
+          </w:p>
+        </w:tc>
+        <w:tc>
+          <w:tcPr>
+            <w:tcW w:type="dxa" w:w="2340"/>
+            <w:tcBorders>
+              <w:top w:val="single" w:color="D5D3C8" w:sz="4"/>
+              <w:left w:val="single" w:color="D5D3C8" w:sz="4"/>
+              <w:bottom w:val="single" w:color="D5D3C8" w:sz="4"/>
+              <w:right w:val="single" w:color="D5D3C8" w:sz="4"/>
+            </w:tcBorders>
+            <w:shd w:fill="F8F6EF" w:color="auto" w:val="clear"/>
+            <w:tcMar>
+              <w:top w:type="dxa" w:w="80"/>
+              <w:left w:type="dxa" w:w="120"/>
+              <w:bottom w:type="dxa" w:w="80"/>
+              <w:right w:type="dxa" w:w="120"/>
+            </w:tcMar>
+            <w:vAlign w:val="top"/>
+          </w:tcPr>
+          <w:p>
+            <w:pPr>
+              <w:spacing w:after="0"/>
+              <w:jc w:val="center"/>
+            </w:pPr>
+            <w:r>
+              <w:rPr>
+                <w:rFonts w:ascii="Calibri" w:cs="Calibri" w:eastAsia="Calibri" w:hAnsi="Calibri"/>
+                <w:b w:val="false"/>
+                <w:bCs w:val="false"/>
+                <w:color w:val="2A2E3A"/>
+                <w:sz w:val="18"/>
+                <w:szCs w:val="18"/>
+              </w:rPr>
+              <w:t xml:space="preserve">Signals: 1</w:t>
+            </w:r>
+          </w:p>
+        </w:tc>
+      </w:tr>
+    </w:tbl>
+    <w:p>
+      <w:pPr>
+        <w:spacing w:after="60" w:before="160"/>
+      </w:pPr>
+      <w:r>
+        <w:rPr>
+          <w:rFonts w:ascii="Calibri" w:cs="Calibri" w:eastAsia="Calibri" w:hAnsi="Calibri"/>
+          <w:b/>
+          <w:bCs/>
+          <w:color w:val="0E1E3F"/>
+          <w:sz w:val="20"/>
+          <w:szCs w:val="20"/>
+        </w:rPr>
+        <w:t xml:space="preserve">Sectors: </w:t>
+      </w:r>
+      <w:r>
+        <w:rPr>
+          <w:rFonts w:ascii="Calibri" w:cs="Calibri" w:eastAsia="Calibri" w:hAnsi="Calibri"/>
+          <w:color w:val="4A4D57"/>
+          <w:sz w:val="20"/>
+          <w:szCs w:val="20"/>
+        </w:rPr>
+        <w:t xml:space="preserve">AI, Real Estate, Energy</w:t>
+      </w:r>
+    </w:p>
+    <w:p>
+      <w:pPr>
+        <w:spacing w:after="60"/>
+      </w:pPr>
+      <w:r>
+        <w:rPr>
+          <w:rFonts w:ascii="Calibri" w:cs="Calibri" w:eastAsia="Calibri" w:hAnsi="Calibri"/>
+          <w:b/>
+          <w:bCs/>
+          <w:color w:val="0E1E3F"/>
+          <w:sz w:val="20"/>
+          <w:szCs w:val="20"/>
+        </w:rPr>
+        <w:t xml:space="preserve">Headquarters: </w:t>
+      </w:r>
+      <w:r>
+        <w:rPr>
+          <w:rFonts w:ascii="Calibri" w:cs="Calibri" w:eastAsia="Calibri" w:hAnsi="Calibri"/>
+          <w:color w:val="4A4D57"/>
+          <w:sz w:val="20"/>
+          <w:szCs w:val="20"/>
+        </w:rPr>
+        <w:t xml:space="preserve">United States</w:t>
+      </w:r>
+    </w:p>
+    <w:p>
+      <w:pPr>
+        <w:spacing w:after="80" w:before="160"/>
+      </w:pPr>
+      <w:r>
+        <w:rPr>
+          <w:rFonts w:ascii="Calibri" w:cs="Calibri" w:eastAsia="Calibri" w:hAnsi="Calibri"/>
+          <w:b/>
+          <w:bCs/>
+          <w:color w:val="8C6B3D"/>
+          <w:spacing w:val="40"/>
+          <w:sz w:val="20"/>
+          <w:szCs w:val="20"/>
+        </w:rPr>
+        <w:t xml:space="preserve">Detected signals</w:t>
+      </w:r>
+    </w:p>
+    <w:tbl>
+      <w:tblPr>
+        <w:tblW w:type="dxa" w:w="9360"/>
+        <w:tblBorders>
+          <w:top w:val="single" w:color="auto" w:sz="4"/>
+          <w:left w:val="single" w:color="auto" w:sz="4"/>
+          <w:bottom w:val="single" w:color="auto" w:sz="4"/>
+          <w:right w:val="single" w:color="auto" w:sz="4"/>
+          <w:insideH w:val="single" w:color="auto" w:sz="4"/>
+          <w:insideV w:val="single" w:color="auto" w:sz="4"/>
+        </w:tblBorders>
+      </w:tblPr>
+      <w:tblGrid>
+        <w:gridCol w:w="1400"/>
+        <w:gridCol w:w="1200"/>
+        <w:gridCol w:w="4400"/>
+        <w:gridCol w:w="2360"/>
+      </w:tblGrid>
+      <w:tr>
+        <w:trPr>
+          <w:tblHeader/>
+        </w:trPr>
+        <w:tc>
+          <w:tcPr>
+            <w:tcW w:type="dxa" w:w="1400"/>
+            <w:tcBorders>
+              <w:top w:val="single" w:color="D5D3C8" w:sz="4"/>
+              <w:left w:val="single" w:color="D5D3C8" w:sz="4"/>
+              <w:bottom w:val="single" w:color="D5D3C8" w:sz="4"/>
+              <w:right w:val="single" w:color="D5D3C8" w:sz="4"/>
+            </w:tcBorders>
+            <w:shd w:fill="0E1E3F" w:color="auto" w:val="clear"/>
+            <w:tcMar>
+              <w:top w:type="dxa" w:w="80"/>
+              <w:left w:type="dxa" w:w="120"/>
+              <w:bottom w:type="dxa" w:w="80"/>
+              <w:right w:type="dxa" w:w="120"/>
+            </w:tcMar>
+            <w:vAlign w:val="top"/>
+          </w:tcPr>
+          <w:p>
+            <w:pPr>
+              <w:spacing w:after="0"/>
+              <w:jc w:val="left"/>
+            </w:pPr>
+            <w:r>
+              <w:rPr>
+                <w:rFonts w:ascii="Calibri" w:cs="Calibri" w:eastAsia="Calibri" w:hAnsi="Calibri"/>
+                <w:b/>
+                <w:bCs/>
+                <w:color w:val="FFFFFF"/>
+                <w:sz w:val="18"/>
+                <w:szCs w:val="18"/>
+              </w:rPr>
+              <w:t xml:space="preserve">Type</w:t>
+            </w:r>
+          </w:p>
+        </w:tc>
+        <w:tc>
+          <w:tcPr>
+            <w:tcW w:type="dxa" w:w="1200"/>
+            <w:tcBorders>
+              <w:top w:val="single" w:color="D5D3C8" w:sz="4"/>
+              <w:left w:val="single" w:color="D5D3C8" w:sz="4"/>
+              <w:bottom w:val="single" w:color="D5D3C8" w:sz="4"/>
+              <w:right w:val="single" w:color="D5D3C8" w:sz="4"/>
+            </w:tcBorders>
+            <w:shd w:fill="0E1E3F" w:color="auto" w:val="clear"/>
+            <w:tcMar>
+              <w:top w:type="dxa" w:w="80"/>
+              <w:left w:type="dxa" w:w="120"/>
+              <w:bottom w:type="dxa" w:w="80"/>
+              <w:right w:type="dxa" w:w="120"/>
+            </w:tcMar>
+            <w:vAlign w:val="top"/>
+          </w:tcPr>
+          <w:p>
+            <w:pPr>
+              <w:spacing w:after="0"/>
+              <w:jc w:val="center"/>
+            </w:pPr>
+            <w:r>
+              <w:rPr>
+                <w:rFonts w:ascii="Calibri" w:cs="Calibri" w:eastAsia="Calibri" w:hAnsi="Calibri"/>
+                <w:b/>
+                <w:bCs/>
+                <w:color w:val="FFFFFF"/>
+                <w:sz w:val="18"/>
+                <w:szCs w:val="18"/>
+              </w:rPr>
+              <w:t xml:space="preserve">Strength</w:t>
+            </w:r>
+          </w:p>
+        </w:tc>
+        <w:tc>
+          <w:tcPr>
+            <w:tcW w:type="dxa" w:w="4400"/>
+            <w:tcBorders>
+              <w:top w:val="single" w:color="D5D3C8" w:sz="4"/>
+              <w:left w:val="single" w:color="D5D3C8" w:sz="4"/>
+              <w:bottom w:val="single" w:color="D5D3C8" w:sz="4"/>
+              <w:right w:val="single" w:color="D5D3C8" w:sz="4"/>
+            </w:tcBorders>
+            <w:shd w:fill="0E1E3F" w:color="auto" w:val="clear"/>
+            <w:tcMar>
+              <w:top w:type="dxa" w:w="80"/>
+              <w:left w:type="dxa" w:w="120"/>
+              <w:bottom w:type="dxa" w:w="80"/>
+              <w:right w:type="dxa" w:w="120"/>
+            </w:tcMar>
+            <w:vAlign w:val="top"/>
+          </w:tcPr>
+          <w:p>
+            <w:pPr>
+              <w:spacing w:after="0"/>
+              <w:jc w:val="left"/>
+            </w:pPr>
+            <w:r>
+              <w:rPr>
+                <w:rFonts w:ascii="Calibri" w:cs="Calibri" w:eastAsia="Calibri" w:hAnsi="Calibri"/>
+                <w:b/>
+                <w:bCs/>
+                <w:color w:val="FFFFFF"/>
+                <w:sz w:val="18"/>
+                <w:szCs w:val="18"/>
+              </w:rPr>
+              <w:t xml:space="preserve">Headline</w:t>
+            </w:r>
+          </w:p>
+        </w:tc>
+        <w:tc>
+          <w:tcPr>
+            <w:tcW w:type="dxa" w:w="2360"/>
+            <w:tcBorders>
+              <w:top w:val="single" w:color="D5D3C8" w:sz="4"/>
+              <w:left w:val="single" w:color="D5D3C8" w:sz="4"/>
+              <w:bottom w:val="single" w:color="D5D3C8" w:sz="4"/>
+              <w:right w:val="single" w:color="D5D3C8" w:sz="4"/>
+            </w:tcBorders>
+            <w:shd w:fill="0E1E3F" w:color="auto" w:val="clear"/>
+            <w:tcMar>
+              <w:top w:type="dxa" w:w="80"/>
+              <w:left w:type="dxa" w:w="120"/>
+              <w:bottom w:type="dxa" w:w="80"/>
+              <w:right w:type="dxa" w:w="120"/>
+            </w:tcMar>
+            <w:vAlign w:val="top"/>
+          </w:tcPr>
+          <w:p>
+            <w:pPr>
+              <w:spacing w:after="0"/>
+              <w:jc w:val="left"/>
+            </w:pPr>
+            <w:r>
+              <w:rPr>
+                <w:rFonts w:ascii="Calibri" w:cs="Calibri" w:eastAsia="Calibri" w:hAnsi="Calibri"/>
+                <w:b/>
+                <w:bCs/>
+                <w:color w:val="FFFFFF"/>
+                <w:sz w:val="18"/>
+                <w:szCs w:val="18"/>
+              </w:rPr>
+              <w:t xml:space="preserve">Source</w:t>
+            </w:r>
+          </w:p>
+        </w:tc>
+      </w:tr>
+      <w:tr>
+        <w:tc>
+          <w:tcPr>
+            <w:tcW w:type="dxa" w:w="1400"/>
+            <w:tcBorders>
+              <w:top w:val="single" w:color="D5D3C8" w:sz="4"/>
+              <w:left w:val="single" w:color="D5D3C8" w:sz="4"/>
+              <w:bottom w:val="single" w:color="D5D3C8" w:sz="4"/>
+              <w:right w:val="single" w:color="D5D3C8" w:sz="4"/>
+            </w:tcBorders>
+            <w:tcMar>
+              <w:top w:type="dxa" w:w="80"/>
+              <w:left w:type="dxa" w:w="120"/>
+              <w:bottom w:type="dxa" w:w="80"/>
+              <w:right w:type="dxa" w:w="120"/>
+            </w:tcMar>
+            <w:vAlign w:val="top"/>
+          </w:tcPr>
+          <w:p>
+            <w:pPr>
+              <w:spacing w:after="0"/>
+              <w:jc w:val="left"/>
+            </w:pPr>
+            <w:r>
+              <w:rPr>
+                <w:rFonts w:ascii="Calibri" w:cs="Calibri" w:eastAsia="Calibri" w:hAnsi="Calibri"/>
+                <w:b w:val="false"/>
+                <w:bCs w:val="false"/>
+                <w:color w:val="2A2E3A"/>
+                <w:sz w:val="18"/>
+                <w:szCs w:val="18"/>
+              </w:rPr>
+              <w:t xml:space="preserve">M&amp;A</w:t>
+            </w:r>
+          </w:p>
+        </w:tc>
+        <w:tc>
+          <w:tcPr>
+            <w:tcW w:type="dxa" w:w="1200"/>
+            <w:tcBorders>
+              <w:top w:val="single" w:color="D5D3C8" w:sz="4"/>
+              <w:left w:val="single" w:color="D5D3C8" w:sz="4"/>
+              <w:bottom w:val="single" w:color="D5D3C8" w:sz="4"/>
+              <w:right w:val="single" w:color="D5D3C8" w:sz="4"/>
+            </w:tcBorders>
+            <w:tcMar>
+              <w:top w:type="dxa" w:w="80"/>
+              <w:left w:type="dxa" w:w="120"/>
+              <w:bottom w:type="dxa" w:w="80"/>
+              <w:right w:type="dxa" w:w="120"/>
+            </w:tcMar>
+            <w:vAlign w:val="top"/>
+          </w:tcPr>
+          <w:p>
+            <w:pPr>
+              <w:spacing w:after="0"/>
+              <w:jc w:val="center"/>
+            </w:pPr>
+            <w:r>
+              <w:rPr>
+                <w:rFonts w:ascii="Calibri" w:cs="Calibri" w:eastAsia="Calibri" w:hAnsi="Calibri"/>
+                <w:b w:val="false"/>
+                <w:bCs w:val="false"/>
+                <w:color w:val="2A2E3A"/>
+                <w:sz w:val="18"/>
+                <w:szCs w:val="18"/>
+              </w:rPr>
+              <w:t xml:space="preserve">High</w:t>
+            </w:r>
+          </w:p>
+        </w:tc>
+        <w:tc>
+          <w:tcPr>
+            <w:tcW w:type="dxa" w:w="4400"/>
+            <w:tcBorders>
+              <w:top w:val="single" w:color="D5D3C8" w:sz="4"/>
+              <w:left w:val="single" w:color="D5D3C8" w:sz="4"/>
+              <w:bottom w:val="single" w:color="D5D3C8" w:sz="4"/>
+              <w:right w:val="single" w:color="D5D3C8" w:sz="4"/>
+            </w:tcBorders>
+            <w:tcMar>
+              <w:top w:type="dxa" w:w="80"/>
+              <w:left w:type="dxa" w:w="120"/>
+              <w:bottom w:type="dxa" w:w="80"/>
+              <w:right w:type="dxa" w:w="120"/>
+            </w:tcMar>
+            <w:vAlign w:val="top"/>
+          </w:tcPr>
+          <w:p>
+            <w:pPr>
+              <w:spacing w:after="0"/>
+              <w:jc w:val="left"/>
+            </w:pPr>
+            <w:r>
+              <w:rPr>
+                <w:rFonts w:ascii="Calibri" w:cs="Calibri" w:eastAsia="Calibri" w:hAnsi="Calibri"/>
+                <w:b w:val="false"/>
+                <w:bCs w:val="false"/>
+                <w:color w:val="2A2E3A"/>
+                <w:sz w:val="18"/>
+                <w:szCs w:val="18"/>
+              </w:rPr>
+              <w:t xml:space="preserve">Replit's CEO on Vibe Coding, Wealth Building, and What Most People Get Wrong About AI</w:t>
+            </w:r>
+          </w:p>
+        </w:tc>
+        <w:tc>
+          <w:tcPr>
+            <w:tcW w:type="dxa" w:w="2360"/>
+            <w:tcBorders>
+              <w:top w:val="single" w:color="D5D3C8" w:sz="4"/>
+              <w:left w:val="single" w:color="D5D3C8" w:sz="4"/>
+              <w:bottom w:val="single" w:color="D5D3C8" w:sz="4"/>
+              <w:right w:val="single" w:color="D5D3C8" w:sz="4"/>
+            </w:tcBorders>
+            <w:tcMar>
+              <w:top w:type="dxa" w:w="80"/>
+              <w:left w:type="dxa" w:w="120"/>
+              <w:bottom w:type="dxa" w:w="80"/>
+              <w:right w:type="dxa" w:w="120"/>
+            </w:tcMar>
+            <w:vAlign w:val="top"/>
+          </w:tcPr>
+          <w:p>
+            <w:pPr>
+              <w:spacing w:after="0"/>
+              <w:jc w:val="left"/>
+            </w:pPr>
+            <w:r>
+              <w:rPr>
+                <w:rFonts w:ascii="Calibri" w:cs="Calibri" w:eastAsia="Calibri" w:hAnsi="Calibri"/>
+                <w:b w:val="false"/>
+                <w:bCs w:val="false"/>
+                <w:color w:val="2A2E3A"/>
+                <w:sz w:val="18"/>
+                <w:szCs w:val="18"/>
+              </w:rPr>
+              <w:t xml:space="preserve">a16z Podcast</w:t>
+            </w:r>
+          </w:p>
+          <w:p>
+            <w:pPr>
+              <w:spacing w:after="0"/>
+              <w:jc w:val="left"/>
+            </w:pPr>
+            <w:r>
+              <w:rPr>
+                <w:rFonts w:ascii="Calibri" w:cs="Calibri" w:eastAsia="Calibri" w:hAnsi="Calibri"/>
+                <w:b w:val="false"/>
+                <w:bCs w:val="false"/>
+                <w:color w:val="2A2E3A"/>
+                <w:sz w:val="18"/>
+                <w:szCs w:val="18"/>
+              </w:rPr>
+              <w:t xml:space="preserve">https://a16z.simplecast.com/episodes/replits-ceo-on-vibe-co…</w:t>
+            </w:r>
+          </w:p>
+        </w:tc>
+      </w:tr>
+    </w:tbl>
+    <w:p>
+      <w:pPr>
+        <w:pStyle w:val="Heading3"/>
+        <w:keepNext/>
+        <w:spacing w:after="80" w:before="300"/>
+      </w:pPr>
+      <w:r>
+        <w:rPr>
+          <w:rFonts w:ascii="Calibri" w:cs="Calibri" w:eastAsia="Calibri" w:hAnsi="Calibri"/>
+          <w:b/>
+          <w:bCs/>
+          <w:color w:val="0E1E3F"/>
+          <w:sz w:val="24"/>
+          <w:szCs w:val="24"/>
+        </w:rPr>
+        <w:t xml:space="preserve">20. Falak</w:t>
+      </w:r>
+    </w:p>
+    <w:tbl>
+      <w:tblPr>
+        <w:tblW w:type="dxa" w:w="9360"/>
+        <w:tblBorders>
+          <w:top w:val="single" w:color="auto" w:sz="4"/>
+          <w:left w:val="single" w:color="auto" w:sz="4"/>
+          <w:bottom w:val="single" w:color="auto" w:sz="4"/>
+          <w:right w:val="single" w:color="auto" w:sz="4"/>
+          <w:insideH w:val="single" w:color="auto" w:sz="4"/>
+          <w:insideV w:val="single" w:color="auto" w:sz="4"/>
+        </w:tblBorders>
+      </w:tblPr>
+      <w:tblGrid>
+        <w:gridCol w:w="2340"/>
+        <w:gridCol w:w="2340"/>
+        <w:gridCol w:w="2340"/>
+        <w:gridCol w:w="2340"/>
+      </w:tblGrid>
+      <w:tr>
+        <w:tc>
+          <w:tcPr>
+            <w:tcW w:type="dxa" w:w="2340"/>
+            <w:tcBorders>
+              <w:top w:val="single" w:color="D5D3C8" w:sz="4"/>
+              <w:left w:val="single" w:color="D5D3C8" w:sz="4"/>
+              <w:bottom w:val="single" w:color="D5D3C8" w:sz="4"/>
+              <w:right w:val="single" w:color="D5D3C8" w:sz="4"/>
+            </w:tcBorders>
+            <w:shd w:fill="F8F6EF" w:color="auto" w:val="clear"/>
+            <w:tcMar>
+              <w:top w:type="dxa" w:w="80"/>
+              <w:left w:type="dxa" w:w="120"/>
+              <w:bottom w:type="dxa" w:w="80"/>
+              <w:right w:type="dxa" w:w="120"/>
+            </w:tcMar>
+            <w:vAlign w:val="top"/>
+          </w:tcPr>
+          <w:p>
+            <w:pPr>
+              <w:spacing w:after="0"/>
+              <w:jc w:val="center"/>
+            </w:pPr>
+            <w:r>
+              <w:rPr>
+                <w:rFonts w:ascii="Calibri" w:cs="Calibri" w:eastAsia="Calibri" w:hAnsi="Calibri"/>
+                <w:b/>
+                <w:bCs/>
+                <w:color w:val="2A2E3A"/>
+                <w:sz w:val="18"/>
+                <w:szCs w:val="18"/>
+              </w:rPr>
+              <w:t xml:space="preserve">Composite: 45</w:t>
+            </w:r>
+          </w:p>
+        </w:tc>
+        <w:tc>
+          <w:tcPr>
+            <w:tcW w:type="dxa" w:w="2340"/>
+            <w:tcBorders>
+              <w:top w:val="single" w:color="D5D3C8" w:sz="4"/>
+              <w:left w:val="single" w:color="D5D3C8" w:sz="4"/>
+              <w:bottom w:val="single" w:color="D5D3C8" w:sz="4"/>
+              <w:right w:val="single" w:color="D5D3C8" w:sz="4"/>
+            </w:tcBorders>
+            <w:shd w:fill="F8F6EF" w:color="auto" w:val="clear"/>
+            <w:tcMar>
+              <w:top w:type="dxa" w:w="80"/>
+              <w:left w:type="dxa" w:w="120"/>
+              <w:bottom w:type="dxa" w:w="80"/>
+              <w:right w:type="dxa" w:w="120"/>
+            </w:tcMar>
+            <w:vAlign w:val="top"/>
+          </w:tcPr>
+          <w:p>
+            <w:pPr>
+              <w:spacing w:after="0"/>
+              <w:jc w:val="center"/>
+            </w:pPr>
+            <w:r>
+              <w:rPr>
+                <w:rFonts w:ascii="Calibri" w:cs="Calibri" w:eastAsia="Calibri" w:hAnsi="Calibri"/>
+                <w:b w:val="false"/>
+                <w:bCs w:val="false"/>
+                <w:color w:val="2A2E3A"/>
+                <w:sz w:val="18"/>
+                <w:szCs w:val="18"/>
+              </w:rPr>
+              <w:t xml:space="preserve">Investability: 44</w:t>
+            </w:r>
+          </w:p>
+        </w:tc>
+        <w:tc>
+          <w:tcPr>
+            <w:tcW w:type="dxa" w:w="2340"/>
+            <w:tcBorders>
+              <w:top w:val="single" w:color="D5D3C8" w:sz="4"/>
+              <w:left w:val="single" w:color="D5D3C8" w:sz="4"/>
+              <w:bottom w:val="single" w:color="D5D3C8" w:sz="4"/>
+              <w:right w:val="single" w:color="D5D3C8" w:sz="4"/>
+            </w:tcBorders>
+            <w:shd w:fill="F8F6EF" w:color="auto" w:val="clear"/>
+            <w:tcMar>
+              <w:top w:type="dxa" w:w="80"/>
+              <w:left w:type="dxa" w:w="120"/>
+              <w:bottom w:type="dxa" w:w="80"/>
+              <w:right w:type="dxa" w:w="120"/>
+            </w:tcMar>
+            <w:vAlign w:val="top"/>
+          </w:tcPr>
+          <w:p>
+            <w:pPr>
+              <w:spacing w:after="0"/>
+              <w:jc w:val="center"/>
+            </w:pPr>
+            <w:r>
+              <w:rPr>
+                <w:rFonts w:ascii="Calibri" w:cs="Calibri" w:eastAsia="Calibri" w:hAnsi="Calibri"/>
+                <w:b w:val="false"/>
+                <w:bCs w:val="false"/>
+                <w:color w:val="2A2E3A"/>
+                <w:sz w:val="18"/>
+                <w:szCs w:val="18"/>
+              </w:rPr>
+              <w:t xml:space="preserve">UAE alignment: 46</w:t>
+            </w:r>
+          </w:p>
+        </w:tc>
+        <w:tc>
+          <w:tcPr>
+            <w:tcW w:type="dxa" w:w="2340"/>
+            <w:tcBorders>
+              <w:top w:val="single" w:color="D5D3C8" w:sz="4"/>
+              <w:left w:val="single" w:color="D5D3C8" w:sz="4"/>
+              <w:bottom w:val="single" w:color="D5D3C8" w:sz="4"/>
+              <w:right w:val="single" w:color="D5D3C8" w:sz="4"/>
+            </w:tcBorders>
+            <w:shd w:fill="F8F6EF" w:color="auto" w:val="clear"/>
+            <w:tcMar>
+              <w:top w:type="dxa" w:w="80"/>
+              <w:left w:type="dxa" w:w="120"/>
+              <w:bottom w:type="dxa" w:w="80"/>
+              <w:right w:type="dxa" w:w="120"/>
+            </w:tcMar>
+            <w:vAlign w:val="top"/>
+          </w:tcPr>
+          <w:p>
+            <w:pPr>
+              <w:spacing w:after="0"/>
+              <w:jc w:val="center"/>
+            </w:pPr>
+            <w:r>
+              <w:rPr>
+                <w:rFonts w:ascii="Calibri" w:cs="Calibri" w:eastAsia="Calibri" w:hAnsi="Calibri"/>
+                <w:b w:val="false"/>
+                <w:bCs w:val="false"/>
+                <w:color w:val="2A2E3A"/>
+                <w:sz w:val="18"/>
+                <w:szCs w:val="18"/>
+              </w:rPr>
+              <w:t xml:space="preserve">Signals: 1</w:t>
+            </w:r>
+          </w:p>
+        </w:tc>
+      </w:tr>
+    </w:tbl>
+    <w:p>
+      <w:pPr>
+        <w:spacing w:after="60" w:before="160"/>
+      </w:pPr>
+      <w:r>
+        <w:rPr>
+          <w:rFonts w:ascii="Calibri" w:cs="Calibri" w:eastAsia="Calibri" w:hAnsi="Calibri"/>
+          <w:b/>
+          <w:bCs/>
+          <w:color w:val="0E1E3F"/>
+          <w:sz w:val="20"/>
+          <w:szCs w:val="20"/>
+        </w:rPr>
+        <w:t xml:space="preserve">Sectors: </w:t>
+      </w:r>
+      <w:r>
+        <w:rPr>
+          <w:rFonts w:ascii="Calibri" w:cs="Calibri" w:eastAsia="Calibri" w:hAnsi="Calibri"/>
+          <w:color w:val="4A4D57"/>
+          <w:sz w:val="20"/>
+          <w:szCs w:val="20"/>
+        </w:rPr>
+        <w:t xml:space="preserve">AI, Logistics, Education</w:t>
+      </w:r>
+    </w:p>
+    <w:p>
+      <w:pPr>
+        <w:spacing w:after="60"/>
+      </w:pPr>
+      <w:r>
+        <w:rPr>
+          <w:rFonts w:ascii="Calibri" w:cs="Calibri" w:eastAsia="Calibri" w:hAnsi="Calibri"/>
+          <w:b/>
+          <w:bCs/>
+          <w:color w:val="0E1E3F"/>
+          <w:sz w:val="20"/>
+          <w:szCs w:val="20"/>
+        </w:rPr>
+        <w:t xml:space="preserve">Headquarters: </w:t>
+      </w:r>
+      <w:r>
+        <w:rPr>
+          <w:rFonts w:ascii="Calibri" w:cs="Calibri" w:eastAsia="Calibri" w:hAnsi="Calibri"/>
+          <w:color w:val="4A4D57"/>
+          <w:sz w:val="20"/>
+          <w:szCs w:val="20"/>
+        </w:rPr>
+        <w:t xml:space="preserve">Saudi Arabia</w:t>
+      </w:r>
+    </w:p>
+    <w:p>
+      <w:pPr>
+        <w:spacing w:after="80" w:before="160"/>
+      </w:pPr>
+      <w:r>
+        <w:rPr>
+          <w:rFonts w:ascii="Calibri" w:cs="Calibri" w:eastAsia="Calibri" w:hAnsi="Calibri"/>
+          <w:b/>
+          <w:bCs/>
+          <w:color w:val="8C6B3D"/>
+          <w:spacing w:val="40"/>
+          <w:sz w:val="20"/>
+          <w:szCs w:val="20"/>
+        </w:rPr>
+        <w:t xml:space="preserve">Detected signals</w:t>
+      </w:r>
+    </w:p>
+    <w:tbl>
+      <w:tblPr>
+        <w:tblW w:type="dxa" w:w="9360"/>
+        <w:tblBorders>
+          <w:top w:val="single" w:color="auto" w:sz="4"/>
+          <w:left w:val="single" w:color="auto" w:sz="4"/>
+          <w:bottom w:val="single" w:color="auto" w:sz="4"/>
+          <w:right w:val="single" w:color="auto" w:sz="4"/>
+          <w:insideH w:val="single" w:color="auto" w:sz="4"/>
+          <w:insideV w:val="single" w:color="auto" w:sz="4"/>
+        </w:tblBorders>
+      </w:tblPr>
+      <w:tblGrid>
+        <w:gridCol w:w="1400"/>
+        <w:gridCol w:w="1200"/>
+        <w:gridCol w:w="4400"/>
+        <w:gridCol w:w="2360"/>
+      </w:tblGrid>
+      <w:tr>
+        <w:trPr>
+          <w:tblHeader/>
+        </w:trPr>
+        <w:tc>
+          <w:tcPr>
+            <w:tcW w:type="dxa" w:w="1400"/>
+            <w:tcBorders>
+              <w:top w:val="single" w:color="D5D3C8" w:sz="4"/>
+              <w:left w:val="single" w:color="D5D3C8" w:sz="4"/>
+              <w:bottom w:val="single" w:color="D5D3C8" w:sz="4"/>
+              <w:right w:val="single" w:color="D5D3C8" w:sz="4"/>
+            </w:tcBorders>
+            <w:shd w:fill="0E1E3F" w:color="auto" w:val="clear"/>
+            <w:tcMar>
+              <w:top w:type="dxa" w:w="80"/>
+              <w:left w:type="dxa" w:w="120"/>
+              <w:bottom w:type="dxa" w:w="80"/>
+              <w:right w:type="dxa" w:w="120"/>
+            </w:tcMar>
+            <w:vAlign w:val="top"/>
+          </w:tcPr>
+          <w:p>
+            <w:pPr>
+              <w:spacing w:after="0"/>
+              <w:jc w:val="left"/>
+            </w:pPr>
+            <w:r>
+              <w:rPr>
+                <w:rFonts w:ascii="Calibri" w:cs="Calibri" w:eastAsia="Calibri" w:hAnsi="Calibri"/>
+                <w:b/>
+                <w:bCs/>
+                <w:color w:val="FFFFFF"/>
+                <w:sz w:val="18"/>
+                <w:szCs w:val="18"/>
+              </w:rPr>
+              <w:t xml:space="preserve">Type</w:t>
+            </w:r>
+          </w:p>
+        </w:tc>
+        <w:tc>
+          <w:tcPr>
+            <w:tcW w:type="dxa" w:w="1200"/>
+            <w:tcBorders>
+              <w:top w:val="single" w:color="D5D3C8" w:sz="4"/>
+              <w:left w:val="single" w:color="D5D3C8" w:sz="4"/>
+              <w:bottom w:val="single" w:color="D5D3C8" w:sz="4"/>
+              <w:right w:val="single" w:color="D5D3C8" w:sz="4"/>
+            </w:tcBorders>
+            <w:shd w:fill="0E1E3F" w:color="auto" w:val="clear"/>
+            <w:tcMar>
+              <w:top w:type="dxa" w:w="80"/>
+              <w:left w:type="dxa" w:w="120"/>
+              <w:bottom w:type="dxa" w:w="80"/>
+              <w:right w:type="dxa" w:w="120"/>
+            </w:tcMar>
+            <w:vAlign w:val="top"/>
+          </w:tcPr>
+          <w:p>
+            <w:pPr>
+              <w:spacing w:after="0"/>
+              <w:jc w:val="center"/>
+            </w:pPr>
+            <w:r>
+              <w:rPr>
+                <w:rFonts w:ascii="Calibri" w:cs="Calibri" w:eastAsia="Calibri" w:hAnsi="Calibri"/>
+                <w:b/>
+                <w:bCs/>
+                <w:color w:val="FFFFFF"/>
+                <w:sz w:val="18"/>
+                <w:szCs w:val="18"/>
+              </w:rPr>
+              <w:t xml:space="preserve">Strength</w:t>
+            </w:r>
+          </w:p>
+        </w:tc>
+        <w:tc>
+          <w:tcPr>
+            <w:tcW w:type="dxa" w:w="4400"/>
+            <w:tcBorders>
+              <w:top w:val="single" w:color="D5D3C8" w:sz="4"/>
+              <w:left w:val="single" w:color="D5D3C8" w:sz="4"/>
+              <w:bottom w:val="single" w:color="D5D3C8" w:sz="4"/>
+              <w:right w:val="single" w:color="D5D3C8" w:sz="4"/>
+            </w:tcBorders>
+            <w:shd w:fill="0E1E3F" w:color="auto" w:val="clear"/>
+            <w:tcMar>
+              <w:top w:type="dxa" w:w="80"/>
+              <w:left w:type="dxa" w:w="120"/>
+              <w:bottom w:type="dxa" w:w="80"/>
+              <w:right w:type="dxa" w:w="120"/>
+            </w:tcMar>
+            <w:vAlign w:val="top"/>
+          </w:tcPr>
+          <w:p>
+            <w:pPr>
+              <w:spacing w:after="0"/>
+              <w:jc w:val="left"/>
+            </w:pPr>
+            <w:r>
+              <w:rPr>
+                <w:rFonts w:ascii="Calibri" w:cs="Calibri" w:eastAsia="Calibri" w:hAnsi="Calibri"/>
+                <w:b/>
+                <w:bCs/>
+                <w:color w:val="FFFFFF"/>
+                <w:sz w:val="18"/>
+                <w:szCs w:val="18"/>
+              </w:rPr>
+              <w:t xml:space="preserve">Headline</w:t>
+            </w:r>
+          </w:p>
+        </w:tc>
+        <w:tc>
+          <w:tcPr>
+            <w:tcW w:type="dxa" w:w="2360"/>
+            <w:tcBorders>
+              <w:top w:val="single" w:color="D5D3C8" w:sz="4"/>
+              <w:left w:val="single" w:color="D5D3C8" w:sz="4"/>
+              <w:bottom w:val="single" w:color="D5D3C8" w:sz="4"/>
+              <w:right w:val="single" w:color="D5D3C8" w:sz="4"/>
+            </w:tcBorders>
+            <w:shd w:fill="0E1E3F" w:color="auto" w:val="clear"/>
+            <w:tcMar>
+              <w:top w:type="dxa" w:w="80"/>
+              <w:left w:type="dxa" w:w="120"/>
+              <w:bottom w:type="dxa" w:w="80"/>
+              <w:right w:type="dxa" w:w="120"/>
+            </w:tcMar>
+            <w:vAlign w:val="top"/>
+          </w:tcPr>
+          <w:p>
+            <w:pPr>
+              <w:spacing w:after="0"/>
+              <w:jc w:val="left"/>
+            </w:pPr>
+            <w:r>
+              <w:rPr>
+                <w:rFonts w:ascii="Calibri" w:cs="Calibri" w:eastAsia="Calibri" w:hAnsi="Calibri"/>
+                <w:b/>
+                <w:bCs/>
+                <w:color w:val="FFFFFF"/>
+                <w:sz w:val="18"/>
+                <w:szCs w:val="18"/>
+              </w:rPr>
+              <w:t xml:space="preserve">Source</w:t>
+            </w:r>
+          </w:p>
+        </w:tc>
+      </w:tr>
+      <w:tr>
+        <w:tc>
+          <w:tcPr>
+            <w:tcW w:type="dxa" w:w="1400"/>
+            <w:tcBorders>
+              <w:top w:val="single" w:color="D5D3C8" w:sz="4"/>
+              <w:left w:val="single" w:color="D5D3C8" w:sz="4"/>
+              <w:bottom w:val="single" w:color="D5D3C8" w:sz="4"/>
+              <w:right w:val="single" w:color="D5D3C8" w:sz="4"/>
+            </w:tcBorders>
+            <w:tcMar>
+              <w:top w:type="dxa" w:w="80"/>
+              <w:left w:type="dxa" w:w="120"/>
+              <w:bottom w:type="dxa" w:w="80"/>
+              <w:right w:type="dxa" w:w="120"/>
+            </w:tcMar>
+            <w:vAlign w:val="top"/>
+          </w:tcPr>
+          <w:p>
+            <w:pPr>
+              <w:spacing w:after="0"/>
+              <w:jc w:val="left"/>
+            </w:pPr>
+            <w:r>
+              <w:rPr>
+                <w:rFonts w:ascii="Calibri" w:cs="Calibri" w:eastAsia="Calibri" w:hAnsi="Calibri"/>
+                <w:b w:val="false"/>
+                <w:bCs w:val="false"/>
+                <w:color w:val="2A2E3A"/>
+                <w:sz w:val="18"/>
+                <w:szCs w:val="18"/>
+              </w:rPr>
+              <w:t xml:space="preserve">M&amp;A</w:t>
+            </w:r>
+          </w:p>
+        </w:tc>
+        <w:tc>
+          <w:tcPr>
+            <w:tcW w:type="dxa" w:w="1200"/>
+            <w:tcBorders>
+              <w:top w:val="single" w:color="D5D3C8" w:sz="4"/>
+              <w:left w:val="single" w:color="D5D3C8" w:sz="4"/>
+              <w:bottom w:val="single" w:color="D5D3C8" w:sz="4"/>
+              <w:right w:val="single" w:color="D5D3C8" w:sz="4"/>
+            </w:tcBorders>
+            <w:tcMar>
+              <w:top w:type="dxa" w:w="80"/>
+              <w:left w:type="dxa" w:w="120"/>
+              <w:bottom w:type="dxa" w:w="80"/>
+              <w:right w:type="dxa" w:w="120"/>
+            </w:tcMar>
+            <w:vAlign w:val="top"/>
+          </w:tcPr>
+          <w:p>
+            <w:pPr>
+              <w:spacing w:after="0"/>
+              <w:jc w:val="center"/>
+            </w:pPr>
+            <w:r>
+              <w:rPr>
+                <w:rFonts w:ascii="Calibri" w:cs="Calibri" w:eastAsia="Calibri" w:hAnsi="Calibri"/>
+                <w:b w:val="false"/>
+                <w:bCs w:val="false"/>
+                <w:color w:val="2A2E3A"/>
+                <w:sz w:val="18"/>
+                <w:szCs w:val="18"/>
+              </w:rPr>
+              <w:t xml:space="preserve">High</w:t>
+            </w:r>
+          </w:p>
+        </w:tc>
+        <w:tc>
+          <w:tcPr>
+            <w:tcW w:type="dxa" w:w="4400"/>
+            <w:tcBorders>
+              <w:top w:val="single" w:color="D5D3C8" w:sz="4"/>
+              <w:left w:val="single" w:color="D5D3C8" w:sz="4"/>
+              <w:bottom w:val="single" w:color="D5D3C8" w:sz="4"/>
+              <w:right w:val="single" w:color="D5D3C8" w:sz="4"/>
+            </w:tcBorders>
+            <w:tcMar>
+              <w:top w:type="dxa" w:w="80"/>
+              <w:left w:type="dxa" w:w="120"/>
+              <w:bottom w:type="dxa" w:w="80"/>
+              <w:right w:type="dxa" w:w="120"/>
+            </w:tcMar>
+            <w:vAlign w:val="top"/>
+          </w:tcPr>
+          <w:p>
+            <w:pPr>
+              <w:spacing w:after="0"/>
+              <w:jc w:val="left"/>
+            </w:pPr>
+            <w:r>
+              <w:rPr>
+                <w:rFonts w:ascii="Calibri" w:cs="Calibri" w:eastAsia="Calibri" w:hAnsi="Calibri"/>
+                <w:b w:val="false"/>
+                <w:bCs w:val="false"/>
+                <w:color w:val="2A2E3A"/>
+                <w:sz w:val="18"/>
+                <w:szCs w:val="18"/>
+              </w:rPr>
+              <w:t xml:space="preserve">Falak Holding acquires majority stake in AI startup Kernel</w:t>
+            </w:r>
+          </w:p>
+        </w:tc>
+        <w:tc>
+          <w:tcPr>
+            <w:tcW w:type="dxa" w:w="2360"/>
+            <w:tcBorders>
+              <w:top w:val="single" w:color="D5D3C8" w:sz="4"/>
+              <w:left w:val="single" w:color="D5D3C8" w:sz="4"/>
+              <w:bottom w:val="single" w:color="D5D3C8" w:sz="4"/>
+              <w:right w:val="single" w:color="D5D3C8" w:sz="4"/>
+            </w:tcBorders>
+            <w:tcMar>
+              <w:top w:type="dxa" w:w="80"/>
+              <w:left w:type="dxa" w:w="120"/>
+              <w:bottom w:type="dxa" w:w="80"/>
+              <w:right w:type="dxa" w:w="120"/>
+            </w:tcMar>
+            <w:vAlign w:val="top"/>
+          </w:tcPr>
+          <w:p>
+            <w:pPr>
+              <w:spacing w:after="0"/>
+              <w:jc w:val="left"/>
+            </w:pPr>
+            <w:r>
+              <w:rPr>
+                <w:rFonts w:ascii="Calibri" w:cs="Calibri" w:eastAsia="Calibri" w:hAnsi="Calibri"/>
+                <w:b w:val="false"/>
+                <w:bCs w:val="false"/>
+                <w:color w:val="2A2E3A"/>
+                <w:sz w:val="18"/>
+                <w:szCs w:val="18"/>
+              </w:rPr>
+              <w:t xml:space="preserve">Wamda</w:t>
+            </w:r>
+          </w:p>
+          <w:p>
+            <w:pPr>
+              <w:spacing w:after="0"/>
+              <w:jc w:val="left"/>
+            </w:pPr>
+            <w:r>
+              <w:rPr>
+                <w:rFonts w:ascii="Calibri" w:cs="Calibri" w:eastAsia="Calibri" w:hAnsi="Calibri"/>
+                <w:b w:val="false"/>
+                <w:bCs w:val="false"/>
+                <w:color w:val="2A2E3A"/>
+                <w:sz w:val="18"/>
+                <w:szCs w:val="18"/>
+              </w:rPr>
+              <w:t xml:space="preserve">http://wamda.com/2026/04/falak-holding-acquires-majority-st…</w:t>
+            </w:r>
+          </w:p>
+        </w:tc>
+      </w:tr>
+    </w:tbl>
+    <w:p>
+      <w:pPr>
+        <w:pStyle w:val="Heading3"/>
+        <w:keepNext/>
+        <w:spacing w:after="80" w:before="300"/>
+      </w:pPr>
+      <w:r>
+        <w:rPr>
+          <w:rFonts w:ascii="Calibri" w:cs="Calibri" w:eastAsia="Calibri" w:hAnsi="Calibri"/>
+          <w:b/>
+          <w:bCs/>
+          <w:color w:val="0E1E3F"/>
+          <w:sz w:val="24"/>
+          <w:szCs w:val="24"/>
+        </w:rPr>
+        <w:t xml:space="preserve">21. Kernel</w:t>
+      </w:r>
+    </w:p>
+    <w:tbl>
+      <w:tblPr>
+        <w:tblW w:type="dxa" w:w="9360"/>
+        <w:tblBorders>
+          <w:top w:val="single" w:color="auto" w:sz="4"/>
+          <w:left w:val="single" w:color="auto" w:sz="4"/>
+          <w:bottom w:val="single" w:color="auto" w:sz="4"/>
+          <w:right w:val="single" w:color="auto" w:sz="4"/>
+          <w:insideH w:val="single" w:color="auto" w:sz="4"/>
+          <w:insideV w:val="single" w:color="auto" w:sz="4"/>
+        </w:tblBorders>
+      </w:tblPr>
+      <w:tblGrid>
+        <w:gridCol w:w="2340"/>
+        <w:gridCol w:w="2340"/>
+        <w:gridCol w:w="2340"/>
+        <w:gridCol w:w="2340"/>
+      </w:tblGrid>
+      <w:tr>
+        <w:tc>
+          <w:tcPr>
+            <w:tcW w:type="dxa" w:w="2340"/>
+            <w:tcBorders>
+              <w:top w:val="single" w:color="D5D3C8" w:sz="4"/>
+              <w:left w:val="single" w:color="D5D3C8" w:sz="4"/>
+              <w:bottom w:val="single" w:color="D5D3C8" w:sz="4"/>
+              <w:right w:val="single" w:color="D5D3C8" w:sz="4"/>
+            </w:tcBorders>
+            <w:shd w:fill="F8F6EF" w:color="auto" w:val="clear"/>
+            <w:tcMar>
+              <w:top w:type="dxa" w:w="80"/>
+              <w:left w:type="dxa" w:w="120"/>
+              <w:bottom w:type="dxa" w:w="80"/>
+              <w:right w:type="dxa" w:w="120"/>
+            </w:tcMar>
+            <w:vAlign w:val="top"/>
+          </w:tcPr>
+          <w:p>
+            <w:pPr>
+              <w:spacing w:after="0"/>
+              <w:jc w:val="center"/>
+            </w:pPr>
+            <w:r>
+              <w:rPr>
+                <w:rFonts w:ascii="Calibri" w:cs="Calibri" w:eastAsia="Calibri" w:hAnsi="Calibri"/>
+                <w:b/>
+                <w:bCs/>
+                <w:color w:val="2A2E3A"/>
+                <w:sz w:val="18"/>
+                <w:szCs w:val="18"/>
+              </w:rPr>
+              <w:t xml:space="preserve">Composite: 45</w:t>
+            </w:r>
+          </w:p>
+        </w:tc>
+        <w:tc>
+          <w:tcPr>
+            <w:tcW w:type="dxa" w:w="2340"/>
+            <w:tcBorders>
+              <w:top w:val="single" w:color="D5D3C8" w:sz="4"/>
+              <w:left w:val="single" w:color="D5D3C8" w:sz="4"/>
+              <w:bottom w:val="single" w:color="D5D3C8" w:sz="4"/>
+              <w:right w:val="single" w:color="D5D3C8" w:sz="4"/>
+            </w:tcBorders>
+            <w:shd w:fill="F8F6EF" w:color="auto" w:val="clear"/>
+            <w:tcMar>
+              <w:top w:type="dxa" w:w="80"/>
+              <w:left w:type="dxa" w:w="120"/>
+              <w:bottom w:type="dxa" w:w="80"/>
+              <w:right w:type="dxa" w:w="120"/>
+            </w:tcMar>
+            <w:vAlign w:val="top"/>
+          </w:tcPr>
+          <w:p>
+            <w:pPr>
+              <w:spacing w:after="0"/>
+              <w:jc w:val="center"/>
+            </w:pPr>
+            <w:r>
+              <w:rPr>
+                <w:rFonts w:ascii="Calibri" w:cs="Calibri" w:eastAsia="Calibri" w:hAnsi="Calibri"/>
+                <w:b w:val="false"/>
+                <w:bCs w:val="false"/>
+                <w:color w:val="2A2E3A"/>
+                <w:sz w:val="18"/>
+                <w:szCs w:val="18"/>
+              </w:rPr>
+              <w:t xml:space="preserve">Investability: 44</w:t>
+            </w:r>
+          </w:p>
+        </w:tc>
+        <w:tc>
+          <w:tcPr>
+            <w:tcW w:type="dxa" w:w="2340"/>
+            <w:tcBorders>
+              <w:top w:val="single" w:color="D5D3C8" w:sz="4"/>
+              <w:left w:val="single" w:color="D5D3C8" w:sz="4"/>
+              <w:bottom w:val="single" w:color="D5D3C8" w:sz="4"/>
+              <w:right w:val="single" w:color="D5D3C8" w:sz="4"/>
+            </w:tcBorders>
+            <w:shd w:fill="F8F6EF" w:color="auto" w:val="clear"/>
+            <w:tcMar>
+              <w:top w:type="dxa" w:w="80"/>
+              <w:left w:type="dxa" w:w="120"/>
+              <w:bottom w:type="dxa" w:w="80"/>
+              <w:right w:type="dxa" w:w="120"/>
+            </w:tcMar>
+            <w:vAlign w:val="top"/>
+          </w:tcPr>
+          <w:p>
+            <w:pPr>
+              <w:spacing w:after="0"/>
+              <w:jc w:val="center"/>
+            </w:pPr>
+            <w:r>
+              <w:rPr>
+                <w:rFonts w:ascii="Calibri" w:cs="Calibri" w:eastAsia="Calibri" w:hAnsi="Calibri"/>
+                <w:b w:val="false"/>
+                <w:bCs w:val="false"/>
+                <w:color w:val="2A2E3A"/>
+                <w:sz w:val="18"/>
+                <w:szCs w:val="18"/>
+              </w:rPr>
+              <w:t xml:space="preserve">UAE alignment: 46</w:t>
+            </w:r>
+          </w:p>
+        </w:tc>
+        <w:tc>
+          <w:tcPr>
+            <w:tcW w:type="dxa" w:w="2340"/>
+            <w:tcBorders>
+              <w:top w:val="single" w:color="D5D3C8" w:sz="4"/>
+              <w:left w:val="single" w:color="D5D3C8" w:sz="4"/>
+              <w:bottom w:val="single" w:color="D5D3C8" w:sz="4"/>
+              <w:right w:val="single" w:color="D5D3C8" w:sz="4"/>
+            </w:tcBorders>
+            <w:shd w:fill="F8F6EF" w:color="auto" w:val="clear"/>
+            <w:tcMar>
+              <w:top w:type="dxa" w:w="80"/>
+              <w:left w:type="dxa" w:w="120"/>
+              <w:bottom w:type="dxa" w:w="80"/>
+              <w:right w:type="dxa" w:w="120"/>
+            </w:tcMar>
+            <w:vAlign w:val="top"/>
+          </w:tcPr>
+          <w:p>
+            <w:pPr>
+              <w:spacing w:after="0"/>
+              <w:jc w:val="center"/>
+            </w:pPr>
+            <w:r>
+              <w:rPr>
+                <w:rFonts w:ascii="Calibri" w:cs="Calibri" w:eastAsia="Calibri" w:hAnsi="Calibri"/>
+                <w:b w:val="false"/>
+                <w:bCs w:val="false"/>
+                <w:color w:val="2A2E3A"/>
+                <w:sz w:val="18"/>
+                <w:szCs w:val="18"/>
+              </w:rPr>
+              <w:t xml:space="preserve">Signals: 1</w:t>
+            </w:r>
+          </w:p>
+        </w:tc>
+      </w:tr>
+    </w:tbl>
+    <w:p>
+      <w:pPr>
+        <w:spacing w:after="60" w:before="160"/>
+      </w:pPr>
+      <w:r>
+        <w:rPr>
+          <w:rFonts w:ascii="Calibri" w:cs="Calibri" w:eastAsia="Calibri" w:hAnsi="Calibri"/>
+          <w:b/>
+          <w:bCs/>
+          <w:color w:val="0E1E3F"/>
+          <w:sz w:val="20"/>
+          <w:szCs w:val="20"/>
+        </w:rPr>
+        <w:t xml:space="preserve">Sectors: </w:t>
+      </w:r>
+      <w:r>
+        <w:rPr>
+          <w:rFonts w:ascii="Calibri" w:cs="Calibri" w:eastAsia="Calibri" w:hAnsi="Calibri"/>
+          <w:color w:val="4A4D57"/>
+          <w:sz w:val="20"/>
+          <w:szCs w:val="20"/>
+        </w:rPr>
+        <w:t xml:space="preserve">AI, Logistics, Education</w:t>
+      </w:r>
+    </w:p>
+    <w:p>
+      <w:pPr>
+        <w:spacing w:after="60"/>
+      </w:pPr>
+      <w:r>
+        <w:rPr>
+          <w:rFonts w:ascii="Calibri" w:cs="Calibri" w:eastAsia="Calibri" w:hAnsi="Calibri"/>
+          <w:b/>
+          <w:bCs/>
+          <w:color w:val="0E1E3F"/>
+          <w:sz w:val="20"/>
+          <w:szCs w:val="20"/>
+        </w:rPr>
+        <w:t xml:space="preserve">Headquarters: </w:t>
+      </w:r>
+      <w:r>
+        <w:rPr>
+          <w:rFonts w:ascii="Calibri" w:cs="Calibri" w:eastAsia="Calibri" w:hAnsi="Calibri"/>
+          <w:color w:val="4A4D57"/>
+          <w:sz w:val="20"/>
+          <w:szCs w:val="20"/>
+        </w:rPr>
+        <w:t xml:space="preserve">Saudi Arabia</w:t>
+      </w:r>
+    </w:p>
+    <w:p>
+      <w:pPr>
+        <w:spacing w:after="80" w:before="160"/>
+      </w:pPr>
+      <w:r>
+        <w:rPr>
+          <w:rFonts w:ascii="Calibri" w:cs="Calibri" w:eastAsia="Calibri" w:hAnsi="Calibri"/>
+          <w:b/>
+          <w:bCs/>
+          <w:color w:val="8C6B3D"/>
+          <w:spacing w:val="40"/>
+          <w:sz w:val="20"/>
+          <w:szCs w:val="20"/>
+        </w:rPr>
+        <w:t xml:space="preserve">Detected signals</w:t>
+      </w:r>
+    </w:p>
+    <w:tbl>
+      <w:tblPr>
+        <w:tblW w:type="dxa" w:w="9360"/>
+        <w:tblBorders>
+          <w:top w:val="single" w:color="auto" w:sz="4"/>
+          <w:left w:val="single" w:color="auto" w:sz="4"/>
+          <w:bottom w:val="single" w:color="auto" w:sz="4"/>
+          <w:right w:val="single" w:color="auto" w:sz="4"/>
+          <w:insideH w:val="single" w:color="auto" w:sz="4"/>
+          <w:insideV w:val="single" w:color="auto" w:sz="4"/>
+        </w:tblBorders>
+      </w:tblPr>
+      <w:tblGrid>
+        <w:gridCol w:w="1400"/>
+        <w:gridCol w:w="1200"/>
+        <w:gridCol w:w="4400"/>
+        <w:gridCol w:w="2360"/>
+      </w:tblGrid>
+      <w:tr>
+        <w:trPr>
+          <w:tblHeader/>
+        </w:trPr>
+        <w:tc>
+          <w:tcPr>
+            <w:tcW w:type="dxa" w:w="1400"/>
+            <w:tcBorders>
+              <w:top w:val="single" w:color="D5D3C8" w:sz="4"/>
+              <w:left w:val="single" w:color="D5D3C8" w:sz="4"/>
+              <w:bottom w:val="single" w:color="D5D3C8" w:sz="4"/>
+              <w:right w:val="single" w:color="D5D3C8" w:sz="4"/>
+            </w:tcBorders>
+            <w:shd w:fill="0E1E3F" w:color="auto" w:val="clear"/>
+            <w:tcMar>
+              <w:top w:type="dxa" w:w="80"/>
+              <w:left w:type="dxa" w:w="120"/>
+              <w:bottom w:type="dxa" w:w="80"/>
+              <w:right w:type="dxa" w:w="120"/>
+            </w:tcMar>
+            <w:vAlign w:val="top"/>
+          </w:tcPr>
+          <w:p>
+            <w:pPr>
+              <w:spacing w:after="0"/>
+              <w:jc w:val="left"/>
+            </w:pPr>
+            <w:r>
+              <w:rPr>
+                <w:rFonts w:ascii="Calibri" w:cs="Calibri" w:eastAsia="Calibri" w:hAnsi="Calibri"/>
+                <w:b/>
+                <w:bCs/>
+                <w:color w:val="FFFFFF"/>
+                <w:sz w:val="18"/>
+                <w:szCs w:val="18"/>
+              </w:rPr>
+              <w:t xml:space="preserve">Type</w:t>
+            </w:r>
+          </w:p>
+        </w:tc>
+        <w:tc>
+          <w:tcPr>
+            <w:tcW w:type="dxa" w:w="1200"/>
+            <w:tcBorders>
+              <w:top w:val="single" w:color="D5D3C8" w:sz="4"/>
+              <w:left w:val="single" w:color="D5D3C8" w:sz="4"/>
+              <w:bottom w:val="single" w:color="D5D3C8" w:sz="4"/>
+              <w:right w:val="single" w:color="D5D3C8" w:sz="4"/>
+            </w:tcBorders>
+            <w:shd w:fill="0E1E3F" w:color="auto" w:val="clear"/>
+            <w:tcMar>
+              <w:top w:type="dxa" w:w="80"/>
+              <w:left w:type="dxa" w:w="120"/>
+              <w:bottom w:type="dxa" w:w="80"/>
+              <w:right w:type="dxa" w:w="120"/>
+            </w:tcMar>
+            <w:vAlign w:val="top"/>
+          </w:tcPr>
+          <w:p>
+            <w:pPr>
+              <w:spacing w:after="0"/>
+              <w:jc w:val="center"/>
+            </w:pPr>
+            <w:r>
+              <w:rPr>
+                <w:rFonts w:ascii="Calibri" w:cs="Calibri" w:eastAsia="Calibri" w:hAnsi="Calibri"/>
+                <w:b/>
+                <w:bCs/>
+                <w:color w:val="FFFFFF"/>
+                <w:sz w:val="18"/>
+                <w:szCs w:val="18"/>
+              </w:rPr>
+              <w:t xml:space="preserve">Strength</w:t>
+            </w:r>
+          </w:p>
+        </w:tc>
+        <w:tc>
+          <w:tcPr>
+            <w:tcW w:type="dxa" w:w="4400"/>
+            <w:tcBorders>
+              <w:top w:val="single" w:color="D5D3C8" w:sz="4"/>
+              <w:left w:val="single" w:color="D5D3C8" w:sz="4"/>
+              <w:bottom w:val="single" w:color="D5D3C8" w:sz="4"/>
+              <w:right w:val="single" w:color="D5D3C8" w:sz="4"/>
+            </w:tcBorders>
+            <w:shd w:fill="0E1E3F" w:color="auto" w:val="clear"/>
+            <w:tcMar>
+              <w:top w:type="dxa" w:w="80"/>
+              <w:left w:type="dxa" w:w="120"/>
+              <w:bottom w:type="dxa" w:w="80"/>
+              <w:right w:type="dxa" w:w="120"/>
+            </w:tcMar>
+            <w:vAlign w:val="top"/>
+          </w:tcPr>
+          <w:p>
+            <w:pPr>
+              <w:spacing w:after="0"/>
+              <w:jc w:val="left"/>
+            </w:pPr>
+            <w:r>
+              <w:rPr>
+                <w:rFonts w:ascii="Calibri" w:cs="Calibri" w:eastAsia="Calibri" w:hAnsi="Calibri"/>
+                <w:b/>
+                <w:bCs/>
+                <w:color w:val="FFFFFF"/>
+                <w:sz w:val="18"/>
+                <w:szCs w:val="18"/>
+              </w:rPr>
+              <w:t xml:space="preserve">Headline</w:t>
+            </w:r>
+          </w:p>
+        </w:tc>
+        <w:tc>
+          <w:tcPr>
+            <w:tcW w:type="dxa" w:w="2360"/>
+            <w:tcBorders>
+              <w:top w:val="single" w:color="D5D3C8" w:sz="4"/>
+              <w:left w:val="single" w:color="D5D3C8" w:sz="4"/>
+              <w:bottom w:val="single" w:color="D5D3C8" w:sz="4"/>
+              <w:right w:val="single" w:color="D5D3C8" w:sz="4"/>
+            </w:tcBorders>
+            <w:shd w:fill="0E1E3F" w:color="auto" w:val="clear"/>
+            <w:tcMar>
+              <w:top w:type="dxa" w:w="80"/>
+              <w:left w:type="dxa" w:w="120"/>
+              <w:bottom w:type="dxa" w:w="80"/>
+              <w:right w:type="dxa" w:w="120"/>
+            </w:tcMar>
+            <w:vAlign w:val="top"/>
+          </w:tcPr>
+          <w:p>
+            <w:pPr>
+              <w:spacing w:after="0"/>
+              <w:jc w:val="left"/>
+            </w:pPr>
+            <w:r>
+              <w:rPr>
+                <w:rFonts w:ascii="Calibri" w:cs="Calibri" w:eastAsia="Calibri" w:hAnsi="Calibri"/>
+                <w:b/>
+                <w:bCs/>
+                <w:color w:val="FFFFFF"/>
+                <w:sz w:val="18"/>
+                <w:szCs w:val="18"/>
+              </w:rPr>
+              <w:t xml:space="preserve">Source</w:t>
+            </w:r>
+          </w:p>
+        </w:tc>
+      </w:tr>
+      <w:tr>
+        <w:tc>
+          <w:tcPr>
+            <w:tcW w:type="dxa" w:w="1400"/>
+            <w:tcBorders>
+              <w:top w:val="single" w:color="D5D3C8" w:sz="4"/>
+              <w:left w:val="single" w:color="D5D3C8" w:sz="4"/>
+              <w:bottom w:val="single" w:color="D5D3C8" w:sz="4"/>
+              <w:right w:val="single" w:color="D5D3C8" w:sz="4"/>
+            </w:tcBorders>
+            <w:tcMar>
+              <w:top w:type="dxa" w:w="80"/>
+              <w:left w:type="dxa" w:w="120"/>
+              <w:bottom w:type="dxa" w:w="80"/>
+              <w:right w:type="dxa" w:w="120"/>
+            </w:tcMar>
+            <w:vAlign w:val="top"/>
+          </w:tcPr>
+          <w:p>
+            <w:pPr>
+              <w:spacing w:after="0"/>
+              <w:jc w:val="left"/>
+            </w:pPr>
+            <w:r>
+              <w:rPr>
+                <w:rFonts w:ascii="Calibri" w:cs="Calibri" w:eastAsia="Calibri" w:hAnsi="Calibri"/>
+                <w:b w:val="false"/>
+                <w:bCs w:val="false"/>
+                <w:color w:val="2A2E3A"/>
+                <w:sz w:val="18"/>
+                <w:szCs w:val="18"/>
+              </w:rPr>
+              <w:t xml:space="preserve">M&amp;A</w:t>
+            </w:r>
+          </w:p>
+        </w:tc>
+        <w:tc>
+          <w:tcPr>
+            <w:tcW w:type="dxa" w:w="1200"/>
+            <w:tcBorders>
+              <w:top w:val="single" w:color="D5D3C8" w:sz="4"/>
+              <w:left w:val="single" w:color="D5D3C8" w:sz="4"/>
+              <w:bottom w:val="single" w:color="D5D3C8" w:sz="4"/>
+              <w:right w:val="single" w:color="D5D3C8" w:sz="4"/>
+            </w:tcBorders>
+            <w:tcMar>
+              <w:top w:type="dxa" w:w="80"/>
+              <w:left w:type="dxa" w:w="120"/>
+              <w:bottom w:type="dxa" w:w="80"/>
+              <w:right w:type="dxa" w:w="120"/>
+            </w:tcMar>
+            <w:vAlign w:val="top"/>
+          </w:tcPr>
+          <w:p>
+            <w:pPr>
+              <w:spacing w:after="0"/>
+              <w:jc w:val="center"/>
+            </w:pPr>
+            <w:r>
+              <w:rPr>
+                <w:rFonts w:ascii="Calibri" w:cs="Calibri" w:eastAsia="Calibri" w:hAnsi="Calibri"/>
+                <w:b w:val="false"/>
+                <w:bCs w:val="false"/>
+                <w:color w:val="2A2E3A"/>
+                <w:sz w:val="18"/>
+                <w:szCs w:val="18"/>
+              </w:rPr>
+              <w:t xml:space="preserve">High</w:t>
+            </w:r>
+          </w:p>
+        </w:tc>
+        <w:tc>
+          <w:tcPr>
+            <w:tcW w:type="dxa" w:w="4400"/>
+            <w:tcBorders>
+              <w:top w:val="single" w:color="D5D3C8" w:sz="4"/>
+              <w:left w:val="single" w:color="D5D3C8" w:sz="4"/>
+              <w:bottom w:val="single" w:color="D5D3C8" w:sz="4"/>
+              <w:right w:val="single" w:color="D5D3C8" w:sz="4"/>
+            </w:tcBorders>
+            <w:tcMar>
+              <w:top w:type="dxa" w:w="80"/>
+              <w:left w:type="dxa" w:w="120"/>
+              <w:bottom w:type="dxa" w:w="80"/>
+              <w:right w:type="dxa" w:w="120"/>
+            </w:tcMar>
+            <w:vAlign w:val="top"/>
+          </w:tcPr>
+          <w:p>
+            <w:pPr>
+              <w:spacing w:after="0"/>
+              <w:jc w:val="left"/>
+            </w:pPr>
+            <w:r>
+              <w:rPr>
+                <w:rFonts w:ascii="Calibri" w:cs="Calibri" w:eastAsia="Calibri" w:hAnsi="Calibri"/>
+                <w:b w:val="false"/>
+                <w:bCs w:val="false"/>
+                <w:color w:val="2A2E3A"/>
+                <w:sz w:val="18"/>
+                <w:szCs w:val="18"/>
+              </w:rPr>
+              <w:t xml:space="preserve">Falak Holding acquires majority stake in AI startup Kernel</w:t>
+            </w:r>
+          </w:p>
+        </w:tc>
+        <w:tc>
+          <w:tcPr>
+            <w:tcW w:type="dxa" w:w="2360"/>
+            <w:tcBorders>
+              <w:top w:val="single" w:color="D5D3C8" w:sz="4"/>
+              <w:left w:val="single" w:color="D5D3C8" w:sz="4"/>
+              <w:bottom w:val="single" w:color="D5D3C8" w:sz="4"/>
+              <w:right w:val="single" w:color="D5D3C8" w:sz="4"/>
+            </w:tcBorders>
+            <w:tcMar>
+              <w:top w:type="dxa" w:w="80"/>
+              <w:left w:type="dxa" w:w="120"/>
+              <w:bottom w:type="dxa" w:w="80"/>
+              <w:right w:type="dxa" w:w="120"/>
+            </w:tcMar>
+            <w:vAlign w:val="top"/>
+          </w:tcPr>
+          <w:p>
+            <w:pPr>
+              <w:spacing w:after="0"/>
+              <w:jc w:val="left"/>
+            </w:pPr>
+            <w:r>
+              <w:rPr>
+                <w:rFonts w:ascii="Calibri" w:cs="Calibri" w:eastAsia="Calibri" w:hAnsi="Calibri"/>
+                <w:b w:val="false"/>
+                <w:bCs w:val="false"/>
+                <w:color w:val="2A2E3A"/>
+                <w:sz w:val="18"/>
+                <w:szCs w:val="18"/>
+              </w:rPr>
+              <w:t xml:space="preserve">Wamda</w:t>
+            </w:r>
+          </w:p>
+          <w:p>
+            <w:pPr>
+              <w:spacing w:after="0"/>
+              <w:jc w:val="left"/>
+            </w:pPr>
+            <w:r>
+              <w:rPr>
+                <w:rFonts w:ascii="Calibri" w:cs="Calibri" w:eastAsia="Calibri" w:hAnsi="Calibri"/>
+                <w:b w:val="false"/>
+                <w:bCs w:val="false"/>
+                <w:color w:val="2A2E3A"/>
+                <w:sz w:val="18"/>
+                <w:szCs w:val="18"/>
+              </w:rPr>
+              <w:t xml:space="preserve">http://wamda.com/2026/04/falak-holding-acquires-majority-st…</w:t>
+            </w:r>
+          </w:p>
+        </w:tc>
+      </w:tr>
+    </w:tbl>
+    <w:p>
+      <w:pPr>
+        <w:pStyle w:val="Heading3"/>
+        <w:keepNext/>
+        <w:spacing w:after="80" w:before="300"/>
+      </w:pPr>
+      <w:r>
+        <w:rPr>
+          <w:rFonts w:ascii="Calibri" w:cs="Calibri" w:eastAsia="Calibri" w:hAnsi="Calibri"/>
+          <w:b/>
+          <w:bCs/>
+          <w:color w:val="0E1E3F"/>
+          <w:sz w:val="24"/>
+          <w:szCs w:val="24"/>
+        </w:rPr>
+        <w:t xml:space="preserve">22. Edafa</w:t>
+      </w:r>
+    </w:p>
+    <w:tbl>
+      <w:tblPr>
+        <w:tblW w:type="dxa" w:w="9360"/>
+        <w:tblBorders>
+          <w:top w:val="single" w:color="auto" w:sz="4"/>
+          <w:left w:val="single" w:color="auto" w:sz="4"/>
+          <w:bottom w:val="single" w:color="auto" w:sz="4"/>
+          <w:right w:val="single" w:color="auto" w:sz="4"/>
+          <w:insideH w:val="single" w:color="auto" w:sz="4"/>
+          <w:insideV w:val="single" w:color="auto" w:sz="4"/>
+        </w:tblBorders>
+      </w:tblPr>
+      <w:tblGrid>
+        <w:gridCol w:w="2340"/>
+        <w:gridCol w:w="2340"/>
+        <w:gridCol w:w="2340"/>
+        <w:gridCol w:w="2340"/>
+      </w:tblGrid>
+      <w:tr>
+        <w:tc>
+          <w:tcPr>
+            <w:tcW w:type="dxa" w:w="2340"/>
+            <w:tcBorders>
+              <w:top w:val="single" w:color="D5D3C8" w:sz="4"/>
+              <w:left w:val="single" w:color="D5D3C8" w:sz="4"/>
+              <w:bottom w:val="single" w:color="D5D3C8" w:sz="4"/>
+              <w:right w:val="single" w:color="D5D3C8" w:sz="4"/>
+            </w:tcBorders>
+            <w:shd w:fill="F8F6EF" w:color="auto" w:val="clear"/>
+            <w:tcMar>
+              <w:top w:type="dxa" w:w="80"/>
+              <w:left w:type="dxa" w:w="120"/>
+              <w:bottom w:type="dxa" w:w="80"/>
+              <w:right w:type="dxa" w:w="120"/>
+            </w:tcMar>
+            <w:vAlign w:val="top"/>
+          </w:tcPr>
+          <w:p>
+            <w:pPr>
+              <w:spacing w:after="0"/>
+              <w:jc w:val="center"/>
+            </w:pPr>
+            <w:r>
+              <w:rPr>
+                <w:rFonts w:ascii="Calibri" w:cs="Calibri" w:eastAsia="Calibri" w:hAnsi="Calibri"/>
+                <w:b/>
+                <w:bCs/>
+                <w:color w:val="2A2E3A"/>
+                <w:sz w:val="18"/>
+                <w:szCs w:val="18"/>
+              </w:rPr>
+              <w:t xml:space="preserve">Composite: 45</w:t>
+            </w:r>
+          </w:p>
+        </w:tc>
+        <w:tc>
+          <w:tcPr>
+            <w:tcW w:type="dxa" w:w="2340"/>
+            <w:tcBorders>
+              <w:top w:val="single" w:color="D5D3C8" w:sz="4"/>
+              <w:left w:val="single" w:color="D5D3C8" w:sz="4"/>
+              <w:bottom w:val="single" w:color="D5D3C8" w:sz="4"/>
+              <w:right w:val="single" w:color="D5D3C8" w:sz="4"/>
+            </w:tcBorders>
+            <w:shd w:fill="F8F6EF" w:color="auto" w:val="clear"/>
+            <w:tcMar>
+              <w:top w:type="dxa" w:w="80"/>
+              <w:left w:type="dxa" w:w="120"/>
+              <w:bottom w:type="dxa" w:w="80"/>
+              <w:right w:type="dxa" w:w="120"/>
+            </w:tcMar>
+            <w:vAlign w:val="top"/>
+          </w:tcPr>
+          <w:p>
+            <w:pPr>
+              <w:spacing w:after="0"/>
+              <w:jc w:val="center"/>
+            </w:pPr>
+            <w:r>
+              <w:rPr>
+                <w:rFonts w:ascii="Calibri" w:cs="Calibri" w:eastAsia="Calibri" w:hAnsi="Calibri"/>
+                <w:b w:val="false"/>
+                <w:bCs w:val="false"/>
+                <w:color w:val="2A2E3A"/>
+                <w:sz w:val="18"/>
+                <w:szCs w:val="18"/>
+              </w:rPr>
+              <w:t xml:space="preserve">Investability: 44</w:t>
+            </w:r>
+          </w:p>
+        </w:tc>
+        <w:tc>
+          <w:tcPr>
+            <w:tcW w:type="dxa" w:w="2340"/>
+            <w:tcBorders>
+              <w:top w:val="single" w:color="D5D3C8" w:sz="4"/>
+              <w:left w:val="single" w:color="D5D3C8" w:sz="4"/>
+              <w:bottom w:val="single" w:color="D5D3C8" w:sz="4"/>
+              <w:right w:val="single" w:color="D5D3C8" w:sz="4"/>
+            </w:tcBorders>
+            <w:shd w:fill="F8F6EF" w:color="auto" w:val="clear"/>
+            <w:tcMar>
+              <w:top w:type="dxa" w:w="80"/>
+              <w:left w:type="dxa" w:w="120"/>
+              <w:bottom w:type="dxa" w:w="80"/>
+              <w:right w:type="dxa" w:w="120"/>
+            </w:tcMar>
+            <w:vAlign w:val="top"/>
+          </w:tcPr>
+          <w:p>
+            <w:pPr>
+              <w:spacing w:after="0"/>
+              <w:jc w:val="center"/>
+            </w:pPr>
+            <w:r>
+              <w:rPr>
+                <w:rFonts w:ascii="Calibri" w:cs="Calibri" w:eastAsia="Calibri" w:hAnsi="Calibri"/>
+                <w:b w:val="false"/>
+                <w:bCs w:val="false"/>
+                <w:color w:val="2A2E3A"/>
+                <w:sz w:val="18"/>
+                <w:szCs w:val="18"/>
+              </w:rPr>
+              <w:t xml:space="preserve">UAE alignment: 45</w:t>
+            </w:r>
+          </w:p>
+        </w:tc>
+        <w:tc>
+          <w:tcPr>
+            <w:tcW w:type="dxa" w:w="2340"/>
+            <w:tcBorders>
+              <w:top w:val="single" w:color="D5D3C8" w:sz="4"/>
+              <w:left w:val="single" w:color="D5D3C8" w:sz="4"/>
+              <w:bottom w:val="single" w:color="D5D3C8" w:sz="4"/>
+              <w:right w:val="single" w:color="D5D3C8" w:sz="4"/>
+            </w:tcBorders>
+            <w:shd w:fill="F8F6EF" w:color="auto" w:val="clear"/>
+            <w:tcMar>
+              <w:top w:type="dxa" w:w="80"/>
+              <w:left w:type="dxa" w:w="120"/>
+              <w:bottom w:type="dxa" w:w="80"/>
+              <w:right w:type="dxa" w:w="120"/>
+            </w:tcMar>
+            <w:vAlign w:val="top"/>
+          </w:tcPr>
+          <w:p>
+            <w:pPr>
+              <w:spacing w:after="0"/>
+              <w:jc w:val="center"/>
+            </w:pPr>
+            <w:r>
+              <w:rPr>
+                <w:rFonts w:ascii="Calibri" w:cs="Calibri" w:eastAsia="Calibri" w:hAnsi="Calibri"/>
+                <w:b w:val="false"/>
+                <w:bCs w:val="false"/>
+                <w:color w:val="2A2E3A"/>
+                <w:sz w:val="18"/>
+                <w:szCs w:val="18"/>
+              </w:rPr>
+              <w:t xml:space="preserve">Signals: 1</w:t>
+            </w:r>
+          </w:p>
+        </w:tc>
+      </w:tr>
+    </w:tbl>
+    <w:p>
+      <w:pPr>
+        <w:spacing w:after="60" w:before="160"/>
+      </w:pPr>
+      <w:r>
+        <w:rPr>
+          <w:rFonts w:ascii="Calibri" w:cs="Calibri" w:eastAsia="Calibri" w:hAnsi="Calibri"/>
+          <w:b/>
+          <w:bCs/>
+          <w:color w:val="0E1E3F"/>
+          <w:sz w:val="20"/>
+          <w:szCs w:val="20"/>
+        </w:rPr>
+        <w:t xml:space="preserve">Sectors: </w:t>
+      </w:r>
+      <w:r>
+        <w:rPr>
+          <w:rFonts w:ascii="Calibri" w:cs="Calibri" w:eastAsia="Calibri" w:hAnsi="Calibri"/>
+          <w:color w:val="4A4D57"/>
+          <w:sz w:val="20"/>
+          <w:szCs w:val="20"/>
+        </w:rPr>
+        <w:t xml:space="preserve">Cleantech, Logistics</w:t>
+      </w:r>
+    </w:p>
+    <w:p>
+      <w:pPr>
+        <w:spacing w:after="60"/>
+      </w:pPr>
+      <w:r>
+        <w:rPr>
+          <w:rFonts w:ascii="Calibri" w:cs="Calibri" w:eastAsia="Calibri" w:hAnsi="Calibri"/>
+          <w:b/>
+          <w:bCs/>
+          <w:color w:val="0E1E3F"/>
+          <w:sz w:val="20"/>
+          <w:szCs w:val="20"/>
+        </w:rPr>
+        <w:t xml:space="preserve">Headquarters: </w:t>
+      </w:r>
+      <w:r>
+        <w:rPr>
+          <w:rFonts w:ascii="Calibri" w:cs="Calibri" w:eastAsia="Calibri" w:hAnsi="Calibri"/>
+          <w:color w:val="4A4D57"/>
+          <w:sz w:val="20"/>
+          <w:szCs w:val="20"/>
+        </w:rPr>
+        <w:t xml:space="preserve">Saudi Arabia</w:t>
+      </w:r>
+    </w:p>
+    <w:p>
+      <w:pPr>
+        <w:spacing w:after="80" w:before="160"/>
+      </w:pPr>
+      <w:r>
+        <w:rPr>
+          <w:rFonts w:ascii="Calibri" w:cs="Calibri" w:eastAsia="Calibri" w:hAnsi="Calibri"/>
+          <w:b/>
+          <w:bCs/>
+          <w:color w:val="8C6B3D"/>
+          <w:spacing w:val="40"/>
+          <w:sz w:val="20"/>
+          <w:szCs w:val="20"/>
+        </w:rPr>
+        <w:t xml:space="preserve">Detected signals</w:t>
+      </w:r>
+    </w:p>
+    <w:tbl>
+      <w:tblPr>
+        <w:tblW w:type="dxa" w:w="9360"/>
+        <w:tblBorders>
+          <w:top w:val="single" w:color="auto" w:sz="4"/>
+          <w:left w:val="single" w:color="auto" w:sz="4"/>
+          <w:bottom w:val="single" w:color="auto" w:sz="4"/>
+          <w:right w:val="single" w:color="auto" w:sz="4"/>
+          <w:insideH w:val="single" w:color="auto" w:sz="4"/>
+          <w:insideV w:val="single" w:color="auto" w:sz="4"/>
+        </w:tblBorders>
+      </w:tblPr>
+      <w:tblGrid>
+        <w:gridCol w:w="1400"/>
+        <w:gridCol w:w="1200"/>
+        <w:gridCol w:w="4400"/>
+        <w:gridCol w:w="2360"/>
+      </w:tblGrid>
+      <w:tr>
+        <w:trPr>
+          <w:tblHeader/>
+        </w:trPr>
+        <w:tc>
+          <w:tcPr>
+            <w:tcW w:type="dxa" w:w="1400"/>
+            <w:tcBorders>
+              <w:top w:val="single" w:color="D5D3C8" w:sz="4"/>
+              <w:left w:val="single" w:color="D5D3C8" w:sz="4"/>
+              <w:bottom w:val="single" w:color="D5D3C8" w:sz="4"/>
+              <w:right w:val="single" w:color="D5D3C8" w:sz="4"/>
+            </w:tcBorders>
+            <w:shd w:fill="0E1E3F" w:color="auto" w:val="clear"/>
+            <w:tcMar>
+              <w:top w:type="dxa" w:w="80"/>
+              <w:left w:type="dxa" w:w="120"/>
+              <w:bottom w:type="dxa" w:w="80"/>
+              <w:right w:type="dxa" w:w="120"/>
+            </w:tcMar>
+            <w:vAlign w:val="top"/>
+          </w:tcPr>
+          <w:p>
+            <w:pPr>
+              <w:spacing w:after="0"/>
+              <w:jc w:val="left"/>
+            </w:pPr>
+            <w:r>
+              <w:rPr>
+                <w:rFonts w:ascii="Calibri" w:cs="Calibri" w:eastAsia="Calibri" w:hAnsi="Calibri"/>
+                <w:b/>
+                <w:bCs/>
+                <w:color w:val="FFFFFF"/>
+                <w:sz w:val="18"/>
+                <w:szCs w:val="18"/>
+              </w:rPr>
+              <w:t xml:space="preserve">Type</w:t>
+            </w:r>
+          </w:p>
+        </w:tc>
+        <w:tc>
+          <w:tcPr>
+            <w:tcW w:type="dxa" w:w="1200"/>
+            <w:tcBorders>
+              <w:top w:val="single" w:color="D5D3C8" w:sz="4"/>
+              <w:left w:val="single" w:color="D5D3C8" w:sz="4"/>
+              <w:bottom w:val="single" w:color="D5D3C8" w:sz="4"/>
+              <w:right w:val="single" w:color="D5D3C8" w:sz="4"/>
+            </w:tcBorders>
+            <w:shd w:fill="0E1E3F" w:color="auto" w:val="clear"/>
+            <w:tcMar>
+              <w:top w:type="dxa" w:w="80"/>
+              <w:left w:type="dxa" w:w="120"/>
+              <w:bottom w:type="dxa" w:w="80"/>
+              <w:right w:type="dxa" w:w="120"/>
+            </w:tcMar>
+            <w:vAlign w:val="top"/>
+          </w:tcPr>
+          <w:p>
+            <w:pPr>
+              <w:spacing w:after="0"/>
+              <w:jc w:val="center"/>
+            </w:pPr>
+            <w:r>
+              <w:rPr>
+                <w:rFonts w:ascii="Calibri" w:cs="Calibri" w:eastAsia="Calibri" w:hAnsi="Calibri"/>
+                <w:b/>
+                <w:bCs/>
+                <w:color w:val="FFFFFF"/>
+                <w:sz w:val="18"/>
+                <w:szCs w:val="18"/>
+              </w:rPr>
+              <w:t xml:space="preserve">Strength</w:t>
+            </w:r>
+          </w:p>
+        </w:tc>
+        <w:tc>
+          <w:tcPr>
+            <w:tcW w:type="dxa" w:w="4400"/>
+            <w:tcBorders>
+              <w:top w:val="single" w:color="D5D3C8" w:sz="4"/>
+              <w:left w:val="single" w:color="D5D3C8" w:sz="4"/>
+              <w:bottom w:val="single" w:color="D5D3C8" w:sz="4"/>
+              <w:right w:val="single" w:color="D5D3C8" w:sz="4"/>
+            </w:tcBorders>
+            <w:shd w:fill="0E1E3F" w:color="auto" w:val="clear"/>
+            <w:tcMar>
+              <w:top w:type="dxa" w:w="80"/>
+              <w:left w:type="dxa" w:w="120"/>
+              <w:bottom w:type="dxa" w:w="80"/>
+              <w:right w:type="dxa" w:w="120"/>
+            </w:tcMar>
+            <w:vAlign w:val="top"/>
+          </w:tcPr>
+          <w:p>
+            <w:pPr>
+              <w:spacing w:after="0"/>
+              <w:jc w:val="left"/>
+            </w:pPr>
+            <w:r>
+              <w:rPr>
+                <w:rFonts w:ascii="Calibri" w:cs="Calibri" w:eastAsia="Calibri" w:hAnsi="Calibri"/>
+                <w:b/>
+                <w:bCs/>
+                <w:color w:val="FFFFFF"/>
+                <w:sz w:val="18"/>
+                <w:szCs w:val="18"/>
+              </w:rPr>
+              <w:t xml:space="preserve">Headline</w:t>
+            </w:r>
+          </w:p>
+        </w:tc>
+        <w:tc>
+          <w:tcPr>
+            <w:tcW w:type="dxa" w:w="2360"/>
+            <w:tcBorders>
+              <w:top w:val="single" w:color="D5D3C8" w:sz="4"/>
+              <w:left w:val="single" w:color="D5D3C8" w:sz="4"/>
+              <w:bottom w:val="single" w:color="D5D3C8" w:sz="4"/>
+              <w:right w:val="single" w:color="D5D3C8" w:sz="4"/>
+            </w:tcBorders>
+            <w:shd w:fill="0E1E3F" w:color="auto" w:val="clear"/>
+            <w:tcMar>
+              <w:top w:type="dxa" w:w="80"/>
+              <w:left w:type="dxa" w:w="120"/>
+              <w:bottom w:type="dxa" w:w="80"/>
+              <w:right w:type="dxa" w:w="120"/>
+            </w:tcMar>
+            <w:vAlign w:val="top"/>
+          </w:tcPr>
+          <w:p>
+            <w:pPr>
+              <w:spacing w:after="0"/>
+              <w:jc w:val="left"/>
+            </w:pPr>
+            <w:r>
+              <w:rPr>
+                <w:rFonts w:ascii="Calibri" w:cs="Calibri" w:eastAsia="Calibri" w:hAnsi="Calibri"/>
+                <w:b/>
+                <w:bCs/>
+                <w:color w:val="FFFFFF"/>
+                <w:sz w:val="18"/>
+                <w:szCs w:val="18"/>
+              </w:rPr>
+              <w:t xml:space="preserve">Source</w:t>
+            </w:r>
+          </w:p>
+        </w:tc>
+      </w:tr>
+      <w:tr>
+        <w:tc>
+          <w:tcPr>
+            <w:tcW w:type="dxa" w:w="1400"/>
+            <w:tcBorders>
+              <w:top w:val="single" w:color="D5D3C8" w:sz="4"/>
+              <w:left w:val="single" w:color="D5D3C8" w:sz="4"/>
+              <w:bottom w:val="single" w:color="D5D3C8" w:sz="4"/>
+              <w:right w:val="single" w:color="D5D3C8" w:sz="4"/>
+            </w:tcBorders>
+            <w:tcMar>
+              <w:top w:type="dxa" w:w="80"/>
+              <w:left w:type="dxa" w:w="120"/>
+              <w:bottom w:type="dxa" w:w="80"/>
+              <w:right w:type="dxa" w:w="120"/>
+            </w:tcMar>
+            <w:vAlign w:val="top"/>
+          </w:tcPr>
+          <w:p>
+            <w:pPr>
+              <w:spacing w:after="0"/>
+              <w:jc w:val="left"/>
+            </w:pPr>
+            <w:r>
+              <w:rPr>
+                <w:rFonts w:ascii="Calibri" w:cs="Calibri" w:eastAsia="Calibri" w:hAnsi="Calibri"/>
+                <w:b w:val="false"/>
+                <w:bCs w:val="false"/>
+                <w:color w:val="2A2E3A"/>
+                <w:sz w:val="18"/>
+                <w:szCs w:val="18"/>
+              </w:rPr>
+              <w:t xml:space="preserve">M&amp;A</w:t>
+            </w:r>
+          </w:p>
+        </w:tc>
+        <w:tc>
+          <w:tcPr>
+            <w:tcW w:type="dxa" w:w="1200"/>
+            <w:tcBorders>
+              <w:top w:val="single" w:color="D5D3C8" w:sz="4"/>
+              <w:left w:val="single" w:color="D5D3C8" w:sz="4"/>
+              <w:bottom w:val="single" w:color="D5D3C8" w:sz="4"/>
+              <w:right w:val="single" w:color="D5D3C8" w:sz="4"/>
+            </w:tcBorders>
+            <w:tcMar>
+              <w:top w:type="dxa" w:w="80"/>
+              <w:left w:type="dxa" w:w="120"/>
+              <w:bottom w:type="dxa" w:w="80"/>
+              <w:right w:type="dxa" w:w="120"/>
+            </w:tcMar>
+            <w:vAlign w:val="top"/>
+          </w:tcPr>
+          <w:p>
+            <w:pPr>
+              <w:spacing w:after="0"/>
+              <w:jc w:val="center"/>
+            </w:pPr>
+            <w:r>
+              <w:rPr>
+                <w:rFonts w:ascii="Calibri" w:cs="Calibri" w:eastAsia="Calibri" w:hAnsi="Calibri"/>
+                <w:b w:val="false"/>
+                <w:bCs w:val="false"/>
+                <w:color w:val="2A2E3A"/>
+                <w:sz w:val="18"/>
+                <w:szCs w:val="18"/>
+              </w:rPr>
+              <w:t xml:space="preserve">High</w:t>
+            </w:r>
+          </w:p>
+        </w:tc>
+        <w:tc>
+          <w:tcPr>
+            <w:tcW w:type="dxa" w:w="4400"/>
+            <w:tcBorders>
+              <w:top w:val="single" w:color="D5D3C8" w:sz="4"/>
+              <w:left w:val="single" w:color="D5D3C8" w:sz="4"/>
+              <w:bottom w:val="single" w:color="D5D3C8" w:sz="4"/>
+              <w:right w:val="single" w:color="D5D3C8" w:sz="4"/>
+            </w:tcBorders>
+            <w:tcMar>
+              <w:top w:type="dxa" w:w="80"/>
+              <w:left w:type="dxa" w:w="120"/>
+              <w:bottom w:type="dxa" w:w="80"/>
+              <w:right w:type="dxa" w:w="120"/>
+            </w:tcMar>
+            <w:vAlign w:val="top"/>
+          </w:tcPr>
+          <w:p>
+            <w:pPr>
+              <w:spacing w:after="0"/>
+              <w:jc w:val="left"/>
+            </w:pPr>
+            <w:r>
+              <w:rPr>
+                <w:rFonts w:ascii="Calibri" w:cs="Calibri" w:eastAsia="Calibri" w:hAnsi="Calibri"/>
+                <w:b w:val="false"/>
+                <w:bCs w:val="false"/>
+                <w:color w:val="2A2E3A"/>
+                <w:sz w:val="18"/>
+                <w:szCs w:val="18"/>
+              </w:rPr>
+              <w:t xml:space="preserve">Edafa Venture acquires Egypt&amp;#039;s Cyclex in six-figure deal</w:t>
+            </w:r>
+          </w:p>
+        </w:tc>
+        <w:tc>
+          <w:tcPr>
+            <w:tcW w:type="dxa" w:w="2360"/>
+            <w:tcBorders>
+              <w:top w:val="single" w:color="D5D3C8" w:sz="4"/>
+              <w:left w:val="single" w:color="D5D3C8" w:sz="4"/>
+              <w:bottom w:val="single" w:color="D5D3C8" w:sz="4"/>
+              <w:right w:val="single" w:color="D5D3C8" w:sz="4"/>
+            </w:tcBorders>
+            <w:tcMar>
+              <w:top w:type="dxa" w:w="80"/>
+              <w:left w:type="dxa" w:w="120"/>
+              <w:bottom w:type="dxa" w:w="80"/>
+              <w:right w:type="dxa" w:w="120"/>
+            </w:tcMar>
+            <w:vAlign w:val="top"/>
+          </w:tcPr>
+          <w:p>
+            <w:pPr>
+              <w:spacing w:after="0"/>
+              <w:jc w:val="left"/>
+            </w:pPr>
+            <w:r>
+              <w:rPr>
+                <w:rFonts w:ascii="Calibri" w:cs="Calibri" w:eastAsia="Calibri" w:hAnsi="Calibri"/>
+                <w:b w:val="false"/>
+                <w:bCs w:val="false"/>
+                <w:color w:val="2A2E3A"/>
+                <w:sz w:val="18"/>
+                <w:szCs w:val="18"/>
+              </w:rPr>
+              <w:t xml:space="preserve">Wamda</w:t>
+            </w:r>
+          </w:p>
+          <w:p>
+            <w:pPr>
+              <w:spacing w:after="0"/>
+              <w:jc w:val="left"/>
+            </w:pPr>
+            <w:r>
+              <w:rPr>
+                <w:rFonts w:ascii="Calibri" w:cs="Calibri" w:eastAsia="Calibri" w:hAnsi="Calibri"/>
+                <w:b w:val="false"/>
+                <w:bCs w:val="false"/>
+                <w:color w:val="2A2E3A"/>
+                <w:sz w:val="18"/>
+                <w:szCs w:val="18"/>
+              </w:rPr>
+              <w:t xml:space="preserve">http://wamda.com/2026/04/edafa-venture-acquires-egypt-cycle…</w:t>
+            </w:r>
+          </w:p>
+        </w:tc>
+      </w:tr>
+    </w:tbl>
+    <w:p>
+      <w:pPr>
+        <w:pStyle w:val="Heading3"/>
+        <w:keepNext/>
+        <w:spacing w:after="80" w:before="300"/>
+      </w:pPr>
+      <w:r>
+        <w:rPr>
+          <w:rFonts w:ascii="Calibri" w:cs="Calibri" w:eastAsia="Calibri" w:hAnsi="Calibri"/>
+          <w:b/>
+          <w:bCs/>
+          <w:color w:val="0E1E3F"/>
+          <w:sz w:val="24"/>
+          <w:szCs w:val="24"/>
+        </w:rPr>
+        <w:t xml:space="preserve">23. Cyclex in six-figure deal Saudi-Egyptian</w:t>
+      </w:r>
+    </w:p>
+    <w:tbl>
+      <w:tblPr>
+        <w:tblW w:type="dxa" w:w="9360"/>
+        <w:tblBorders>
+          <w:top w:val="single" w:color="auto" w:sz="4"/>
+          <w:left w:val="single" w:color="auto" w:sz="4"/>
+          <w:bottom w:val="single" w:color="auto" w:sz="4"/>
+          <w:right w:val="single" w:color="auto" w:sz="4"/>
+          <w:insideH w:val="single" w:color="auto" w:sz="4"/>
+          <w:insideV w:val="single" w:color="auto" w:sz="4"/>
+        </w:tblBorders>
+      </w:tblPr>
+      <w:tblGrid>
+        <w:gridCol w:w="2340"/>
+        <w:gridCol w:w="2340"/>
+        <w:gridCol w:w="2340"/>
+        <w:gridCol w:w="2340"/>
+      </w:tblGrid>
+      <w:tr>
+        <w:tc>
+          <w:tcPr>
+            <w:tcW w:type="dxa" w:w="2340"/>
+            <w:tcBorders>
+              <w:top w:val="single" w:color="D5D3C8" w:sz="4"/>
+              <w:left w:val="single" w:color="D5D3C8" w:sz="4"/>
+              <w:bottom w:val="single" w:color="D5D3C8" w:sz="4"/>
+              <w:right w:val="single" w:color="D5D3C8" w:sz="4"/>
+            </w:tcBorders>
+            <w:shd w:fill="F8F6EF" w:color="auto" w:val="clear"/>
+            <w:tcMar>
+              <w:top w:type="dxa" w:w="80"/>
+              <w:left w:type="dxa" w:w="120"/>
+              <w:bottom w:type="dxa" w:w="80"/>
+              <w:right w:type="dxa" w:w="120"/>
+            </w:tcMar>
+            <w:vAlign w:val="top"/>
+          </w:tcPr>
+          <w:p>
+            <w:pPr>
+              <w:spacing w:after="0"/>
+              <w:jc w:val="center"/>
+            </w:pPr>
+            <w:r>
+              <w:rPr>
+                <w:rFonts w:ascii="Calibri" w:cs="Calibri" w:eastAsia="Calibri" w:hAnsi="Calibri"/>
+                <w:b/>
+                <w:bCs/>
+                <w:color w:val="2A2E3A"/>
+                <w:sz w:val="18"/>
+                <w:szCs w:val="18"/>
+              </w:rPr>
+              <w:t xml:space="preserve">Composite: 45</w:t>
+            </w:r>
+          </w:p>
+        </w:tc>
+        <w:tc>
+          <w:tcPr>
+            <w:tcW w:type="dxa" w:w="2340"/>
+            <w:tcBorders>
+              <w:top w:val="single" w:color="D5D3C8" w:sz="4"/>
+              <w:left w:val="single" w:color="D5D3C8" w:sz="4"/>
+              <w:bottom w:val="single" w:color="D5D3C8" w:sz="4"/>
+              <w:right w:val="single" w:color="D5D3C8" w:sz="4"/>
+            </w:tcBorders>
+            <w:shd w:fill="F8F6EF" w:color="auto" w:val="clear"/>
+            <w:tcMar>
+              <w:top w:type="dxa" w:w="80"/>
+              <w:left w:type="dxa" w:w="120"/>
+              <w:bottom w:type="dxa" w:w="80"/>
+              <w:right w:type="dxa" w:w="120"/>
+            </w:tcMar>
+            <w:vAlign w:val="top"/>
+          </w:tcPr>
+          <w:p>
+            <w:pPr>
+              <w:spacing w:after="0"/>
+              <w:jc w:val="center"/>
+            </w:pPr>
+            <w:r>
+              <w:rPr>
+                <w:rFonts w:ascii="Calibri" w:cs="Calibri" w:eastAsia="Calibri" w:hAnsi="Calibri"/>
+                <w:b w:val="false"/>
+                <w:bCs w:val="false"/>
+                <w:color w:val="2A2E3A"/>
+                <w:sz w:val="18"/>
+                <w:szCs w:val="18"/>
+              </w:rPr>
+              <w:t xml:space="preserve">Investability: 44</w:t>
+            </w:r>
+          </w:p>
+        </w:tc>
+        <w:tc>
+          <w:tcPr>
+            <w:tcW w:type="dxa" w:w="2340"/>
+            <w:tcBorders>
+              <w:top w:val="single" w:color="D5D3C8" w:sz="4"/>
+              <w:left w:val="single" w:color="D5D3C8" w:sz="4"/>
+              <w:bottom w:val="single" w:color="D5D3C8" w:sz="4"/>
+              <w:right w:val="single" w:color="D5D3C8" w:sz="4"/>
+            </w:tcBorders>
+            <w:shd w:fill="F8F6EF" w:color="auto" w:val="clear"/>
+            <w:tcMar>
+              <w:top w:type="dxa" w:w="80"/>
+              <w:left w:type="dxa" w:w="120"/>
+              <w:bottom w:type="dxa" w:w="80"/>
+              <w:right w:type="dxa" w:w="120"/>
+            </w:tcMar>
+            <w:vAlign w:val="top"/>
+          </w:tcPr>
+          <w:p>
+            <w:pPr>
+              <w:spacing w:after="0"/>
+              <w:jc w:val="center"/>
+            </w:pPr>
+            <w:r>
+              <w:rPr>
+                <w:rFonts w:ascii="Calibri" w:cs="Calibri" w:eastAsia="Calibri" w:hAnsi="Calibri"/>
+                <w:b w:val="false"/>
+                <w:bCs w:val="false"/>
+                <w:color w:val="2A2E3A"/>
+                <w:sz w:val="18"/>
+                <w:szCs w:val="18"/>
+              </w:rPr>
+              <w:t xml:space="preserve">UAE alignment: 45</w:t>
+            </w:r>
+          </w:p>
+        </w:tc>
+        <w:tc>
+          <w:tcPr>
+            <w:tcW w:type="dxa" w:w="2340"/>
+            <w:tcBorders>
+              <w:top w:val="single" w:color="D5D3C8" w:sz="4"/>
+              <w:left w:val="single" w:color="D5D3C8" w:sz="4"/>
+              <w:bottom w:val="single" w:color="D5D3C8" w:sz="4"/>
+              <w:right w:val="single" w:color="D5D3C8" w:sz="4"/>
+            </w:tcBorders>
+            <w:shd w:fill="F8F6EF" w:color="auto" w:val="clear"/>
+            <w:tcMar>
+              <w:top w:type="dxa" w:w="80"/>
+              <w:left w:type="dxa" w:w="120"/>
+              <w:bottom w:type="dxa" w:w="80"/>
+              <w:right w:type="dxa" w:w="120"/>
+            </w:tcMar>
+            <w:vAlign w:val="top"/>
+          </w:tcPr>
+          <w:p>
+            <w:pPr>
+              <w:spacing w:after="0"/>
+              <w:jc w:val="center"/>
+            </w:pPr>
+            <w:r>
+              <w:rPr>
+                <w:rFonts w:ascii="Calibri" w:cs="Calibri" w:eastAsia="Calibri" w:hAnsi="Calibri"/>
+                <w:b w:val="false"/>
+                <w:bCs w:val="false"/>
+                <w:color w:val="2A2E3A"/>
+                <w:sz w:val="18"/>
+                <w:szCs w:val="18"/>
+              </w:rPr>
+              <w:t xml:space="preserve">Signals: 1</w:t>
+            </w:r>
+          </w:p>
+        </w:tc>
+      </w:tr>
+    </w:tbl>
+    <w:p>
+      <w:pPr>
+        <w:spacing w:after="60" w:before="160"/>
+      </w:pPr>
+      <w:r>
+        <w:rPr>
+          <w:rFonts w:ascii="Calibri" w:cs="Calibri" w:eastAsia="Calibri" w:hAnsi="Calibri"/>
+          <w:b/>
+          <w:bCs/>
+          <w:color w:val="0E1E3F"/>
+          <w:sz w:val="20"/>
+          <w:szCs w:val="20"/>
+        </w:rPr>
+        <w:t xml:space="preserve">Sectors: </w:t>
+      </w:r>
+      <w:r>
+        <w:rPr>
+          <w:rFonts w:ascii="Calibri" w:cs="Calibri" w:eastAsia="Calibri" w:hAnsi="Calibri"/>
+          <w:color w:val="4A4D57"/>
+          <w:sz w:val="20"/>
+          <w:szCs w:val="20"/>
+        </w:rPr>
+        <w:t xml:space="preserve">Cleantech, Logistics</w:t>
+      </w:r>
+    </w:p>
+    <w:p>
+      <w:pPr>
+        <w:spacing w:after="60"/>
+      </w:pPr>
+      <w:r>
+        <w:rPr>
+          <w:rFonts w:ascii="Calibri" w:cs="Calibri" w:eastAsia="Calibri" w:hAnsi="Calibri"/>
+          <w:b/>
+          <w:bCs/>
+          <w:color w:val="0E1E3F"/>
+          <w:sz w:val="20"/>
+          <w:szCs w:val="20"/>
+        </w:rPr>
+        <w:t xml:space="preserve">Headquarters: </w:t>
+      </w:r>
+      <w:r>
+        <w:rPr>
+          <w:rFonts w:ascii="Calibri" w:cs="Calibri" w:eastAsia="Calibri" w:hAnsi="Calibri"/>
+          <w:color w:val="4A4D57"/>
+          <w:sz w:val="20"/>
+          <w:szCs w:val="20"/>
+        </w:rPr>
+        <w:t xml:space="preserve">Saudi Arabia</w:t>
+      </w:r>
+    </w:p>
+    <w:p>
+      <w:pPr>
+        <w:spacing w:after="80" w:before="160"/>
+      </w:pPr>
+      <w:r>
+        <w:rPr>
+          <w:rFonts w:ascii="Calibri" w:cs="Calibri" w:eastAsia="Calibri" w:hAnsi="Calibri"/>
+          <w:b/>
+          <w:bCs/>
+          <w:color w:val="8C6B3D"/>
+          <w:spacing w:val="40"/>
+          <w:sz w:val="20"/>
+          <w:szCs w:val="20"/>
+        </w:rPr>
+        <w:t xml:space="preserve">Detected signals</w:t>
+      </w:r>
+    </w:p>
+    <w:tbl>
+      <w:tblPr>
+        <w:tblW w:type="dxa" w:w="9360"/>
+        <w:tblBorders>
+          <w:top w:val="single" w:color="auto" w:sz="4"/>
+          <w:left w:val="single" w:color="auto" w:sz="4"/>
+          <w:bottom w:val="single" w:color="auto" w:sz="4"/>
+          <w:right w:val="single" w:color="auto" w:sz="4"/>
+          <w:insideH w:val="single" w:color="auto" w:sz="4"/>
+          <w:insideV w:val="single" w:color="auto" w:sz="4"/>
+        </w:tblBorders>
+      </w:tblPr>
+      <w:tblGrid>
+        <w:gridCol w:w="1400"/>
+        <w:gridCol w:w="1200"/>
+        <w:gridCol w:w="4400"/>
+        <w:gridCol w:w="2360"/>
+      </w:tblGrid>
+      <w:tr>
+        <w:trPr>
+          <w:tblHeader/>
+        </w:trPr>
+        <w:tc>
+          <w:tcPr>
+            <w:tcW w:type="dxa" w:w="1400"/>
+            <w:tcBorders>
+              <w:top w:val="single" w:color="D5D3C8" w:sz="4"/>
+              <w:left w:val="single" w:color="D5D3C8" w:sz="4"/>
+              <w:bottom w:val="single" w:color="D5D3C8" w:sz="4"/>
+              <w:right w:val="single" w:color="D5D3C8" w:sz="4"/>
+            </w:tcBorders>
+            <w:shd w:fill="0E1E3F" w:color="auto" w:val="clear"/>
+            <w:tcMar>
+              <w:top w:type="dxa" w:w="80"/>
+              <w:left w:type="dxa" w:w="120"/>
+              <w:bottom w:type="dxa" w:w="80"/>
+              <w:right w:type="dxa" w:w="120"/>
+            </w:tcMar>
+            <w:vAlign w:val="top"/>
+          </w:tcPr>
+          <w:p>
+            <w:pPr>
+              <w:spacing w:after="0"/>
+              <w:jc w:val="left"/>
+            </w:pPr>
+            <w:r>
+              <w:rPr>
+                <w:rFonts w:ascii="Calibri" w:cs="Calibri" w:eastAsia="Calibri" w:hAnsi="Calibri"/>
+                <w:b/>
+                <w:bCs/>
+                <w:color w:val="FFFFFF"/>
+                <w:sz w:val="18"/>
+                <w:szCs w:val="18"/>
+              </w:rPr>
+              <w:t xml:space="preserve">Type</w:t>
+            </w:r>
+          </w:p>
+        </w:tc>
+        <w:tc>
+          <w:tcPr>
+            <w:tcW w:type="dxa" w:w="1200"/>
+            <w:tcBorders>
+              <w:top w:val="single" w:color="D5D3C8" w:sz="4"/>
+              <w:left w:val="single" w:color="D5D3C8" w:sz="4"/>
+              <w:bottom w:val="single" w:color="D5D3C8" w:sz="4"/>
+              <w:right w:val="single" w:color="D5D3C8" w:sz="4"/>
+            </w:tcBorders>
+            <w:shd w:fill="0E1E3F" w:color="auto" w:val="clear"/>
+            <w:tcMar>
+              <w:top w:type="dxa" w:w="80"/>
+              <w:left w:type="dxa" w:w="120"/>
+              <w:bottom w:type="dxa" w:w="80"/>
+              <w:right w:type="dxa" w:w="120"/>
+            </w:tcMar>
+            <w:vAlign w:val="top"/>
+          </w:tcPr>
+          <w:p>
+            <w:pPr>
+              <w:spacing w:after="0"/>
+              <w:jc w:val="center"/>
+            </w:pPr>
+            <w:r>
+              <w:rPr>
+                <w:rFonts w:ascii="Calibri" w:cs="Calibri" w:eastAsia="Calibri" w:hAnsi="Calibri"/>
+                <w:b/>
+                <w:bCs/>
+                <w:color w:val="FFFFFF"/>
+                <w:sz w:val="18"/>
+                <w:szCs w:val="18"/>
+              </w:rPr>
+              <w:t xml:space="preserve">Strength</w:t>
+            </w:r>
+          </w:p>
+        </w:tc>
+        <w:tc>
+          <w:tcPr>
+            <w:tcW w:type="dxa" w:w="4400"/>
+            <w:tcBorders>
+              <w:top w:val="single" w:color="D5D3C8" w:sz="4"/>
+              <w:left w:val="single" w:color="D5D3C8" w:sz="4"/>
+              <w:bottom w:val="single" w:color="D5D3C8" w:sz="4"/>
+              <w:right w:val="single" w:color="D5D3C8" w:sz="4"/>
+            </w:tcBorders>
+            <w:shd w:fill="0E1E3F" w:color="auto" w:val="clear"/>
+            <w:tcMar>
+              <w:top w:type="dxa" w:w="80"/>
+              <w:left w:type="dxa" w:w="120"/>
+              <w:bottom w:type="dxa" w:w="80"/>
+              <w:right w:type="dxa" w:w="120"/>
+            </w:tcMar>
+            <w:vAlign w:val="top"/>
+          </w:tcPr>
+          <w:p>
+            <w:pPr>
+              <w:spacing w:after="0"/>
+              <w:jc w:val="left"/>
+            </w:pPr>
+            <w:r>
+              <w:rPr>
+                <w:rFonts w:ascii="Calibri" w:cs="Calibri" w:eastAsia="Calibri" w:hAnsi="Calibri"/>
+                <w:b/>
+                <w:bCs/>
+                <w:color w:val="FFFFFF"/>
+                <w:sz w:val="18"/>
+                <w:szCs w:val="18"/>
+              </w:rPr>
+              <w:t xml:space="preserve">Headline</w:t>
+            </w:r>
+          </w:p>
+        </w:tc>
+        <w:tc>
+          <w:tcPr>
+            <w:tcW w:type="dxa" w:w="2360"/>
+            <w:tcBorders>
+              <w:top w:val="single" w:color="D5D3C8" w:sz="4"/>
+              <w:left w:val="single" w:color="D5D3C8" w:sz="4"/>
+              <w:bottom w:val="single" w:color="D5D3C8" w:sz="4"/>
+              <w:right w:val="single" w:color="D5D3C8" w:sz="4"/>
+            </w:tcBorders>
+            <w:shd w:fill="0E1E3F" w:color="auto" w:val="clear"/>
+            <w:tcMar>
+              <w:top w:type="dxa" w:w="80"/>
+              <w:left w:type="dxa" w:w="120"/>
+              <w:bottom w:type="dxa" w:w="80"/>
+              <w:right w:type="dxa" w:w="120"/>
+            </w:tcMar>
+            <w:vAlign w:val="top"/>
+          </w:tcPr>
+          <w:p>
+            <w:pPr>
+              <w:spacing w:after="0"/>
+              <w:jc w:val="left"/>
+            </w:pPr>
+            <w:r>
+              <w:rPr>
+                <w:rFonts w:ascii="Calibri" w:cs="Calibri" w:eastAsia="Calibri" w:hAnsi="Calibri"/>
+                <w:b/>
+                <w:bCs/>
+                <w:color w:val="FFFFFF"/>
+                <w:sz w:val="18"/>
+                <w:szCs w:val="18"/>
+              </w:rPr>
+              <w:t xml:space="preserve">Source</w:t>
+            </w:r>
+          </w:p>
+        </w:tc>
+      </w:tr>
+      <w:tr>
+        <w:tc>
+          <w:tcPr>
+            <w:tcW w:type="dxa" w:w="1400"/>
+            <w:tcBorders>
+              <w:top w:val="single" w:color="D5D3C8" w:sz="4"/>
+              <w:left w:val="single" w:color="D5D3C8" w:sz="4"/>
+              <w:bottom w:val="single" w:color="D5D3C8" w:sz="4"/>
+              <w:right w:val="single" w:color="D5D3C8" w:sz="4"/>
+            </w:tcBorders>
+            <w:tcMar>
+              <w:top w:type="dxa" w:w="80"/>
+              <w:left w:type="dxa" w:w="120"/>
+              <w:bottom w:type="dxa" w:w="80"/>
+              <w:right w:type="dxa" w:w="120"/>
+            </w:tcMar>
+            <w:vAlign w:val="top"/>
+          </w:tcPr>
+          <w:p>
+            <w:pPr>
+              <w:spacing w:after="0"/>
+              <w:jc w:val="left"/>
+            </w:pPr>
+            <w:r>
+              <w:rPr>
+                <w:rFonts w:ascii="Calibri" w:cs="Calibri" w:eastAsia="Calibri" w:hAnsi="Calibri"/>
+                <w:b w:val="false"/>
+                <w:bCs w:val="false"/>
+                <w:color w:val="2A2E3A"/>
+                <w:sz w:val="18"/>
+                <w:szCs w:val="18"/>
+              </w:rPr>
+              <w:t xml:space="preserve">M&amp;A</w:t>
+            </w:r>
+          </w:p>
+        </w:tc>
+        <w:tc>
+          <w:tcPr>
+            <w:tcW w:type="dxa" w:w="1200"/>
+            <w:tcBorders>
+              <w:top w:val="single" w:color="D5D3C8" w:sz="4"/>
+              <w:left w:val="single" w:color="D5D3C8" w:sz="4"/>
+              <w:bottom w:val="single" w:color="D5D3C8" w:sz="4"/>
+              <w:right w:val="single" w:color="D5D3C8" w:sz="4"/>
+            </w:tcBorders>
+            <w:tcMar>
+              <w:top w:type="dxa" w:w="80"/>
+              <w:left w:type="dxa" w:w="120"/>
+              <w:bottom w:type="dxa" w:w="80"/>
+              <w:right w:type="dxa" w:w="120"/>
+            </w:tcMar>
+            <w:vAlign w:val="top"/>
+          </w:tcPr>
+          <w:p>
+            <w:pPr>
+              <w:spacing w:after="0"/>
+              <w:jc w:val="center"/>
+            </w:pPr>
+            <w:r>
+              <w:rPr>
+                <w:rFonts w:ascii="Calibri" w:cs="Calibri" w:eastAsia="Calibri" w:hAnsi="Calibri"/>
+                <w:b w:val="false"/>
+                <w:bCs w:val="false"/>
+                <w:color w:val="2A2E3A"/>
+                <w:sz w:val="18"/>
+                <w:szCs w:val="18"/>
+              </w:rPr>
+              <w:t xml:space="preserve">High</w:t>
+            </w:r>
+          </w:p>
+        </w:tc>
+        <w:tc>
+          <w:tcPr>
+            <w:tcW w:type="dxa" w:w="4400"/>
+            <w:tcBorders>
+              <w:top w:val="single" w:color="D5D3C8" w:sz="4"/>
+              <w:left w:val="single" w:color="D5D3C8" w:sz="4"/>
+              <w:bottom w:val="single" w:color="D5D3C8" w:sz="4"/>
+              <w:right w:val="single" w:color="D5D3C8" w:sz="4"/>
+            </w:tcBorders>
+            <w:tcMar>
+              <w:top w:type="dxa" w:w="80"/>
+              <w:left w:type="dxa" w:w="120"/>
+              <w:bottom w:type="dxa" w:w="80"/>
+              <w:right w:type="dxa" w:w="120"/>
+            </w:tcMar>
+            <w:vAlign w:val="top"/>
+          </w:tcPr>
+          <w:p>
+            <w:pPr>
+              <w:spacing w:after="0"/>
+              <w:jc w:val="left"/>
+            </w:pPr>
+            <w:r>
+              <w:rPr>
+                <w:rFonts w:ascii="Calibri" w:cs="Calibri" w:eastAsia="Calibri" w:hAnsi="Calibri"/>
+                <w:b w:val="false"/>
+                <w:bCs w:val="false"/>
+                <w:color w:val="2A2E3A"/>
+                <w:sz w:val="18"/>
+                <w:szCs w:val="18"/>
+              </w:rPr>
+              <w:t xml:space="preserve">Edafa Venture acquires Egypt&amp;#039;s Cyclex in six-figure deal</w:t>
+            </w:r>
+          </w:p>
+        </w:tc>
+        <w:tc>
+          <w:tcPr>
+            <w:tcW w:type="dxa" w:w="2360"/>
+            <w:tcBorders>
+              <w:top w:val="single" w:color="D5D3C8" w:sz="4"/>
+              <w:left w:val="single" w:color="D5D3C8" w:sz="4"/>
+              <w:bottom w:val="single" w:color="D5D3C8" w:sz="4"/>
+              <w:right w:val="single" w:color="D5D3C8" w:sz="4"/>
+            </w:tcBorders>
+            <w:tcMar>
+              <w:top w:type="dxa" w:w="80"/>
+              <w:left w:type="dxa" w:w="120"/>
+              <w:bottom w:type="dxa" w:w="80"/>
+              <w:right w:type="dxa" w:w="120"/>
+            </w:tcMar>
+            <w:vAlign w:val="top"/>
+          </w:tcPr>
+          <w:p>
+            <w:pPr>
+              <w:spacing w:after="0"/>
+              <w:jc w:val="left"/>
+            </w:pPr>
+            <w:r>
+              <w:rPr>
+                <w:rFonts w:ascii="Calibri" w:cs="Calibri" w:eastAsia="Calibri" w:hAnsi="Calibri"/>
+                <w:b w:val="false"/>
+                <w:bCs w:val="false"/>
+                <w:color w:val="2A2E3A"/>
+                <w:sz w:val="18"/>
+                <w:szCs w:val="18"/>
+              </w:rPr>
+              <w:t xml:space="preserve">Wamda</w:t>
+            </w:r>
+          </w:p>
+          <w:p>
+            <w:pPr>
+              <w:spacing w:after="0"/>
+              <w:jc w:val="left"/>
+            </w:pPr>
+            <w:r>
+              <w:rPr>
+                <w:rFonts w:ascii="Calibri" w:cs="Calibri" w:eastAsia="Calibri" w:hAnsi="Calibri"/>
+                <w:b w:val="false"/>
+                <w:bCs w:val="false"/>
+                <w:color w:val="2A2E3A"/>
+                <w:sz w:val="18"/>
+                <w:szCs w:val="18"/>
+              </w:rPr>
+              <w:t xml:space="preserve">http://wamda.com/2026/04/edafa-venture-acquires-egypt-cycle…</w:t>
+            </w:r>
+          </w:p>
+        </w:tc>
+      </w:tr>
+    </w:tbl>
+    <w:p>
+      <w:pPr>
+        <w:pStyle w:val="Heading3"/>
+        <w:keepNext/>
+        <w:spacing w:after="80" w:before="300"/>
+      </w:pPr>
+      <w:r>
+        <w:rPr>
+          <w:rFonts w:ascii="Calibri" w:cs="Calibri" w:eastAsia="Calibri" w:hAnsi="Calibri"/>
+          <w:b/>
+          <w:bCs/>
+          <w:color w:val="0E1E3F"/>
+          <w:sz w:val="24"/>
+          <w:szCs w:val="24"/>
+        </w:rPr>
+        <w:t xml:space="preserve">24. Cyclex in six-figure deal Saudi-Egyptian</w:t>
+      </w:r>
+    </w:p>
+    <w:tbl>
+      <w:tblPr>
+        <w:tblW w:type="dxa" w:w="9360"/>
+        <w:tblBorders>
+          <w:top w:val="single" w:color="auto" w:sz="4"/>
+          <w:left w:val="single" w:color="auto" w:sz="4"/>
+          <w:bottom w:val="single" w:color="auto" w:sz="4"/>
+          <w:right w:val="single" w:color="auto" w:sz="4"/>
+          <w:insideH w:val="single" w:color="auto" w:sz="4"/>
+          <w:insideV w:val="single" w:color="auto" w:sz="4"/>
+        </w:tblBorders>
+      </w:tblPr>
+      <w:tblGrid>
+        <w:gridCol w:w="2340"/>
+        <w:gridCol w:w="2340"/>
+        <w:gridCol w:w="2340"/>
+        <w:gridCol w:w="2340"/>
+      </w:tblGrid>
+      <w:tr>
+        <w:tc>
+          <w:tcPr>
+            <w:tcW w:type="dxa" w:w="2340"/>
+            <w:tcBorders>
+              <w:top w:val="single" w:color="D5D3C8" w:sz="4"/>
+              <w:left w:val="single" w:color="D5D3C8" w:sz="4"/>
+              <w:bottom w:val="single" w:color="D5D3C8" w:sz="4"/>
+              <w:right w:val="single" w:color="D5D3C8" w:sz="4"/>
+            </w:tcBorders>
+            <w:shd w:fill="F8F6EF" w:color="auto" w:val="clear"/>
+            <w:tcMar>
+              <w:top w:type="dxa" w:w="80"/>
+              <w:left w:type="dxa" w:w="120"/>
+              <w:bottom w:type="dxa" w:w="80"/>
+              <w:right w:type="dxa" w:w="120"/>
+            </w:tcMar>
+            <w:vAlign w:val="top"/>
+          </w:tcPr>
+          <w:p>
+            <w:pPr>
+              <w:spacing w:after="0"/>
+              <w:jc w:val="center"/>
+            </w:pPr>
+            <w:r>
+              <w:rPr>
+                <w:rFonts w:ascii="Calibri" w:cs="Calibri" w:eastAsia="Calibri" w:hAnsi="Calibri"/>
+                <w:b/>
+                <w:bCs/>
+                <w:color w:val="2A2E3A"/>
+                <w:sz w:val="18"/>
+                <w:szCs w:val="18"/>
+              </w:rPr>
+              <w:t xml:space="preserve">Composite: 45</w:t>
+            </w:r>
+          </w:p>
+        </w:tc>
+        <w:tc>
+          <w:tcPr>
+            <w:tcW w:type="dxa" w:w="2340"/>
+            <w:tcBorders>
+              <w:top w:val="single" w:color="D5D3C8" w:sz="4"/>
+              <w:left w:val="single" w:color="D5D3C8" w:sz="4"/>
+              <w:bottom w:val="single" w:color="D5D3C8" w:sz="4"/>
+              <w:right w:val="single" w:color="D5D3C8" w:sz="4"/>
+            </w:tcBorders>
+            <w:shd w:fill="F8F6EF" w:color="auto" w:val="clear"/>
+            <w:tcMar>
+              <w:top w:type="dxa" w:w="80"/>
+              <w:left w:type="dxa" w:w="120"/>
+              <w:bottom w:type="dxa" w:w="80"/>
+              <w:right w:type="dxa" w:w="120"/>
+            </w:tcMar>
+            <w:vAlign w:val="top"/>
+          </w:tcPr>
+          <w:p>
+            <w:pPr>
+              <w:spacing w:after="0"/>
+              <w:jc w:val="center"/>
+            </w:pPr>
+            <w:r>
+              <w:rPr>
+                <w:rFonts w:ascii="Calibri" w:cs="Calibri" w:eastAsia="Calibri" w:hAnsi="Calibri"/>
+                <w:b w:val="false"/>
+                <w:bCs w:val="false"/>
+                <w:color w:val="2A2E3A"/>
+                <w:sz w:val="18"/>
+                <w:szCs w:val="18"/>
+              </w:rPr>
+              <w:t xml:space="preserve">Investability: 44</w:t>
+            </w:r>
+          </w:p>
+        </w:tc>
+        <w:tc>
+          <w:tcPr>
+            <w:tcW w:type="dxa" w:w="2340"/>
+            <w:tcBorders>
+              <w:top w:val="single" w:color="D5D3C8" w:sz="4"/>
+              <w:left w:val="single" w:color="D5D3C8" w:sz="4"/>
+              <w:bottom w:val="single" w:color="D5D3C8" w:sz="4"/>
+              <w:right w:val="single" w:color="D5D3C8" w:sz="4"/>
+            </w:tcBorders>
+            <w:shd w:fill="F8F6EF" w:color="auto" w:val="clear"/>
+            <w:tcMar>
+              <w:top w:type="dxa" w:w="80"/>
+              <w:left w:type="dxa" w:w="120"/>
+              <w:bottom w:type="dxa" w:w="80"/>
+              <w:right w:type="dxa" w:w="120"/>
+            </w:tcMar>
+            <w:vAlign w:val="top"/>
+          </w:tcPr>
+          <w:p>
+            <w:pPr>
+              <w:spacing w:after="0"/>
+              <w:jc w:val="center"/>
+            </w:pPr>
+            <w:r>
+              <w:rPr>
+                <w:rFonts w:ascii="Calibri" w:cs="Calibri" w:eastAsia="Calibri" w:hAnsi="Calibri"/>
+                <w:b w:val="false"/>
+                <w:bCs w:val="false"/>
+                <w:color w:val="2A2E3A"/>
+                <w:sz w:val="18"/>
+                <w:szCs w:val="18"/>
+              </w:rPr>
+              <w:t xml:space="preserve">UAE alignment: 45</w:t>
+            </w:r>
+          </w:p>
+        </w:tc>
+        <w:tc>
+          <w:tcPr>
+            <w:tcW w:type="dxa" w:w="2340"/>
+            <w:tcBorders>
+              <w:top w:val="single" w:color="D5D3C8" w:sz="4"/>
+              <w:left w:val="single" w:color="D5D3C8" w:sz="4"/>
+              <w:bottom w:val="single" w:color="D5D3C8" w:sz="4"/>
+              <w:right w:val="single" w:color="D5D3C8" w:sz="4"/>
+            </w:tcBorders>
+            <w:shd w:fill="F8F6EF" w:color="auto" w:val="clear"/>
+            <w:tcMar>
+              <w:top w:type="dxa" w:w="80"/>
+              <w:left w:type="dxa" w:w="120"/>
+              <w:bottom w:type="dxa" w:w="80"/>
+              <w:right w:type="dxa" w:w="120"/>
+            </w:tcMar>
+            <w:vAlign w:val="top"/>
+          </w:tcPr>
+          <w:p>
+            <w:pPr>
+              <w:spacing w:after="0"/>
+              <w:jc w:val="center"/>
+            </w:pPr>
+            <w:r>
+              <w:rPr>
+                <w:rFonts w:ascii="Calibri" w:cs="Calibri" w:eastAsia="Calibri" w:hAnsi="Calibri"/>
+                <w:b w:val="false"/>
+                <w:bCs w:val="false"/>
+                <w:color w:val="2A2E3A"/>
+                <w:sz w:val="18"/>
+                <w:szCs w:val="18"/>
+              </w:rPr>
+              <w:t xml:space="preserve">Signals: 1</w:t>
+            </w:r>
+          </w:p>
+        </w:tc>
+      </w:tr>
+    </w:tbl>
+    <w:p>
+      <w:pPr>
+        <w:spacing w:after="60" w:before="160"/>
+      </w:pPr>
+      <w:r>
+        <w:rPr>
+          <w:rFonts w:ascii="Calibri" w:cs="Calibri" w:eastAsia="Calibri" w:hAnsi="Calibri"/>
+          <w:b/>
+          <w:bCs/>
+          <w:color w:val="0E1E3F"/>
+          <w:sz w:val="20"/>
+          <w:szCs w:val="20"/>
+        </w:rPr>
+        <w:t xml:space="preserve">Sectors: </w:t>
+      </w:r>
+      <w:r>
+        <w:rPr>
+          <w:rFonts w:ascii="Calibri" w:cs="Calibri" w:eastAsia="Calibri" w:hAnsi="Calibri"/>
+          <w:color w:val="4A4D57"/>
+          <w:sz w:val="20"/>
+          <w:szCs w:val="20"/>
+        </w:rPr>
+        <w:t xml:space="preserve">Cleantech, Logistics</w:t>
+      </w:r>
+    </w:p>
+    <w:p>
+      <w:pPr>
+        <w:spacing w:after="60"/>
+      </w:pPr>
+      <w:r>
+        <w:rPr>
+          <w:rFonts w:ascii="Calibri" w:cs="Calibri" w:eastAsia="Calibri" w:hAnsi="Calibri"/>
+          <w:b/>
+          <w:bCs/>
+          <w:color w:val="0E1E3F"/>
+          <w:sz w:val="20"/>
+          <w:szCs w:val="20"/>
+        </w:rPr>
+        <w:t xml:space="preserve">Headquarters: </w:t>
+      </w:r>
+      <w:r>
+        <w:rPr>
+          <w:rFonts w:ascii="Calibri" w:cs="Calibri" w:eastAsia="Calibri" w:hAnsi="Calibri"/>
+          <w:color w:val="4A4D57"/>
+          <w:sz w:val="20"/>
+          <w:szCs w:val="20"/>
+        </w:rPr>
+        <w:t xml:space="preserve">Saudi Arabia</w:t>
+      </w:r>
+    </w:p>
+    <w:p>
+      <w:pPr>
+        <w:spacing w:after="80" w:before="160"/>
+      </w:pPr>
+      <w:r>
+        <w:rPr>
+          <w:rFonts w:ascii="Calibri" w:cs="Calibri" w:eastAsia="Calibri" w:hAnsi="Calibri"/>
+          <w:b/>
+          <w:bCs/>
+          <w:color w:val="8C6B3D"/>
+          <w:spacing w:val="40"/>
+          <w:sz w:val="20"/>
+          <w:szCs w:val="20"/>
+        </w:rPr>
+        <w:t xml:space="preserve">Detected signals</w:t>
+      </w:r>
+    </w:p>
+    <w:tbl>
+      <w:tblPr>
+        <w:tblW w:type="dxa" w:w="9360"/>
+        <w:tblBorders>
+          <w:top w:val="single" w:color="auto" w:sz="4"/>
+          <w:left w:val="single" w:color="auto" w:sz="4"/>
+          <w:bottom w:val="single" w:color="auto" w:sz="4"/>
+          <w:right w:val="single" w:color="auto" w:sz="4"/>
+          <w:insideH w:val="single" w:color="auto" w:sz="4"/>
+          <w:insideV w:val="single" w:color="auto" w:sz="4"/>
+        </w:tblBorders>
+      </w:tblPr>
+      <w:tblGrid>
+        <w:gridCol w:w="1400"/>
+        <w:gridCol w:w="1200"/>
+        <w:gridCol w:w="4400"/>
+        <w:gridCol w:w="2360"/>
+      </w:tblGrid>
+      <w:tr>
+        <w:trPr>
+          <w:tblHeader/>
+        </w:trPr>
+        <w:tc>
+          <w:tcPr>
+            <w:tcW w:type="dxa" w:w="1400"/>
+            <w:tcBorders>
+              <w:top w:val="single" w:color="D5D3C8" w:sz="4"/>
+              <w:left w:val="single" w:color="D5D3C8" w:sz="4"/>
+              <w:bottom w:val="single" w:color="D5D3C8" w:sz="4"/>
+              <w:right w:val="single" w:color="D5D3C8" w:sz="4"/>
+            </w:tcBorders>
+            <w:shd w:fill="0E1E3F" w:color="auto" w:val="clear"/>
+            <w:tcMar>
+              <w:top w:type="dxa" w:w="80"/>
+              <w:left w:type="dxa" w:w="120"/>
+              <w:bottom w:type="dxa" w:w="80"/>
+              <w:right w:type="dxa" w:w="120"/>
+            </w:tcMar>
+            <w:vAlign w:val="top"/>
+          </w:tcPr>
+          <w:p>
+            <w:pPr>
+              <w:spacing w:after="0"/>
+              <w:jc w:val="left"/>
+            </w:pPr>
+            <w:r>
+              <w:rPr>
+                <w:rFonts w:ascii="Calibri" w:cs="Calibri" w:eastAsia="Calibri" w:hAnsi="Calibri"/>
+                <w:b/>
+                <w:bCs/>
+                <w:color w:val="FFFFFF"/>
+                <w:sz w:val="18"/>
+                <w:szCs w:val="18"/>
+              </w:rPr>
+              <w:t xml:space="preserve">Type</w:t>
+            </w:r>
+          </w:p>
+        </w:tc>
+        <w:tc>
+          <w:tcPr>
+            <w:tcW w:type="dxa" w:w="1200"/>
+            <w:tcBorders>
+              <w:top w:val="single" w:color="D5D3C8" w:sz="4"/>
+              <w:left w:val="single" w:color="D5D3C8" w:sz="4"/>
+              <w:bottom w:val="single" w:color="D5D3C8" w:sz="4"/>
+              <w:right w:val="single" w:color="D5D3C8" w:sz="4"/>
+            </w:tcBorders>
+            <w:shd w:fill="0E1E3F" w:color="auto" w:val="clear"/>
+            <w:tcMar>
+              <w:top w:type="dxa" w:w="80"/>
+              <w:left w:type="dxa" w:w="120"/>
+              <w:bottom w:type="dxa" w:w="80"/>
+              <w:right w:type="dxa" w:w="120"/>
+            </w:tcMar>
+            <w:vAlign w:val="top"/>
+          </w:tcPr>
+          <w:p>
+            <w:pPr>
+              <w:spacing w:after="0"/>
+              <w:jc w:val="center"/>
+            </w:pPr>
+            <w:r>
+              <w:rPr>
+                <w:rFonts w:ascii="Calibri" w:cs="Calibri" w:eastAsia="Calibri" w:hAnsi="Calibri"/>
+                <w:b/>
+                <w:bCs/>
+                <w:color w:val="FFFFFF"/>
+                <w:sz w:val="18"/>
+                <w:szCs w:val="18"/>
+              </w:rPr>
+              <w:t xml:space="preserve">Strength</w:t>
+            </w:r>
+          </w:p>
+        </w:tc>
+        <w:tc>
+          <w:tcPr>
+            <w:tcW w:type="dxa" w:w="4400"/>
+            <w:tcBorders>
+              <w:top w:val="single" w:color="D5D3C8" w:sz="4"/>
+              <w:left w:val="single" w:color="D5D3C8" w:sz="4"/>
+              <w:bottom w:val="single" w:color="D5D3C8" w:sz="4"/>
+              <w:right w:val="single" w:color="D5D3C8" w:sz="4"/>
+            </w:tcBorders>
+            <w:shd w:fill="0E1E3F" w:color="auto" w:val="clear"/>
+            <w:tcMar>
+              <w:top w:type="dxa" w:w="80"/>
+              <w:left w:type="dxa" w:w="120"/>
+              <w:bottom w:type="dxa" w:w="80"/>
+              <w:right w:type="dxa" w:w="120"/>
+            </w:tcMar>
+            <w:vAlign w:val="top"/>
+          </w:tcPr>
+          <w:p>
+            <w:pPr>
+              <w:spacing w:after="0"/>
+              <w:jc w:val="left"/>
+            </w:pPr>
+            <w:r>
+              <w:rPr>
+                <w:rFonts w:ascii="Calibri" w:cs="Calibri" w:eastAsia="Calibri" w:hAnsi="Calibri"/>
+                <w:b/>
+                <w:bCs/>
+                <w:color w:val="FFFFFF"/>
+                <w:sz w:val="18"/>
+                <w:szCs w:val="18"/>
+              </w:rPr>
+              <w:t xml:space="preserve">Headline</w:t>
+            </w:r>
+          </w:p>
+        </w:tc>
+        <w:tc>
+          <w:tcPr>
+            <w:tcW w:type="dxa" w:w="2360"/>
+            <w:tcBorders>
+              <w:top w:val="single" w:color="D5D3C8" w:sz="4"/>
+              <w:left w:val="single" w:color="D5D3C8" w:sz="4"/>
+              <w:bottom w:val="single" w:color="D5D3C8" w:sz="4"/>
+              <w:right w:val="single" w:color="D5D3C8" w:sz="4"/>
+            </w:tcBorders>
+            <w:shd w:fill="0E1E3F" w:color="auto" w:val="clear"/>
+            <w:tcMar>
+              <w:top w:type="dxa" w:w="80"/>
+              <w:left w:type="dxa" w:w="120"/>
+              <w:bottom w:type="dxa" w:w="80"/>
+              <w:right w:type="dxa" w:w="120"/>
+            </w:tcMar>
+            <w:vAlign w:val="top"/>
+          </w:tcPr>
+          <w:p>
+            <w:pPr>
+              <w:spacing w:after="0"/>
+              <w:jc w:val="left"/>
+            </w:pPr>
+            <w:r>
+              <w:rPr>
+                <w:rFonts w:ascii="Calibri" w:cs="Calibri" w:eastAsia="Calibri" w:hAnsi="Calibri"/>
+                <w:b/>
+                <w:bCs/>
+                <w:color w:val="FFFFFF"/>
+                <w:sz w:val="18"/>
+                <w:szCs w:val="18"/>
+              </w:rPr>
+              <w:t xml:space="preserve">Source</w:t>
+            </w:r>
+          </w:p>
+        </w:tc>
+      </w:tr>
+      <w:tr>
+        <w:tc>
+          <w:tcPr>
+            <w:tcW w:type="dxa" w:w="1400"/>
+            <w:tcBorders>
+              <w:top w:val="single" w:color="D5D3C8" w:sz="4"/>
+              <w:left w:val="single" w:color="D5D3C8" w:sz="4"/>
+              <w:bottom w:val="single" w:color="D5D3C8" w:sz="4"/>
+              <w:right w:val="single" w:color="D5D3C8" w:sz="4"/>
+            </w:tcBorders>
+            <w:tcMar>
+              <w:top w:type="dxa" w:w="80"/>
+              <w:left w:type="dxa" w:w="120"/>
+              <w:bottom w:type="dxa" w:w="80"/>
+              <w:right w:type="dxa" w:w="120"/>
+            </w:tcMar>
+            <w:vAlign w:val="top"/>
+          </w:tcPr>
+          <w:p>
+            <w:pPr>
+              <w:spacing w:after="0"/>
+              <w:jc w:val="left"/>
+            </w:pPr>
+            <w:r>
+              <w:rPr>
+                <w:rFonts w:ascii="Calibri" w:cs="Calibri" w:eastAsia="Calibri" w:hAnsi="Calibri"/>
+                <w:b w:val="false"/>
+                <w:bCs w:val="false"/>
+                <w:color w:val="2A2E3A"/>
+                <w:sz w:val="18"/>
+                <w:szCs w:val="18"/>
+              </w:rPr>
+              <w:t xml:space="preserve">M&amp;A</w:t>
+            </w:r>
+          </w:p>
+        </w:tc>
+        <w:tc>
+          <w:tcPr>
+            <w:tcW w:type="dxa" w:w="1200"/>
+            <w:tcBorders>
+              <w:top w:val="single" w:color="D5D3C8" w:sz="4"/>
+              <w:left w:val="single" w:color="D5D3C8" w:sz="4"/>
+              <w:bottom w:val="single" w:color="D5D3C8" w:sz="4"/>
+              <w:right w:val="single" w:color="D5D3C8" w:sz="4"/>
+            </w:tcBorders>
+            <w:tcMar>
+              <w:top w:type="dxa" w:w="80"/>
+              <w:left w:type="dxa" w:w="120"/>
+              <w:bottom w:type="dxa" w:w="80"/>
+              <w:right w:type="dxa" w:w="120"/>
+            </w:tcMar>
+            <w:vAlign w:val="top"/>
+          </w:tcPr>
+          <w:p>
+            <w:pPr>
+              <w:spacing w:after="0"/>
+              <w:jc w:val="center"/>
+            </w:pPr>
+            <w:r>
+              <w:rPr>
+                <w:rFonts w:ascii="Calibri" w:cs="Calibri" w:eastAsia="Calibri" w:hAnsi="Calibri"/>
+                <w:b w:val="false"/>
+                <w:bCs w:val="false"/>
+                <w:color w:val="2A2E3A"/>
+                <w:sz w:val="18"/>
+                <w:szCs w:val="18"/>
+              </w:rPr>
+              <w:t xml:space="preserve">High</w:t>
+            </w:r>
+          </w:p>
+        </w:tc>
+        <w:tc>
+          <w:tcPr>
+            <w:tcW w:type="dxa" w:w="4400"/>
+            <w:tcBorders>
+              <w:top w:val="single" w:color="D5D3C8" w:sz="4"/>
+              <w:left w:val="single" w:color="D5D3C8" w:sz="4"/>
+              <w:bottom w:val="single" w:color="D5D3C8" w:sz="4"/>
+              <w:right w:val="single" w:color="D5D3C8" w:sz="4"/>
+            </w:tcBorders>
+            <w:tcMar>
+              <w:top w:type="dxa" w:w="80"/>
+              <w:left w:type="dxa" w:w="120"/>
+              <w:bottom w:type="dxa" w:w="80"/>
+              <w:right w:type="dxa" w:w="120"/>
+            </w:tcMar>
+            <w:vAlign w:val="top"/>
+          </w:tcPr>
+          <w:p>
+            <w:pPr>
+              <w:spacing w:after="0"/>
+              <w:jc w:val="left"/>
+            </w:pPr>
+            <w:r>
+              <w:rPr>
+                <w:rFonts w:ascii="Calibri" w:cs="Calibri" w:eastAsia="Calibri" w:hAnsi="Calibri"/>
+                <w:b w:val="false"/>
+                <w:bCs w:val="false"/>
+                <w:color w:val="2A2E3A"/>
+                <w:sz w:val="18"/>
+                <w:szCs w:val="18"/>
+              </w:rPr>
+              <w:t xml:space="preserve">Edafa Venture acquires Egypt&amp;#039;s Cyclex in six-figure deal</w:t>
+            </w:r>
+          </w:p>
+        </w:tc>
+        <w:tc>
+          <w:tcPr>
+            <w:tcW w:type="dxa" w:w="2360"/>
+            <w:tcBorders>
+              <w:top w:val="single" w:color="D5D3C8" w:sz="4"/>
+              <w:left w:val="single" w:color="D5D3C8" w:sz="4"/>
+              <w:bottom w:val="single" w:color="D5D3C8" w:sz="4"/>
+              <w:right w:val="single" w:color="D5D3C8" w:sz="4"/>
+            </w:tcBorders>
+            <w:tcMar>
+              <w:top w:type="dxa" w:w="80"/>
+              <w:left w:type="dxa" w:w="120"/>
+              <w:bottom w:type="dxa" w:w="80"/>
+              <w:right w:type="dxa" w:w="120"/>
+            </w:tcMar>
+            <w:vAlign w:val="top"/>
+          </w:tcPr>
+          <w:p>
+            <w:pPr>
+              <w:spacing w:after="0"/>
+              <w:jc w:val="left"/>
+            </w:pPr>
+            <w:r>
+              <w:rPr>
+                <w:rFonts w:ascii="Calibri" w:cs="Calibri" w:eastAsia="Calibri" w:hAnsi="Calibri"/>
+                <w:b w:val="false"/>
+                <w:bCs w:val="false"/>
+                <w:color w:val="2A2E3A"/>
+                <w:sz w:val="18"/>
+                <w:szCs w:val="18"/>
+              </w:rPr>
+              <w:t xml:space="preserve">Wamda</w:t>
+            </w:r>
+          </w:p>
+          <w:p>
+            <w:pPr>
+              <w:spacing w:after="0"/>
+              <w:jc w:val="left"/>
+            </w:pPr>
+            <w:r>
+              <w:rPr>
+                <w:rFonts w:ascii="Calibri" w:cs="Calibri" w:eastAsia="Calibri" w:hAnsi="Calibri"/>
+                <w:b w:val="false"/>
+                <w:bCs w:val="false"/>
+                <w:color w:val="2A2E3A"/>
+                <w:sz w:val="18"/>
+                <w:szCs w:val="18"/>
+              </w:rPr>
+              <w:t xml:space="preserve">http://wamda.com/2026/04/edafa-venture-acquires-egypt-cycle…</w:t>
+            </w:r>
+          </w:p>
+        </w:tc>
+      </w:tr>
+    </w:tbl>
+    <w:p>
+      <w:pPr>
+        <w:pStyle w:val="Heading3"/>
+        <w:keepNext/>
+        <w:spacing w:after="80" w:before="300"/>
+      </w:pPr>
+      <w:r>
+        <w:rPr>
+          <w:rFonts w:ascii="Calibri" w:cs="Calibri" w:eastAsia="Calibri" w:hAnsi="Calibri"/>
+          <w:b/>
+          <w:bCs/>
+          <w:color w:val="0E1E3F"/>
+          <w:sz w:val="24"/>
+          <w:szCs w:val="24"/>
+        </w:rPr>
+        <w:t xml:space="preserve">25. Edafa</w:t>
+      </w:r>
+    </w:p>
+    <w:tbl>
+      <w:tblPr>
+        <w:tblW w:type="dxa" w:w="9360"/>
+        <w:tblBorders>
+          <w:top w:val="single" w:color="auto" w:sz="4"/>
+          <w:left w:val="single" w:color="auto" w:sz="4"/>
+          <w:bottom w:val="single" w:color="auto" w:sz="4"/>
+          <w:right w:val="single" w:color="auto" w:sz="4"/>
+          <w:insideH w:val="single" w:color="auto" w:sz="4"/>
+          <w:insideV w:val="single" w:color="auto" w:sz="4"/>
+        </w:tblBorders>
+      </w:tblPr>
+      <w:tblGrid>
+        <w:gridCol w:w="2340"/>
+        <w:gridCol w:w="2340"/>
+        <w:gridCol w:w="2340"/>
+        <w:gridCol w:w="2340"/>
+      </w:tblGrid>
+      <w:tr>
+        <w:tc>
+          <w:tcPr>
+            <w:tcW w:type="dxa" w:w="2340"/>
+            <w:tcBorders>
+              <w:top w:val="single" w:color="D5D3C8" w:sz="4"/>
+              <w:left w:val="single" w:color="D5D3C8" w:sz="4"/>
+              <w:bottom w:val="single" w:color="D5D3C8" w:sz="4"/>
+              <w:right w:val="single" w:color="D5D3C8" w:sz="4"/>
+            </w:tcBorders>
+            <w:shd w:fill="F8F6EF" w:color="auto" w:val="clear"/>
+            <w:tcMar>
+              <w:top w:type="dxa" w:w="80"/>
+              <w:left w:type="dxa" w:w="120"/>
+              <w:bottom w:type="dxa" w:w="80"/>
+              <w:right w:type="dxa" w:w="120"/>
+            </w:tcMar>
+            <w:vAlign w:val="top"/>
+          </w:tcPr>
+          <w:p>
+            <w:pPr>
+              <w:spacing w:after="0"/>
+              <w:jc w:val="center"/>
+            </w:pPr>
+            <w:r>
+              <w:rPr>
+                <w:rFonts w:ascii="Calibri" w:cs="Calibri" w:eastAsia="Calibri" w:hAnsi="Calibri"/>
+                <w:b/>
+                <w:bCs/>
+                <w:color w:val="2A2E3A"/>
+                <w:sz w:val="18"/>
+                <w:szCs w:val="18"/>
+              </w:rPr>
+              <w:t xml:space="preserve">Composite: 45</w:t>
+            </w:r>
+          </w:p>
+        </w:tc>
+        <w:tc>
+          <w:tcPr>
+            <w:tcW w:type="dxa" w:w="2340"/>
+            <w:tcBorders>
+              <w:top w:val="single" w:color="D5D3C8" w:sz="4"/>
+              <w:left w:val="single" w:color="D5D3C8" w:sz="4"/>
+              <w:bottom w:val="single" w:color="D5D3C8" w:sz="4"/>
+              <w:right w:val="single" w:color="D5D3C8" w:sz="4"/>
+            </w:tcBorders>
+            <w:shd w:fill="F8F6EF" w:color="auto" w:val="clear"/>
+            <w:tcMar>
+              <w:top w:type="dxa" w:w="80"/>
+              <w:left w:type="dxa" w:w="120"/>
+              <w:bottom w:type="dxa" w:w="80"/>
+              <w:right w:type="dxa" w:w="120"/>
+            </w:tcMar>
+            <w:vAlign w:val="top"/>
+          </w:tcPr>
+          <w:p>
+            <w:pPr>
+              <w:spacing w:after="0"/>
+              <w:jc w:val="center"/>
+            </w:pPr>
+            <w:r>
+              <w:rPr>
+                <w:rFonts w:ascii="Calibri" w:cs="Calibri" w:eastAsia="Calibri" w:hAnsi="Calibri"/>
+                <w:b w:val="false"/>
+                <w:bCs w:val="false"/>
+                <w:color w:val="2A2E3A"/>
+                <w:sz w:val="18"/>
+                <w:szCs w:val="18"/>
+              </w:rPr>
+              <w:t xml:space="preserve">Investability: 44</w:t>
+            </w:r>
+          </w:p>
+        </w:tc>
+        <w:tc>
+          <w:tcPr>
+            <w:tcW w:type="dxa" w:w="2340"/>
+            <w:tcBorders>
+              <w:top w:val="single" w:color="D5D3C8" w:sz="4"/>
+              <w:left w:val="single" w:color="D5D3C8" w:sz="4"/>
+              <w:bottom w:val="single" w:color="D5D3C8" w:sz="4"/>
+              <w:right w:val="single" w:color="D5D3C8" w:sz="4"/>
+            </w:tcBorders>
+            <w:shd w:fill="F8F6EF" w:color="auto" w:val="clear"/>
+            <w:tcMar>
+              <w:top w:type="dxa" w:w="80"/>
+              <w:left w:type="dxa" w:w="120"/>
+              <w:bottom w:type="dxa" w:w="80"/>
+              <w:right w:type="dxa" w:w="120"/>
+            </w:tcMar>
+            <w:vAlign w:val="top"/>
+          </w:tcPr>
+          <w:p>
+            <w:pPr>
+              <w:spacing w:after="0"/>
+              <w:jc w:val="center"/>
+            </w:pPr>
+            <w:r>
+              <w:rPr>
+                <w:rFonts w:ascii="Calibri" w:cs="Calibri" w:eastAsia="Calibri" w:hAnsi="Calibri"/>
+                <w:b w:val="false"/>
+                <w:bCs w:val="false"/>
+                <w:color w:val="2A2E3A"/>
+                <w:sz w:val="18"/>
+                <w:szCs w:val="18"/>
+              </w:rPr>
+              <w:t xml:space="preserve">UAE alignment: 45</w:t>
+            </w:r>
+          </w:p>
+        </w:tc>
+        <w:tc>
+          <w:tcPr>
+            <w:tcW w:type="dxa" w:w="2340"/>
+            <w:tcBorders>
+              <w:top w:val="single" w:color="D5D3C8" w:sz="4"/>
+              <w:left w:val="single" w:color="D5D3C8" w:sz="4"/>
+              <w:bottom w:val="single" w:color="D5D3C8" w:sz="4"/>
+              <w:right w:val="single" w:color="D5D3C8" w:sz="4"/>
+            </w:tcBorders>
+            <w:shd w:fill="F8F6EF" w:color="auto" w:val="clear"/>
+            <w:tcMar>
+              <w:top w:type="dxa" w:w="80"/>
+              <w:left w:type="dxa" w:w="120"/>
+              <w:bottom w:type="dxa" w:w="80"/>
+              <w:right w:type="dxa" w:w="120"/>
+            </w:tcMar>
+            <w:vAlign w:val="top"/>
+          </w:tcPr>
+          <w:p>
+            <w:pPr>
+              <w:spacing w:after="0"/>
+              <w:jc w:val="center"/>
+            </w:pPr>
+            <w:r>
+              <w:rPr>
+                <w:rFonts w:ascii="Calibri" w:cs="Calibri" w:eastAsia="Calibri" w:hAnsi="Calibri"/>
+                <w:b w:val="false"/>
+                <w:bCs w:val="false"/>
+                <w:color w:val="2A2E3A"/>
+                <w:sz w:val="18"/>
+                <w:szCs w:val="18"/>
+              </w:rPr>
+              <w:t xml:space="preserve">Signals: 1</w:t>
+            </w:r>
+          </w:p>
+        </w:tc>
+      </w:tr>
+    </w:tbl>
+    <w:p>
+      <w:pPr>
+        <w:spacing w:after="60" w:before="160"/>
+      </w:pPr>
+      <w:r>
+        <w:rPr>
+          <w:rFonts w:ascii="Calibri" w:cs="Calibri" w:eastAsia="Calibri" w:hAnsi="Calibri"/>
+          <w:b/>
+          <w:bCs/>
+          <w:color w:val="0E1E3F"/>
+          <w:sz w:val="20"/>
+          <w:szCs w:val="20"/>
+        </w:rPr>
+        <w:t xml:space="preserve">Sectors: </w:t>
+      </w:r>
+      <w:r>
+        <w:rPr>
+          <w:rFonts w:ascii="Calibri" w:cs="Calibri" w:eastAsia="Calibri" w:hAnsi="Calibri"/>
+          <w:color w:val="4A4D57"/>
+          <w:sz w:val="20"/>
+          <w:szCs w:val="20"/>
+        </w:rPr>
+        <w:t xml:space="preserve">Cleantech, Logistics</w:t>
+      </w:r>
+    </w:p>
+    <w:p>
+      <w:pPr>
+        <w:spacing w:after="60"/>
+      </w:pPr>
+      <w:r>
+        <w:rPr>
+          <w:rFonts w:ascii="Calibri" w:cs="Calibri" w:eastAsia="Calibri" w:hAnsi="Calibri"/>
+          <w:b/>
+          <w:bCs/>
+          <w:color w:val="0E1E3F"/>
+          <w:sz w:val="20"/>
+          <w:szCs w:val="20"/>
+        </w:rPr>
+        <w:t xml:space="preserve">Headquarters: </w:t>
+      </w:r>
+      <w:r>
+        <w:rPr>
+          <w:rFonts w:ascii="Calibri" w:cs="Calibri" w:eastAsia="Calibri" w:hAnsi="Calibri"/>
+          <w:color w:val="4A4D57"/>
+          <w:sz w:val="20"/>
+          <w:szCs w:val="20"/>
+        </w:rPr>
+        <w:t xml:space="preserve">Saudi Arabia</w:t>
+      </w:r>
+    </w:p>
+    <w:p>
+      <w:pPr>
+        <w:spacing w:after="80" w:before="160"/>
+      </w:pPr>
+      <w:r>
+        <w:rPr>
+          <w:rFonts w:ascii="Calibri" w:cs="Calibri" w:eastAsia="Calibri" w:hAnsi="Calibri"/>
+          <w:b/>
+          <w:bCs/>
+          <w:color w:val="8C6B3D"/>
+          <w:spacing w:val="40"/>
+          <w:sz w:val="20"/>
+          <w:szCs w:val="20"/>
+        </w:rPr>
+        <w:t xml:space="preserve">Detected signals</w:t>
+      </w:r>
+    </w:p>
+    <w:tbl>
+      <w:tblPr>
+        <w:tblW w:type="dxa" w:w="9360"/>
+        <w:tblBorders>
+          <w:top w:val="single" w:color="auto" w:sz="4"/>
+          <w:left w:val="single" w:color="auto" w:sz="4"/>
+          <w:bottom w:val="single" w:color="auto" w:sz="4"/>
+          <w:right w:val="single" w:color="auto" w:sz="4"/>
+          <w:insideH w:val="single" w:color="auto" w:sz="4"/>
+          <w:insideV w:val="single" w:color="auto" w:sz="4"/>
+        </w:tblBorders>
+      </w:tblPr>
+      <w:tblGrid>
+        <w:gridCol w:w="1400"/>
+        <w:gridCol w:w="1200"/>
+        <w:gridCol w:w="4400"/>
+        <w:gridCol w:w="2360"/>
+      </w:tblGrid>
+      <w:tr>
+        <w:trPr>
+          <w:tblHeader/>
+        </w:trPr>
+        <w:tc>
+          <w:tcPr>
+            <w:tcW w:type="dxa" w:w="1400"/>
+            <w:tcBorders>
+              <w:top w:val="single" w:color="D5D3C8" w:sz="4"/>
+              <w:left w:val="single" w:color="D5D3C8" w:sz="4"/>
+              <w:bottom w:val="single" w:color="D5D3C8" w:sz="4"/>
+              <w:right w:val="single" w:color="D5D3C8" w:sz="4"/>
+            </w:tcBorders>
+            <w:shd w:fill="0E1E3F" w:color="auto" w:val="clear"/>
+            <w:tcMar>
+              <w:top w:type="dxa" w:w="80"/>
+              <w:left w:type="dxa" w:w="120"/>
+              <w:bottom w:type="dxa" w:w="80"/>
+              <w:right w:type="dxa" w:w="120"/>
+            </w:tcMar>
+            <w:vAlign w:val="top"/>
+          </w:tcPr>
+          <w:p>
+            <w:pPr>
+              <w:spacing w:after="0"/>
+              <w:jc w:val="left"/>
+            </w:pPr>
+            <w:r>
+              <w:rPr>
+                <w:rFonts w:ascii="Calibri" w:cs="Calibri" w:eastAsia="Calibri" w:hAnsi="Calibri"/>
+                <w:b/>
+                <w:bCs/>
+                <w:color w:val="FFFFFF"/>
+                <w:sz w:val="18"/>
+                <w:szCs w:val="18"/>
+              </w:rPr>
+              <w:t xml:space="preserve">Type</w:t>
+            </w:r>
+          </w:p>
+        </w:tc>
+        <w:tc>
+          <w:tcPr>
+            <w:tcW w:type="dxa" w:w="1200"/>
+            <w:tcBorders>
+              <w:top w:val="single" w:color="D5D3C8" w:sz="4"/>
+              <w:left w:val="single" w:color="D5D3C8" w:sz="4"/>
+              <w:bottom w:val="single" w:color="D5D3C8" w:sz="4"/>
+              <w:right w:val="single" w:color="D5D3C8" w:sz="4"/>
+            </w:tcBorders>
+            <w:shd w:fill="0E1E3F" w:color="auto" w:val="clear"/>
+            <w:tcMar>
+              <w:top w:type="dxa" w:w="80"/>
+              <w:left w:type="dxa" w:w="120"/>
+              <w:bottom w:type="dxa" w:w="80"/>
+              <w:right w:type="dxa" w:w="120"/>
+            </w:tcMar>
+            <w:vAlign w:val="top"/>
+          </w:tcPr>
+          <w:p>
+            <w:pPr>
+              <w:spacing w:after="0"/>
+              <w:jc w:val="center"/>
+            </w:pPr>
+            <w:r>
+              <w:rPr>
+                <w:rFonts w:ascii="Calibri" w:cs="Calibri" w:eastAsia="Calibri" w:hAnsi="Calibri"/>
+                <w:b/>
+                <w:bCs/>
+                <w:color w:val="FFFFFF"/>
+                <w:sz w:val="18"/>
+                <w:szCs w:val="18"/>
+              </w:rPr>
+              <w:t xml:space="preserve">Strength</w:t>
+            </w:r>
+          </w:p>
+        </w:tc>
+        <w:tc>
+          <w:tcPr>
+            <w:tcW w:type="dxa" w:w="4400"/>
+            <w:tcBorders>
+              <w:top w:val="single" w:color="D5D3C8" w:sz="4"/>
+              <w:left w:val="single" w:color="D5D3C8" w:sz="4"/>
+              <w:bottom w:val="single" w:color="D5D3C8" w:sz="4"/>
+              <w:right w:val="single" w:color="D5D3C8" w:sz="4"/>
+            </w:tcBorders>
+            <w:shd w:fill="0E1E3F" w:color="auto" w:val="clear"/>
+            <w:tcMar>
+              <w:top w:type="dxa" w:w="80"/>
+              <w:left w:type="dxa" w:w="120"/>
+              <w:bottom w:type="dxa" w:w="80"/>
+              <w:right w:type="dxa" w:w="120"/>
+            </w:tcMar>
+            <w:vAlign w:val="top"/>
+          </w:tcPr>
+          <w:p>
+            <w:pPr>
+              <w:spacing w:after="0"/>
+              <w:jc w:val="left"/>
+            </w:pPr>
+            <w:r>
+              <w:rPr>
+                <w:rFonts w:ascii="Calibri" w:cs="Calibri" w:eastAsia="Calibri" w:hAnsi="Calibri"/>
+                <w:b/>
+                <w:bCs/>
+                <w:color w:val="FFFFFF"/>
+                <w:sz w:val="18"/>
+                <w:szCs w:val="18"/>
+              </w:rPr>
+              <w:t xml:space="preserve">Headline</w:t>
+            </w:r>
+          </w:p>
+        </w:tc>
+        <w:tc>
+          <w:tcPr>
+            <w:tcW w:type="dxa" w:w="2360"/>
+            <w:tcBorders>
+              <w:top w:val="single" w:color="D5D3C8" w:sz="4"/>
+              <w:left w:val="single" w:color="D5D3C8" w:sz="4"/>
+              <w:bottom w:val="single" w:color="D5D3C8" w:sz="4"/>
+              <w:right w:val="single" w:color="D5D3C8" w:sz="4"/>
+            </w:tcBorders>
+            <w:shd w:fill="0E1E3F" w:color="auto" w:val="clear"/>
+            <w:tcMar>
+              <w:top w:type="dxa" w:w="80"/>
+              <w:left w:type="dxa" w:w="120"/>
+              <w:bottom w:type="dxa" w:w="80"/>
+              <w:right w:type="dxa" w:w="120"/>
+            </w:tcMar>
+            <w:vAlign w:val="top"/>
+          </w:tcPr>
+          <w:p>
+            <w:pPr>
+              <w:spacing w:after="0"/>
+              <w:jc w:val="left"/>
+            </w:pPr>
+            <w:r>
+              <w:rPr>
+                <w:rFonts w:ascii="Calibri" w:cs="Calibri" w:eastAsia="Calibri" w:hAnsi="Calibri"/>
+                <w:b/>
+                <w:bCs/>
+                <w:color w:val="FFFFFF"/>
+                <w:sz w:val="18"/>
+                <w:szCs w:val="18"/>
+              </w:rPr>
+              <w:t xml:space="preserve">Source</w:t>
+            </w:r>
+          </w:p>
+        </w:tc>
+      </w:tr>
+      <w:tr>
+        <w:tc>
+          <w:tcPr>
+            <w:tcW w:type="dxa" w:w="1400"/>
+            <w:tcBorders>
+              <w:top w:val="single" w:color="D5D3C8" w:sz="4"/>
+              <w:left w:val="single" w:color="D5D3C8" w:sz="4"/>
+              <w:bottom w:val="single" w:color="D5D3C8" w:sz="4"/>
+              <w:right w:val="single" w:color="D5D3C8" w:sz="4"/>
+            </w:tcBorders>
+            <w:tcMar>
+              <w:top w:type="dxa" w:w="80"/>
+              <w:left w:type="dxa" w:w="120"/>
+              <w:bottom w:type="dxa" w:w="80"/>
+              <w:right w:type="dxa" w:w="120"/>
+            </w:tcMar>
+            <w:vAlign w:val="top"/>
+          </w:tcPr>
+          <w:p>
+            <w:pPr>
+              <w:spacing w:after="0"/>
+              <w:jc w:val="left"/>
+            </w:pPr>
+            <w:r>
+              <w:rPr>
+                <w:rFonts w:ascii="Calibri" w:cs="Calibri" w:eastAsia="Calibri" w:hAnsi="Calibri"/>
+                <w:b w:val="false"/>
+                <w:bCs w:val="false"/>
+                <w:color w:val="2A2E3A"/>
+                <w:sz w:val="18"/>
+                <w:szCs w:val="18"/>
+              </w:rPr>
+              <w:t xml:space="preserve">M&amp;A</w:t>
+            </w:r>
+          </w:p>
+        </w:tc>
+        <w:tc>
+          <w:tcPr>
+            <w:tcW w:type="dxa" w:w="1200"/>
+            <w:tcBorders>
+              <w:top w:val="single" w:color="D5D3C8" w:sz="4"/>
+              <w:left w:val="single" w:color="D5D3C8" w:sz="4"/>
+              <w:bottom w:val="single" w:color="D5D3C8" w:sz="4"/>
+              <w:right w:val="single" w:color="D5D3C8" w:sz="4"/>
+            </w:tcBorders>
+            <w:tcMar>
+              <w:top w:type="dxa" w:w="80"/>
+              <w:left w:type="dxa" w:w="120"/>
+              <w:bottom w:type="dxa" w:w="80"/>
+              <w:right w:type="dxa" w:w="120"/>
+            </w:tcMar>
+            <w:vAlign w:val="top"/>
+          </w:tcPr>
+          <w:p>
+            <w:pPr>
+              <w:spacing w:after="0"/>
+              <w:jc w:val="center"/>
+            </w:pPr>
+            <w:r>
+              <w:rPr>
+                <w:rFonts w:ascii="Calibri" w:cs="Calibri" w:eastAsia="Calibri" w:hAnsi="Calibri"/>
+                <w:b w:val="false"/>
+                <w:bCs w:val="false"/>
+                <w:color w:val="2A2E3A"/>
+                <w:sz w:val="18"/>
+                <w:szCs w:val="18"/>
+              </w:rPr>
+              <w:t xml:space="preserve">High</w:t>
+            </w:r>
+          </w:p>
+        </w:tc>
+        <w:tc>
+          <w:tcPr>
+            <w:tcW w:type="dxa" w:w="4400"/>
+            <w:tcBorders>
+              <w:top w:val="single" w:color="D5D3C8" w:sz="4"/>
+              <w:left w:val="single" w:color="D5D3C8" w:sz="4"/>
+              <w:bottom w:val="single" w:color="D5D3C8" w:sz="4"/>
+              <w:right w:val="single" w:color="D5D3C8" w:sz="4"/>
+            </w:tcBorders>
+            <w:tcMar>
+              <w:top w:type="dxa" w:w="80"/>
+              <w:left w:type="dxa" w:w="120"/>
+              <w:bottom w:type="dxa" w:w="80"/>
+              <w:right w:type="dxa" w:w="120"/>
+            </w:tcMar>
+            <w:vAlign w:val="top"/>
+          </w:tcPr>
+          <w:p>
+            <w:pPr>
+              <w:spacing w:after="0"/>
+              <w:jc w:val="left"/>
+            </w:pPr>
+            <w:r>
+              <w:rPr>
+                <w:rFonts w:ascii="Calibri" w:cs="Calibri" w:eastAsia="Calibri" w:hAnsi="Calibri"/>
+                <w:b w:val="false"/>
+                <w:bCs w:val="false"/>
+                <w:color w:val="2A2E3A"/>
+                <w:sz w:val="18"/>
+                <w:szCs w:val="18"/>
+              </w:rPr>
+              <w:t xml:space="preserve">Edafa Venture acquires Egypt&amp;#039;s Cyclex in six-figure deal</w:t>
+            </w:r>
+          </w:p>
+        </w:tc>
+        <w:tc>
+          <w:tcPr>
+            <w:tcW w:type="dxa" w:w="2360"/>
+            <w:tcBorders>
+              <w:top w:val="single" w:color="D5D3C8" w:sz="4"/>
+              <w:left w:val="single" w:color="D5D3C8" w:sz="4"/>
+              <w:bottom w:val="single" w:color="D5D3C8" w:sz="4"/>
+              <w:right w:val="single" w:color="D5D3C8" w:sz="4"/>
+            </w:tcBorders>
+            <w:tcMar>
+              <w:top w:type="dxa" w:w="80"/>
+              <w:left w:type="dxa" w:w="120"/>
+              <w:bottom w:type="dxa" w:w="80"/>
+              <w:right w:type="dxa" w:w="120"/>
+            </w:tcMar>
+            <w:vAlign w:val="top"/>
+          </w:tcPr>
+          <w:p>
+            <w:pPr>
+              <w:spacing w:after="0"/>
+              <w:jc w:val="left"/>
+            </w:pPr>
+            <w:r>
+              <w:rPr>
+                <w:rFonts w:ascii="Calibri" w:cs="Calibri" w:eastAsia="Calibri" w:hAnsi="Calibri"/>
+                <w:b w:val="false"/>
+                <w:bCs w:val="false"/>
+                <w:color w:val="2A2E3A"/>
+                <w:sz w:val="18"/>
+                <w:szCs w:val="18"/>
+              </w:rPr>
+              <w:t xml:space="preserve">Wamda</w:t>
+            </w:r>
+          </w:p>
+          <w:p>
+            <w:pPr>
+              <w:spacing w:after="0"/>
+              <w:jc w:val="left"/>
+            </w:pPr>
+            <w:r>
+              <w:rPr>
+                <w:rFonts w:ascii="Calibri" w:cs="Calibri" w:eastAsia="Calibri" w:hAnsi="Calibri"/>
+                <w:b w:val="false"/>
+                <w:bCs w:val="false"/>
+                <w:color w:val="2A2E3A"/>
+                <w:sz w:val="18"/>
+                <w:szCs w:val="18"/>
+              </w:rPr>
+              <w:t xml:space="preserve">http://wamda.com/2026/04/edafa-venture-acquires-egypt-cycle…</w:t>
             </w:r>
           </w:p>
         </w:tc>

--- a/delivery/Companies_Identified_List.docx
+++ b/delivery/Companies_Identified_List.docx
@@ -112,7 +112,7 @@
           <w:sz w:val="18"/>
           <w:szCs w:val="18"/>
         </w:rPr>
-        <w:t xml:space="preserve">Snapshot generated 2026-04-19 from https://backend-lyart-three-63.vercel.app</w:t>
+        <w:t xml:space="preserve">Snapshot generated 2026-04-20 from https://backend-lyart-three-63.vercel.app</w:t>
       </w:r>
     </w:p>
     <w:p>
@@ -682,7 +682,7 @@
                 <w:sz w:val="18"/>
                 <w:szCs w:val="18"/>
               </w:rPr>
-              <w:t xml:space="preserve">Homegrown</w:t>
+              <w:t xml:space="preserve">Pepeto</w:t>
             </w:r>
           </w:p>
         </w:tc>
@@ -717,7 +717,7 @@
                 <w:sz w:val="18"/>
                 <w:szCs w:val="18"/>
               </w:rPr>
-              <w:t xml:space="preserve">Logistics</w:t>
+              <w:t xml:space="preserve">Fintech</w:t>
             </w:r>
           </w:p>
         </w:tc>
@@ -752,7 +752,7 @@
                 <w:sz w:val="18"/>
                 <w:szCs w:val="18"/>
               </w:rPr>
-              <w:t xml:space="preserve">United Arab Emirates</w:t>
+              <w:t xml:space="preserve">Dubai, United Arab Emirates</w:t>
             </w:r>
           </w:p>
         </w:tc>
@@ -788,7 +788,7 @@
                 <w:sz w:val="18"/>
                 <w:szCs w:val="18"/>
               </w:rPr>
-              <w:t xml:space="preserve">55</w:t>
+              <w:t xml:space="preserve">51</w:t>
             </w:r>
           </w:p>
         </w:tc>
@@ -895,7 +895,7 @@
                 <w:sz w:val="18"/>
                 <w:szCs w:val="18"/>
               </w:rPr>
-              <w:t xml:space="preserve">Homegrown</w:t>
+              <w:t xml:space="preserve">Microsoft</w:t>
             </w:r>
           </w:p>
         </w:tc>
@@ -930,7 +930,7 @@
                 <w:sz w:val="18"/>
                 <w:szCs w:val="18"/>
               </w:rPr>
-              <w:t xml:space="preserve">Logistics</w:t>
+              <w:t xml:space="preserve">Cleantech, Defense, AI</w:t>
             </w:r>
           </w:p>
         </w:tc>
@@ -965,7 +965,7 @@
                 <w:sz w:val="18"/>
                 <w:szCs w:val="18"/>
               </w:rPr>
-              <w:t xml:space="preserve">United Arab Emirates</w:t>
+              <w:t xml:space="preserve"/>
             </w:r>
           </w:p>
         </w:tc>
@@ -1000,7 +1000,7 @@
                 <w:sz w:val="18"/>
                 <w:szCs w:val="18"/>
               </w:rPr>
-              <w:t xml:space="preserve">55</w:t>
+              <w:t xml:space="preserve">50</w:t>
             </w:r>
           </w:p>
         </w:tc>
@@ -1035,7 +1035,7 @@
                 <w:sz w:val="18"/>
                 <w:szCs w:val="18"/>
               </w:rPr>
-              <w:t xml:space="preserve">1</w:t>
+              <w:t xml:space="preserve">3</w:t>
             </w:r>
           </w:p>
         </w:tc>
@@ -1107,7 +1107,7 @@
                 <w:sz w:val="18"/>
                 <w:szCs w:val="18"/>
               </w:rPr>
-              <w:t xml:space="preserve">Khabib Nurmagomedov</w:t>
+              <w:t xml:space="preserve">Etihad Airways</w:t>
             </w:r>
           </w:p>
         </w:tc>
@@ -1142,7 +1142,7 @@
                 <w:sz w:val="18"/>
                 <w:szCs w:val="18"/>
               </w:rPr>
-              <w:t xml:space="preserve">Real Estate, Tourism</w:t>
+              <w:t xml:space="preserve">Logistics</w:t>
             </w:r>
           </w:p>
         </w:tc>
@@ -1177,7 +1177,7 @@
                 <w:sz w:val="18"/>
                 <w:szCs w:val="18"/>
               </w:rPr>
-              <w:t xml:space="preserve">Dubai, United Arab Emirates</w:t>
+              <w:t xml:space="preserve">Abu Dhabi, United Arab Emirates</w:t>
             </w:r>
           </w:p>
         </w:tc>
@@ -1213,7 +1213,7 @@
                 <w:sz w:val="18"/>
                 <w:szCs w:val="18"/>
               </w:rPr>
-              <w:t xml:space="preserve">52</w:t>
+              <w:t xml:space="preserve">49</w:t>
             </w:r>
           </w:p>
         </w:tc>
@@ -1320,7 +1320,7 @@
                 <w:sz w:val="18"/>
                 <w:szCs w:val="18"/>
               </w:rPr>
-              <w:t xml:space="preserve">Pepeto</w:t>
+              <w:t xml:space="preserve">Aramco</w:t>
             </w:r>
           </w:p>
         </w:tc>
@@ -1355,7 +1355,7 @@
                 <w:sz w:val="18"/>
                 <w:szCs w:val="18"/>
               </w:rPr>
-              <w:t xml:space="preserve">Fintech</w:t>
+              <w:t xml:space="preserve">Manufacturing, Energy, Cleantech</w:t>
             </w:r>
           </w:p>
         </w:tc>
@@ -1390,7 +1390,7 @@
                 <w:sz w:val="18"/>
                 <w:szCs w:val="18"/>
               </w:rPr>
-              <w:t xml:space="preserve">Dubai, United Arab Emirates</w:t>
+              <w:t xml:space="preserve">Saudi Arabia</w:t>
             </w:r>
           </w:p>
         </w:tc>
@@ -1425,7 +1425,7 @@
                 <w:sz w:val="18"/>
                 <w:szCs w:val="18"/>
               </w:rPr>
-              <w:t xml:space="preserve">51</w:t>
+              <w:t xml:space="preserve">49</w:t>
             </w:r>
           </w:p>
         </w:tc>
@@ -1532,7 +1532,7 @@
                 <w:sz w:val="18"/>
                 <w:szCs w:val="18"/>
               </w:rPr>
-              <w:t xml:space="preserve">Pepeto</w:t>
+              <w:t xml:space="preserve">Via Separations</w:t>
             </w:r>
           </w:p>
         </w:tc>
@@ -1567,7 +1567,7 @@
                 <w:sz w:val="18"/>
                 <w:szCs w:val="18"/>
               </w:rPr>
-              <w:t xml:space="preserve">Fintech</w:t>
+              <w:t xml:space="preserve">Manufacturing, Energy, Cleantech</w:t>
             </w:r>
           </w:p>
         </w:tc>
@@ -1602,7 +1602,7 @@
                 <w:sz w:val="18"/>
                 <w:szCs w:val="18"/>
               </w:rPr>
-              <w:t xml:space="preserve">Dubai, United Arab Emirates</w:t>
+              <w:t xml:space="preserve">Saudi Arabia</w:t>
             </w:r>
           </w:p>
         </w:tc>
@@ -1638,7 +1638,7 @@
                 <w:sz w:val="18"/>
                 <w:szCs w:val="18"/>
               </w:rPr>
-              <w:t xml:space="preserve">50</w:t>
+              <w:t xml:space="preserve">49</w:t>
             </w:r>
           </w:p>
         </w:tc>
@@ -1745,7 +1745,7 @@
                 <w:sz w:val="18"/>
                 <w:szCs w:val="18"/>
               </w:rPr>
-              <w:t xml:space="preserve">Etihad Airways</w:t>
+              <w:t xml:space="preserve">Modon Real Estate</w:t>
             </w:r>
           </w:p>
         </w:tc>
@@ -1780,7 +1780,7 @@
                 <w:sz w:val="18"/>
                 <w:szCs w:val="18"/>
               </w:rPr>
-              <w:t xml:space="preserve">Logistics</w:t>
+              <w:t xml:space="preserve">Fintech, Real Estate</w:t>
             </w:r>
           </w:p>
         </w:tc>
@@ -1957,7 +1957,7 @@
                 <w:sz w:val="18"/>
                 <w:szCs w:val="18"/>
               </w:rPr>
-              <w:t xml:space="preserve">Aramco</w:t>
+              <w:t xml:space="preserve">ElGoat</w:t>
             </w:r>
           </w:p>
         </w:tc>
@@ -1992,7 +1992,7 @@
                 <w:sz w:val="18"/>
                 <w:szCs w:val="18"/>
               </w:rPr>
-              <w:t xml:space="preserve">Manufacturing, Energy, Cleantech</w:t>
+              <w:t xml:space="preserve">Logistics</w:t>
             </w:r>
           </w:p>
         </w:tc>
@@ -2063,7 +2063,7 @@
                 <w:sz w:val="18"/>
                 <w:szCs w:val="18"/>
               </w:rPr>
-              <w:t xml:space="preserve">49</w:t>
+              <w:t xml:space="preserve">47</w:t>
             </w:r>
           </w:p>
         </w:tc>
@@ -2170,7 +2170,7 @@
                 <w:sz w:val="18"/>
                 <w:szCs w:val="18"/>
               </w:rPr>
-              <w:t xml:space="preserve">Via Separations</w:t>
+              <w:t xml:space="preserve">Frimex</w:t>
             </w:r>
           </w:p>
         </w:tc>
@@ -2205,7 +2205,7 @@
                 <w:sz w:val="18"/>
                 <w:szCs w:val="18"/>
               </w:rPr>
-              <w:t xml:space="preserve">Manufacturing, Energy, Cleantech</w:t>
+              <w:t xml:space="preserve">Healthcare, Logistics, Energy</w:t>
             </w:r>
           </w:p>
         </w:tc>
@@ -2240,7 +2240,7 @@
                 <w:sz w:val="18"/>
                 <w:szCs w:val="18"/>
               </w:rPr>
-              <w:t xml:space="preserve">Saudi Arabia</w:t>
+              <w:t xml:space="preserve">Riyadh, Saudi Arabia</w:t>
             </w:r>
           </w:p>
         </w:tc>
@@ -2275,7 +2275,7 @@
                 <w:sz w:val="18"/>
                 <w:szCs w:val="18"/>
               </w:rPr>
-              <w:t xml:space="preserve">49</w:t>
+              <w:t xml:space="preserve">47</w:t>
             </w:r>
           </w:p>
         </w:tc>
@@ -2382,7 +2382,7 @@
                 <w:sz w:val="18"/>
                 <w:szCs w:val="18"/>
               </w:rPr>
-              <w:t xml:space="preserve">Modon Real Estate</w:t>
+              <w:t xml:space="preserve">Maison Safqa</w:t>
             </w:r>
           </w:p>
         </w:tc>
@@ -2417,7 +2417,7 @@
                 <w:sz w:val="18"/>
                 <w:szCs w:val="18"/>
               </w:rPr>
-              <w:t xml:space="preserve">Fintech, Real Estate</w:t>
+              <w:t xml:space="preserve">Logistics, E-commerce</w:t>
             </w:r>
           </w:p>
         </w:tc>
@@ -2452,7 +2452,7 @@
                 <w:sz w:val="18"/>
                 <w:szCs w:val="18"/>
               </w:rPr>
-              <w:t xml:space="preserve">Abu Dhabi, United Arab Emirates</w:t>
+              <w:t xml:space="preserve">Riyadh, Saudi Arabia</w:t>
             </w:r>
           </w:p>
         </w:tc>
@@ -2488,7 +2488,7 @@
                 <w:sz w:val="18"/>
                 <w:szCs w:val="18"/>
               </w:rPr>
-              <w:t xml:space="preserve">49</w:t>
+              <w:t xml:space="preserve">46</w:t>
             </w:r>
           </w:p>
         </w:tc>
@@ -2595,7 +2595,7 @@
                 <w:sz w:val="18"/>
                 <w:szCs w:val="18"/>
               </w:rPr>
-              <w:t xml:space="preserve">Tara Park with flexible payment</w:t>
+              <w:t xml:space="preserve">Lucky</w:t>
             </w:r>
           </w:p>
         </w:tc>
@@ -2630,7 +2630,7 @@
                 <w:sz w:val="18"/>
                 <w:szCs w:val="18"/>
               </w:rPr>
-              <w:t xml:space="preserve">Fintech, Real Estate</w:t>
+              <w:t xml:space="preserve">Fintech, Logistics, Real Estate</w:t>
             </w:r>
           </w:p>
         </w:tc>
@@ -2665,7 +2665,7 @@
                 <w:sz w:val="18"/>
                 <w:szCs w:val="18"/>
               </w:rPr>
-              <w:t xml:space="preserve">Abu Dhabi, United Arab Emirates</w:t>
+              <w:t xml:space="preserve">Egypt</w:t>
             </w:r>
           </w:p>
         </w:tc>
@@ -2700,7 +2700,7 @@
                 <w:sz w:val="18"/>
                 <w:szCs w:val="18"/>
               </w:rPr>
-              <w:t xml:space="preserve">49</w:t>
+              <w:t xml:space="preserve">46</w:t>
             </w:r>
           </w:p>
         </w:tc>
@@ -2735,7 +2735,7 @@
                 <w:sz w:val="18"/>
                 <w:szCs w:val="18"/>
               </w:rPr>
-              <w:t xml:space="preserve">1</w:t>
+              <w:t xml:space="preserve">2</w:t>
             </w:r>
           </w:p>
         </w:tc>
@@ -2807,7 +2807,7 @@
                 <w:sz w:val="18"/>
                 <w:szCs w:val="18"/>
               </w:rPr>
-              <w:t xml:space="preserve">Modon Real Estate</w:t>
+              <w:t xml:space="preserve">Mudflap</w:t>
             </w:r>
           </w:p>
         </w:tc>
@@ -2842,7 +2842,7 @@
                 <w:sz w:val="18"/>
                 <w:szCs w:val="18"/>
               </w:rPr>
-              <w:t xml:space="preserve">Fintech, Real Estate</w:t>
+              <w:t xml:space="preserve">Fintech, AI, Logistics</w:t>
             </w:r>
           </w:p>
         </w:tc>
@@ -2877,7 +2877,7 @@
                 <w:sz w:val="18"/>
                 <w:szCs w:val="18"/>
               </w:rPr>
-              <w:t xml:space="preserve">Abu Dhabi, United Arab Emirates</w:t>
+              <w:t xml:space="preserve"/>
             </w:r>
           </w:p>
         </w:tc>
@@ -2913,7 +2913,7 @@
                 <w:sz w:val="18"/>
                 <w:szCs w:val="18"/>
               </w:rPr>
-              <w:t xml:space="preserve">49</w:t>
+              <w:t xml:space="preserve">45</w:t>
             </w:r>
           </w:p>
         </w:tc>
@@ -3020,7 +3020,7 @@
                 <w:sz w:val="18"/>
                 <w:szCs w:val="18"/>
               </w:rPr>
-              <w:t xml:space="preserve">ElGoat</w:t>
+              <w:t xml:space="preserve">Replit</w:t>
             </w:r>
           </w:p>
         </w:tc>
@@ -3055,7 +3055,7 @@
                 <w:sz w:val="18"/>
                 <w:szCs w:val="18"/>
               </w:rPr>
-              <w:t xml:space="preserve">Logistics</w:t>
+              <w:t xml:space="preserve">AI, Real Estate, Energy</w:t>
             </w:r>
           </w:p>
         </w:tc>
@@ -3090,7 +3090,7 @@
                 <w:sz w:val="18"/>
                 <w:szCs w:val="18"/>
               </w:rPr>
-              <w:t xml:space="preserve">Saudi Arabia</w:t>
+              <w:t xml:space="preserve">United States</w:t>
             </w:r>
           </w:p>
         </w:tc>
@@ -3125,7 +3125,7 @@
                 <w:sz w:val="18"/>
                 <w:szCs w:val="18"/>
               </w:rPr>
-              <w:t xml:space="preserve">47</w:t>
+              <w:t xml:space="preserve">45</w:t>
             </w:r>
           </w:p>
         </w:tc>
@@ -3232,7 +3232,7 @@
                 <w:sz w:val="18"/>
                 <w:szCs w:val="18"/>
               </w:rPr>
-              <w:t xml:space="preserve">Frimex</w:t>
+              <w:t xml:space="preserve">Falak</w:t>
             </w:r>
           </w:p>
         </w:tc>
@@ -3267,7 +3267,7 @@
                 <w:sz w:val="18"/>
                 <w:szCs w:val="18"/>
               </w:rPr>
-              <w:t xml:space="preserve">Healthcare, Logistics, Energy</w:t>
+              <w:t xml:space="preserve">AI, Logistics, Education</w:t>
             </w:r>
           </w:p>
         </w:tc>
@@ -3302,7 +3302,7 @@
                 <w:sz w:val="18"/>
                 <w:szCs w:val="18"/>
               </w:rPr>
-              <w:t xml:space="preserve">Riyadh, Saudi Arabia</w:t>
+              <w:t xml:space="preserve">Saudi Arabia</w:t>
             </w:r>
           </w:p>
         </w:tc>
@@ -3338,7 +3338,7 @@
                 <w:sz w:val="18"/>
                 <w:szCs w:val="18"/>
               </w:rPr>
-              <w:t xml:space="preserve">47</w:t>
+              <w:t xml:space="preserve">45</w:t>
             </w:r>
           </w:p>
         </w:tc>
@@ -3445,7 +3445,7 @@
                 <w:sz w:val="18"/>
                 <w:szCs w:val="18"/>
               </w:rPr>
-              <w:t xml:space="preserve">Maison Safqa</w:t>
+              <w:t xml:space="preserve">Kernel</w:t>
             </w:r>
           </w:p>
         </w:tc>
@@ -3480,7 +3480,7 @@
                 <w:sz w:val="18"/>
                 <w:szCs w:val="18"/>
               </w:rPr>
-              <w:t xml:space="preserve">Logistics, E-commerce</w:t>
+              <w:t xml:space="preserve">AI, Logistics, Education</w:t>
             </w:r>
           </w:p>
         </w:tc>
@@ -3515,7 +3515,7 @@
                 <w:sz w:val="18"/>
                 <w:szCs w:val="18"/>
               </w:rPr>
-              <w:t xml:space="preserve">Riyadh, Saudi Arabia</w:t>
+              <w:t xml:space="preserve">Saudi Arabia</w:t>
             </w:r>
           </w:p>
         </w:tc>
@@ -3550,7 +3550,7 @@
                 <w:sz w:val="18"/>
                 <w:szCs w:val="18"/>
               </w:rPr>
-              <w:t xml:space="preserve">46</w:t>
+              <w:t xml:space="preserve">45</w:t>
             </w:r>
           </w:p>
         </w:tc>
@@ -3657,7 +3657,7 @@
                 <w:sz w:val="18"/>
                 <w:szCs w:val="18"/>
               </w:rPr>
-              <w:t xml:space="preserve">Joa Capital and other</w:t>
+              <w:t xml:space="preserve">Edafa</w:t>
             </w:r>
           </w:p>
         </w:tc>
@@ -3692,7 +3692,7 @@
                 <w:sz w:val="18"/>
                 <w:szCs w:val="18"/>
               </w:rPr>
-              <w:t xml:space="preserve">Logistics, E-commerce, Manufacturing</w:t>
+              <w:t xml:space="preserve">Cleantech, Logistics</w:t>
             </w:r>
           </w:p>
         </w:tc>
@@ -3763,7 +3763,7 @@
                 <w:sz w:val="18"/>
                 <w:szCs w:val="18"/>
               </w:rPr>
-              <w:t xml:space="preserve">46</w:t>
+              <w:t xml:space="preserve">45</w:t>
             </w:r>
           </w:p>
         </w:tc>
@@ -3870,7 +3870,7 @@
                 <w:sz w:val="18"/>
                 <w:szCs w:val="18"/>
               </w:rPr>
-              <w:t xml:space="preserve">Lucky</w:t>
+              <w:t xml:space="preserve">Okta</w:t>
             </w:r>
           </w:p>
         </w:tc>
@@ -3905,7 +3905,7 @@
                 <w:sz w:val="18"/>
                 <w:szCs w:val="18"/>
               </w:rPr>
-              <w:t xml:space="preserve">Fintech, Logistics, Real Estate</w:t>
+              <w:t xml:space="preserve">AI, Logistics, Manufacturing</w:t>
             </w:r>
           </w:p>
         </w:tc>
@@ -3940,7 +3940,7 @@
                 <w:sz w:val="18"/>
                 <w:szCs w:val="18"/>
               </w:rPr>
-              <w:t xml:space="preserve">Egypt</w:t>
+              <w:t xml:space="preserve">New York, United States</w:t>
             </w:r>
           </w:p>
         </w:tc>
@@ -3975,7 +3975,7 @@
                 <w:sz w:val="18"/>
                 <w:szCs w:val="18"/>
               </w:rPr>
-              <w:t xml:space="preserve">46</w:t>
+              <w:t xml:space="preserve">44</w:t>
             </w:r>
           </w:p>
         </w:tc>
@@ -4010,7 +4010,7 @@
                 <w:sz w:val="18"/>
                 <w:szCs w:val="18"/>
               </w:rPr>
-              <w:t xml:space="preserve">2</w:t>
+              <w:t xml:space="preserve">1</w:t>
             </w:r>
           </w:p>
         </w:tc>
@@ -4082,7 +4082,7 @@
                 <w:sz w:val="18"/>
                 <w:szCs w:val="18"/>
               </w:rPr>
-              <w:t xml:space="preserve">Mudflap</w:t>
+              <w:t xml:space="preserve">Sufra AI</w:t>
             </w:r>
           </w:p>
         </w:tc>
@@ -4152,7 +4152,7 @@
                 <w:sz w:val="18"/>
                 <w:szCs w:val="18"/>
               </w:rPr>
-              <w:t xml:space="preserve"/>
+              <w:t xml:space="preserve">Qatar</w:t>
             </w:r>
           </w:p>
         </w:tc>
@@ -4188,7 +4188,7 @@
                 <w:sz w:val="18"/>
                 <w:szCs w:val="18"/>
               </w:rPr>
-              <w:t xml:space="preserve">45</w:t>
+              <w:t xml:space="preserve">43</w:t>
             </w:r>
           </w:p>
         </w:tc>
@@ -4295,7 +4295,7 @@
                 <w:sz w:val="18"/>
                 <w:szCs w:val="18"/>
               </w:rPr>
-              <w:t xml:space="preserve">Replit</w:t>
+              <w:t xml:space="preserve">Christine Romans</w:t>
             </w:r>
           </w:p>
         </w:tc>
@@ -4330,7 +4330,7 @@
                 <w:sz w:val="18"/>
                 <w:szCs w:val="18"/>
               </w:rPr>
-              <w:t xml:space="preserve">AI, Real Estate, Energy</w:t>
+              <w:t xml:space="preserve">Energy</w:t>
             </w:r>
           </w:p>
         </w:tc>
@@ -4365,7 +4365,7 @@
                 <w:sz w:val="18"/>
                 <w:szCs w:val="18"/>
               </w:rPr>
-              <w:t xml:space="preserve">United States</w:t>
+              <w:t xml:space="preserve">Oman</w:t>
             </w:r>
           </w:p>
         </w:tc>
@@ -4400,7 +4400,7 @@
                 <w:sz w:val="18"/>
                 <w:szCs w:val="18"/>
               </w:rPr>
-              <w:t xml:space="preserve">45</w:t>
+              <w:t xml:space="preserve">43</w:t>
             </w:r>
           </w:p>
         </w:tc>
@@ -4507,7 +4507,7 @@
                 <w:sz w:val="18"/>
                 <w:szCs w:val="18"/>
               </w:rPr>
-              <w:t xml:space="preserve">Falak</w:t>
+              <w:t xml:space="preserve">Planetree</w:t>
             </w:r>
           </w:p>
         </w:tc>
@@ -4542,7 +4542,7 @@
                 <w:sz w:val="18"/>
                 <w:szCs w:val="18"/>
               </w:rPr>
-              <w:t xml:space="preserve">AI, Logistics, Education</w:t>
+              <w:t xml:space="preserve">Healthcare, Energy</w:t>
             </w:r>
           </w:p>
         </w:tc>
@@ -4577,7 +4577,7 @@
                 <w:sz w:val="18"/>
                 <w:szCs w:val="18"/>
               </w:rPr>
-              <w:t xml:space="preserve">Saudi Arabia</w:t>
+              <w:t xml:space="preserve">Jeddah, Saudi Arabia</w:t>
             </w:r>
           </w:p>
         </w:tc>
@@ -4613,7 +4613,7 @@
                 <w:sz w:val="18"/>
                 <w:szCs w:val="18"/>
               </w:rPr>
-              <w:t xml:space="preserve">45</w:t>
+              <w:t xml:space="preserve">42</w:t>
             </w:r>
           </w:p>
         </w:tc>
@@ -4720,7 +4720,7 @@
                 <w:sz w:val="18"/>
                 <w:szCs w:val="18"/>
               </w:rPr>
-              <w:t xml:space="preserve">Kernel</w:t>
+              <w:t xml:space="preserve">Loop</w:t>
             </w:r>
           </w:p>
         </w:tc>
@@ -4755,7 +4755,7 @@
                 <w:sz w:val="18"/>
                 <w:szCs w:val="18"/>
               </w:rPr>
-              <w:t xml:space="preserve">AI, Logistics, Education</w:t>
+              <w:t xml:space="preserve">AI, Logistics</w:t>
             </w:r>
           </w:p>
         </w:tc>
@@ -4790,7 +4790,7 @@
                 <w:sz w:val="18"/>
                 <w:szCs w:val="18"/>
               </w:rPr>
-              <w:t xml:space="preserve">Saudi Arabia</w:t>
+              <w:t xml:space="preserve">San Francisco, United States</w:t>
             </w:r>
           </w:p>
         </w:tc>
@@ -4825,7 +4825,7 @@
                 <w:sz w:val="18"/>
                 <w:szCs w:val="18"/>
               </w:rPr>
-              <w:t xml:space="preserve">45</w:t>
+              <w:t xml:space="preserve">42</w:t>
             </w:r>
           </w:p>
         </w:tc>
@@ -4932,7 +4932,7 @@
                 <w:sz w:val="18"/>
                 <w:szCs w:val="18"/>
               </w:rPr>
-              <w:t xml:space="preserve">Edafa</w:t>
+              <w:t xml:space="preserve">Valor</w:t>
             </w:r>
           </w:p>
         </w:tc>
@@ -4967,7 +4967,7 @@
                 <w:sz w:val="18"/>
                 <w:szCs w:val="18"/>
               </w:rPr>
-              <w:t xml:space="preserve">Cleantech, Logistics</w:t>
+              <w:t xml:space="preserve">AI, Logistics</w:t>
             </w:r>
           </w:p>
         </w:tc>
@@ -5002,7 +5002,7 @@
                 <w:sz w:val="18"/>
                 <w:szCs w:val="18"/>
               </w:rPr>
-              <w:t xml:space="preserve">Saudi Arabia</w:t>
+              <w:t xml:space="preserve">San Francisco, United States</w:t>
             </w:r>
           </w:p>
         </w:tc>
@@ -5038,7 +5038,7 @@
                 <w:sz w:val="18"/>
                 <w:szCs w:val="18"/>
               </w:rPr>
-              <w:t xml:space="preserve">45</w:t>
+              <w:t xml:space="preserve">42</w:t>
             </w:r>
           </w:p>
         </w:tc>
@@ -5145,7 +5145,7 @@
                 <w:sz w:val="18"/>
                 <w:szCs w:val="18"/>
               </w:rPr>
-              <w:t xml:space="preserve">Cyclex in six-figure deal Saudi-Egyptian</w:t>
+              <w:t xml:space="preserve">Collide</w:t>
             </w:r>
           </w:p>
         </w:tc>
@@ -5180,7 +5180,7 @@
                 <w:sz w:val="18"/>
                 <w:szCs w:val="18"/>
               </w:rPr>
-              <w:t xml:space="preserve">Cleantech, Logistics</w:t>
+              <w:t xml:space="preserve">Fintech</w:t>
             </w:r>
           </w:p>
         </w:tc>
@@ -5215,7 +5215,7 @@
                 <w:sz w:val="18"/>
                 <w:szCs w:val="18"/>
               </w:rPr>
-              <w:t xml:space="preserve">Saudi Arabia</w:t>
+              <w:t xml:space="preserve"/>
             </w:r>
           </w:p>
         </w:tc>
@@ -5250,7 +5250,7 @@
                 <w:sz w:val="18"/>
                 <w:szCs w:val="18"/>
               </w:rPr>
-              <w:t xml:space="preserve">45</w:t>
+              <w:t xml:space="preserve">42</w:t>
             </w:r>
           </w:p>
         </w:tc>
@@ -5357,7 +5357,7 @@
                 <w:sz w:val="18"/>
                 <w:szCs w:val="18"/>
               </w:rPr>
-              <w:t xml:space="preserve">Cyclex in six-figure deal Saudi-Egyptian</w:t>
+              <w:t xml:space="preserve">Tamwilcom</w:t>
             </w:r>
           </w:p>
         </w:tc>
@@ -5392,7 +5392,7 @@
                 <w:sz w:val="18"/>
                 <w:szCs w:val="18"/>
               </w:rPr>
-              <w:t xml:space="preserve">Cleantech, Logistics</w:t>
+              <w:t xml:space="preserve">Logistics, Real Estate</w:t>
             </w:r>
           </w:p>
         </w:tc>
@@ -5427,7 +5427,7 @@
                 <w:sz w:val="18"/>
                 <w:szCs w:val="18"/>
               </w:rPr>
-              <w:t xml:space="preserve">Saudi Arabia</w:t>
+              <w:t xml:space="preserve">Morocco</w:t>
             </w:r>
           </w:p>
         </w:tc>
@@ -5463,7 +5463,7 @@
                 <w:sz w:val="18"/>
                 <w:szCs w:val="18"/>
               </w:rPr>
-              <w:t xml:space="preserve">45</w:t>
+              <w:t xml:space="preserve">42</w:t>
             </w:r>
           </w:p>
         </w:tc>
@@ -5570,7 +5570,7 @@
                 <w:sz w:val="18"/>
                 <w:szCs w:val="18"/>
               </w:rPr>
-              <w:t xml:space="preserve">Edafa</w:t>
+              <w:t xml:space="preserve">Accel</w:t>
             </w:r>
           </w:p>
         </w:tc>
@@ -5605,7 +5605,7 @@
                 <w:sz w:val="18"/>
                 <w:szCs w:val="18"/>
               </w:rPr>
-              <w:t xml:space="preserve">Cleantech, Logistics</w:t>
+              <w:t xml:space="preserve">Real Estate</w:t>
             </w:r>
           </w:p>
         </w:tc>
@@ -5640,7 +5640,7 @@
                 <w:sz w:val="18"/>
                 <w:szCs w:val="18"/>
               </w:rPr>
-              <w:t xml:space="preserve">Saudi Arabia</w:t>
+              <w:t xml:space="preserve"/>
             </w:r>
           </w:p>
         </w:tc>
@@ -5675,7 +5675,7 @@
                 <w:sz w:val="18"/>
                 <w:szCs w:val="18"/>
               </w:rPr>
-              <w:t xml:space="preserve">45</w:t>
+              <w:t xml:space="preserve">42</w:t>
             </w:r>
           </w:p>
         </w:tc>
@@ -6341,1738 +6341,7 @@
           <w:sz w:val="24"/>
           <w:szCs w:val="24"/>
         </w:rPr>
-        <w:t xml:space="preserve">2. Homegrown</w:t>
-      </w:r>
-    </w:p>
-    <w:tbl>
-      <w:tblPr>
-        <w:tblW w:type="dxa" w:w="9360"/>
-        <w:tblBorders>
-          <w:top w:val="single" w:color="auto" w:sz="4"/>
-          <w:left w:val="single" w:color="auto" w:sz="4"/>
-          <w:bottom w:val="single" w:color="auto" w:sz="4"/>
-          <w:right w:val="single" w:color="auto" w:sz="4"/>
-          <w:insideH w:val="single" w:color="auto" w:sz="4"/>
-          <w:insideV w:val="single" w:color="auto" w:sz="4"/>
-        </w:tblBorders>
-      </w:tblPr>
-      <w:tblGrid>
-        <w:gridCol w:w="2340"/>
-        <w:gridCol w:w="2340"/>
-        <w:gridCol w:w="2340"/>
-        <w:gridCol w:w="2340"/>
-      </w:tblGrid>
-      <w:tr>
-        <w:tc>
-          <w:tcPr>
-            <w:tcW w:type="dxa" w:w="2340"/>
-            <w:tcBorders>
-              <w:top w:val="single" w:color="D5D3C8" w:sz="4"/>
-              <w:left w:val="single" w:color="D5D3C8" w:sz="4"/>
-              <w:bottom w:val="single" w:color="D5D3C8" w:sz="4"/>
-              <w:right w:val="single" w:color="D5D3C8" w:sz="4"/>
-            </w:tcBorders>
-            <w:shd w:fill="F8F6EF" w:color="auto" w:val="clear"/>
-            <w:tcMar>
-              <w:top w:type="dxa" w:w="80"/>
-              <w:left w:type="dxa" w:w="120"/>
-              <w:bottom w:type="dxa" w:w="80"/>
-              <w:right w:type="dxa" w:w="120"/>
-            </w:tcMar>
-            <w:vAlign w:val="top"/>
-          </w:tcPr>
-          <w:p>
-            <w:pPr>
-              <w:spacing w:after="0"/>
-              <w:jc w:val="center"/>
-            </w:pPr>
-            <w:r>
-              <w:rPr>
-                <w:rFonts w:ascii="Calibri" w:cs="Calibri" w:eastAsia="Calibri" w:hAnsi="Calibri"/>
-                <w:b/>
-                <w:bCs/>
-                <w:color w:val="2A2E3A"/>
-                <w:sz w:val="18"/>
-                <w:szCs w:val="18"/>
-              </w:rPr>
-              <w:t xml:space="preserve">Composite: 55</w:t>
-            </w:r>
-          </w:p>
-        </w:tc>
-        <w:tc>
-          <w:tcPr>
-            <w:tcW w:type="dxa" w:w="2340"/>
-            <w:tcBorders>
-              <w:top w:val="single" w:color="D5D3C8" w:sz="4"/>
-              <w:left w:val="single" w:color="D5D3C8" w:sz="4"/>
-              <w:bottom w:val="single" w:color="D5D3C8" w:sz="4"/>
-              <w:right w:val="single" w:color="D5D3C8" w:sz="4"/>
-            </w:tcBorders>
-            <w:shd w:fill="F8F6EF" w:color="auto" w:val="clear"/>
-            <w:tcMar>
-              <w:top w:type="dxa" w:w="80"/>
-              <w:left w:type="dxa" w:w="120"/>
-              <w:bottom w:type="dxa" w:w="80"/>
-              <w:right w:type="dxa" w:w="120"/>
-            </w:tcMar>
-            <w:vAlign w:val="top"/>
-          </w:tcPr>
-          <w:p>
-            <w:pPr>
-              <w:spacing w:after="0"/>
-              <w:jc w:val="center"/>
-            </w:pPr>
-            <w:r>
-              <w:rPr>
-                <w:rFonts w:ascii="Calibri" w:cs="Calibri" w:eastAsia="Calibri" w:hAnsi="Calibri"/>
-                <w:b w:val="false"/>
-                <w:bCs w:val="false"/>
-                <w:color w:val="2A2E3A"/>
-                <w:sz w:val="18"/>
-                <w:szCs w:val="18"/>
-              </w:rPr>
-              <w:t xml:space="preserve">Investability: 54</w:t>
-            </w:r>
-          </w:p>
-        </w:tc>
-        <w:tc>
-          <w:tcPr>
-            <w:tcW w:type="dxa" w:w="2340"/>
-            <w:tcBorders>
-              <w:top w:val="single" w:color="D5D3C8" w:sz="4"/>
-              <w:left w:val="single" w:color="D5D3C8" w:sz="4"/>
-              <w:bottom w:val="single" w:color="D5D3C8" w:sz="4"/>
-              <w:right w:val="single" w:color="D5D3C8" w:sz="4"/>
-            </w:tcBorders>
-            <w:shd w:fill="F8F6EF" w:color="auto" w:val="clear"/>
-            <w:tcMar>
-              <w:top w:type="dxa" w:w="80"/>
-              <w:left w:type="dxa" w:w="120"/>
-              <w:bottom w:type="dxa" w:w="80"/>
-              <w:right w:type="dxa" w:w="120"/>
-            </w:tcMar>
-            <w:vAlign w:val="top"/>
-          </w:tcPr>
-          <w:p>
-            <w:pPr>
-              <w:spacing w:after="0"/>
-              <w:jc w:val="center"/>
-            </w:pPr>
-            <w:r>
-              <w:rPr>
-                <w:rFonts w:ascii="Calibri" w:cs="Calibri" w:eastAsia="Calibri" w:hAnsi="Calibri"/>
-                <w:b w:val="false"/>
-                <w:bCs w:val="false"/>
-                <w:color w:val="2A2E3A"/>
-                <w:sz w:val="18"/>
-                <w:szCs w:val="18"/>
-              </w:rPr>
-              <w:t xml:space="preserve">UAE alignment: 56</w:t>
-            </w:r>
-          </w:p>
-        </w:tc>
-        <w:tc>
-          <w:tcPr>
-            <w:tcW w:type="dxa" w:w="2340"/>
-            <w:tcBorders>
-              <w:top w:val="single" w:color="D5D3C8" w:sz="4"/>
-              <w:left w:val="single" w:color="D5D3C8" w:sz="4"/>
-              <w:bottom w:val="single" w:color="D5D3C8" w:sz="4"/>
-              <w:right w:val="single" w:color="D5D3C8" w:sz="4"/>
-            </w:tcBorders>
-            <w:shd w:fill="F8F6EF" w:color="auto" w:val="clear"/>
-            <w:tcMar>
-              <w:top w:type="dxa" w:w="80"/>
-              <w:left w:type="dxa" w:w="120"/>
-              <w:bottom w:type="dxa" w:w="80"/>
-              <w:right w:type="dxa" w:w="120"/>
-            </w:tcMar>
-            <w:vAlign w:val="top"/>
-          </w:tcPr>
-          <w:p>
-            <w:pPr>
-              <w:spacing w:after="0"/>
-              <w:jc w:val="center"/>
-            </w:pPr>
-            <w:r>
-              <w:rPr>
-                <w:rFonts w:ascii="Calibri" w:cs="Calibri" w:eastAsia="Calibri" w:hAnsi="Calibri"/>
-                <w:b w:val="false"/>
-                <w:bCs w:val="false"/>
-                <w:color w:val="2A2E3A"/>
-                <w:sz w:val="18"/>
-                <w:szCs w:val="18"/>
-              </w:rPr>
-              <w:t xml:space="preserve">Signals: 1</w:t>
-            </w:r>
-          </w:p>
-        </w:tc>
-      </w:tr>
-    </w:tbl>
-    <w:p>
-      <w:pPr>
-        <w:spacing w:after="60" w:before="160"/>
-      </w:pPr>
-      <w:r>
-        <w:rPr>
-          <w:rFonts w:ascii="Calibri" w:cs="Calibri" w:eastAsia="Calibri" w:hAnsi="Calibri"/>
-          <w:b/>
-          <w:bCs/>
-          <w:color w:val="0E1E3F"/>
-          <w:sz w:val="20"/>
-          <w:szCs w:val="20"/>
-        </w:rPr>
-        <w:t xml:space="preserve">Sectors: </w:t>
-      </w:r>
-      <w:r>
-        <w:rPr>
-          <w:rFonts w:ascii="Calibri" w:cs="Calibri" w:eastAsia="Calibri" w:hAnsi="Calibri"/>
-          <w:color w:val="4A4D57"/>
-          <w:sz w:val="20"/>
-          <w:szCs w:val="20"/>
-        </w:rPr>
-        <w:t xml:space="preserve">Logistics</w:t>
-      </w:r>
-    </w:p>
-    <w:p>
-      <w:pPr>
-        <w:spacing w:after="60"/>
-      </w:pPr>
-      <w:r>
-        <w:rPr>
-          <w:rFonts w:ascii="Calibri" w:cs="Calibri" w:eastAsia="Calibri" w:hAnsi="Calibri"/>
-          <w:b/>
-          <w:bCs/>
-          <w:color w:val="0E1E3F"/>
-          <w:sz w:val="20"/>
-          <w:szCs w:val="20"/>
-        </w:rPr>
-        <w:t xml:space="preserve">Headquarters: </w:t>
-      </w:r>
-      <w:r>
-        <w:rPr>
-          <w:rFonts w:ascii="Calibri" w:cs="Calibri" w:eastAsia="Calibri" w:hAnsi="Calibri"/>
-          <w:color w:val="4A4D57"/>
-          <w:sz w:val="20"/>
-          <w:szCs w:val="20"/>
-        </w:rPr>
-        <w:t xml:space="preserve">United Arab Emirates</w:t>
-      </w:r>
-    </w:p>
-    <w:p>
-      <w:pPr>
-        <w:spacing w:after="80" w:before="160"/>
-      </w:pPr>
-      <w:r>
-        <w:rPr>
-          <w:rFonts w:ascii="Calibri" w:cs="Calibri" w:eastAsia="Calibri" w:hAnsi="Calibri"/>
-          <w:b/>
-          <w:bCs/>
-          <w:color w:val="8C6B3D"/>
-          <w:spacing w:val="40"/>
-          <w:sz w:val="20"/>
-          <w:szCs w:val="20"/>
-        </w:rPr>
-        <w:t xml:space="preserve">Detected signals</w:t>
-      </w:r>
-    </w:p>
-    <w:tbl>
-      <w:tblPr>
-        <w:tblW w:type="dxa" w:w="9360"/>
-        <w:tblBorders>
-          <w:top w:val="single" w:color="auto" w:sz="4"/>
-          <w:left w:val="single" w:color="auto" w:sz="4"/>
-          <w:bottom w:val="single" w:color="auto" w:sz="4"/>
-          <w:right w:val="single" w:color="auto" w:sz="4"/>
-          <w:insideH w:val="single" w:color="auto" w:sz="4"/>
-          <w:insideV w:val="single" w:color="auto" w:sz="4"/>
-        </w:tblBorders>
-      </w:tblPr>
-      <w:tblGrid>
-        <w:gridCol w:w="1400"/>
-        <w:gridCol w:w="1200"/>
-        <w:gridCol w:w="4400"/>
-        <w:gridCol w:w="2360"/>
-      </w:tblGrid>
-      <w:tr>
-        <w:trPr>
-          <w:tblHeader/>
-        </w:trPr>
-        <w:tc>
-          <w:tcPr>
-            <w:tcW w:type="dxa" w:w="1400"/>
-            <w:tcBorders>
-              <w:top w:val="single" w:color="D5D3C8" w:sz="4"/>
-              <w:left w:val="single" w:color="D5D3C8" w:sz="4"/>
-              <w:bottom w:val="single" w:color="D5D3C8" w:sz="4"/>
-              <w:right w:val="single" w:color="D5D3C8" w:sz="4"/>
-            </w:tcBorders>
-            <w:shd w:fill="0E1E3F" w:color="auto" w:val="clear"/>
-            <w:tcMar>
-              <w:top w:type="dxa" w:w="80"/>
-              <w:left w:type="dxa" w:w="120"/>
-              <w:bottom w:type="dxa" w:w="80"/>
-              <w:right w:type="dxa" w:w="120"/>
-            </w:tcMar>
-            <w:vAlign w:val="top"/>
-          </w:tcPr>
-          <w:p>
-            <w:pPr>
-              <w:spacing w:after="0"/>
-              <w:jc w:val="left"/>
-            </w:pPr>
-            <w:r>
-              <w:rPr>
-                <w:rFonts w:ascii="Calibri" w:cs="Calibri" w:eastAsia="Calibri" w:hAnsi="Calibri"/>
-                <w:b/>
-                <w:bCs/>
-                <w:color w:val="FFFFFF"/>
-                <w:sz w:val="18"/>
-                <w:szCs w:val="18"/>
-              </w:rPr>
-              <w:t xml:space="preserve">Type</w:t>
-            </w:r>
-          </w:p>
-        </w:tc>
-        <w:tc>
-          <w:tcPr>
-            <w:tcW w:type="dxa" w:w="1200"/>
-            <w:tcBorders>
-              <w:top w:val="single" w:color="D5D3C8" w:sz="4"/>
-              <w:left w:val="single" w:color="D5D3C8" w:sz="4"/>
-              <w:bottom w:val="single" w:color="D5D3C8" w:sz="4"/>
-              <w:right w:val="single" w:color="D5D3C8" w:sz="4"/>
-            </w:tcBorders>
-            <w:shd w:fill="0E1E3F" w:color="auto" w:val="clear"/>
-            <w:tcMar>
-              <w:top w:type="dxa" w:w="80"/>
-              <w:left w:type="dxa" w:w="120"/>
-              <w:bottom w:type="dxa" w:w="80"/>
-              <w:right w:type="dxa" w:w="120"/>
-            </w:tcMar>
-            <w:vAlign w:val="top"/>
-          </w:tcPr>
-          <w:p>
-            <w:pPr>
-              <w:spacing w:after="0"/>
-              <w:jc w:val="center"/>
-            </w:pPr>
-            <w:r>
-              <w:rPr>
-                <w:rFonts w:ascii="Calibri" w:cs="Calibri" w:eastAsia="Calibri" w:hAnsi="Calibri"/>
-                <w:b/>
-                <w:bCs/>
-                <w:color w:val="FFFFFF"/>
-                <w:sz w:val="18"/>
-                <w:szCs w:val="18"/>
-              </w:rPr>
-              <w:t xml:space="preserve">Strength</w:t>
-            </w:r>
-          </w:p>
-        </w:tc>
-        <w:tc>
-          <w:tcPr>
-            <w:tcW w:type="dxa" w:w="4400"/>
-            <w:tcBorders>
-              <w:top w:val="single" w:color="D5D3C8" w:sz="4"/>
-              <w:left w:val="single" w:color="D5D3C8" w:sz="4"/>
-              <w:bottom w:val="single" w:color="D5D3C8" w:sz="4"/>
-              <w:right w:val="single" w:color="D5D3C8" w:sz="4"/>
-            </w:tcBorders>
-            <w:shd w:fill="0E1E3F" w:color="auto" w:val="clear"/>
-            <w:tcMar>
-              <w:top w:type="dxa" w:w="80"/>
-              <w:left w:type="dxa" w:w="120"/>
-              <w:bottom w:type="dxa" w:w="80"/>
-              <w:right w:type="dxa" w:w="120"/>
-            </w:tcMar>
-            <w:vAlign w:val="top"/>
-          </w:tcPr>
-          <w:p>
-            <w:pPr>
-              <w:spacing w:after="0"/>
-              <w:jc w:val="left"/>
-            </w:pPr>
-            <w:r>
-              <w:rPr>
-                <w:rFonts w:ascii="Calibri" w:cs="Calibri" w:eastAsia="Calibri" w:hAnsi="Calibri"/>
-                <w:b/>
-                <w:bCs/>
-                <w:color w:val="FFFFFF"/>
-                <w:sz w:val="18"/>
-                <w:szCs w:val="18"/>
-              </w:rPr>
-              <w:t xml:space="preserve">Headline</w:t>
-            </w:r>
-          </w:p>
-        </w:tc>
-        <w:tc>
-          <w:tcPr>
-            <w:tcW w:type="dxa" w:w="2360"/>
-            <w:tcBorders>
-              <w:top w:val="single" w:color="D5D3C8" w:sz="4"/>
-              <w:left w:val="single" w:color="D5D3C8" w:sz="4"/>
-              <w:bottom w:val="single" w:color="D5D3C8" w:sz="4"/>
-              <w:right w:val="single" w:color="D5D3C8" w:sz="4"/>
-            </w:tcBorders>
-            <w:shd w:fill="0E1E3F" w:color="auto" w:val="clear"/>
-            <w:tcMar>
-              <w:top w:type="dxa" w:w="80"/>
-              <w:left w:type="dxa" w:w="120"/>
-              <w:bottom w:type="dxa" w:w="80"/>
-              <w:right w:type="dxa" w:w="120"/>
-            </w:tcMar>
-            <w:vAlign w:val="top"/>
-          </w:tcPr>
-          <w:p>
-            <w:pPr>
-              <w:spacing w:after="0"/>
-              <w:jc w:val="left"/>
-            </w:pPr>
-            <w:r>
-              <w:rPr>
-                <w:rFonts w:ascii="Calibri" w:cs="Calibri" w:eastAsia="Calibri" w:hAnsi="Calibri"/>
-                <w:b/>
-                <w:bCs/>
-                <w:color w:val="FFFFFF"/>
-                <w:sz w:val="18"/>
-                <w:szCs w:val="18"/>
-              </w:rPr>
-              <w:t xml:space="preserve">Source</w:t>
-            </w:r>
-          </w:p>
-        </w:tc>
-      </w:tr>
-      <w:tr>
-        <w:tc>
-          <w:tcPr>
-            <w:tcW w:type="dxa" w:w="1400"/>
-            <w:tcBorders>
-              <w:top w:val="single" w:color="D5D3C8" w:sz="4"/>
-              <w:left w:val="single" w:color="D5D3C8" w:sz="4"/>
-              <w:bottom w:val="single" w:color="D5D3C8" w:sz="4"/>
-              <w:right w:val="single" w:color="D5D3C8" w:sz="4"/>
-            </w:tcBorders>
-            <w:tcMar>
-              <w:top w:type="dxa" w:w="80"/>
-              <w:left w:type="dxa" w:w="120"/>
-              <w:bottom w:type="dxa" w:w="80"/>
-              <w:right w:type="dxa" w:w="120"/>
-            </w:tcMar>
-            <w:vAlign w:val="top"/>
-          </w:tcPr>
-          <w:p>
-            <w:pPr>
-              <w:spacing w:after="0"/>
-              <w:jc w:val="left"/>
-            </w:pPr>
-            <w:r>
-              <w:rPr>
-                <w:rFonts w:ascii="Calibri" w:cs="Calibri" w:eastAsia="Calibri" w:hAnsi="Calibri"/>
-                <w:b w:val="false"/>
-                <w:bCs w:val="false"/>
-                <w:color w:val="2A2E3A"/>
-                <w:sz w:val="18"/>
-                <w:szCs w:val="18"/>
-              </w:rPr>
-              <w:t xml:space="preserve">Funding</w:t>
-            </w:r>
-          </w:p>
-        </w:tc>
-        <w:tc>
-          <w:tcPr>
-            <w:tcW w:type="dxa" w:w="1200"/>
-            <w:tcBorders>
-              <w:top w:val="single" w:color="D5D3C8" w:sz="4"/>
-              <w:left w:val="single" w:color="D5D3C8" w:sz="4"/>
-              <w:bottom w:val="single" w:color="D5D3C8" w:sz="4"/>
-              <w:right w:val="single" w:color="D5D3C8" w:sz="4"/>
-            </w:tcBorders>
-            <w:tcMar>
-              <w:top w:type="dxa" w:w="80"/>
-              <w:left w:type="dxa" w:w="120"/>
-              <w:bottom w:type="dxa" w:w="80"/>
-              <w:right w:type="dxa" w:w="120"/>
-            </w:tcMar>
-            <w:vAlign w:val="top"/>
-          </w:tcPr>
-          <w:p>
-            <w:pPr>
-              <w:spacing w:after="0"/>
-              <w:jc w:val="center"/>
-            </w:pPr>
-            <w:r>
-              <w:rPr>
-                <w:rFonts w:ascii="Calibri" w:cs="Calibri" w:eastAsia="Calibri" w:hAnsi="Calibri"/>
-                <w:b w:val="false"/>
-                <w:bCs w:val="false"/>
-                <w:color w:val="2A2E3A"/>
-                <w:sz w:val="18"/>
-                <w:szCs w:val="18"/>
-              </w:rPr>
-              <w:t xml:space="preserve">High</w:t>
-            </w:r>
-          </w:p>
-        </w:tc>
-        <w:tc>
-          <w:tcPr>
-            <w:tcW w:type="dxa" w:w="4400"/>
-            <w:tcBorders>
-              <w:top w:val="single" w:color="D5D3C8" w:sz="4"/>
-              <w:left w:val="single" w:color="D5D3C8" w:sz="4"/>
-              <w:bottom w:val="single" w:color="D5D3C8" w:sz="4"/>
-              <w:right w:val="single" w:color="D5D3C8" w:sz="4"/>
-            </w:tcBorders>
-            <w:tcMar>
-              <w:top w:type="dxa" w:w="80"/>
-              <w:left w:type="dxa" w:w="120"/>
-              <w:bottom w:type="dxa" w:w="80"/>
-              <w:right w:type="dxa" w:w="120"/>
-            </w:tcMar>
-            <w:vAlign w:val="top"/>
-          </w:tcPr>
-          <w:p>
-            <w:pPr>
-              <w:spacing w:after="0"/>
-              <w:jc w:val="left"/>
-            </w:pPr>
-            <w:r>
-              <w:rPr>
-                <w:rFonts w:ascii="Calibri" w:cs="Calibri" w:eastAsia="Calibri" w:hAnsi="Calibri"/>
-                <w:b w:val="false"/>
-                <w:bCs w:val="false"/>
-                <w:color w:val="2A2E3A"/>
-                <w:sz w:val="18"/>
-                <w:szCs w:val="18"/>
-              </w:rPr>
-              <w:t xml:space="preserve">Homegrown Ventures closes $22.8 million Fund I to back MENA consumer brands</w:t>
-            </w:r>
-          </w:p>
-        </w:tc>
-        <w:tc>
-          <w:tcPr>
-            <w:tcW w:type="dxa" w:w="2360"/>
-            <w:tcBorders>
-              <w:top w:val="single" w:color="D5D3C8" w:sz="4"/>
-              <w:left w:val="single" w:color="D5D3C8" w:sz="4"/>
-              <w:bottom w:val="single" w:color="D5D3C8" w:sz="4"/>
-              <w:right w:val="single" w:color="D5D3C8" w:sz="4"/>
-            </w:tcBorders>
-            <w:tcMar>
-              <w:top w:type="dxa" w:w="80"/>
-              <w:left w:type="dxa" w:w="120"/>
-              <w:bottom w:type="dxa" w:w="80"/>
-              <w:right w:type="dxa" w:w="120"/>
-            </w:tcMar>
-            <w:vAlign w:val="top"/>
-          </w:tcPr>
-          <w:p>
-            <w:pPr>
-              <w:spacing w:after="0"/>
-              <w:jc w:val="left"/>
-            </w:pPr>
-            <w:r>
-              <w:rPr>
-                <w:rFonts w:ascii="Calibri" w:cs="Calibri" w:eastAsia="Calibri" w:hAnsi="Calibri"/>
-                <w:b w:val="false"/>
-                <w:bCs w:val="false"/>
-                <w:color w:val="2A2E3A"/>
-                <w:sz w:val="18"/>
-                <w:szCs w:val="18"/>
-              </w:rPr>
-              <w:t xml:space="preserve">Wamda</w:t>
-            </w:r>
-          </w:p>
-          <w:p>
-            <w:pPr>
-              <w:spacing w:after="0"/>
-              <w:jc w:val="left"/>
-            </w:pPr>
-            <w:r>
-              <w:rPr>
-                <w:rFonts w:ascii="Calibri" w:cs="Calibri" w:eastAsia="Calibri" w:hAnsi="Calibri"/>
-                <w:b w:val="false"/>
-                <w:bCs w:val="false"/>
-                <w:color w:val="2A2E3A"/>
-                <w:sz w:val="18"/>
-                <w:szCs w:val="18"/>
-              </w:rPr>
-              <w:t xml:space="preserve">http://wamda.com/2026/04/homegrown-ventures-closes-22-8-mil…</w:t>
-            </w:r>
-          </w:p>
-        </w:tc>
-      </w:tr>
-    </w:tbl>
-    <w:p>
-      <w:pPr>
-        <w:pStyle w:val="Heading3"/>
-        <w:keepNext/>
-        <w:spacing w:after="80" w:before="300"/>
-      </w:pPr>
-      <w:r>
-        <w:rPr>
-          <w:rFonts w:ascii="Calibri" w:cs="Calibri" w:eastAsia="Calibri" w:hAnsi="Calibri"/>
-          <w:b/>
-          <w:bCs/>
-          <w:color w:val="0E1E3F"/>
-          <w:sz w:val="24"/>
-          <w:szCs w:val="24"/>
-        </w:rPr>
-        <w:t xml:space="preserve">3. Homegrown</w:t>
-      </w:r>
-    </w:p>
-    <w:tbl>
-      <w:tblPr>
-        <w:tblW w:type="dxa" w:w="9360"/>
-        <w:tblBorders>
-          <w:top w:val="single" w:color="auto" w:sz="4"/>
-          <w:left w:val="single" w:color="auto" w:sz="4"/>
-          <w:bottom w:val="single" w:color="auto" w:sz="4"/>
-          <w:right w:val="single" w:color="auto" w:sz="4"/>
-          <w:insideH w:val="single" w:color="auto" w:sz="4"/>
-          <w:insideV w:val="single" w:color="auto" w:sz="4"/>
-        </w:tblBorders>
-      </w:tblPr>
-      <w:tblGrid>
-        <w:gridCol w:w="2340"/>
-        <w:gridCol w:w="2340"/>
-        <w:gridCol w:w="2340"/>
-        <w:gridCol w:w="2340"/>
-      </w:tblGrid>
-      <w:tr>
-        <w:tc>
-          <w:tcPr>
-            <w:tcW w:type="dxa" w:w="2340"/>
-            <w:tcBorders>
-              <w:top w:val="single" w:color="D5D3C8" w:sz="4"/>
-              <w:left w:val="single" w:color="D5D3C8" w:sz="4"/>
-              <w:bottom w:val="single" w:color="D5D3C8" w:sz="4"/>
-              <w:right w:val="single" w:color="D5D3C8" w:sz="4"/>
-            </w:tcBorders>
-            <w:shd w:fill="F8F6EF" w:color="auto" w:val="clear"/>
-            <w:tcMar>
-              <w:top w:type="dxa" w:w="80"/>
-              <w:left w:type="dxa" w:w="120"/>
-              <w:bottom w:type="dxa" w:w="80"/>
-              <w:right w:type="dxa" w:w="120"/>
-            </w:tcMar>
-            <w:vAlign w:val="top"/>
-          </w:tcPr>
-          <w:p>
-            <w:pPr>
-              <w:spacing w:after="0"/>
-              <w:jc w:val="center"/>
-            </w:pPr>
-            <w:r>
-              <w:rPr>
-                <w:rFonts w:ascii="Calibri" w:cs="Calibri" w:eastAsia="Calibri" w:hAnsi="Calibri"/>
-                <w:b/>
-                <w:bCs/>
-                <w:color w:val="2A2E3A"/>
-                <w:sz w:val="18"/>
-                <w:szCs w:val="18"/>
-              </w:rPr>
-              <w:t xml:space="preserve">Composite: 55</w:t>
-            </w:r>
-          </w:p>
-        </w:tc>
-        <w:tc>
-          <w:tcPr>
-            <w:tcW w:type="dxa" w:w="2340"/>
-            <w:tcBorders>
-              <w:top w:val="single" w:color="D5D3C8" w:sz="4"/>
-              <w:left w:val="single" w:color="D5D3C8" w:sz="4"/>
-              <w:bottom w:val="single" w:color="D5D3C8" w:sz="4"/>
-              <w:right w:val="single" w:color="D5D3C8" w:sz="4"/>
-            </w:tcBorders>
-            <w:shd w:fill="F8F6EF" w:color="auto" w:val="clear"/>
-            <w:tcMar>
-              <w:top w:type="dxa" w:w="80"/>
-              <w:left w:type="dxa" w:w="120"/>
-              <w:bottom w:type="dxa" w:w="80"/>
-              <w:right w:type="dxa" w:w="120"/>
-            </w:tcMar>
-            <w:vAlign w:val="top"/>
-          </w:tcPr>
-          <w:p>
-            <w:pPr>
-              <w:spacing w:after="0"/>
-              <w:jc w:val="center"/>
-            </w:pPr>
-            <w:r>
-              <w:rPr>
-                <w:rFonts w:ascii="Calibri" w:cs="Calibri" w:eastAsia="Calibri" w:hAnsi="Calibri"/>
-                <w:b w:val="false"/>
-                <w:bCs w:val="false"/>
-                <w:color w:val="2A2E3A"/>
-                <w:sz w:val="18"/>
-                <w:szCs w:val="18"/>
-              </w:rPr>
-              <w:t xml:space="preserve">Investability: 54</w:t>
-            </w:r>
-          </w:p>
-        </w:tc>
-        <w:tc>
-          <w:tcPr>
-            <w:tcW w:type="dxa" w:w="2340"/>
-            <w:tcBorders>
-              <w:top w:val="single" w:color="D5D3C8" w:sz="4"/>
-              <w:left w:val="single" w:color="D5D3C8" w:sz="4"/>
-              <w:bottom w:val="single" w:color="D5D3C8" w:sz="4"/>
-              <w:right w:val="single" w:color="D5D3C8" w:sz="4"/>
-            </w:tcBorders>
-            <w:shd w:fill="F8F6EF" w:color="auto" w:val="clear"/>
-            <w:tcMar>
-              <w:top w:type="dxa" w:w="80"/>
-              <w:left w:type="dxa" w:w="120"/>
-              <w:bottom w:type="dxa" w:w="80"/>
-              <w:right w:type="dxa" w:w="120"/>
-            </w:tcMar>
-            <w:vAlign w:val="top"/>
-          </w:tcPr>
-          <w:p>
-            <w:pPr>
-              <w:spacing w:after="0"/>
-              <w:jc w:val="center"/>
-            </w:pPr>
-            <w:r>
-              <w:rPr>
-                <w:rFonts w:ascii="Calibri" w:cs="Calibri" w:eastAsia="Calibri" w:hAnsi="Calibri"/>
-                <w:b w:val="false"/>
-                <w:bCs w:val="false"/>
-                <w:color w:val="2A2E3A"/>
-                <w:sz w:val="18"/>
-                <w:szCs w:val="18"/>
-              </w:rPr>
-              <w:t xml:space="preserve">UAE alignment: 56</w:t>
-            </w:r>
-          </w:p>
-        </w:tc>
-        <w:tc>
-          <w:tcPr>
-            <w:tcW w:type="dxa" w:w="2340"/>
-            <w:tcBorders>
-              <w:top w:val="single" w:color="D5D3C8" w:sz="4"/>
-              <w:left w:val="single" w:color="D5D3C8" w:sz="4"/>
-              <w:bottom w:val="single" w:color="D5D3C8" w:sz="4"/>
-              <w:right w:val="single" w:color="D5D3C8" w:sz="4"/>
-            </w:tcBorders>
-            <w:shd w:fill="F8F6EF" w:color="auto" w:val="clear"/>
-            <w:tcMar>
-              <w:top w:type="dxa" w:w="80"/>
-              <w:left w:type="dxa" w:w="120"/>
-              <w:bottom w:type="dxa" w:w="80"/>
-              <w:right w:type="dxa" w:w="120"/>
-            </w:tcMar>
-            <w:vAlign w:val="top"/>
-          </w:tcPr>
-          <w:p>
-            <w:pPr>
-              <w:spacing w:after="0"/>
-              <w:jc w:val="center"/>
-            </w:pPr>
-            <w:r>
-              <w:rPr>
-                <w:rFonts w:ascii="Calibri" w:cs="Calibri" w:eastAsia="Calibri" w:hAnsi="Calibri"/>
-                <w:b w:val="false"/>
-                <w:bCs w:val="false"/>
-                <w:color w:val="2A2E3A"/>
-                <w:sz w:val="18"/>
-                <w:szCs w:val="18"/>
-              </w:rPr>
-              <w:t xml:space="preserve">Signals: 1</w:t>
-            </w:r>
-          </w:p>
-        </w:tc>
-      </w:tr>
-    </w:tbl>
-    <w:p>
-      <w:pPr>
-        <w:spacing w:after="60" w:before="160"/>
-      </w:pPr>
-      <w:r>
-        <w:rPr>
-          <w:rFonts w:ascii="Calibri" w:cs="Calibri" w:eastAsia="Calibri" w:hAnsi="Calibri"/>
-          <w:b/>
-          <w:bCs/>
-          <w:color w:val="0E1E3F"/>
-          <w:sz w:val="20"/>
-          <w:szCs w:val="20"/>
-        </w:rPr>
-        <w:t xml:space="preserve">Sectors: </w:t>
-      </w:r>
-      <w:r>
-        <w:rPr>
-          <w:rFonts w:ascii="Calibri" w:cs="Calibri" w:eastAsia="Calibri" w:hAnsi="Calibri"/>
-          <w:color w:val="4A4D57"/>
-          <w:sz w:val="20"/>
-          <w:szCs w:val="20"/>
-        </w:rPr>
-        <w:t xml:space="preserve">Logistics</w:t>
-      </w:r>
-    </w:p>
-    <w:p>
-      <w:pPr>
-        <w:spacing w:after="60"/>
-      </w:pPr>
-      <w:r>
-        <w:rPr>
-          <w:rFonts w:ascii="Calibri" w:cs="Calibri" w:eastAsia="Calibri" w:hAnsi="Calibri"/>
-          <w:b/>
-          <w:bCs/>
-          <w:color w:val="0E1E3F"/>
-          <w:sz w:val="20"/>
-          <w:szCs w:val="20"/>
-        </w:rPr>
-        <w:t xml:space="preserve">Headquarters: </w:t>
-      </w:r>
-      <w:r>
-        <w:rPr>
-          <w:rFonts w:ascii="Calibri" w:cs="Calibri" w:eastAsia="Calibri" w:hAnsi="Calibri"/>
-          <w:color w:val="4A4D57"/>
-          <w:sz w:val="20"/>
-          <w:szCs w:val="20"/>
-        </w:rPr>
-        <w:t xml:space="preserve">United Arab Emirates</w:t>
-      </w:r>
-    </w:p>
-    <w:p>
-      <w:pPr>
-        <w:spacing w:after="80" w:before="160"/>
-      </w:pPr>
-      <w:r>
-        <w:rPr>
-          <w:rFonts w:ascii="Calibri" w:cs="Calibri" w:eastAsia="Calibri" w:hAnsi="Calibri"/>
-          <w:b/>
-          <w:bCs/>
-          <w:color w:val="8C6B3D"/>
-          <w:spacing w:val="40"/>
-          <w:sz w:val="20"/>
-          <w:szCs w:val="20"/>
-        </w:rPr>
-        <w:t xml:space="preserve">Detected signals</w:t>
-      </w:r>
-    </w:p>
-    <w:tbl>
-      <w:tblPr>
-        <w:tblW w:type="dxa" w:w="9360"/>
-        <w:tblBorders>
-          <w:top w:val="single" w:color="auto" w:sz="4"/>
-          <w:left w:val="single" w:color="auto" w:sz="4"/>
-          <w:bottom w:val="single" w:color="auto" w:sz="4"/>
-          <w:right w:val="single" w:color="auto" w:sz="4"/>
-          <w:insideH w:val="single" w:color="auto" w:sz="4"/>
-          <w:insideV w:val="single" w:color="auto" w:sz="4"/>
-        </w:tblBorders>
-      </w:tblPr>
-      <w:tblGrid>
-        <w:gridCol w:w="1400"/>
-        <w:gridCol w:w="1200"/>
-        <w:gridCol w:w="4400"/>
-        <w:gridCol w:w="2360"/>
-      </w:tblGrid>
-      <w:tr>
-        <w:trPr>
-          <w:tblHeader/>
-        </w:trPr>
-        <w:tc>
-          <w:tcPr>
-            <w:tcW w:type="dxa" w:w="1400"/>
-            <w:tcBorders>
-              <w:top w:val="single" w:color="D5D3C8" w:sz="4"/>
-              <w:left w:val="single" w:color="D5D3C8" w:sz="4"/>
-              <w:bottom w:val="single" w:color="D5D3C8" w:sz="4"/>
-              <w:right w:val="single" w:color="D5D3C8" w:sz="4"/>
-            </w:tcBorders>
-            <w:shd w:fill="0E1E3F" w:color="auto" w:val="clear"/>
-            <w:tcMar>
-              <w:top w:type="dxa" w:w="80"/>
-              <w:left w:type="dxa" w:w="120"/>
-              <w:bottom w:type="dxa" w:w="80"/>
-              <w:right w:type="dxa" w:w="120"/>
-            </w:tcMar>
-            <w:vAlign w:val="top"/>
-          </w:tcPr>
-          <w:p>
-            <w:pPr>
-              <w:spacing w:after="0"/>
-              <w:jc w:val="left"/>
-            </w:pPr>
-            <w:r>
-              <w:rPr>
-                <w:rFonts w:ascii="Calibri" w:cs="Calibri" w:eastAsia="Calibri" w:hAnsi="Calibri"/>
-                <w:b/>
-                <w:bCs/>
-                <w:color w:val="FFFFFF"/>
-                <w:sz w:val="18"/>
-                <w:szCs w:val="18"/>
-              </w:rPr>
-              <w:t xml:space="preserve">Type</w:t>
-            </w:r>
-          </w:p>
-        </w:tc>
-        <w:tc>
-          <w:tcPr>
-            <w:tcW w:type="dxa" w:w="1200"/>
-            <w:tcBorders>
-              <w:top w:val="single" w:color="D5D3C8" w:sz="4"/>
-              <w:left w:val="single" w:color="D5D3C8" w:sz="4"/>
-              <w:bottom w:val="single" w:color="D5D3C8" w:sz="4"/>
-              <w:right w:val="single" w:color="D5D3C8" w:sz="4"/>
-            </w:tcBorders>
-            <w:shd w:fill="0E1E3F" w:color="auto" w:val="clear"/>
-            <w:tcMar>
-              <w:top w:type="dxa" w:w="80"/>
-              <w:left w:type="dxa" w:w="120"/>
-              <w:bottom w:type="dxa" w:w="80"/>
-              <w:right w:type="dxa" w:w="120"/>
-            </w:tcMar>
-            <w:vAlign w:val="top"/>
-          </w:tcPr>
-          <w:p>
-            <w:pPr>
-              <w:spacing w:after="0"/>
-              <w:jc w:val="center"/>
-            </w:pPr>
-            <w:r>
-              <w:rPr>
-                <w:rFonts w:ascii="Calibri" w:cs="Calibri" w:eastAsia="Calibri" w:hAnsi="Calibri"/>
-                <w:b/>
-                <w:bCs/>
-                <w:color w:val="FFFFFF"/>
-                <w:sz w:val="18"/>
-                <w:szCs w:val="18"/>
-              </w:rPr>
-              <w:t xml:space="preserve">Strength</w:t>
-            </w:r>
-          </w:p>
-        </w:tc>
-        <w:tc>
-          <w:tcPr>
-            <w:tcW w:type="dxa" w:w="4400"/>
-            <w:tcBorders>
-              <w:top w:val="single" w:color="D5D3C8" w:sz="4"/>
-              <w:left w:val="single" w:color="D5D3C8" w:sz="4"/>
-              <w:bottom w:val="single" w:color="D5D3C8" w:sz="4"/>
-              <w:right w:val="single" w:color="D5D3C8" w:sz="4"/>
-            </w:tcBorders>
-            <w:shd w:fill="0E1E3F" w:color="auto" w:val="clear"/>
-            <w:tcMar>
-              <w:top w:type="dxa" w:w="80"/>
-              <w:left w:type="dxa" w:w="120"/>
-              <w:bottom w:type="dxa" w:w="80"/>
-              <w:right w:type="dxa" w:w="120"/>
-            </w:tcMar>
-            <w:vAlign w:val="top"/>
-          </w:tcPr>
-          <w:p>
-            <w:pPr>
-              <w:spacing w:after="0"/>
-              <w:jc w:val="left"/>
-            </w:pPr>
-            <w:r>
-              <w:rPr>
-                <w:rFonts w:ascii="Calibri" w:cs="Calibri" w:eastAsia="Calibri" w:hAnsi="Calibri"/>
-                <w:b/>
-                <w:bCs/>
-                <w:color w:val="FFFFFF"/>
-                <w:sz w:val="18"/>
-                <w:szCs w:val="18"/>
-              </w:rPr>
-              <w:t xml:space="preserve">Headline</w:t>
-            </w:r>
-          </w:p>
-        </w:tc>
-        <w:tc>
-          <w:tcPr>
-            <w:tcW w:type="dxa" w:w="2360"/>
-            <w:tcBorders>
-              <w:top w:val="single" w:color="D5D3C8" w:sz="4"/>
-              <w:left w:val="single" w:color="D5D3C8" w:sz="4"/>
-              <w:bottom w:val="single" w:color="D5D3C8" w:sz="4"/>
-              <w:right w:val="single" w:color="D5D3C8" w:sz="4"/>
-            </w:tcBorders>
-            <w:shd w:fill="0E1E3F" w:color="auto" w:val="clear"/>
-            <w:tcMar>
-              <w:top w:type="dxa" w:w="80"/>
-              <w:left w:type="dxa" w:w="120"/>
-              <w:bottom w:type="dxa" w:w="80"/>
-              <w:right w:type="dxa" w:w="120"/>
-            </w:tcMar>
-            <w:vAlign w:val="top"/>
-          </w:tcPr>
-          <w:p>
-            <w:pPr>
-              <w:spacing w:after="0"/>
-              <w:jc w:val="left"/>
-            </w:pPr>
-            <w:r>
-              <w:rPr>
-                <w:rFonts w:ascii="Calibri" w:cs="Calibri" w:eastAsia="Calibri" w:hAnsi="Calibri"/>
-                <w:b/>
-                <w:bCs/>
-                <w:color w:val="FFFFFF"/>
-                <w:sz w:val="18"/>
-                <w:szCs w:val="18"/>
-              </w:rPr>
-              <w:t xml:space="preserve">Source</w:t>
-            </w:r>
-          </w:p>
-        </w:tc>
-      </w:tr>
-      <w:tr>
-        <w:tc>
-          <w:tcPr>
-            <w:tcW w:type="dxa" w:w="1400"/>
-            <w:tcBorders>
-              <w:top w:val="single" w:color="D5D3C8" w:sz="4"/>
-              <w:left w:val="single" w:color="D5D3C8" w:sz="4"/>
-              <w:bottom w:val="single" w:color="D5D3C8" w:sz="4"/>
-              <w:right w:val="single" w:color="D5D3C8" w:sz="4"/>
-            </w:tcBorders>
-            <w:tcMar>
-              <w:top w:type="dxa" w:w="80"/>
-              <w:left w:type="dxa" w:w="120"/>
-              <w:bottom w:type="dxa" w:w="80"/>
-              <w:right w:type="dxa" w:w="120"/>
-            </w:tcMar>
-            <w:vAlign w:val="top"/>
-          </w:tcPr>
-          <w:p>
-            <w:pPr>
-              <w:spacing w:after="0"/>
-              <w:jc w:val="left"/>
-            </w:pPr>
-            <w:r>
-              <w:rPr>
-                <w:rFonts w:ascii="Calibri" w:cs="Calibri" w:eastAsia="Calibri" w:hAnsi="Calibri"/>
-                <w:b w:val="false"/>
-                <w:bCs w:val="false"/>
-                <w:color w:val="2A2E3A"/>
-                <w:sz w:val="18"/>
-                <w:szCs w:val="18"/>
-              </w:rPr>
-              <w:t xml:space="preserve">Funding</w:t>
-            </w:r>
-          </w:p>
-        </w:tc>
-        <w:tc>
-          <w:tcPr>
-            <w:tcW w:type="dxa" w:w="1200"/>
-            <w:tcBorders>
-              <w:top w:val="single" w:color="D5D3C8" w:sz="4"/>
-              <w:left w:val="single" w:color="D5D3C8" w:sz="4"/>
-              <w:bottom w:val="single" w:color="D5D3C8" w:sz="4"/>
-              <w:right w:val="single" w:color="D5D3C8" w:sz="4"/>
-            </w:tcBorders>
-            <w:tcMar>
-              <w:top w:type="dxa" w:w="80"/>
-              <w:left w:type="dxa" w:w="120"/>
-              <w:bottom w:type="dxa" w:w="80"/>
-              <w:right w:type="dxa" w:w="120"/>
-            </w:tcMar>
-            <w:vAlign w:val="top"/>
-          </w:tcPr>
-          <w:p>
-            <w:pPr>
-              <w:spacing w:after="0"/>
-              <w:jc w:val="center"/>
-            </w:pPr>
-            <w:r>
-              <w:rPr>
-                <w:rFonts w:ascii="Calibri" w:cs="Calibri" w:eastAsia="Calibri" w:hAnsi="Calibri"/>
-                <w:b w:val="false"/>
-                <w:bCs w:val="false"/>
-                <w:color w:val="2A2E3A"/>
-                <w:sz w:val="18"/>
-                <w:szCs w:val="18"/>
-              </w:rPr>
-              <w:t xml:space="preserve">High</w:t>
-            </w:r>
-          </w:p>
-        </w:tc>
-        <w:tc>
-          <w:tcPr>
-            <w:tcW w:type="dxa" w:w="4400"/>
-            <w:tcBorders>
-              <w:top w:val="single" w:color="D5D3C8" w:sz="4"/>
-              <w:left w:val="single" w:color="D5D3C8" w:sz="4"/>
-              <w:bottom w:val="single" w:color="D5D3C8" w:sz="4"/>
-              <w:right w:val="single" w:color="D5D3C8" w:sz="4"/>
-            </w:tcBorders>
-            <w:tcMar>
-              <w:top w:type="dxa" w:w="80"/>
-              <w:left w:type="dxa" w:w="120"/>
-              <w:bottom w:type="dxa" w:w="80"/>
-              <w:right w:type="dxa" w:w="120"/>
-            </w:tcMar>
-            <w:vAlign w:val="top"/>
-          </w:tcPr>
-          <w:p>
-            <w:pPr>
-              <w:spacing w:after="0"/>
-              <w:jc w:val="left"/>
-            </w:pPr>
-            <w:r>
-              <w:rPr>
-                <w:rFonts w:ascii="Calibri" w:cs="Calibri" w:eastAsia="Calibri" w:hAnsi="Calibri"/>
-                <w:b w:val="false"/>
-                <w:bCs w:val="false"/>
-                <w:color w:val="2A2E3A"/>
-                <w:sz w:val="18"/>
-                <w:szCs w:val="18"/>
-              </w:rPr>
-              <w:t xml:space="preserve">Homegrown Ventures closes $22.8 million Fund I to back MENA consumer brands</w:t>
-            </w:r>
-          </w:p>
-        </w:tc>
-        <w:tc>
-          <w:tcPr>
-            <w:tcW w:type="dxa" w:w="2360"/>
-            <w:tcBorders>
-              <w:top w:val="single" w:color="D5D3C8" w:sz="4"/>
-              <w:left w:val="single" w:color="D5D3C8" w:sz="4"/>
-              <w:bottom w:val="single" w:color="D5D3C8" w:sz="4"/>
-              <w:right w:val="single" w:color="D5D3C8" w:sz="4"/>
-            </w:tcBorders>
-            <w:tcMar>
-              <w:top w:type="dxa" w:w="80"/>
-              <w:left w:type="dxa" w:w="120"/>
-              <w:bottom w:type="dxa" w:w="80"/>
-              <w:right w:type="dxa" w:w="120"/>
-            </w:tcMar>
-            <w:vAlign w:val="top"/>
-          </w:tcPr>
-          <w:p>
-            <w:pPr>
-              <w:spacing w:after="0"/>
-              <w:jc w:val="left"/>
-            </w:pPr>
-            <w:r>
-              <w:rPr>
-                <w:rFonts w:ascii="Calibri" w:cs="Calibri" w:eastAsia="Calibri" w:hAnsi="Calibri"/>
-                <w:b w:val="false"/>
-                <w:bCs w:val="false"/>
-                <w:color w:val="2A2E3A"/>
-                <w:sz w:val="18"/>
-                <w:szCs w:val="18"/>
-              </w:rPr>
-              <w:t xml:space="preserve">Wamda</w:t>
-            </w:r>
-          </w:p>
-          <w:p>
-            <w:pPr>
-              <w:spacing w:after="0"/>
-              <w:jc w:val="left"/>
-            </w:pPr>
-            <w:r>
-              <w:rPr>
-                <w:rFonts w:ascii="Calibri" w:cs="Calibri" w:eastAsia="Calibri" w:hAnsi="Calibri"/>
-                <w:b w:val="false"/>
-                <w:bCs w:val="false"/>
-                <w:color w:val="2A2E3A"/>
-                <w:sz w:val="18"/>
-                <w:szCs w:val="18"/>
-              </w:rPr>
-              <w:t xml:space="preserve">http://wamda.com/2026/04/homegrown-ventures-closes-22-8-mil…</w:t>
-            </w:r>
-          </w:p>
-        </w:tc>
-      </w:tr>
-    </w:tbl>
-    <w:p>
-      <w:pPr>
-        <w:pStyle w:val="Heading3"/>
-        <w:keepNext/>
-        <w:spacing w:after="80" w:before="300"/>
-      </w:pPr>
-      <w:r>
-        <w:rPr>
-          <w:rFonts w:ascii="Calibri" w:cs="Calibri" w:eastAsia="Calibri" w:hAnsi="Calibri"/>
-          <w:b/>
-          <w:bCs/>
-          <w:color w:val="0E1E3F"/>
-          <w:sz w:val="24"/>
-          <w:szCs w:val="24"/>
-        </w:rPr>
-        <w:t xml:space="preserve">4. Khabib Nurmagomedov</w:t>
-      </w:r>
-    </w:p>
-    <w:tbl>
-      <w:tblPr>
-        <w:tblW w:type="dxa" w:w="9360"/>
-        <w:tblBorders>
-          <w:top w:val="single" w:color="auto" w:sz="4"/>
-          <w:left w:val="single" w:color="auto" w:sz="4"/>
-          <w:bottom w:val="single" w:color="auto" w:sz="4"/>
-          <w:right w:val="single" w:color="auto" w:sz="4"/>
-          <w:insideH w:val="single" w:color="auto" w:sz="4"/>
-          <w:insideV w:val="single" w:color="auto" w:sz="4"/>
-        </w:tblBorders>
-      </w:tblPr>
-      <w:tblGrid>
-        <w:gridCol w:w="2340"/>
-        <w:gridCol w:w="2340"/>
-        <w:gridCol w:w="2340"/>
-        <w:gridCol w:w="2340"/>
-      </w:tblGrid>
-      <w:tr>
-        <w:tc>
-          <w:tcPr>
-            <w:tcW w:type="dxa" w:w="2340"/>
-            <w:tcBorders>
-              <w:top w:val="single" w:color="D5D3C8" w:sz="4"/>
-              <w:left w:val="single" w:color="D5D3C8" w:sz="4"/>
-              <w:bottom w:val="single" w:color="D5D3C8" w:sz="4"/>
-              <w:right w:val="single" w:color="D5D3C8" w:sz="4"/>
-            </w:tcBorders>
-            <w:shd w:fill="F8F6EF" w:color="auto" w:val="clear"/>
-            <w:tcMar>
-              <w:top w:type="dxa" w:w="80"/>
-              <w:left w:type="dxa" w:w="120"/>
-              <w:bottom w:type="dxa" w:w="80"/>
-              <w:right w:type="dxa" w:w="120"/>
-            </w:tcMar>
-            <w:vAlign w:val="top"/>
-          </w:tcPr>
-          <w:p>
-            <w:pPr>
-              <w:spacing w:after="0"/>
-              <w:jc w:val="center"/>
-            </w:pPr>
-            <w:r>
-              <w:rPr>
-                <w:rFonts w:ascii="Calibri" w:cs="Calibri" w:eastAsia="Calibri" w:hAnsi="Calibri"/>
-                <w:b/>
-                <w:bCs/>
-                <w:color w:val="2A2E3A"/>
-                <w:sz w:val="18"/>
-                <w:szCs w:val="18"/>
-              </w:rPr>
-              <w:t xml:space="preserve">Composite: 52</w:t>
-            </w:r>
-          </w:p>
-        </w:tc>
-        <w:tc>
-          <w:tcPr>
-            <w:tcW w:type="dxa" w:w="2340"/>
-            <w:tcBorders>
-              <w:top w:val="single" w:color="D5D3C8" w:sz="4"/>
-              <w:left w:val="single" w:color="D5D3C8" w:sz="4"/>
-              <w:bottom w:val="single" w:color="D5D3C8" w:sz="4"/>
-              <w:right w:val="single" w:color="D5D3C8" w:sz="4"/>
-            </w:tcBorders>
-            <w:shd w:fill="F8F6EF" w:color="auto" w:val="clear"/>
-            <w:tcMar>
-              <w:top w:type="dxa" w:w="80"/>
-              <w:left w:type="dxa" w:w="120"/>
-              <w:bottom w:type="dxa" w:w="80"/>
-              <w:right w:type="dxa" w:w="120"/>
-            </w:tcMar>
-            <w:vAlign w:val="top"/>
-          </w:tcPr>
-          <w:p>
-            <w:pPr>
-              <w:spacing w:after="0"/>
-              <w:jc w:val="center"/>
-            </w:pPr>
-            <w:r>
-              <w:rPr>
-                <w:rFonts w:ascii="Calibri" w:cs="Calibri" w:eastAsia="Calibri" w:hAnsi="Calibri"/>
-                <w:b w:val="false"/>
-                <w:bCs w:val="false"/>
-                <w:color w:val="2A2E3A"/>
-                <w:sz w:val="18"/>
-                <w:szCs w:val="18"/>
-              </w:rPr>
-              <w:t xml:space="preserve">Investability: 49</w:t>
-            </w:r>
-          </w:p>
-        </w:tc>
-        <w:tc>
-          <w:tcPr>
-            <w:tcW w:type="dxa" w:w="2340"/>
-            <w:tcBorders>
-              <w:top w:val="single" w:color="D5D3C8" w:sz="4"/>
-              <w:left w:val="single" w:color="D5D3C8" w:sz="4"/>
-              <w:bottom w:val="single" w:color="D5D3C8" w:sz="4"/>
-              <w:right w:val="single" w:color="D5D3C8" w:sz="4"/>
-            </w:tcBorders>
-            <w:shd w:fill="F8F6EF" w:color="auto" w:val="clear"/>
-            <w:tcMar>
-              <w:top w:type="dxa" w:w="80"/>
-              <w:left w:type="dxa" w:w="120"/>
-              <w:bottom w:type="dxa" w:w="80"/>
-              <w:right w:type="dxa" w:w="120"/>
-            </w:tcMar>
-            <w:vAlign w:val="top"/>
-          </w:tcPr>
-          <w:p>
-            <w:pPr>
-              <w:spacing w:after="0"/>
-              <w:jc w:val="center"/>
-            </w:pPr>
-            <w:r>
-              <w:rPr>
-                <w:rFonts w:ascii="Calibri" w:cs="Calibri" w:eastAsia="Calibri" w:hAnsi="Calibri"/>
-                <w:b w:val="false"/>
-                <w:bCs w:val="false"/>
-                <w:color w:val="2A2E3A"/>
-                <w:sz w:val="18"/>
-                <w:szCs w:val="18"/>
-              </w:rPr>
-              <w:t xml:space="preserve">UAE alignment: 54</w:t>
-            </w:r>
-          </w:p>
-        </w:tc>
-        <w:tc>
-          <w:tcPr>
-            <w:tcW w:type="dxa" w:w="2340"/>
-            <w:tcBorders>
-              <w:top w:val="single" w:color="D5D3C8" w:sz="4"/>
-              <w:left w:val="single" w:color="D5D3C8" w:sz="4"/>
-              <w:bottom w:val="single" w:color="D5D3C8" w:sz="4"/>
-              <w:right w:val="single" w:color="D5D3C8" w:sz="4"/>
-            </w:tcBorders>
-            <w:shd w:fill="F8F6EF" w:color="auto" w:val="clear"/>
-            <w:tcMar>
-              <w:top w:type="dxa" w:w="80"/>
-              <w:left w:type="dxa" w:w="120"/>
-              <w:bottom w:type="dxa" w:w="80"/>
-              <w:right w:type="dxa" w:w="120"/>
-            </w:tcMar>
-            <w:vAlign w:val="top"/>
-          </w:tcPr>
-          <w:p>
-            <w:pPr>
-              <w:spacing w:after="0"/>
-              <w:jc w:val="center"/>
-            </w:pPr>
-            <w:r>
-              <w:rPr>
-                <w:rFonts w:ascii="Calibri" w:cs="Calibri" w:eastAsia="Calibri" w:hAnsi="Calibri"/>
-                <w:b w:val="false"/>
-                <w:bCs w:val="false"/>
-                <w:color w:val="2A2E3A"/>
-                <w:sz w:val="18"/>
-                <w:szCs w:val="18"/>
-              </w:rPr>
-              <w:t xml:space="preserve">Signals: 1</w:t>
-            </w:r>
-          </w:p>
-        </w:tc>
-      </w:tr>
-    </w:tbl>
-    <w:p>
-      <w:pPr>
-        <w:spacing w:after="60" w:before="160"/>
-      </w:pPr>
-      <w:r>
-        <w:rPr>
-          <w:rFonts w:ascii="Calibri" w:cs="Calibri" w:eastAsia="Calibri" w:hAnsi="Calibri"/>
-          <w:b/>
-          <w:bCs/>
-          <w:color w:val="0E1E3F"/>
-          <w:sz w:val="20"/>
-          <w:szCs w:val="20"/>
-        </w:rPr>
-        <w:t xml:space="preserve">Sectors: </w:t>
-      </w:r>
-      <w:r>
-        <w:rPr>
-          <w:rFonts w:ascii="Calibri" w:cs="Calibri" w:eastAsia="Calibri" w:hAnsi="Calibri"/>
-          <w:color w:val="4A4D57"/>
-          <w:sz w:val="20"/>
-          <w:szCs w:val="20"/>
-        </w:rPr>
-        <w:t xml:space="preserve">Real Estate, Tourism</w:t>
-      </w:r>
-    </w:p>
-    <w:p>
-      <w:pPr>
-        <w:spacing w:after="60"/>
-      </w:pPr>
-      <w:r>
-        <w:rPr>
-          <w:rFonts w:ascii="Calibri" w:cs="Calibri" w:eastAsia="Calibri" w:hAnsi="Calibri"/>
-          <w:b/>
-          <w:bCs/>
-          <w:color w:val="0E1E3F"/>
-          <w:sz w:val="20"/>
-          <w:szCs w:val="20"/>
-        </w:rPr>
-        <w:t xml:space="preserve">Headquarters: </w:t>
-      </w:r>
-      <w:r>
-        <w:rPr>
-          <w:rFonts w:ascii="Calibri" w:cs="Calibri" w:eastAsia="Calibri" w:hAnsi="Calibri"/>
-          <w:color w:val="4A4D57"/>
-          <w:sz w:val="20"/>
-          <w:szCs w:val="20"/>
-        </w:rPr>
-        <w:t xml:space="preserve">Dubai, United Arab Emirates</w:t>
-      </w:r>
-    </w:p>
-    <w:p>
-      <w:pPr>
-        <w:spacing w:after="80" w:before="160"/>
-      </w:pPr>
-      <w:r>
-        <w:rPr>
-          <w:rFonts w:ascii="Calibri" w:cs="Calibri" w:eastAsia="Calibri" w:hAnsi="Calibri"/>
-          <w:b/>
-          <w:bCs/>
-          <w:color w:val="8C6B3D"/>
-          <w:spacing w:val="40"/>
-          <w:sz w:val="20"/>
-          <w:szCs w:val="20"/>
-        </w:rPr>
-        <w:t xml:space="preserve">Detected signals</w:t>
-      </w:r>
-    </w:p>
-    <w:tbl>
-      <w:tblPr>
-        <w:tblW w:type="dxa" w:w="9360"/>
-        <w:tblBorders>
-          <w:top w:val="single" w:color="auto" w:sz="4"/>
-          <w:left w:val="single" w:color="auto" w:sz="4"/>
-          <w:bottom w:val="single" w:color="auto" w:sz="4"/>
-          <w:right w:val="single" w:color="auto" w:sz="4"/>
-          <w:insideH w:val="single" w:color="auto" w:sz="4"/>
-          <w:insideV w:val="single" w:color="auto" w:sz="4"/>
-        </w:tblBorders>
-      </w:tblPr>
-      <w:tblGrid>
-        <w:gridCol w:w="1400"/>
-        <w:gridCol w:w="1200"/>
-        <w:gridCol w:w="4400"/>
-        <w:gridCol w:w="2360"/>
-      </w:tblGrid>
-      <w:tr>
-        <w:trPr>
-          <w:tblHeader/>
-        </w:trPr>
-        <w:tc>
-          <w:tcPr>
-            <w:tcW w:type="dxa" w:w="1400"/>
-            <w:tcBorders>
-              <w:top w:val="single" w:color="D5D3C8" w:sz="4"/>
-              <w:left w:val="single" w:color="D5D3C8" w:sz="4"/>
-              <w:bottom w:val="single" w:color="D5D3C8" w:sz="4"/>
-              <w:right w:val="single" w:color="D5D3C8" w:sz="4"/>
-            </w:tcBorders>
-            <w:shd w:fill="0E1E3F" w:color="auto" w:val="clear"/>
-            <w:tcMar>
-              <w:top w:type="dxa" w:w="80"/>
-              <w:left w:type="dxa" w:w="120"/>
-              <w:bottom w:type="dxa" w:w="80"/>
-              <w:right w:type="dxa" w:w="120"/>
-            </w:tcMar>
-            <w:vAlign w:val="top"/>
-          </w:tcPr>
-          <w:p>
-            <w:pPr>
-              <w:spacing w:after="0"/>
-              <w:jc w:val="left"/>
-            </w:pPr>
-            <w:r>
-              <w:rPr>
-                <w:rFonts w:ascii="Calibri" w:cs="Calibri" w:eastAsia="Calibri" w:hAnsi="Calibri"/>
-                <w:b/>
-                <w:bCs/>
-                <w:color w:val="FFFFFF"/>
-                <w:sz w:val="18"/>
-                <w:szCs w:val="18"/>
-              </w:rPr>
-              <w:t xml:space="preserve">Type</w:t>
-            </w:r>
-          </w:p>
-        </w:tc>
-        <w:tc>
-          <w:tcPr>
-            <w:tcW w:type="dxa" w:w="1200"/>
-            <w:tcBorders>
-              <w:top w:val="single" w:color="D5D3C8" w:sz="4"/>
-              <w:left w:val="single" w:color="D5D3C8" w:sz="4"/>
-              <w:bottom w:val="single" w:color="D5D3C8" w:sz="4"/>
-              <w:right w:val="single" w:color="D5D3C8" w:sz="4"/>
-            </w:tcBorders>
-            <w:shd w:fill="0E1E3F" w:color="auto" w:val="clear"/>
-            <w:tcMar>
-              <w:top w:type="dxa" w:w="80"/>
-              <w:left w:type="dxa" w:w="120"/>
-              <w:bottom w:type="dxa" w:w="80"/>
-              <w:right w:type="dxa" w:w="120"/>
-            </w:tcMar>
-            <w:vAlign w:val="top"/>
-          </w:tcPr>
-          <w:p>
-            <w:pPr>
-              <w:spacing w:after="0"/>
-              <w:jc w:val="center"/>
-            </w:pPr>
-            <w:r>
-              <w:rPr>
-                <w:rFonts w:ascii="Calibri" w:cs="Calibri" w:eastAsia="Calibri" w:hAnsi="Calibri"/>
-                <w:b/>
-                <w:bCs/>
-                <w:color w:val="FFFFFF"/>
-                <w:sz w:val="18"/>
-                <w:szCs w:val="18"/>
-              </w:rPr>
-              <w:t xml:space="preserve">Strength</w:t>
-            </w:r>
-          </w:p>
-        </w:tc>
-        <w:tc>
-          <w:tcPr>
-            <w:tcW w:type="dxa" w:w="4400"/>
-            <w:tcBorders>
-              <w:top w:val="single" w:color="D5D3C8" w:sz="4"/>
-              <w:left w:val="single" w:color="D5D3C8" w:sz="4"/>
-              <w:bottom w:val="single" w:color="D5D3C8" w:sz="4"/>
-              <w:right w:val="single" w:color="D5D3C8" w:sz="4"/>
-            </w:tcBorders>
-            <w:shd w:fill="0E1E3F" w:color="auto" w:val="clear"/>
-            <w:tcMar>
-              <w:top w:type="dxa" w:w="80"/>
-              <w:left w:type="dxa" w:w="120"/>
-              <w:bottom w:type="dxa" w:w="80"/>
-              <w:right w:type="dxa" w:w="120"/>
-            </w:tcMar>
-            <w:vAlign w:val="top"/>
-          </w:tcPr>
-          <w:p>
-            <w:pPr>
-              <w:spacing w:after="0"/>
-              <w:jc w:val="left"/>
-            </w:pPr>
-            <w:r>
-              <w:rPr>
-                <w:rFonts w:ascii="Calibri" w:cs="Calibri" w:eastAsia="Calibri" w:hAnsi="Calibri"/>
-                <w:b/>
-                <w:bCs/>
-                <w:color w:val="FFFFFF"/>
-                <w:sz w:val="18"/>
-                <w:szCs w:val="18"/>
-              </w:rPr>
-              <w:t xml:space="preserve">Headline</w:t>
-            </w:r>
-          </w:p>
-        </w:tc>
-        <w:tc>
-          <w:tcPr>
-            <w:tcW w:type="dxa" w:w="2360"/>
-            <w:tcBorders>
-              <w:top w:val="single" w:color="D5D3C8" w:sz="4"/>
-              <w:left w:val="single" w:color="D5D3C8" w:sz="4"/>
-              <w:bottom w:val="single" w:color="D5D3C8" w:sz="4"/>
-              <w:right w:val="single" w:color="D5D3C8" w:sz="4"/>
-            </w:tcBorders>
-            <w:shd w:fill="0E1E3F" w:color="auto" w:val="clear"/>
-            <w:tcMar>
-              <w:top w:type="dxa" w:w="80"/>
-              <w:left w:type="dxa" w:w="120"/>
-              <w:bottom w:type="dxa" w:w="80"/>
-              <w:right w:type="dxa" w:w="120"/>
-            </w:tcMar>
-            <w:vAlign w:val="top"/>
-          </w:tcPr>
-          <w:p>
-            <w:pPr>
-              <w:spacing w:after="0"/>
-              <w:jc w:val="left"/>
-            </w:pPr>
-            <w:r>
-              <w:rPr>
-                <w:rFonts w:ascii="Calibri" w:cs="Calibri" w:eastAsia="Calibri" w:hAnsi="Calibri"/>
-                <w:b/>
-                <w:bCs/>
-                <w:color w:val="FFFFFF"/>
-                <w:sz w:val="18"/>
-                <w:szCs w:val="18"/>
-              </w:rPr>
-              <w:t xml:space="preserve">Source</w:t>
-            </w:r>
-          </w:p>
-        </w:tc>
-      </w:tr>
-      <w:tr>
-        <w:tc>
-          <w:tcPr>
-            <w:tcW w:type="dxa" w:w="1400"/>
-            <w:tcBorders>
-              <w:top w:val="single" w:color="D5D3C8" w:sz="4"/>
-              <w:left w:val="single" w:color="D5D3C8" w:sz="4"/>
-              <w:bottom w:val="single" w:color="D5D3C8" w:sz="4"/>
-              <w:right w:val="single" w:color="D5D3C8" w:sz="4"/>
-            </w:tcBorders>
-            <w:tcMar>
-              <w:top w:type="dxa" w:w="80"/>
-              <w:left w:type="dxa" w:w="120"/>
-              <w:bottom w:type="dxa" w:w="80"/>
-              <w:right w:type="dxa" w:w="120"/>
-            </w:tcMar>
-            <w:vAlign w:val="top"/>
-          </w:tcPr>
-          <w:p>
-            <w:pPr>
-              <w:spacing w:after="0"/>
-              <w:jc w:val="left"/>
-            </w:pPr>
-            <w:r>
-              <w:rPr>
-                <w:rFonts w:ascii="Calibri" w:cs="Calibri" w:eastAsia="Calibri" w:hAnsi="Calibri"/>
-                <w:b w:val="false"/>
-                <w:bCs w:val="false"/>
-                <w:color w:val="2A2E3A"/>
-                <w:sz w:val="18"/>
-                <w:szCs w:val="18"/>
-              </w:rPr>
-              <w:t xml:space="preserve">Partnership</w:t>
-            </w:r>
-          </w:p>
-        </w:tc>
-        <w:tc>
-          <w:tcPr>
-            <w:tcW w:type="dxa" w:w="1200"/>
-            <w:tcBorders>
-              <w:top w:val="single" w:color="D5D3C8" w:sz="4"/>
-              <w:left w:val="single" w:color="D5D3C8" w:sz="4"/>
-              <w:bottom w:val="single" w:color="D5D3C8" w:sz="4"/>
-              <w:right w:val="single" w:color="D5D3C8" w:sz="4"/>
-            </w:tcBorders>
-            <w:tcMar>
-              <w:top w:type="dxa" w:w="80"/>
-              <w:left w:type="dxa" w:w="120"/>
-              <w:bottom w:type="dxa" w:w="80"/>
-              <w:right w:type="dxa" w:w="120"/>
-            </w:tcMar>
-            <w:vAlign w:val="top"/>
-          </w:tcPr>
-          <w:p>
-            <w:pPr>
-              <w:spacing w:after="0"/>
-              <w:jc w:val="center"/>
-            </w:pPr>
-            <w:r>
-              <w:rPr>
-                <w:rFonts w:ascii="Calibri" w:cs="Calibri" w:eastAsia="Calibri" w:hAnsi="Calibri"/>
-                <w:b w:val="false"/>
-                <w:bCs w:val="false"/>
-                <w:color w:val="2A2E3A"/>
-                <w:sz w:val="18"/>
-                <w:szCs w:val="18"/>
-              </w:rPr>
-              <w:t xml:space="preserve">High</w:t>
-            </w:r>
-          </w:p>
-        </w:tc>
-        <w:tc>
-          <w:tcPr>
-            <w:tcW w:type="dxa" w:w="4400"/>
-            <w:tcBorders>
-              <w:top w:val="single" w:color="D5D3C8" w:sz="4"/>
-              <w:left w:val="single" w:color="D5D3C8" w:sz="4"/>
-              <w:bottom w:val="single" w:color="D5D3C8" w:sz="4"/>
-              <w:right w:val="single" w:color="D5D3C8" w:sz="4"/>
-            </w:tcBorders>
-            <w:tcMar>
-              <w:top w:type="dxa" w:w="80"/>
-              <w:left w:type="dxa" w:w="120"/>
-              <w:bottom w:type="dxa" w:w="80"/>
-              <w:right w:type="dxa" w:w="120"/>
-            </w:tcMar>
-            <w:vAlign w:val="top"/>
-          </w:tcPr>
-          <w:p>
-            <w:pPr>
-              <w:spacing w:after="0"/>
-              <w:jc w:val="left"/>
-            </w:pPr>
-            <w:r>
-              <w:rPr>
-                <w:rFonts w:ascii="Calibri" w:cs="Calibri" w:eastAsia="Calibri" w:hAnsi="Calibri"/>
-                <w:b w:val="false"/>
-                <w:bCs w:val="false"/>
-                <w:color w:val="2A2E3A"/>
-                <w:sz w:val="18"/>
-                <w:szCs w:val="18"/>
-              </w:rPr>
-              <w:t xml:space="preserve">UFC legend lends weight to Dubai real estate company</w:t>
-            </w:r>
-          </w:p>
-        </w:tc>
-        <w:tc>
-          <w:tcPr>
-            <w:tcW w:type="dxa" w:w="2360"/>
-            <w:tcBorders>
-              <w:top w:val="single" w:color="D5D3C8" w:sz="4"/>
-              <w:left w:val="single" w:color="D5D3C8" w:sz="4"/>
-              <w:bottom w:val="single" w:color="D5D3C8" w:sz="4"/>
-              <w:right w:val="single" w:color="D5D3C8" w:sz="4"/>
-            </w:tcBorders>
-            <w:tcMar>
-              <w:top w:type="dxa" w:w="80"/>
-              <w:left w:type="dxa" w:w="120"/>
-              <w:bottom w:type="dxa" w:w="80"/>
-              <w:right w:type="dxa" w:w="120"/>
-            </w:tcMar>
-            <w:vAlign w:val="top"/>
-          </w:tcPr>
-          <w:p>
-            <w:pPr>
-              <w:spacing w:after="0"/>
-              <w:jc w:val="left"/>
-            </w:pPr>
-            <w:r>
-              <w:rPr>
-                <w:rFonts w:ascii="Calibri" w:cs="Calibri" w:eastAsia="Calibri" w:hAnsi="Calibri"/>
-                <w:b w:val="false"/>
-                <w:bCs w:val="false"/>
-                <w:color w:val="2A2E3A"/>
-                <w:sz w:val="18"/>
-                <w:szCs w:val="18"/>
-              </w:rPr>
-              <w:t xml:space="preserve">AGBI · Arab Gulf Business Insight</w:t>
-            </w:r>
-          </w:p>
-          <w:p>
-            <w:pPr>
-              <w:spacing w:after="0"/>
-              <w:jc w:val="left"/>
-            </w:pPr>
-            <w:r>
-              <w:rPr>
-                <w:rFonts w:ascii="Calibri" w:cs="Calibri" w:eastAsia="Calibri" w:hAnsi="Calibri"/>
-                <w:b w:val="false"/>
-                <w:bCs w:val="false"/>
-                <w:color w:val="2A2E3A"/>
-                <w:sz w:val="18"/>
-                <w:szCs w:val="18"/>
-              </w:rPr>
-              <w:t xml:space="preserve">https://www.agbi.com/real-estate/2026/04/ufc-legend-lends-w…</w:t>
-            </w:r>
-          </w:p>
-        </w:tc>
-      </w:tr>
-    </w:tbl>
-    <w:p>
-      <w:pPr>
-        <w:pStyle w:val="Heading3"/>
-        <w:keepNext/>
-        <w:spacing w:after="80" w:before="300"/>
-      </w:pPr>
-      <w:r>
-        <w:rPr>
-          <w:rFonts w:ascii="Calibri" w:cs="Calibri" w:eastAsia="Calibri" w:hAnsi="Calibri"/>
-          <w:b/>
-          <w:bCs/>
-          <w:color w:val="0E1E3F"/>
-          <w:sz w:val="24"/>
-          <w:szCs w:val="24"/>
-        </w:rPr>
-        <w:t xml:space="preserve">5. Pepeto</w:t>
+        <w:t xml:space="preserve">2. Pepeto</w:t>
       </w:r>
     </w:p>
     <w:tbl>
@@ -8649,7 +6918,7 @@
           <w:sz w:val="24"/>
           <w:szCs w:val="24"/>
         </w:rPr>
-        <w:t xml:space="preserve">6. Pepeto</w:t>
+        <w:t xml:space="preserve">3. Microsoft</w:t>
       </w:r>
     </w:p>
     <w:tbl>
@@ -8739,7 +7008,7 @@
                 <w:sz w:val="18"/>
                 <w:szCs w:val="18"/>
               </w:rPr>
-              <w:t xml:space="preserve">Investability: 41</w:t>
+              <w:t xml:space="preserve">Investability: 70</w:t>
             </w:r>
           </w:p>
         </w:tc>
@@ -8775,7 +7044,7 @@
                 <w:sz w:val="18"/>
                 <w:szCs w:val="18"/>
               </w:rPr>
-              <w:t xml:space="preserve">UAE alignment: 58</w:t>
+              <w:t xml:space="preserve">UAE alignment: 29</w:t>
             </w:r>
           </w:p>
         </w:tc>
@@ -8811,7 +7080,7 @@
                 <w:sz w:val="18"/>
                 <w:szCs w:val="18"/>
               </w:rPr>
-              <w:t xml:space="preserve">Signals: 1</w:t>
+              <w:t xml:space="preserve">Signals: 3</w:t>
             </w:r>
           </w:p>
         </w:tc>
@@ -8839,7 +7108,7 @@
           <w:sz w:val="20"/>
           <w:szCs w:val="20"/>
         </w:rPr>
-        <w:t xml:space="preserve">Fintech</w:t>
+        <w:t xml:space="preserve">Cleantech, Defense, AI</w:t>
       </w:r>
     </w:p>
     <w:p>
@@ -8864,7 +7133,7 @@
           <w:sz w:val="20"/>
           <w:szCs w:val="20"/>
         </w:rPr>
-        <w:t xml:space="preserve">Dubai, United Arab Emirates</w:t>
+        <w:t xml:space="preserve">unknown</w:t>
       </w:r>
     </w:p>
     <w:p>
@@ -9083,7 +7352,7 @@
                 <w:sz w:val="18"/>
                 <w:szCs w:val="18"/>
               </w:rPr>
-              <w:t xml:space="preserve">Launch</w:t>
+              <w:t xml:space="preserve">Expansion</w:t>
             </w:r>
           </w:p>
         </w:tc>
@@ -9118,6 +7387,328 @@
                 <w:sz w:val="18"/>
                 <w:szCs w:val="18"/>
               </w:rPr>
+              <w:t xml:space="preserve">Medium</w:t>
+            </w:r>
+          </w:p>
+        </w:tc>
+        <w:tc>
+          <w:tcPr>
+            <w:tcW w:type="dxa" w:w="4400"/>
+            <w:tcBorders>
+              <w:top w:val="single" w:color="D5D3C8" w:sz="4"/>
+              <w:left w:val="single" w:color="D5D3C8" w:sz="4"/>
+              <w:bottom w:val="single" w:color="D5D3C8" w:sz="4"/>
+              <w:right w:val="single" w:color="D5D3C8" w:sz="4"/>
+            </w:tcBorders>
+            <w:tcMar>
+              <w:top w:type="dxa" w:w="80"/>
+              <w:left w:type="dxa" w:w="120"/>
+              <w:bottom w:type="dxa" w:w="80"/>
+              <w:right w:type="dxa" w:w="120"/>
+            </w:tcMar>
+            <w:vAlign w:val="top"/>
+          </w:tcPr>
+          <w:p>
+            <w:pPr>
+              <w:spacing w:after="0"/>
+              <w:jc w:val="left"/>
+            </w:pPr>
+            <w:r>
+              <w:rPr>
+                <w:rFonts w:ascii="Calibri" w:cs="Calibri" w:eastAsia="Calibri" w:hAnsi="Calibri"/>
+                <w:b w:val="false"/>
+                <w:bCs w:val="false"/>
+                <w:color w:val="2A2E3A"/>
+                <w:sz w:val="18"/>
+                <w:szCs w:val="18"/>
+              </w:rPr>
+              <w:t xml:space="preserve">Microsoft closes book on rogue Windows Server 2025 upgrades</w:t>
+            </w:r>
+          </w:p>
+        </w:tc>
+        <w:tc>
+          <w:tcPr>
+            <w:tcW w:type="dxa" w:w="2360"/>
+            <w:tcBorders>
+              <w:top w:val="single" w:color="D5D3C8" w:sz="4"/>
+              <w:left w:val="single" w:color="D5D3C8" w:sz="4"/>
+              <w:bottom w:val="single" w:color="D5D3C8" w:sz="4"/>
+              <w:right w:val="single" w:color="D5D3C8" w:sz="4"/>
+            </w:tcBorders>
+            <w:tcMar>
+              <w:top w:type="dxa" w:w="80"/>
+              <w:left w:type="dxa" w:w="120"/>
+              <w:bottom w:type="dxa" w:w="80"/>
+              <w:right w:type="dxa" w:w="120"/>
+            </w:tcMar>
+            <w:vAlign w:val="top"/>
+          </w:tcPr>
+          <w:p>
+            <w:pPr>
+              <w:spacing w:after="0"/>
+              <w:jc w:val="left"/>
+            </w:pPr>
+            <w:r>
+              <w:rPr>
+                <w:rFonts w:ascii="Calibri" w:cs="Calibri" w:eastAsia="Calibri" w:hAnsi="Calibri"/>
+                <w:b w:val="false"/>
+                <w:bCs w:val="false"/>
+                <w:color w:val="2A2E3A"/>
+                <w:sz w:val="18"/>
+                <w:szCs w:val="18"/>
+              </w:rPr>
+              <w:t xml:space="preserve">The Register</w:t>
+            </w:r>
+          </w:p>
+          <w:p>
+            <w:pPr>
+              <w:spacing w:after="0"/>
+              <w:jc w:val="left"/>
+            </w:pPr>
+            <w:r>
+              <w:rPr>
+                <w:rFonts w:ascii="Calibri" w:cs="Calibri" w:eastAsia="Calibri" w:hAnsi="Calibri"/>
+                <w:b w:val="false"/>
+                <w:bCs w:val="false"/>
+                <w:color w:val="2A2E3A"/>
+                <w:sz w:val="18"/>
+                <w:szCs w:val="18"/>
+              </w:rPr>
+              <w:t xml:space="preserve">https://go.theregister.com/feed/www.theregister.com/2026/04…</w:t>
+            </w:r>
+          </w:p>
+        </w:tc>
+      </w:tr>
+      <w:tr>
+        <w:tc>
+          <w:tcPr>
+            <w:tcW w:type="dxa" w:w="1400"/>
+            <w:tcBorders>
+              <w:top w:val="single" w:color="D5D3C8" w:sz="4"/>
+              <w:left w:val="single" w:color="D5D3C8" w:sz="4"/>
+              <w:bottom w:val="single" w:color="D5D3C8" w:sz="4"/>
+              <w:right w:val="single" w:color="D5D3C8" w:sz="4"/>
+            </w:tcBorders>
+            <w:shd w:fill="F8F6EF" w:color="auto" w:val="clear"/>
+            <w:tcMar>
+              <w:top w:type="dxa" w:w="80"/>
+              <w:left w:type="dxa" w:w="120"/>
+              <w:bottom w:type="dxa" w:w="80"/>
+              <w:right w:type="dxa" w:w="120"/>
+            </w:tcMar>
+            <w:vAlign w:val="top"/>
+          </w:tcPr>
+          <w:p>
+            <w:pPr>
+              <w:spacing w:after="0"/>
+              <w:jc w:val="left"/>
+            </w:pPr>
+            <w:r>
+              <w:rPr>
+                <w:rFonts w:ascii="Calibri" w:cs="Calibri" w:eastAsia="Calibri" w:hAnsi="Calibri"/>
+                <w:b w:val="false"/>
+                <w:bCs w:val="false"/>
+                <w:color w:val="2A2E3A"/>
+                <w:sz w:val="18"/>
+                <w:szCs w:val="18"/>
+              </w:rPr>
+              <w:t xml:space="preserve">Hiring</w:t>
+            </w:r>
+          </w:p>
+        </w:tc>
+        <w:tc>
+          <w:tcPr>
+            <w:tcW w:type="dxa" w:w="1200"/>
+            <w:tcBorders>
+              <w:top w:val="single" w:color="D5D3C8" w:sz="4"/>
+              <w:left w:val="single" w:color="D5D3C8" w:sz="4"/>
+              <w:bottom w:val="single" w:color="D5D3C8" w:sz="4"/>
+              <w:right w:val="single" w:color="D5D3C8" w:sz="4"/>
+            </w:tcBorders>
+            <w:shd w:fill="F8F6EF" w:color="auto" w:val="clear"/>
+            <w:tcMar>
+              <w:top w:type="dxa" w:w="80"/>
+              <w:left w:type="dxa" w:w="120"/>
+              <w:bottom w:type="dxa" w:w="80"/>
+              <w:right w:type="dxa" w:w="120"/>
+            </w:tcMar>
+            <w:vAlign w:val="top"/>
+          </w:tcPr>
+          <w:p>
+            <w:pPr>
+              <w:spacing w:after="0"/>
+              <w:jc w:val="center"/>
+            </w:pPr>
+            <w:r>
+              <w:rPr>
+                <w:rFonts w:ascii="Calibri" w:cs="Calibri" w:eastAsia="Calibri" w:hAnsi="Calibri"/>
+                <w:b w:val="false"/>
+                <w:bCs w:val="false"/>
+                <w:color w:val="2A2E3A"/>
+                <w:sz w:val="18"/>
+                <w:szCs w:val="18"/>
+              </w:rPr>
+              <w:t xml:space="preserve">Medium</w:t>
+            </w:r>
+          </w:p>
+        </w:tc>
+        <w:tc>
+          <w:tcPr>
+            <w:tcW w:type="dxa" w:w="4400"/>
+            <w:tcBorders>
+              <w:top w:val="single" w:color="D5D3C8" w:sz="4"/>
+              <w:left w:val="single" w:color="D5D3C8" w:sz="4"/>
+              <w:bottom w:val="single" w:color="D5D3C8" w:sz="4"/>
+              <w:right w:val="single" w:color="D5D3C8" w:sz="4"/>
+            </w:tcBorders>
+            <w:shd w:fill="F8F6EF" w:color="auto" w:val="clear"/>
+            <w:tcMar>
+              <w:top w:type="dxa" w:w="80"/>
+              <w:left w:type="dxa" w:w="120"/>
+              <w:bottom w:type="dxa" w:w="80"/>
+              <w:right w:type="dxa" w:w="120"/>
+            </w:tcMar>
+            <w:vAlign w:val="top"/>
+          </w:tcPr>
+          <w:p>
+            <w:pPr>
+              <w:spacing w:after="0"/>
+              <w:jc w:val="left"/>
+            </w:pPr>
+            <w:r>
+              <w:rPr>
+                <w:rFonts w:ascii="Calibri" w:cs="Calibri" w:eastAsia="Calibri" w:hAnsi="Calibri"/>
+                <w:b w:val="false"/>
+                <w:bCs w:val="false"/>
+                <w:color w:val="2A2E3A"/>
+                <w:sz w:val="18"/>
+                <w:szCs w:val="18"/>
+              </w:rPr>
+              <w:t xml:space="preserve">Microsoft announces product it doesn't want anyone to buy</w:t>
+            </w:r>
+          </w:p>
+        </w:tc>
+        <w:tc>
+          <w:tcPr>
+            <w:tcW w:type="dxa" w:w="2360"/>
+            <w:tcBorders>
+              <w:top w:val="single" w:color="D5D3C8" w:sz="4"/>
+              <w:left w:val="single" w:color="D5D3C8" w:sz="4"/>
+              <w:bottom w:val="single" w:color="D5D3C8" w:sz="4"/>
+              <w:right w:val="single" w:color="D5D3C8" w:sz="4"/>
+            </w:tcBorders>
+            <w:shd w:fill="F8F6EF" w:color="auto" w:val="clear"/>
+            <w:tcMar>
+              <w:top w:type="dxa" w:w="80"/>
+              <w:left w:type="dxa" w:w="120"/>
+              <w:bottom w:type="dxa" w:w="80"/>
+              <w:right w:type="dxa" w:w="120"/>
+            </w:tcMar>
+            <w:vAlign w:val="top"/>
+          </w:tcPr>
+          <w:p>
+            <w:pPr>
+              <w:spacing w:after="0"/>
+              <w:jc w:val="left"/>
+            </w:pPr>
+            <w:r>
+              <w:rPr>
+                <w:rFonts w:ascii="Calibri" w:cs="Calibri" w:eastAsia="Calibri" w:hAnsi="Calibri"/>
+                <w:b w:val="false"/>
+                <w:bCs w:val="false"/>
+                <w:color w:val="2A2E3A"/>
+                <w:sz w:val="18"/>
+                <w:szCs w:val="18"/>
+              </w:rPr>
+              <w:t xml:space="preserve">The Register</w:t>
+            </w:r>
+          </w:p>
+          <w:p>
+            <w:pPr>
+              <w:spacing w:after="0"/>
+              <w:jc w:val="left"/>
+            </w:pPr>
+            <w:r>
+              <w:rPr>
+                <w:rFonts w:ascii="Calibri" w:cs="Calibri" w:eastAsia="Calibri" w:hAnsi="Calibri"/>
+                <w:b w:val="false"/>
+                <w:bCs w:val="false"/>
+                <w:color w:val="2A2E3A"/>
+                <w:sz w:val="18"/>
+                <w:szCs w:val="18"/>
+              </w:rPr>
+              <w:t xml:space="preserve">https://go.theregister.com/feed/www.theregister.com/2026/04…</w:t>
+            </w:r>
+          </w:p>
+        </w:tc>
+      </w:tr>
+      <w:tr>
+        <w:tc>
+          <w:tcPr>
+            <w:tcW w:type="dxa" w:w="1400"/>
+            <w:tcBorders>
+              <w:top w:val="single" w:color="D5D3C8" w:sz="4"/>
+              <w:left w:val="single" w:color="D5D3C8" w:sz="4"/>
+              <w:bottom w:val="single" w:color="D5D3C8" w:sz="4"/>
+              <w:right w:val="single" w:color="D5D3C8" w:sz="4"/>
+            </w:tcBorders>
+            <w:tcMar>
+              <w:top w:type="dxa" w:w="80"/>
+              <w:left w:type="dxa" w:w="120"/>
+              <w:bottom w:type="dxa" w:w="80"/>
+              <w:right w:type="dxa" w:w="120"/>
+            </w:tcMar>
+            <w:vAlign w:val="top"/>
+          </w:tcPr>
+          <w:p>
+            <w:pPr>
+              <w:spacing w:after="0"/>
+              <w:jc w:val="left"/>
+            </w:pPr>
+            <w:r>
+              <w:rPr>
+                <w:rFonts w:ascii="Calibri" w:cs="Calibri" w:eastAsia="Calibri" w:hAnsi="Calibri"/>
+                <w:b w:val="false"/>
+                <w:bCs w:val="false"/>
+                <w:color w:val="2A2E3A"/>
+                <w:sz w:val="18"/>
+                <w:szCs w:val="18"/>
+              </w:rPr>
+              <w:t xml:space="preserve">Partnership</w:t>
+            </w:r>
+          </w:p>
+        </w:tc>
+        <w:tc>
+          <w:tcPr>
+            <w:tcW w:type="dxa" w:w="1200"/>
+            <w:tcBorders>
+              <w:top w:val="single" w:color="D5D3C8" w:sz="4"/>
+              <w:left w:val="single" w:color="D5D3C8" w:sz="4"/>
+              <w:bottom w:val="single" w:color="D5D3C8" w:sz="4"/>
+              <w:right w:val="single" w:color="D5D3C8" w:sz="4"/>
+            </w:tcBorders>
+            <w:tcMar>
+              <w:top w:type="dxa" w:w="80"/>
+              <w:left w:type="dxa" w:w="120"/>
+              <w:bottom w:type="dxa" w:w="80"/>
+              <w:right w:type="dxa" w:w="120"/>
+            </w:tcMar>
+            <w:vAlign w:val="top"/>
+          </w:tcPr>
+          <w:p>
+            <w:pPr>
+              <w:spacing w:after="0"/>
+              <w:jc w:val="center"/>
+            </w:pPr>
+            <w:r>
+              <w:rPr>
+                <w:rFonts w:ascii="Calibri" w:cs="Calibri" w:eastAsia="Calibri" w:hAnsi="Calibri"/>
+                <w:b w:val="false"/>
+                <w:bCs w:val="false"/>
+                <w:color w:val="2A2E3A"/>
+                <w:sz w:val="18"/>
+                <w:szCs w:val="18"/>
+              </w:rPr>
               <w:t xml:space="preserve">High</w:t>
             </w:r>
           </w:p>
@@ -9153,7 +7744,7 @@
                 <w:sz w:val="18"/>
                 <w:szCs w:val="18"/>
               </w:rPr>
-              <w:t xml:space="preserve">Crypto News: Ethereum Based Crypto Pepeto Approaches Binance Listing While the XRP Price Prediction Shifts</w:t>
+              <w:t xml:space="preserve">OpenAI rips Anthropic, distances itself from Microsoft</w:t>
             </w:r>
           </w:p>
         </w:tc>
@@ -9188,24 +7779,24 @@
                 <w:sz w:val="18"/>
                 <w:szCs w:val="18"/>
               </w:rPr>
-              <w:t xml:space="preserve">GlobeNewswire · Public Company News</w:t>
-            </w:r>
-          </w:p>
-          <w:p>
-            <w:pPr>
-              <w:spacing w:after="0"/>
-              <w:jc w:val="left"/>
-            </w:pPr>
-            <w:r>
-              <w:rPr>
-                <w:rFonts w:ascii="Calibri" w:cs="Calibri" w:eastAsia="Calibri" w:hAnsi="Calibri"/>
-                <w:b w:val="false"/>
-                <w:bCs w:val="false"/>
-                <w:color w:val="2A2E3A"/>
-                <w:sz w:val="18"/>
-                <w:szCs w:val="18"/>
-              </w:rPr>
-              <w:t xml:space="preserve">https://www.globenewswire.com/news-release/2026/04/18/32765…</w:t>
+              <w:t xml:space="preserve">Axios</w:t>
+            </w:r>
+          </w:p>
+          <w:p>
+            <w:pPr>
+              <w:spacing w:after="0"/>
+              <w:jc w:val="left"/>
+            </w:pPr>
+            <w:r>
+              <w:rPr>
+                <w:rFonts w:ascii="Calibri" w:cs="Calibri" w:eastAsia="Calibri" w:hAnsi="Calibri"/>
+                <w:b w:val="false"/>
+                <w:bCs w:val="false"/>
+                <w:color w:val="2A2E3A"/>
+                <w:sz w:val="18"/>
+                <w:szCs w:val="18"/>
+              </w:rPr>
+              <w:t xml:space="preserve">https://www.axios.com/2026/04/13/openai-microsoft-anthropic…</w:t>
             </w:r>
           </w:p>
         </w:tc>
@@ -9226,7 +7817,7 @@
           <w:sz w:val="24"/>
           <w:szCs w:val="24"/>
         </w:rPr>
-        <w:t xml:space="preserve">7. Etihad Airways</w:t>
+        <w:t xml:space="preserve">4. Etihad Airways</w:t>
       </w:r>
     </w:p>
     <w:tbl>
@@ -9803,7 +8394,7 @@
           <w:sz w:val="24"/>
           <w:szCs w:val="24"/>
         </w:rPr>
-        <w:t xml:space="preserve">8. Aramco</w:t>
+        <w:t xml:space="preserve">5. Aramco</w:t>
       </w:r>
     </w:p>
     <w:tbl>
@@ -10380,7 +8971,7 @@
           <w:sz w:val="24"/>
           <w:szCs w:val="24"/>
         </w:rPr>
-        <w:t xml:space="preserve">9. Via Separations</w:t>
+        <w:t xml:space="preserve">6. Via Separations</w:t>
       </w:r>
     </w:p>
     <w:tbl>
@@ -10957,7 +9548,7 @@
           <w:sz w:val="24"/>
           <w:szCs w:val="24"/>
         </w:rPr>
-        <w:t xml:space="preserve">10. Modon Real Estate</w:t>
+        <w:t xml:space="preserve">7. Modon Real Estate</w:t>
       </w:r>
     </w:p>
     <w:tbl>
@@ -11534,1161 +10125,7 @@
           <w:sz w:val="24"/>
           <w:szCs w:val="24"/>
         </w:rPr>
-        <w:t xml:space="preserve">11. Tara Park with flexible payment</w:t>
-      </w:r>
-    </w:p>
-    <w:tbl>
-      <w:tblPr>
-        <w:tblW w:type="dxa" w:w="9360"/>
-        <w:tblBorders>
-          <w:top w:val="single" w:color="auto" w:sz="4"/>
-          <w:left w:val="single" w:color="auto" w:sz="4"/>
-          <w:bottom w:val="single" w:color="auto" w:sz="4"/>
-          <w:right w:val="single" w:color="auto" w:sz="4"/>
-          <w:insideH w:val="single" w:color="auto" w:sz="4"/>
-          <w:insideV w:val="single" w:color="auto" w:sz="4"/>
-        </w:tblBorders>
-      </w:tblPr>
-      <w:tblGrid>
-        <w:gridCol w:w="2340"/>
-        <w:gridCol w:w="2340"/>
-        <w:gridCol w:w="2340"/>
-        <w:gridCol w:w="2340"/>
-      </w:tblGrid>
-      <w:tr>
-        <w:tc>
-          <w:tcPr>
-            <w:tcW w:type="dxa" w:w="2340"/>
-            <w:tcBorders>
-              <w:top w:val="single" w:color="D5D3C8" w:sz="4"/>
-              <w:left w:val="single" w:color="D5D3C8" w:sz="4"/>
-              <w:bottom w:val="single" w:color="D5D3C8" w:sz="4"/>
-              <w:right w:val="single" w:color="D5D3C8" w:sz="4"/>
-            </w:tcBorders>
-            <w:shd w:fill="F8F6EF" w:color="auto" w:val="clear"/>
-            <w:tcMar>
-              <w:top w:type="dxa" w:w="80"/>
-              <w:left w:type="dxa" w:w="120"/>
-              <w:bottom w:type="dxa" w:w="80"/>
-              <w:right w:type="dxa" w:w="120"/>
-            </w:tcMar>
-            <w:vAlign w:val="top"/>
-          </w:tcPr>
-          <w:p>
-            <w:pPr>
-              <w:spacing w:after="0"/>
-              <w:jc w:val="center"/>
-            </w:pPr>
-            <w:r>
-              <w:rPr>
-                <w:rFonts w:ascii="Calibri" w:cs="Calibri" w:eastAsia="Calibri" w:hAnsi="Calibri"/>
-                <w:b/>
-                <w:bCs/>
-                <w:color w:val="2A2E3A"/>
-                <w:sz w:val="18"/>
-                <w:szCs w:val="18"/>
-              </w:rPr>
-              <w:t xml:space="preserve">Composite: 49</w:t>
-            </w:r>
-          </w:p>
-        </w:tc>
-        <w:tc>
-          <w:tcPr>
-            <w:tcW w:type="dxa" w:w="2340"/>
-            <w:tcBorders>
-              <w:top w:val="single" w:color="D5D3C8" w:sz="4"/>
-              <w:left w:val="single" w:color="D5D3C8" w:sz="4"/>
-              <w:bottom w:val="single" w:color="D5D3C8" w:sz="4"/>
-              <w:right w:val="single" w:color="D5D3C8" w:sz="4"/>
-            </w:tcBorders>
-            <w:shd w:fill="F8F6EF" w:color="auto" w:val="clear"/>
-            <w:tcMar>
-              <w:top w:type="dxa" w:w="80"/>
-              <w:left w:type="dxa" w:w="120"/>
-              <w:bottom w:type="dxa" w:w="80"/>
-              <w:right w:type="dxa" w:w="120"/>
-            </w:tcMar>
-            <w:vAlign w:val="top"/>
-          </w:tcPr>
-          <w:p>
-            <w:pPr>
-              <w:spacing w:after="0"/>
-              <w:jc w:val="center"/>
-            </w:pPr>
-            <w:r>
-              <w:rPr>
-                <w:rFonts w:ascii="Calibri" w:cs="Calibri" w:eastAsia="Calibri" w:hAnsi="Calibri"/>
-                <w:b w:val="false"/>
-                <w:bCs w:val="false"/>
-                <w:color w:val="2A2E3A"/>
-                <w:sz w:val="18"/>
-                <w:szCs w:val="18"/>
-              </w:rPr>
-              <w:t xml:space="preserve">Investability: 40</w:t>
-            </w:r>
-          </w:p>
-        </w:tc>
-        <w:tc>
-          <w:tcPr>
-            <w:tcW w:type="dxa" w:w="2340"/>
-            <w:tcBorders>
-              <w:top w:val="single" w:color="D5D3C8" w:sz="4"/>
-              <w:left w:val="single" w:color="D5D3C8" w:sz="4"/>
-              <w:bottom w:val="single" w:color="D5D3C8" w:sz="4"/>
-              <w:right w:val="single" w:color="D5D3C8" w:sz="4"/>
-            </w:tcBorders>
-            <w:shd w:fill="F8F6EF" w:color="auto" w:val="clear"/>
-            <w:tcMar>
-              <w:top w:type="dxa" w:w="80"/>
-              <w:left w:type="dxa" w:w="120"/>
-              <w:bottom w:type="dxa" w:w="80"/>
-              <w:right w:type="dxa" w:w="120"/>
-            </w:tcMar>
-            <w:vAlign w:val="top"/>
-          </w:tcPr>
-          <w:p>
-            <w:pPr>
-              <w:spacing w:after="0"/>
-              <w:jc w:val="center"/>
-            </w:pPr>
-            <w:r>
-              <w:rPr>
-                <w:rFonts w:ascii="Calibri" w:cs="Calibri" w:eastAsia="Calibri" w:hAnsi="Calibri"/>
-                <w:b w:val="false"/>
-                <w:bCs w:val="false"/>
-                <w:color w:val="2A2E3A"/>
-                <w:sz w:val="18"/>
-                <w:szCs w:val="18"/>
-              </w:rPr>
-              <w:t xml:space="preserve">UAE alignment: 58</w:t>
-            </w:r>
-          </w:p>
-        </w:tc>
-        <w:tc>
-          <w:tcPr>
-            <w:tcW w:type="dxa" w:w="2340"/>
-            <w:tcBorders>
-              <w:top w:val="single" w:color="D5D3C8" w:sz="4"/>
-              <w:left w:val="single" w:color="D5D3C8" w:sz="4"/>
-              <w:bottom w:val="single" w:color="D5D3C8" w:sz="4"/>
-              <w:right w:val="single" w:color="D5D3C8" w:sz="4"/>
-            </w:tcBorders>
-            <w:shd w:fill="F8F6EF" w:color="auto" w:val="clear"/>
-            <w:tcMar>
-              <w:top w:type="dxa" w:w="80"/>
-              <w:left w:type="dxa" w:w="120"/>
-              <w:bottom w:type="dxa" w:w="80"/>
-              <w:right w:type="dxa" w:w="120"/>
-            </w:tcMar>
-            <w:vAlign w:val="top"/>
-          </w:tcPr>
-          <w:p>
-            <w:pPr>
-              <w:spacing w:after="0"/>
-              <w:jc w:val="center"/>
-            </w:pPr>
-            <w:r>
-              <w:rPr>
-                <w:rFonts w:ascii="Calibri" w:cs="Calibri" w:eastAsia="Calibri" w:hAnsi="Calibri"/>
-                <w:b w:val="false"/>
-                <w:bCs w:val="false"/>
-                <w:color w:val="2A2E3A"/>
-                <w:sz w:val="18"/>
-                <w:szCs w:val="18"/>
-              </w:rPr>
-              <w:t xml:space="preserve">Signals: 1</w:t>
-            </w:r>
-          </w:p>
-        </w:tc>
-      </w:tr>
-    </w:tbl>
-    <w:p>
-      <w:pPr>
-        <w:spacing w:after="60" w:before="160"/>
-      </w:pPr>
-      <w:r>
-        <w:rPr>
-          <w:rFonts w:ascii="Calibri" w:cs="Calibri" w:eastAsia="Calibri" w:hAnsi="Calibri"/>
-          <w:b/>
-          <w:bCs/>
-          <w:color w:val="0E1E3F"/>
-          <w:sz w:val="20"/>
-          <w:szCs w:val="20"/>
-        </w:rPr>
-        <w:t xml:space="preserve">Sectors: </w:t>
-      </w:r>
-      <w:r>
-        <w:rPr>
-          <w:rFonts w:ascii="Calibri" w:cs="Calibri" w:eastAsia="Calibri" w:hAnsi="Calibri"/>
-          <w:color w:val="4A4D57"/>
-          <w:sz w:val="20"/>
-          <w:szCs w:val="20"/>
-        </w:rPr>
-        <w:t xml:space="preserve">Fintech, Real Estate</w:t>
-      </w:r>
-    </w:p>
-    <w:p>
-      <w:pPr>
-        <w:spacing w:after="60"/>
-      </w:pPr>
-      <w:r>
-        <w:rPr>
-          <w:rFonts w:ascii="Calibri" w:cs="Calibri" w:eastAsia="Calibri" w:hAnsi="Calibri"/>
-          <w:b/>
-          <w:bCs/>
-          <w:color w:val="0E1E3F"/>
-          <w:sz w:val="20"/>
-          <w:szCs w:val="20"/>
-        </w:rPr>
-        <w:t xml:space="preserve">Headquarters: </w:t>
-      </w:r>
-      <w:r>
-        <w:rPr>
-          <w:rFonts w:ascii="Calibri" w:cs="Calibri" w:eastAsia="Calibri" w:hAnsi="Calibri"/>
-          <w:color w:val="4A4D57"/>
-          <w:sz w:val="20"/>
-          <w:szCs w:val="20"/>
-        </w:rPr>
-        <w:t xml:space="preserve">Abu Dhabi, United Arab Emirates</w:t>
-      </w:r>
-    </w:p>
-    <w:p>
-      <w:pPr>
-        <w:spacing w:after="80" w:before="160"/>
-      </w:pPr>
-      <w:r>
-        <w:rPr>
-          <w:rFonts w:ascii="Calibri" w:cs="Calibri" w:eastAsia="Calibri" w:hAnsi="Calibri"/>
-          <w:b/>
-          <w:bCs/>
-          <w:color w:val="8C6B3D"/>
-          <w:spacing w:val="40"/>
-          <w:sz w:val="20"/>
-          <w:szCs w:val="20"/>
-        </w:rPr>
-        <w:t xml:space="preserve">Detected signals</w:t>
-      </w:r>
-    </w:p>
-    <w:tbl>
-      <w:tblPr>
-        <w:tblW w:type="dxa" w:w="9360"/>
-        <w:tblBorders>
-          <w:top w:val="single" w:color="auto" w:sz="4"/>
-          <w:left w:val="single" w:color="auto" w:sz="4"/>
-          <w:bottom w:val="single" w:color="auto" w:sz="4"/>
-          <w:right w:val="single" w:color="auto" w:sz="4"/>
-          <w:insideH w:val="single" w:color="auto" w:sz="4"/>
-          <w:insideV w:val="single" w:color="auto" w:sz="4"/>
-        </w:tblBorders>
-      </w:tblPr>
-      <w:tblGrid>
-        <w:gridCol w:w="1400"/>
-        <w:gridCol w:w="1200"/>
-        <w:gridCol w:w="4400"/>
-        <w:gridCol w:w="2360"/>
-      </w:tblGrid>
-      <w:tr>
-        <w:trPr>
-          <w:tblHeader/>
-        </w:trPr>
-        <w:tc>
-          <w:tcPr>
-            <w:tcW w:type="dxa" w:w="1400"/>
-            <w:tcBorders>
-              <w:top w:val="single" w:color="D5D3C8" w:sz="4"/>
-              <w:left w:val="single" w:color="D5D3C8" w:sz="4"/>
-              <w:bottom w:val="single" w:color="D5D3C8" w:sz="4"/>
-              <w:right w:val="single" w:color="D5D3C8" w:sz="4"/>
-            </w:tcBorders>
-            <w:shd w:fill="0E1E3F" w:color="auto" w:val="clear"/>
-            <w:tcMar>
-              <w:top w:type="dxa" w:w="80"/>
-              <w:left w:type="dxa" w:w="120"/>
-              <w:bottom w:type="dxa" w:w="80"/>
-              <w:right w:type="dxa" w:w="120"/>
-            </w:tcMar>
-            <w:vAlign w:val="top"/>
-          </w:tcPr>
-          <w:p>
-            <w:pPr>
-              <w:spacing w:after="0"/>
-              <w:jc w:val="left"/>
-            </w:pPr>
-            <w:r>
-              <w:rPr>
-                <w:rFonts w:ascii="Calibri" w:cs="Calibri" w:eastAsia="Calibri" w:hAnsi="Calibri"/>
-                <w:b/>
-                <w:bCs/>
-                <w:color w:val="FFFFFF"/>
-                <w:sz w:val="18"/>
-                <w:szCs w:val="18"/>
-              </w:rPr>
-              <w:t xml:space="preserve">Type</w:t>
-            </w:r>
-          </w:p>
-        </w:tc>
-        <w:tc>
-          <w:tcPr>
-            <w:tcW w:type="dxa" w:w="1200"/>
-            <w:tcBorders>
-              <w:top w:val="single" w:color="D5D3C8" w:sz="4"/>
-              <w:left w:val="single" w:color="D5D3C8" w:sz="4"/>
-              <w:bottom w:val="single" w:color="D5D3C8" w:sz="4"/>
-              <w:right w:val="single" w:color="D5D3C8" w:sz="4"/>
-            </w:tcBorders>
-            <w:shd w:fill="0E1E3F" w:color="auto" w:val="clear"/>
-            <w:tcMar>
-              <w:top w:type="dxa" w:w="80"/>
-              <w:left w:type="dxa" w:w="120"/>
-              <w:bottom w:type="dxa" w:w="80"/>
-              <w:right w:type="dxa" w:w="120"/>
-            </w:tcMar>
-            <w:vAlign w:val="top"/>
-          </w:tcPr>
-          <w:p>
-            <w:pPr>
-              <w:spacing w:after="0"/>
-              <w:jc w:val="center"/>
-            </w:pPr>
-            <w:r>
-              <w:rPr>
-                <w:rFonts w:ascii="Calibri" w:cs="Calibri" w:eastAsia="Calibri" w:hAnsi="Calibri"/>
-                <w:b/>
-                <w:bCs/>
-                <w:color w:val="FFFFFF"/>
-                <w:sz w:val="18"/>
-                <w:szCs w:val="18"/>
-              </w:rPr>
-              <w:t xml:space="preserve">Strength</w:t>
-            </w:r>
-          </w:p>
-        </w:tc>
-        <w:tc>
-          <w:tcPr>
-            <w:tcW w:type="dxa" w:w="4400"/>
-            <w:tcBorders>
-              <w:top w:val="single" w:color="D5D3C8" w:sz="4"/>
-              <w:left w:val="single" w:color="D5D3C8" w:sz="4"/>
-              <w:bottom w:val="single" w:color="D5D3C8" w:sz="4"/>
-              <w:right w:val="single" w:color="D5D3C8" w:sz="4"/>
-            </w:tcBorders>
-            <w:shd w:fill="0E1E3F" w:color="auto" w:val="clear"/>
-            <w:tcMar>
-              <w:top w:type="dxa" w:w="80"/>
-              <w:left w:type="dxa" w:w="120"/>
-              <w:bottom w:type="dxa" w:w="80"/>
-              <w:right w:type="dxa" w:w="120"/>
-            </w:tcMar>
-            <w:vAlign w:val="top"/>
-          </w:tcPr>
-          <w:p>
-            <w:pPr>
-              <w:spacing w:after="0"/>
-              <w:jc w:val="left"/>
-            </w:pPr>
-            <w:r>
-              <w:rPr>
-                <w:rFonts w:ascii="Calibri" w:cs="Calibri" w:eastAsia="Calibri" w:hAnsi="Calibri"/>
-                <w:b/>
-                <w:bCs/>
-                <w:color w:val="FFFFFF"/>
-                <w:sz w:val="18"/>
-                <w:szCs w:val="18"/>
-              </w:rPr>
-              <w:t xml:space="preserve">Headline</w:t>
-            </w:r>
-          </w:p>
-        </w:tc>
-        <w:tc>
-          <w:tcPr>
-            <w:tcW w:type="dxa" w:w="2360"/>
-            <w:tcBorders>
-              <w:top w:val="single" w:color="D5D3C8" w:sz="4"/>
-              <w:left w:val="single" w:color="D5D3C8" w:sz="4"/>
-              <w:bottom w:val="single" w:color="D5D3C8" w:sz="4"/>
-              <w:right w:val="single" w:color="D5D3C8" w:sz="4"/>
-            </w:tcBorders>
-            <w:shd w:fill="0E1E3F" w:color="auto" w:val="clear"/>
-            <w:tcMar>
-              <w:top w:type="dxa" w:w="80"/>
-              <w:left w:type="dxa" w:w="120"/>
-              <w:bottom w:type="dxa" w:w="80"/>
-              <w:right w:type="dxa" w:w="120"/>
-            </w:tcMar>
-            <w:vAlign w:val="top"/>
-          </w:tcPr>
-          <w:p>
-            <w:pPr>
-              <w:spacing w:after="0"/>
-              <w:jc w:val="left"/>
-            </w:pPr>
-            <w:r>
-              <w:rPr>
-                <w:rFonts w:ascii="Calibri" w:cs="Calibri" w:eastAsia="Calibri" w:hAnsi="Calibri"/>
-                <w:b/>
-                <w:bCs/>
-                <w:color w:val="FFFFFF"/>
-                <w:sz w:val="18"/>
-                <w:szCs w:val="18"/>
-              </w:rPr>
-              <w:t xml:space="preserve">Source</w:t>
-            </w:r>
-          </w:p>
-        </w:tc>
-      </w:tr>
-      <w:tr>
-        <w:tc>
-          <w:tcPr>
-            <w:tcW w:type="dxa" w:w="1400"/>
-            <w:tcBorders>
-              <w:top w:val="single" w:color="D5D3C8" w:sz="4"/>
-              <w:left w:val="single" w:color="D5D3C8" w:sz="4"/>
-              <w:bottom w:val="single" w:color="D5D3C8" w:sz="4"/>
-              <w:right w:val="single" w:color="D5D3C8" w:sz="4"/>
-            </w:tcBorders>
-            <w:tcMar>
-              <w:top w:type="dxa" w:w="80"/>
-              <w:left w:type="dxa" w:w="120"/>
-              <w:bottom w:type="dxa" w:w="80"/>
-              <w:right w:type="dxa" w:w="120"/>
-            </w:tcMar>
-            <w:vAlign w:val="top"/>
-          </w:tcPr>
-          <w:p>
-            <w:pPr>
-              <w:spacing w:after="0"/>
-              <w:jc w:val="left"/>
-            </w:pPr>
-            <w:r>
-              <w:rPr>
-                <w:rFonts w:ascii="Calibri" w:cs="Calibri" w:eastAsia="Calibri" w:hAnsi="Calibri"/>
-                <w:b w:val="false"/>
-                <w:bCs w:val="false"/>
-                <w:color w:val="2A2E3A"/>
-                <w:sz w:val="18"/>
-                <w:szCs w:val="18"/>
-              </w:rPr>
-              <w:t xml:space="preserve">Launch</w:t>
-            </w:r>
-          </w:p>
-        </w:tc>
-        <w:tc>
-          <w:tcPr>
-            <w:tcW w:type="dxa" w:w="1200"/>
-            <w:tcBorders>
-              <w:top w:val="single" w:color="D5D3C8" w:sz="4"/>
-              <w:left w:val="single" w:color="D5D3C8" w:sz="4"/>
-              <w:bottom w:val="single" w:color="D5D3C8" w:sz="4"/>
-              <w:right w:val="single" w:color="D5D3C8" w:sz="4"/>
-            </w:tcBorders>
-            <w:tcMar>
-              <w:top w:type="dxa" w:w="80"/>
-              <w:left w:type="dxa" w:w="120"/>
-              <w:bottom w:type="dxa" w:w="80"/>
-              <w:right w:type="dxa" w:w="120"/>
-            </w:tcMar>
-            <w:vAlign w:val="top"/>
-          </w:tcPr>
-          <w:p>
-            <w:pPr>
-              <w:spacing w:after="0"/>
-              <w:jc w:val="center"/>
-            </w:pPr>
-            <w:r>
-              <w:rPr>
-                <w:rFonts w:ascii="Calibri" w:cs="Calibri" w:eastAsia="Calibri" w:hAnsi="Calibri"/>
-                <w:b w:val="false"/>
-                <w:bCs w:val="false"/>
-                <w:color w:val="2A2E3A"/>
-                <w:sz w:val="18"/>
-                <w:szCs w:val="18"/>
-              </w:rPr>
-              <w:t xml:space="preserve">High</w:t>
-            </w:r>
-          </w:p>
-        </w:tc>
-        <w:tc>
-          <w:tcPr>
-            <w:tcW w:type="dxa" w:w="4400"/>
-            <w:tcBorders>
-              <w:top w:val="single" w:color="D5D3C8" w:sz="4"/>
-              <w:left w:val="single" w:color="D5D3C8" w:sz="4"/>
-              <w:bottom w:val="single" w:color="D5D3C8" w:sz="4"/>
-              <w:right w:val="single" w:color="D5D3C8" w:sz="4"/>
-            </w:tcBorders>
-            <w:tcMar>
-              <w:top w:type="dxa" w:w="80"/>
-              <w:left w:type="dxa" w:w="120"/>
-              <w:bottom w:type="dxa" w:w="80"/>
-              <w:right w:type="dxa" w:w="120"/>
-            </w:tcMar>
-            <w:vAlign w:val="top"/>
-          </w:tcPr>
-          <w:p>
-            <w:pPr>
-              <w:spacing w:after="0"/>
-              <w:jc w:val="left"/>
-            </w:pPr>
-            <w:r>
-              <w:rPr>
-                <w:rFonts w:ascii="Calibri" w:cs="Calibri" w:eastAsia="Calibri" w:hAnsi="Calibri"/>
-                <w:b w:val="false"/>
-                <w:bCs w:val="false"/>
-                <w:color w:val="2A2E3A"/>
-                <w:sz w:val="18"/>
-                <w:szCs w:val="18"/>
-              </w:rPr>
-              <w:t xml:space="preserve">Modon Real Estate launches final phase of Tara Park with flexible payment plan on Reem Island</w:t>
-            </w:r>
-          </w:p>
-        </w:tc>
-        <w:tc>
-          <w:tcPr>
-            <w:tcW w:type="dxa" w:w="2360"/>
-            <w:tcBorders>
-              <w:top w:val="single" w:color="D5D3C8" w:sz="4"/>
-              <w:left w:val="single" w:color="D5D3C8" w:sz="4"/>
-              <w:bottom w:val="single" w:color="D5D3C8" w:sz="4"/>
-              <w:right w:val="single" w:color="D5D3C8" w:sz="4"/>
-            </w:tcBorders>
-            <w:tcMar>
-              <w:top w:type="dxa" w:w="80"/>
-              <w:left w:type="dxa" w:w="120"/>
-              <w:bottom w:type="dxa" w:w="80"/>
-              <w:right w:type="dxa" w:w="120"/>
-            </w:tcMar>
-            <w:vAlign w:val="top"/>
-          </w:tcPr>
-          <w:p>
-            <w:pPr>
-              <w:spacing w:after="0"/>
-              <w:jc w:val="left"/>
-            </w:pPr>
-            <w:r>
-              <w:rPr>
-                <w:rFonts w:ascii="Calibri" w:cs="Calibri" w:eastAsia="Calibri" w:hAnsi="Calibri"/>
-                <w:b w:val="false"/>
-                <w:bCs w:val="false"/>
-                <w:color w:val="2A2E3A"/>
-                <w:sz w:val="18"/>
-                <w:szCs w:val="18"/>
-              </w:rPr>
-              <w:t xml:space="preserve">Economy Middle East</w:t>
-            </w:r>
-          </w:p>
-          <w:p>
-            <w:pPr>
-              <w:spacing w:after="0"/>
-              <w:jc w:val="left"/>
-            </w:pPr>
-            <w:r>
-              <w:rPr>
-                <w:rFonts w:ascii="Calibri" w:cs="Calibri" w:eastAsia="Calibri" w:hAnsi="Calibri"/>
-                <w:b w:val="false"/>
-                <w:bCs w:val="false"/>
-                <w:color w:val="2A2E3A"/>
-                <w:sz w:val="18"/>
-                <w:szCs w:val="18"/>
-              </w:rPr>
-              <w:t xml:space="preserve">https://economymiddleeast.com/news/modon-real-estate-launch…</w:t>
-            </w:r>
-          </w:p>
-        </w:tc>
-      </w:tr>
-    </w:tbl>
-    <w:p>
-      <w:pPr>
-        <w:pStyle w:val="Heading3"/>
-        <w:keepNext/>
-        <w:spacing w:after="80" w:before="300"/>
-      </w:pPr>
-      <w:r>
-        <w:rPr>
-          <w:rFonts w:ascii="Calibri" w:cs="Calibri" w:eastAsia="Calibri" w:hAnsi="Calibri"/>
-          <w:b/>
-          <w:bCs/>
-          <w:color w:val="0E1E3F"/>
-          <w:sz w:val="24"/>
-          <w:szCs w:val="24"/>
-        </w:rPr>
-        <w:t xml:space="preserve">12. Modon Real Estate</w:t>
-      </w:r>
-    </w:p>
-    <w:tbl>
-      <w:tblPr>
-        <w:tblW w:type="dxa" w:w="9360"/>
-        <w:tblBorders>
-          <w:top w:val="single" w:color="auto" w:sz="4"/>
-          <w:left w:val="single" w:color="auto" w:sz="4"/>
-          <w:bottom w:val="single" w:color="auto" w:sz="4"/>
-          <w:right w:val="single" w:color="auto" w:sz="4"/>
-          <w:insideH w:val="single" w:color="auto" w:sz="4"/>
-          <w:insideV w:val="single" w:color="auto" w:sz="4"/>
-        </w:tblBorders>
-      </w:tblPr>
-      <w:tblGrid>
-        <w:gridCol w:w="2340"/>
-        <w:gridCol w:w="2340"/>
-        <w:gridCol w:w="2340"/>
-        <w:gridCol w:w="2340"/>
-      </w:tblGrid>
-      <w:tr>
-        <w:tc>
-          <w:tcPr>
-            <w:tcW w:type="dxa" w:w="2340"/>
-            <w:tcBorders>
-              <w:top w:val="single" w:color="D5D3C8" w:sz="4"/>
-              <w:left w:val="single" w:color="D5D3C8" w:sz="4"/>
-              <w:bottom w:val="single" w:color="D5D3C8" w:sz="4"/>
-              <w:right w:val="single" w:color="D5D3C8" w:sz="4"/>
-            </w:tcBorders>
-            <w:shd w:fill="F8F6EF" w:color="auto" w:val="clear"/>
-            <w:tcMar>
-              <w:top w:type="dxa" w:w="80"/>
-              <w:left w:type="dxa" w:w="120"/>
-              <w:bottom w:type="dxa" w:w="80"/>
-              <w:right w:type="dxa" w:w="120"/>
-            </w:tcMar>
-            <w:vAlign w:val="top"/>
-          </w:tcPr>
-          <w:p>
-            <w:pPr>
-              <w:spacing w:after="0"/>
-              <w:jc w:val="center"/>
-            </w:pPr>
-            <w:r>
-              <w:rPr>
-                <w:rFonts w:ascii="Calibri" w:cs="Calibri" w:eastAsia="Calibri" w:hAnsi="Calibri"/>
-                <w:b/>
-                <w:bCs/>
-                <w:color w:val="2A2E3A"/>
-                <w:sz w:val="18"/>
-                <w:szCs w:val="18"/>
-              </w:rPr>
-              <w:t xml:space="preserve">Composite: 49</w:t>
-            </w:r>
-          </w:p>
-        </w:tc>
-        <w:tc>
-          <w:tcPr>
-            <w:tcW w:type="dxa" w:w="2340"/>
-            <w:tcBorders>
-              <w:top w:val="single" w:color="D5D3C8" w:sz="4"/>
-              <w:left w:val="single" w:color="D5D3C8" w:sz="4"/>
-              <w:bottom w:val="single" w:color="D5D3C8" w:sz="4"/>
-              <w:right w:val="single" w:color="D5D3C8" w:sz="4"/>
-            </w:tcBorders>
-            <w:shd w:fill="F8F6EF" w:color="auto" w:val="clear"/>
-            <w:tcMar>
-              <w:top w:type="dxa" w:w="80"/>
-              <w:left w:type="dxa" w:w="120"/>
-              <w:bottom w:type="dxa" w:w="80"/>
-              <w:right w:type="dxa" w:w="120"/>
-            </w:tcMar>
-            <w:vAlign w:val="top"/>
-          </w:tcPr>
-          <w:p>
-            <w:pPr>
-              <w:spacing w:after="0"/>
-              <w:jc w:val="center"/>
-            </w:pPr>
-            <w:r>
-              <w:rPr>
-                <w:rFonts w:ascii="Calibri" w:cs="Calibri" w:eastAsia="Calibri" w:hAnsi="Calibri"/>
-                <w:b w:val="false"/>
-                <w:bCs w:val="false"/>
-                <w:color w:val="2A2E3A"/>
-                <w:sz w:val="18"/>
-                <w:szCs w:val="18"/>
-              </w:rPr>
-              <w:t xml:space="preserve">Investability: 40</w:t>
-            </w:r>
-          </w:p>
-        </w:tc>
-        <w:tc>
-          <w:tcPr>
-            <w:tcW w:type="dxa" w:w="2340"/>
-            <w:tcBorders>
-              <w:top w:val="single" w:color="D5D3C8" w:sz="4"/>
-              <w:left w:val="single" w:color="D5D3C8" w:sz="4"/>
-              <w:bottom w:val="single" w:color="D5D3C8" w:sz="4"/>
-              <w:right w:val="single" w:color="D5D3C8" w:sz="4"/>
-            </w:tcBorders>
-            <w:shd w:fill="F8F6EF" w:color="auto" w:val="clear"/>
-            <w:tcMar>
-              <w:top w:type="dxa" w:w="80"/>
-              <w:left w:type="dxa" w:w="120"/>
-              <w:bottom w:type="dxa" w:w="80"/>
-              <w:right w:type="dxa" w:w="120"/>
-            </w:tcMar>
-            <w:vAlign w:val="top"/>
-          </w:tcPr>
-          <w:p>
-            <w:pPr>
-              <w:spacing w:after="0"/>
-              <w:jc w:val="center"/>
-            </w:pPr>
-            <w:r>
-              <w:rPr>
-                <w:rFonts w:ascii="Calibri" w:cs="Calibri" w:eastAsia="Calibri" w:hAnsi="Calibri"/>
-                <w:b w:val="false"/>
-                <w:bCs w:val="false"/>
-                <w:color w:val="2A2E3A"/>
-                <w:sz w:val="18"/>
-                <w:szCs w:val="18"/>
-              </w:rPr>
-              <w:t xml:space="preserve">UAE alignment: 58</w:t>
-            </w:r>
-          </w:p>
-        </w:tc>
-        <w:tc>
-          <w:tcPr>
-            <w:tcW w:type="dxa" w:w="2340"/>
-            <w:tcBorders>
-              <w:top w:val="single" w:color="D5D3C8" w:sz="4"/>
-              <w:left w:val="single" w:color="D5D3C8" w:sz="4"/>
-              <w:bottom w:val="single" w:color="D5D3C8" w:sz="4"/>
-              <w:right w:val="single" w:color="D5D3C8" w:sz="4"/>
-            </w:tcBorders>
-            <w:shd w:fill="F8F6EF" w:color="auto" w:val="clear"/>
-            <w:tcMar>
-              <w:top w:type="dxa" w:w="80"/>
-              <w:left w:type="dxa" w:w="120"/>
-              <w:bottom w:type="dxa" w:w="80"/>
-              <w:right w:type="dxa" w:w="120"/>
-            </w:tcMar>
-            <w:vAlign w:val="top"/>
-          </w:tcPr>
-          <w:p>
-            <w:pPr>
-              <w:spacing w:after="0"/>
-              <w:jc w:val="center"/>
-            </w:pPr>
-            <w:r>
-              <w:rPr>
-                <w:rFonts w:ascii="Calibri" w:cs="Calibri" w:eastAsia="Calibri" w:hAnsi="Calibri"/>
-                <w:b w:val="false"/>
-                <w:bCs w:val="false"/>
-                <w:color w:val="2A2E3A"/>
-                <w:sz w:val="18"/>
-                <w:szCs w:val="18"/>
-              </w:rPr>
-              <w:t xml:space="preserve">Signals: 1</w:t>
-            </w:r>
-          </w:p>
-        </w:tc>
-      </w:tr>
-    </w:tbl>
-    <w:p>
-      <w:pPr>
-        <w:spacing w:after="60" w:before="160"/>
-      </w:pPr>
-      <w:r>
-        <w:rPr>
-          <w:rFonts w:ascii="Calibri" w:cs="Calibri" w:eastAsia="Calibri" w:hAnsi="Calibri"/>
-          <w:b/>
-          <w:bCs/>
-          <w:color w:val="0E1E3F"/>
-          <w:sz w:val="20"/>
-          <w:szCs w:val="20"/>
-        </w:rPr>
-        <w:t xml:space="preserve">Sectors: </w:t>
-      </w:r>
-      <w:r>
-        <w:rPr>
-          <w:rFonts w:ascii="Calibri" w:cs="Calibri" w:eastAsia="Calibri" w:hAnsi="Calibri"/>
-          <w:color w:val="4A4D57"/>
-          <w:sz w:val="20"/>
-          <w:szCs w:val="20"/>
-        </w:rPr>
-        <w:t xml:space="preserve">Fintech, Real Estate</w:t>
-      </w:r>
-    </w:p>
-    <w:p>
-      <w:pPr>
-        <w:spacing w:after="60"/>
-      </w:pPr>
-      <w:r>
-        <w:rPr>
-          <w:rFonts w:ascii="Calibri" w:cs="Calibri" w:eastAsia="Calibri" w:hAnsi="Calibri"/>
-          <w:b/>
-          <w:bCs/>
-          <w:color w:val="0E1E3F"/>
-          <w:sz w:val="20"/>
-          <w:szCs w:val="20"/>
-        </w:rPr>
-        <w:t xml:space="preserve">Headquarters: </w:t>
-      </w:r>
-      <w:r>
-        <w:rPr>
-          <w:rFonts w:ascii="Calibri" w:cs="Calibri" w:eastAsia="Calibri" w:hAnsi="Calibri"/>
-          <w:color w:val="4A4D57"/>
-          <w:sz w:val="20"/>
-          <w:szCs w:val="20"/>
-        </w:rPr>
-        <w:t xml:space="preserve">Abu Dhabi, United Arab Emirates</w:t>
-      </w:r>
-    </w:p>
-    <w:p>
-      <w:pPr>
-        <w:spacing w:after="80" w:before="160"/>
-      </w:pPr>
-      <w:r>
-        <w:rPr>
-          <w:rFonts w:ascii="Calibri" w:cs="Calibri" w:eastAsia="Calibri" w:hAnsi="Calibri"/>
-          <w:b/>
-          <w:bCs/>
-          <w:color w:val="8C6B3D"/>
-          <w:spacing w:val="40"/>
-          <w:sz w:val="20"/>
-          <w:szCs w:val="20"/>
-        </w:rPr>
-        <w:t xml:space="preserve">Detected signals</w:t>
-      </w:r>
-    </w:p>
-    <w:tbl>
-      <w:tblPr>
-        <w:tblW w:type="dxa" w:w="9360"/>
-        <w:tblBorders>
-          <w:top w:val="single" w:color="auto" w:sz="4"/>
-          <w:left w:val="single" w:color="auto" w:sz="4"/>
-          <w:bottom w:val="single" w:color="auto" w:sz="4"/>
-          <w:right w:val="single" w:color="auto" w:sz="4"/>
-          <w:insideH w:val="single" w:color="auto" w:sz="4"/>
-          <w:insideV w:val="single" w:color="auto" w:sz="4"/>
-        </w:tblBorders>
-      </w:tblPr>
-      <w:tblGrid>
-        <w:gridCol w:w="1400"/>
-        <w:gridCol w:w="1200"/>
-        <w:gridCol w:w="4400"/>
-        <w:gridCol w:w="2360"/>
-      </w:tblGrid>
-      <w:tr>
-        <w:trPr>
-          <w:tblHeader/>
-        </w:trPr>
-        <w:tc>
-          <w:tcPr>
-            <w:tcW w:type="dxa" w:w="1400"/>
-            <w:tcBorders>
-              <w:top w:val="single" w:color="D5D3C8" w:sz="4"/>
-              <w:left w:val="single" w:color="D5D3C8" w:sz="4"/>
-              <w:bottom w:val="single" w:color="D5D3C8" w:sz="4"/>
-              <w:right w:val="single" w:color="D5D3C8" w:sz="4"/>
-            </w:tcBorders>
-            <w:shd w:fill="0E1E3F" w:color="auto" w:val="clear"/>
-            <w:tcMar>
-              <w:top w:type="dxa" w:w="80"/>
-              <w:left w:type="dxa" w:w="120"/>
-              <w:bottom w:type="dxa" w:w="80"/>
-              <w:right w:type="dxa" w:w="120"/>
-            </w:tcMar>
-            <w:vAlign w:val="top"/>
-          </w:tcPr>
-          <w:p>
-            <w:pPr>
-              <w:spacing w:after="0"/>
-              <w:jc w:val="left"/>
-            </w:pPr>
-            <w:r>
-              <w:rPr>
-                <w:rFonts w:ascii="Calibri" w:cs="Calibri" w:eastAsia="Calibri" w:hAnsi="Calibri"/>
-                <w:b/>
-                <w:bCs/>
-                <w:color w:val="FFFFFF"/>
-                <w:sz w:val="18"/>
-                <w:szCs w:val="18"/>
-              </w:rPr>
-              <w:t xml:space="preserve">Type</w:t>
-            </w:r>
-          </w:p>
-        </w:tc>
-        <w:tc>
-          <w:tcPr>
-            <w:tcW w:type="dxa" w:w="1200"/>
-            <w:tcBorders>
-              <w:top w:val="single" w:color="D5D3C8" w:sz="4"/>
-              <w:left w:val="single" w:color="D5D3C8" w:sz="4"/>
-              <w:bottom w:val="single" w:color="D5D3C8" w:sz="4"/>
-              <w:right w:val="single" w:color="D5D3C8" w:sz="4"/>
-            </w:tcBorders>
-            <w:shd w:fill="0E1E3F" w:color="auto" w:val="clear"/>
-            <w:tcMar>
-              <w:top w:type="dxa" w:w="80"/>
-              <w:left w:type="dxa" w:w="120"/>
-              <w:bottom w:type="dxa" w:w="80"/>
-              <w:right w:type="dxa" w:w="120"/>
-            </w:tcMar>
-            <w:vAlign w:val="top"/>
-          </w:tcPr>
-          <w:p>
-            <w:pPr>
-              <w:spacing w:after="0"/>
-              <w:jc w:val="center"/>
-            </w:pPr>
-            <w:r>
-              <w:rPr>
-                <w:rFonts w:ascii="Calibri" w:cs="Calibri" w:eastAsia="Calibri" w:hAnsi="Calibri"/>
-                <w:b/>
-                <w:bCs/>
-                <w:color w:val="FFFFFF"/>
-                <w:sz w:val="18"/>
-                <w:szCs w:val="18"/>
-              </w:rPr>
-              <w:t xml:space="preserve">Strength</w:t>
-            </w:r>
-          </w:p>
-        </w:tc>
-        <w:tc>
-          <w:tcPr>
-            <w:tcW w:type="dxa" w:w="4400"/>
-            <w:tcBorders>
-              <w:top w:val="single" w:color="D5D3C8" w:sz="4"/>
-              <w:left w:val="single" w:color="D5D3C8" w:sz="4"/>
-              <w:bottom w:val="single" w:color="D5D3C8" w:sz="4"/>
-              <w:right w:val="single" w:color="D5D3C8" w:sz="4"/>
-            </w:tcBorders>
-            <w:shd w:fill="0E1E3F" w:color="auto" w:val="clear"/>
-            <w:tcMar>
-              <w:top w:type="dxa" w:w="80"/>
-              <w:left w:type="dxa" w:w="120"/>
-              <w:bottom w:type="dxa" w:w="80"/>
-              <w:right w:type="dxa" w:w="120"/>
-            </w:tcMar>
-            <w:vAlign w:val="top"/>
-          </w:tcPr>
-          <w:p>
-            <w:pPr>
-              <w:spacing w:after="0"/>
-              <w:jc w:val="left"/>
-            </w:pPr>
-            <w:r>
-              <w:rPr>
-                <w:rFonts w:ascii="Calibri" w:cs="Calibri" w:eastAsia="Calibri" w:hAnsi="Calibri"/>
-                <w:b/>
-                <w:bCs/>
-                <w:color w:val="FFFFFF"/>
-                <w:sz w:val="18"/>
-                <w:szCs w:val="18"/>
-              </w:rPr>
-              <w:t xml:space="preserve">Headline</w:t>
-            </w:r>
-          </w:p>
-        </w:tc>
-        <w:tc>
-          <w:tcPr>
-            <w:tcW w:type="dxa" w:w="2360"/>
-            <w:tcBorders>
-              <w:top w:val="single" w:color="D5D3C8" w:sz="4"/>
-              <w:left w:val="single" w:color="D5D3C8" w:sz="4"/>
-              <w:bottom w:val="single" w:color="D5D3C8" w:sz="4"/>
-              <w:right w:val="single" w:color="D5D3C8" w:sz="4"/>
-            </w:tcBorders>
-            <w:shd w:fill="0E1E3F" w:color="auto" w:val="clear"/>
-            <w:tcMar>
-              <w:top w:type="dxa" w:w="80"/>
-              <w:left w:type="dxa" w:w="120"/>
-              <w:bottom w:type="dxa" w:w="80"/>
-              <w:right w:type="dxa" w:w="120"/>
-            </w:tcMar>
-            <w:vAlign w:val="top"/>
-          </w:tcPr>
-          <w:p>
-            <w:pPr>
-              <w:spacing w:after="0"/>
-              <w:jc w:val="left"/>
-            </w:pPr>
-            <w:r>
-              <w:rPr>
-                <w:rFonts w:ascii="Calibri" w:cs="Calibri" w:eastAsia="Calibri" w:hAnsi="Calibri"/>
-                <w:b/>
-                <w:bCs/>
-                <w:color w:val="FFFFFF"/>
-                <w:sz w:val="18"/>
-                <w:szCs w:val="18"/>
-              </w:rPr>
-              <w:t xml:space="preserve">Source</w:t>
-            </w:r>
-          </w:p>
-        </w:tc>
-      </w:tr>
-      <w:tr>
-        <w:tc>
-          <w:tcPr>
-            <w:tcW w:type="dxa" w:w="1400"/>
-            <w:tcBorders>
-              <w:top w:val="single" w:color="D5D3C8" w:sz="4"/>
-              <w:left w:val="single" w:color="D5D3C8" w:sz="4"/>
-              <w:bottom w:val="single" w:color="D5D3C8" w:sz="4"/>
-              <w:right w:val="single" w:color="D5D3C8" w:sz="4"/>
-            </w:tcBorders>
-            <w:tcMar>
-              <w:top w:type="dxa" w:w="80"/>
-              <w:left w:type="dxa" w:w="120"/>
-              <w:bottom w:type="dxa" w:w="80"/>
-              <w:right w:type="dxa" w:w="120"/>
-            </w:tcMar>
-            <w:vAlign w:val="top"/>
-          </w:tcPr>
-          <w:p>
-            <w:pPr>
-              <w:spacing w:after="0"/>
-              <w:jc w:val="left"/>
-            </w:pPr>
-            <w:r>
-              <w:rPr>
-                <w:rFonts w:ascii="Calibri" w:cs="Calibri" w:eastAsia="Calibri" w:hAnsi="Calibri"/>
-                <w:b w:val="false"/>
-                <w:bCs w:val="false"/>
-                <w:color w:val="2A2E3A"/>
-                <w:sz w:val="18"/>
-                <w:szCs w:val="18"/>
-              </w:rPr>
-              <w:t xml:space="preserve">Launch</w:t>
-            </w:r>
-          </w:p>
-        </w:tc>
-        <w:tc>
-          <w:tcPr>
-            <w:tcW w:type="dxa" w:w="1200"/>
-            <w:tcBorders>
-              <w:top w:val="single" w:color="D5D3C8" w:sz="4"/>
-              <w:left w:val="single" w:color="D5D3C8" w:sz="4"/>
-              <w:bottom w:val="single" w:color="D5D3C8" w:sz="4"/>
-              <w:right w:val="single" w:color="D5D3C8" w:sz="4"/>
-            </w:tcBorders>
-            <w:tcMar>
-              <w:top w:type="dxa" w:w="80"/>
-              <w:left w:type="dxa" w:w="120"/>
-              <w:bottom w:type="dxa" w:w="80"/>
-              <w:right w:type="dxa" w:w="120"/>
-            </w:tcMar>
-            <w:vAlign w:val="top"/>
-          </w:tcPr>
-          <w:p>
-            <w:pPr>
-              <w:spacing w:after="0"/>
-              <w:jc w:val="center"/>
-            </w:pPr>
-            <w:r>
-              <w:rPr>
-                <w:rFonts w:ascii="Calibri" w:cs="Calibri" w:eastAsia="Calibri" w:hAnsi="Calibri"/>
-                <w:b w:val="false"/>
-                <w:bCs w:val="false"/>
-                <w:color w:val="2A2E3A"/>
-                <w:sz w:val="18"/>
-                <w:szCs w:val="18"/>
-              </w:rPr>
-              <w:t xml:space="preserve">High</w:t>
-            </w:r>
-          </w:p>
-        </w:tc>
-        <w:tc>
-          <w:tcPr>
-            <w:tcW w:type="dxa" w:w="4400"/>
-            <w:tcBorders>
-              <w:top w:val="single" w:color="D5D3C8" w:sz="4"/>
-              <w:left w:val="single" w:color="D5D3C8" w:sz="4"/>
-              <w:bottom w:val="single" w:color="D5D3C8" w:sz="4"/>
-              <w:right w:val="single" w:color="D5D3C8" w:sz="4"/>
-            </w:tcBorders>
-            <w:tcMar>
-              <w:top w:type="dxa" w:w="80"/>
-              <w:left w:type="dxa" w:w="120"/>
-              <w:bottom w:type="dxa" w:w="80"/>
-              <w:right w:type="dxa" w:w="120"/>
-            </w:tcMar>
-            <w:vAlign w:val="top"/>
-          </w:tcPr>
-          <w:p>
-            <w:pPr>
-              <w:spacing w:after="0"/>
-              <w:jc w:val="left"/>
-            </w:pPr>
-            <w:r>
-              <w:rPr>
-                <w:rFonts w:ascii="Calibri" w:cs="Calibri" w:eastAsia="Calibri" w:hAnsi="Calibri"/>
-                <w:b w:val="false"/>
-                <w:bCs w:val="false"/>
-                <w:color w:val="2A2E3A"/>
-                <w:sz w:val="18"/>
-                <w:szCs w:val="18"/>
-              </w:rPr>
-              <w:t xml:space="preserve">Modon Real Estate launches final phase of Tara Park with flexible payment plan on Reem Island</w:t>
-            </w:r>
-          </w:p>
-        </w:tc>
-        <w:tc>
-          <w:tcPr>
-            <w:tcW w:type="dxa" w:w="2360"/>
-            <w:tcBorders>
-              <w:top w:val="single" w:color="D5D3C8" w:sz="4"/>
-              <w:left w:val="single" w:color="D5D3C8" w:sz="4"/>
-              <w:bottom w:val="single" w:color="D5D3C8" w:sz="4"/>
-              <w:right w:val="single" w:color="D5D3C8" w:sz="4"/>
-            </w:tcBorders>
-            <w:tcMar>
-              <w:top w:type="dxa" w:w="80"/>
-              <w:left w:type="dxa" w:w="120"/>
-              <w:bottom w:type="dxa" w:w="80"/>
-              <w:right w:type="dxa" w:w="120"/>
-            </w:tcMar>
-            <w:vAlign w:val="top"/>
-          </w:tcPr>
-          <w:p>
-            <w:pPr>
-              <w:spacing w:after="0"/>
-              <w:jc w:val="left"/>
-            </w:pPr>
-            <w:r>
-              <w:rPr>
-                <w:rFonts w:ascii="Calibri" w:cs="Calibri" w:eastAsia="Calibri" w:hAnsi="Calibri"/>
-                <w:b w:val="false"/>
-                <w:bCs w:val="false"/>
-                <w:color w:val="2A2E3A"/>
-                <w:sz w:val="18"/>
-                <w:szCs w:val="18"/>
-              </w:rPr>
-              <w:t xml:space="preserve">Economy Middle East</w:t>
-            </w:r>
-          </w:p>
-          <w:p>
-            <w:pPr>
-              <w:spacing w:after="0"/>
-              <w:jc w:val="left"/>
-            </w:pPr>
-            <w:r>
-              <w:rPr>
-                <w:rFonts w:ascii="Calibri" w:cs="Calibri" w:eastAsia="Calibri" w:hAnsi="Calibri"/>
-                <w:b w:val="false"/>
-                <w:bCs w:val="false"/>
-                <w:color w:val="2A2E3A"/>
-                <w:sz w:val="18"/>
-                <w:szCs w:val="18"/>
-              </w:rPr>
-              <w:t xml:space="preserve">https://economymiddleeast.com/news/modon-real-estate-launch…</w:t>
-            </w:r>
-          </w:p>
-        </w:tc>
-      </w:tr>
-    </w:tbl>
-    <w:p>
-      <w:pPr>
-        <w:pStyle w:val="Heading3"/>
-        <w:keepNext/>
-        <w:spacing w:after="80" w:before="300"/>
-      </w:pPr>
-      <w:r>
-        <w:rPr>
-          <w:rFonts w:ascii="Calibri" w:cs="Calibri" w:eastAsia="Calibri" w:hAnsi="Calibri"/>
-          <w:b/>
-          <w:bCs/>
-          <w:color w:val="0E1E3F"/>
-          <w:sz w:val="24"/>
-          <w:szCs w:val="24"/>
-        </w:rPr>
-        <w:t xml:space="preserve">13. ElGoat</w:t>
+        <w:t xml:space="preserve">8. ElGoat</w:t>
       </w:r>
     </w:p>
     <w:tbl>
@@ -13265,7 +10702,7 @@
           <w:sz w:val="24"/>
           <w:szCs w:val="24"/>
         </w:rPr>
-        <w:t xml:space="preserve">14. Frimex</w:t>
+        <w:t xml:space="preserve">9. Frimex</w:t>
       </w:r>
     </w:p>
     <w:tbl>
@@ -13842,7 +11279,7 @@
           <w:sz w:val="24"/>
           <w:szCs w:val="24"/>
         </w:rPr>
-        <w:t xml:space="preserve">15. Maison Safqa</w:t>
+        <w:t xml:space="preserve">10. Maison Safqa</w:t>
       </w:r>
     </w:p>
     <w:tbl>
@@ -14419,584 +11856,7 @@
           <w:sz w:val="24"/>
           <w:szCs w:val="24"/>
         </w:rPr>
-        <w:t xml:space="preserve">16. Joa Capital and other</w:t>
-      </w:r>
-    </w:p>
-    <w:tbl>
-      <w:tblPr>
-        <w:tblW w:type="dxa" w:w="9360"/>
-        <w:tblBorders>
-          <w:top w:val="single" w:color="auto" w:sz="4"/>
-          <w:left w:val="single" w:color="auto" w:sz="4"/>
-          <w:bottom w:val="single" w:color="auto" w:sz="4"/>
-          <w:right w:val="single" w:color="auto" w:sz="4"/>
-          <w:insideH w:val="single" w:color="auto" w:sz="4"/>
-          <w:insideV w:val="single" w:color="auto" w:sz="4"/>
-        </w:tblBorders>
-      </w:tblPr>
-      <w:tblGrid>
-        <w:gridCol w:w="2340"/>
-        <w:gridCol w:w="2340"/>
-        <w:gridCol w:w="2340"/>
-        <w:gridCol w:w="2340"/>
-      </w:tblGrid>
-      <w:tr>
-        <w:tc>
-          <w:tcPr>
-            <w:tcW w:type="dxa" w:w="2340"/>
-            <w:tcBorders>
-              <w:top w:val="single" w:color="D5D3C8" w:sz="4"/>
-              <w:left w:val="single" w:color="D5D3C8" w:sz="4"/>
-              <w:bottom w:val="single" w:color="D5D3C8" w:sz="4"/>
-              <w:right w:val="single" w:color="D5D3C8" w:sz="4"/>
-            </w:tcBorders>
-            <w:shd w:fill="F8F6EF" w:color="auto" w:val="clear"/>
-            <w:tcMar>
-              <w:top w:type="dxa" w:w="80"/>
-              <w:left w:type="dxa" w:w="120"/>
-              <w:bottom w:type="dxa" w:w="80"/>
-              <w:right w:type="dxa" w:w="120"/>
-            </w:tcMar>
-            <w:vAlign w:val="top"/>
-          </w:tcPr>
-          <w:p>
-            <w:pPr>
-              <w:spacing w:after="0"/>
-              <w:jc w:val="center"/>
-            </w:pPr>
-            <w:r>
-              <w:rPr>
-                <w:rFonts w:ascii="Calibri" w:cs="Calibri" w:eastAsia="Calibri" w:hAnsi="Calibri"/>
-                <w:b/>
-                <w:bCs/>
-                <w:color w:val="2A2E3A"/>
-                <w:sz w:val="18"/>
-                <w:szCs w:val="18"/>
-              </w:rPr>
-              <w:t xml:space="preserve">Composite: 46</w:t>
-            </w:r>
-          </w:p>
-        </w:tc>
-        <w:tc>
-          <w:tcPr>
-            <w:tcW w:type="dxa" w:w="2340"/>
-            <w:tcBorders>
-              <w:top w:val="single" w:color="D5D3C8" w:sz="4"/>
-              <w:left w:val="single" w:color="D5D3C8" w:sz="4"/>
-              <w:bottom w:val="single" w:color="D5D3C8" w:sz="4"/>
-              <w:right w:val="single" w:color="D5D3C8" w:sz="4"/>
-            </w:tcBorders>
-            <w:shd w:fill="F8F6EF" w:color="auto" w:val="clear"/>
-            <w:tcMar>
-              <w:top w:type="dxa" w:w="80"/>
-              <w:left w:type="dxa" w:w="120"/>
-              <w:bottom w:type="dxa" w:w="80"/>
-              <w:right w:type="dxa" w:w="120"/>
-            </w:tcMar>
-            <w:vAlign w:val="top"/>
-          </w:tcPr>
-          <w:p>
-            <w:pPr>
-              <w:spacing w:after="0"/>
-              <w:jc w:val="center"/>
-            </w:pPr>
-            <w:r>
-              <w:rPr>
-                <w:rFonts w:ascii="Calibri" w:cs="Calibri" w:eastAsia="Calibri" w:hAnsi="Calibri"/>
-                <w:b w:val="false"/>
-                <w:bCs w:val="false"/>
-                <w:color w:val="2A2E3A"/>
-                <w:sz w:val="18"/>
-                <w:szCs w:val="18"/>
-              </w:rPr>
-              <w:t xml:space="preserve">Investability: 47</w:t>
-            </w:r>
-          </w:p>
-        </w:tc>
-        <w:tc>
-          <w:tcPr>
-            <w:tcW w:type="dxa" w:w="2340"/>
-            <w:tcBorders>
-              <w:top w:val="single" w:color="D5D3C8" w:sz="4"/>
-              <w:left w:val="single" w:color="D5D3C8" w:sz="4"/>
-              <w:bottom w:val="single" w:color="D5D3C8" w:sz="4"/>
-              <w:right w:val="single" w:color="D5D3C8" w:sz="4"/>
-            </w:tcBorders>
-            <w:shd w:fill="F8F6EF" w:color="auto" w:val="clear"/>
-            <w:tcMar>
-              <w:top w:type="dxa" w:w="80"/>
-              <w:left w:type="dxa" w:w="120"/>
-              <w:bottom w:type="dxa" w:w="80"/>
-              <w:right w:type="dxa" w:w="120"/>
-            </w:tcMar>
-            <w:vAlign w:val="top"/>
-          </w:tcPr>
-          <w:p>
-            <w:pPr>
-              <w:spacing w:after="0"/>
-              <w:jc w:val="center"/>
-            </w:pPr>
-            <w:r>
-              <w:rPr>
-                <w:rFonts w:ascii="Calibri" w:cs="Calibri" w:eastAsia="Calibri" w:hAnsi="Calibri"/>
-                <w:b w:val="false"/>
-                <w:bCs w:val="false"/>
-                <w:color w:val="2A2E3A"/>
-                <w:sz w:val="18"/>
-                <w:szCs w:val="18"/>
-              </w:rPr>
-              <w:t xml:space="preserve">UAE alignment: 44</w:t>
-            </w:r>
-          </w:p>
-        </w:tc>
-        <w:tc>
-          <w:tcPr>
-            <w:tcW w:type="dxa" w:w="2340"/>
-            <w:tcBorders>
-              <w:top w:val="single" w:color="D5D3C8" w:sz="4"/>
-              <w:left w:val="single" w:color="D5D3C8" w:sz="4"/>
-              <w:bottom w:val="single" w:color="D5D3C8" w:sz="4"/>
-              <w:right w:val="single" w:color="D5D3C8" w:sz="4"/>
-            </w:tcBorders>
-            <w:shd w:fill="F8F6EF" w:color="auto" w:val="clear"/>
-            <w:tcMar>
-              <w:top w:type="dxa" w:w="80"/>
-              <w:left w:type="dxa" w:w="120"/>
-              <w:bottom w:type="dxa" w:w="80"/>
-              <w:right w:type="dxa" w:w="120"/>
-            </w:tcMar>
-            <w:vAlign w:val="top"/>
-          </w:tcPr>
-          <w:p>
-            <w:pPr>
-              <w:spacing w:after="0"/>
-              <w:jc w:val="center"/>
-            </w:pPr>
-            <w:r>
-              <w:rPr>
-                <w:rFonts w:ascii="Calibri" w:cs="Calibri" w:eastAsia="Calibri" w:hAnsi="Calibri"/>
-                <w:b w:val="false"/>
-                <w:bCs w:val="false"/>
-                <w:color w:val="2A2E3A"/>
-                <w:sz w:val="18"/>
-                <w:szCs w:val="18"/>
-              </w:rPr>
-              <w:t xml:space="preserve">Signals: 1</w:t>
-            </w:r>
-          </w:p>
-        </w:tc>
-      </w:tr>
-    </w:tbl>
-    <w:p>
-      <w:pPr>
-        <w:spacing w:after="60" w:before="160"/>
-      </w:pPr>
-      <w:r>
-        <w:rPr>
-          <w:rFonts w:ascii="Calibri" w:cs="Calibri" w:eastAsia="Calibri" w:hAnsi="Calibri"/>
-          <w:b/>
-          <w:bCs/>
-          <w:color w:val="0E1E3F"/>
-          <w:sz w:val="20"/>
-          <w:szCs w:val="20"/>
-        </w:rPr>
-        <w:t xml:space="preserve">Sectors: </w:t>
-      </w:r>
-      <w:r>
-        <w:rPr>
-          <w:rFonts w:ascii="Calibri" w:cs="Calibri" w:eastAsia="Calibri" w:hAnsi="Calibri"/>
-          <w:color w:val="4A4D57"/>
-          <w:sz w:val="20"/>
-          <w:szCs w:val="20"/>
-        </w:rPr>
-        <w:t xml:space="preserve">Logistics, E-commerce, Manufacturing</w:t>
-      </w:r>
-    </w:p>
-    <w:p>
-      <w:pPr>
-        <w:spacing w:after="60"/>
-      </w:pPr>
-      <w:r>
-        <w:rPr>
-          <w:rFonts w:ascii="Calibri" w:cs="Calibri" w:eastAsia="Calibri" w:hAnsi="Calibri"/>
-          <w:b/>
-          <w:bCs/>
-          <w:color w:val="0E1E3F"/>
-          <w:sz w:val="20"/>
-          <w:szCs w:val="20"/>
-        </w:rPr>
-        <w:t xml:space="preserve">Headquarters: </w:t>
-      </w:r>
-      <w:r>
-        <w:rPr>
-          <w:rFonts w:ascii="Calibri" w:cs="Calibri" w:eastAsia="Calibri" w:hAnsi="Calibri"/>
-          <w:color w:val="4A4D57"/>
-          <w:sz w:val="20"/>
-          <w:szCs w:val="20"/>
-        </w:rPr>
-        <w:t xml:space="preserve">Saudi Arabia</w:t>
-      </w:r>
-    </w:p>
-    <w:p>
-      <w:pPr>
-        <w:spacing w:after="80" w:before="160"/>
-      </w:pPr>
-      <w:r>
-        <w:rPr>
-          <w:rFonts w:ascii="Calibri" w:cs="Calibri" w:eastAsia="Calibri" w:hAnsi="Calibri"/>
-          <w:b/>
-          <w:bCs/>
-          <w:color w:val="8C6B3D"/>
-          <w:spacing w:val="40"/>
-          <w:sz w:val="20"/>
-          <w:szCs w:val="20"/>
-        </w:rPr>
-        <w:t xml:space="preserve">Detected signals</w:t>
-      </w:r>
-    </w:p>
-    <w:tbl>
-      <w:tblPr>
-        <w:tblW w:type="dxa" w:w="9360"/>
-        <w:tblBorders>
-          <w:top w:val="single" w:color="auto" w:sz="4"/>
-          <w:left w:val="single" w:color="auto" w:sz="4"/>
-          <w:bottom w:val="single" w:color="auto" w:sz="4"/>
-          <w:right w:val="single" w:color="auto" w:sz="4"/>
-          <w:insideH w:val="single" w:color="auto" w:sz="4"/>
-          <w:insideV w:val="single" w:color="auto" w:sz="4"/>
-        </w:tblBorders>
-      </w:tblPr>
-      <w:tblGrid>
-        <w:gridCol w:w="1400"/>
-        <w:gridCol w:w="1200"/>
-        <w:gridCol w:w="4400"/>
-        <w:gridCol w:w="2360"/>
-      </w:tblGrid>
-      <w:tr>
-        <w:trPr>
-          <w:tblHeader/>
-        </w:trPr>
-        <w:tc>
-          <w:tcPr>
-            <w:tcW w:type="dxa" w:w="1400"/>
-            <w:tcBorders>
-              <w:top w:val="single" w:color="D5D3C8" w:sz="4"/>
-              <w:left w:val="single" w:color="D5D3C8" w:sz="4"/>
-              <w:bottom w:val="single" w:color="D5D3C8" w:sz="4"/>
-              <w:right w:val="single" w:color="D5D3C8" w:sz="4"/>
-            </w:tcBorders>
-            <w:shd w:fill="0E1E3F" w:color="auto" w:val="clear"/>
-            <w:tcMar>
-              <w:top w:type="dxa" w:w="80"/>
-              <w:left w:type="dxa" w:w="120"/>
-              <w:bottom w:type="dxa" w:w="80"/>
-              <w:right w:type="dxa" w:w="120"/>
-            </w:tcMar>
-            <w:vAlign w:val="top"/>
-          </w:tcPr>
-          <w:p>
-            <w:pPr>
-              <w:spacing w:after="0"/>
-              <w:jc w:val="left"/>
-            </w:pPr>
-            <w:r>
-              <w:rPr>
-                <w:rFonts w:ascii="Calibri" w:cs="Calibri" w:eastAsia="Calibri" w:hAnsi="Calibri"/>
-                <w:b/>
-                <w:bCs/>
-                <w:color w:val="FFFFFF"/>
-                <w:sz w:val="18"/>
-                <w:szCs w:val="18"/>
-              </w:rPr>
-              <w:t xml:space="preserve">Type</w:t>
-            </w:r>
-          </w:p>
-        </w:tc>
-        <w:tc>
-          <w:tcPr>
-            <w:tcW w:type="dxa" w:w="1200"/>
-            <w:tcBorders>
-              <w:top w:val="single" w:color="D5D3C8" w:sz="4"/>
-              <w:left w:val="single" w:color="D5D3C8" w:sz="4"/>
-              <w:bottom w:val="single" w:color="D5D3C8" w:sz="4"/>
-              <w:right w:val="single" w:color="D5D3C8" w:sz="4"/>
-            </w:tcBorders>
-            <w:shd w:fill="0E1E3F" w:color="auto" w:val="clear"/>
-            <w:tcMar>
-              <w:top w:type="dxa" w:w="80"/>
-              <w:left w:type="dxa" w:w="120"/>
-              <w:bottom w:type="dxa" w:w="80"/>
-              <w:right w:type="dxa" w:w="120"/>
-            </w:tcMar>
-            <w:vAlign w:val="top"/>
-          </w:tcPr>
-          <w:p>
-            <w:pPr>
-              <w:spacing w:after="0"/>
-              <w:jc w:val="center"/>
-            </w:pPr>
-            <w:r>
-              <w:rPr>
-                <w:rFonts w:ascii="Calibri" w:cs="Calibri" w:eastAsia="Calibri" w:hAnsi="Calibri"/>
-                <w:b/>
-                <w:bCs/>
-                <w:color w:val="FFFFFF"/>
-                <w:sz w:val="18"/>
-                <w:szCs w:val="18"/>
-              </w:rPr>
-              <w:t xml:space="preserve">Strength</w:t>
-            </w:r>
-          </w:p>
-        </w:tc>
-        <w:tc>
-          <w:tcPr>
-            <w:tcW w:type="dxa" w:w="4400"/>
-            <w:tcBorders>
-              <w:top w:val="single" w:color="D5D3C8" w:sz="4"/>
-              <w:left w:val="single" w:color="D5D3C8" w:sz="4"/>
-              <w:bottom w:val="single" w:color="D5D3C8" w:sz="4"/>
-              <w:right w:val="single" w:color="D5D3C8" w:sz="4"/>
-            </w:tcBorders>
-            <w:shd w:fill="0E1E3F" w:color="auto" w:val="clear"/>
-            <w:tcMar>
-              <w:top w:type="dxa" w:w="80"/>
-              <w:left w:type="dxa" w:w="120"/>
-              <w:bottom w:type="dxa" w:w="80"/>
-              <w:right w:type="dxa" w:w="120"/>
-            </w:tcMar>
-            <w:vAlign w:val="top"/>
-          </w:tcPr>
-          <w:p>
-            <w:pPr>
-              <w:spacing w:after="0"/>
-              <w:jc w:val="left"/>
-            </w:pPr>
-            <w:r>
-              <w:rPr>
-                <w:rFonts w:ascii="Calibri" w:cs="Calibri" w:eastAsia="Calibri" w:hAnsi="Calibri"/>
-                <w:b/>
-                <w:bCs/>
-                <w:color w:val="FFFFFF"/>
-                <w:sz w:val="18"/>
-                <w:szCs w:val="18"/>
-              </w:rPr>
-              <w:t xml:space="preserve">Headline</w:t>
-            </w:r>
-          </w:p>
-        </w:tc>
-        <w:tc>
-          <w:tcPr>
-            <w:tcW w:type="dxa" w:w="2360"/>
-            <w:tcBorders>
-              <w:top w:val="single" w:color="D5D3C8" w:sz="4"/>
-              <w:left w:val="single" w:color="D5D3C8" w:sz="4"/>
-              <w:bottom w:val="single" w:color="D5D3C8" w:sz="4"/>
-              <w:right w:val="single" w:color="D5D3C8" w:sz="4"/>
-            </w:tcBorders>
-            <w:shd w:fill="0E1E3F" w:color="auto" w:val="clear"/>
-            <w:tcMar>
-              <w:top w:type="dxa" w:w="80"/>
-              <w:left w:type="dxa" w:w="120"/>
-              <w:bottom w:type="dxa" w:w="80"/>
-              <w:right w:type="dxa" w:w="120"/>
-            </w:tcMar>
-            <w:vAlign w:val="top"/>
-          </w:tcPr>
-          <w:p>
-            <w:pPr>
-              <w:spacing w:after="0"/>
-              <w:jc w:val="left"/>
-            </w:pPr>
-            <w:r>
-              <w:rPr>
-                <w:rFonts w:ascii="Calibri" w:cs="Calibri" w:eastAsia="Calibri" w:hAnsi="Calibri"/>
-                <w:b/>
-                <w:bCs/>
-                <w:color w:val="FFFFFF"/>
-                <w:sz w:val="18"/>
-                <w:szCs w:val="18"/>
-              </w:rPr>
-              <w:t xml:space="preserve">Source</w:t>
-            </w:r>
-          </w:p>
-        </w:tc>
-      </w:tr>
-      <w:tr>
-        <w:tc>
-          <w:tcPr>
-            <w:tcW w:type="dxa" w:w="1400"/>
-            <w:tcBorders>
-              <w:top w:val="single" w:color="D5D3C8" w:sz="4"/>
-              <w:left w:val="single" w:color="D5D3C8" w:sz="4"/>
-              <w:bottom w:val="single" w:color="D5D3C8" w:sz="4"/>
-              <w:right w:val="single" w:color="D5D3C8" w:sz="4"/>
-            </w:tcBorders>
-            <w:tcMar>
-              <w:top w:type="dxa" w:w="80"/>
-              <w:left w:type="dxa" w:w="120"/>
-              <w:bottom w:type="dxa" w:w="80"/>
-              <w:right w:type="dxa" w:w="120"/>
-            </w:tcMar>
-            <w:vAlign w:val="top"/>
-          </w:tcPr>
-          <w:p>
-            <w:pPr>
-              <w:spacing w:after="0"/>
-              <w:jc w:val="left"/>
-            </w:pPr>
-            <w:r>
-              <w:rPr>
-                <w:rFonts w:ascii="Calibri" w:cs="Calibri" w:eastAsia="Calibri" w:hAnsi="Calibri"/>
-                <w:b w:val="false"/>
-                <w:bCs w:val="false"/>
-                <w:color w:val="2A2E3A"/>
-                <w:sz w:val="18"/>
-                <w:szCs w:val="18"/>
-              </w:rPr>
-              <w:t xml:space="preserve">Funding</w:t>
-            </w:r>
-          </w:p>
-        </w:tc>
-        <w:tc>
-          <w:tcPr>
-            <w:tcW w:type="dxa" w:w="1200"/>
-            <w:tcBorders>
-              <w:top w:val="single" w:color="D5D3C8" w:sz="4"/>
-              <w:left w:val="single" w:color="D5D3C8" w:sz="4"/>
-              <w:bottom w:val="single" w:color="D5D3C8" w:sz="4"/>
-              <w:right w:val="single" w:color="D5D3C8" w:sz="4"/>
-            </w:tcBorders>
-            <w:tcMar>
-              <w:top w:type="dxa" w:w="80"/>
-              <w:left w:type="dxa" w:w="120"/>
-              <w:bottom w:type="dxa" w:w="80"/>
-              <w:right w:type="dxa" w:w="120"/>
-            </w:tcMar>
-            <w:vAlign w:val="top"/>
-          </w:tcPr>
-          <w:p>
-            <w:pPr>
-              <w:spacing w:after="0"/>
-              <w:jc w:val="center"/>
-            </w:pPr>
-            <w:r>
-              <w:rPr>
-                <w:rFonts w:ascii="Calibri" w:cs="Calibri" w:eastAsia="Calibri" w:hAnsi="Calibri"/>
-                <w:b w:val="false"/>
-                <w:bCs w:val="false"/>
-                <w:color w:val="2A2E3A"/>
-                <w:sz w:val="18"/>
-                <w:szCs w:val="18"/>
-              </w:rPr>
-              <w:t xml:space="preserve">High</w:t>
-            </w:r>
-          </w:p>
-        </w:tc>
-        <w:tc>
-          <w:tcPr>
-            <w:tcW w:type="dxa" w:w="4400"/>
-            <w:tcBorders>
-              <w:top w:val="single" w:color="D5D3C8" w:sz="4"/>
-              <w:left w:val="single" w:color="D5D3C8" w:sz="4"/>
-              <w:bottom w:val="single" w:color="D5D3C8" w:sz="4"/>
-              <w:right w:val="single" w:color="D5D3C8" w:sz="4"/>
-            </w:tcBorders>
-            <w:tcMar>
-              <w:top w:type="dxa" w:w="80"/>
-              <w:left w:type="dxa" w:w="120"/>
-              <w:bottom w:type="dxa" w:w="80"/>
-              <w:right w:type="dxa" w:w="120"/>
-            </w:tcMar>
-            <w:vAlign w:val="top"/>
-          </w:tcPr>
-          <w:p>
-            <w:pPr>
-              <w:spacing w:after="0"/>
-              <w:jc w:val="left"/>
-            </w:pPr>
-            <w:r>
-              <w:rPr>
-                <w:rFonts w:ascii="Calibri" w:cs="Calibri" w:eastAsia="Calibri" w:hAnsi="Calibri"/>
-                <w:b w:val="false"/>
-                <w:bCs w:val="false"/>
-                <w:color w:val="2A2E3A"/>
-                <w:sz w:val="18"/>
-                <w:szCs w:val="18"/>
-              </w:rPr>
-              <w:t xml:space="preserve">Aya closes $7 million Series A to scale on-demand fashion model</w:t>
-            </w:r>
-          </w:p>
-        </w:tc>
-        <w:tc>
-          <w:tcPr>
-            <w:tcW w:type="dxa" w:w="2360"/>
-            <w:tcBorders>
-              <w:top w:val="single" w:color="D5D3C8" w:sz="4"/>
-              <w:left w:val="single" w:color="D5D3C8" w:sz="4"/>
-              <w:bottom w:val="single" w:color="D5D3C8" w:sz="4"/>
-              <w:right w:val="single" w:color="D5D3C8" w:sz="4"/>
-            </w:tcBorders>
-            <w:tcMar>
-              <w:top w:type="dxa" w:w="80"/>
-              <w:left w:type="dxa" w:w="120"/>
-              <w:bottom w:type="dxa" w:w="80"/>
-              <w:right w:type="dxa" w:w="120"/>
-            </w:tcMar>
-            <w:vAlign w:val="top"/>
-          </w:tcPr>
-          <w:p>
-            <w:pPr>
-              <w:spacing w:after="0"/>
-              <w:jc w:val="left"/>
-            </w:pPr>
-            <w:r>
-              <w:rPr>
-                <w:rFonts w:ascii="Calibri" w:cs="Calibri" w:eastAsia="Calibri" w:hAnsi="Calibri"/>
-                <w:b w:val="false"/>
-                <w:bCs w:val="false"/>
-                <w:color w:val="2A2E3A"/>
-                <w:sz w:val="18"/>
-                <w:szCs w:val="18"/>
-              </w:rPr>
-              <w:t xml:space="preserve">Wamda</w:t>
-            </w:r>
-          </w:p>
-          <w:p>
-            <w:pPr>
-              <w:spacing w:after="0"/>
-              <w:jc w:val="left"/>
-            </w:pPr>
-            <w:r>
-              <w:rPr>
-                <w:rFonts w:ascii="Calibri" w:cs="Calibri" w:eastAsia="Calibri" w:hAnsi="Calibri"/>
-                <w:b w:val="false"/>
-                <w:bCs w:val="false"/>
-                <w:color w:val="2A2E3A"/>
-                <w:sz w:val="18"/>
-                <w:szCs w:val="18"/>
-              </w:rPr>
-              <w:t xml:space="preserve">http://wamda.com/2026/04/aya-closes-7-million-series-a-scal…</w:t>
-            </w:r>
-          </w:p>
-        </w:tc>
-      </w:tr>
-    </w:tbl>
-    <w:p>
-      <w:pPr>
-        <w:pStyle w:val="Heading3"/>
-        <w:keepNext/>
-        <w:spacing w:after="80" w:before="300"/>
-      </w:pPr>
-      <w:r>
-        <w:rPr>
-          <w:rFonts w:ascii="Calibri" w:cs="Calibri" w:eastAsia="Calibri" w:hAnsi="Calibri"/>
-          <w:b/>
-          <w:bCs/>
-          <w:color w:val="0E1E3F"/>
-          <w:sz w:val="24"/>
-          <w:szCs w:val="24"/>
-        </w:rPr>
-        <w:t xml:space="preserve">17. Lucky</w:t>
+        <w:t xml:space="preserve">11. Lucky</w:t>
       </w:r>
     </w:p>
     <w:tbl>
@@ -15736,7 +12596,7 @@
           <w:sz w:val="24"/>
           <w:szCs w:val="24"/>
         </w:rPr>
-        <w:t xml:space="preserve">18. Mudflap</w:t>
+        <w:t xml:space="preserve">12. Mudflap</w:t>
       </w:r>
     </w:p>
     <w:tbl>
@@ -16313,7 +13173,7 @@
           <w:sz w:val="24"/>
           <w:szCs w:val="24"/>
         </w:rPr>
-        <w:t xml:space="preserve">19. Replit</w:t>
+        <w:t xml:space="preserve">13. Replit</w:t>
       </w:r>
     </w:p>
     <w:tbl>
@@ -16890,7 +13750,7 @@
           <w:sz w:val="24"/>
           <w:szCs w:val="24"/>
         </w:rPr>
-        <w:t xml:space="preserve">20. Falak</w:t>
+        <w:t xml:space="preserve">14. Falak</w:t>
       </w:r>
     </w:p>
     <w:tbl>
@@ -17467,7 +14327,7 @@
           <w:sz w:val="24"/>
           <w:szCs w:val="24"/>
         </w:rPr>
-        <w:t xml:space="preserve">21. Kernel</w:t>
+        <w:t xml:space="preserve">15. Kernel</w:t>
       </w:r>
     </w:p>
     <w:tbl>
@@ -18044,7 +14904,7 @@
           <w:sz w:val="24"/>
           <w:szCs w:val="24"/>
         </w:rPr>
-        <w:t xml:space="preserve">22. Edafa</w:t>
+        <w:t xml:space="preserve">16. Edafa</w:t>
       </w:r>
     </w:p>
     <w:tbl>
@@ -18621,7 +15481,7 @@
           <w:sz w:val="24"/>
           <w:szCs w:val="24"/>
         </w:rPr>
-        <w:t xml:space="preserve">23. Cyclex in six-figure deal Saudi-Egyptian</w:t>
+        <w:t xml:space="preserve">17. Okta</w:t>
       </w:r>
     </w:p>
     <w:tbl>
@@ -18675,7 +15535,7 @@
                 <w:sz w:val="18"/>
                 <w:szCs w:val="18"/>
               </w:rPr>
-              <w:t xml:space="preserve">Composite: 45</w:t>
+              <w:t xml:space="preserve">Composite: 44</w:t>
             </w:r>
           </w:p>
         </w:tc>
@@ -18711,7 +15571,7 @@
                 <w:sz w:val="18"/>
                 <w:szCs w:val="18"/>
               </w:rPr>
-              <w:t xml:space="preserve">Investability: 44</w:t>
+              <w:t xml:space="preserve">Investability: 58</w:t>
             </w:r>
           </w:p>
         </w:tc>
@@ -18747,7 +15607,7 @@
                 <w:sz w:val="18"/>
                 <w:szCs w:val="18"/>
               </w:rPr>
-              <w:t xml:space="preserve">UAE alignment: 45</w:t>
+              <w:t xml:space="preserve">UAE alignment: 29</w:t>
             </w:r>
           </w:p>
         </w:tc>
@@ -18811,7 +15671,7 @@
           <w:sz w:val="20"/>
           <w:szCs w:val="20"/>
         </w:rPr>
-        <w:t xml:space="preserve">Cleantech, Logistics</w:t>
+        <w:t xml:space="preserve">AI, Logistics, Manufacturing</w:t>
       </w:r>
     </w:p>
     <w:p>
@@ -18836,7 +15696,7 @@
           <w:sz w:val="20"/>
           <w:szCs w:val="20"/>
         </w:rPr>
-        <w:t xml:space="preserve">Saudi Arabia</w:t>
+        <w:t xml:space="preserve">New York, United States</w:t>
       </w:r>
     </w:p>
     <w:p>
@@ -19055,7 +15915,7 @@
                 <w:sz w:val="18"/>
                 <w:szCs w:val="18"/>
               </w:rPr>
-              <w:t xml:space="preserve">M&amp;A</w:t>
+              <w:t xml:space="preserve">Expansion</w:t>
             </w:r>
           </w:p>
         </w:tc>
@@ -19090,7 +15950,7 @@
                 <w:sz w:val="18"/>
                 <w:szCs w:val="18"/>
               </w:rPr>
-              <w:t xml:space="preserve">High</w:t>
+              <w:t xml:space="preserve">Medium</w:t>
             </w:r>
           </w:p>
         </w:tc>
@@ -19125,7 +15985,7 @@
                 <w:sz w:val="18"/>
                 <w:szCs w:val="18"/>
               </w:rPr>
-              <w:t xml:space="preserve">Edafa Venture acquires Egypt&amp;#039;s Cyclex in six-figure deal</w:t>
+              <w:t xml:space="preserve">Okta's CEO is betting big on AI agent identity</w:t>
             </w:r>
           </w:p>
         </w:tc>
@@ -19160,24 +16020,24 @@
                 <w:sz w:val="18"/>
                 <w:szCs w:val="18"/>
               </w:rPr>
-              <w:t xml:space="preserve">Wamda</w:t>
-            </w:r>
-          </w:p>
-          <w:p>
-            <w:pPr>
-              <w:spacing w:after="0"/>
-              <w:jc w:val="left"/>
-            </w:pPr>
-            <w:r>
-              <w:rPr>
-                <w:rFonts w:ascii="Calibri" w:cs="Calibri" w:eastAsia="Calibri" w:hAnsi="Calibri"/>
-                <w:b w:val="false"/>
-                <w:bCs w:val="false"/>
-                <w:color w:val="2A2E3A"/>
-                <w:sz w:val="18"/>
-                <w:szCs w:val="18"/>
-              </w:rPr>
-              <w:t xml:space="preserve">http://wamda.com/2026/04/edafa-venture-acquires-egypt-cycle…</w:t>
+              <w:t xml:space="preserve">Decoder with Nilay Patel</w:t>
+            </w:r>
+          </w:p>
+          <w:p>
+            <w:pPr>
+              <w:spacing w:after="0"/>
+              <w:jc w:val="left"/>
+            </w:pPr>
+            <w:r>
+              <w:rPr>
+                <w:rFonts w:ascii="Calibri" w:cs="Calibri" w:eastAsia="Calibri" w:hAnsi="Calibri"/>
+                <w:b w:val="false"/>
+                <w:bCs w:val="false"/>
+                <w:color w:val="2A2E3A"/>
+                <w:sz w:val="18"/>
+                <w:szCs w:val="18"/>
+              </w:rPr>
+              <w:t xml:space="preserve">c295f09c-a938-11f0-a3e7-97e8e0fa8897</w:t>
             </w:r>
           </w:p>
         </w:tc>
@@ -19198,7 +16058,7 @@
           <w:sz w:val="24"/>
           <w:szCs w:val="24"/>
         </w:rPr>
-        <w:t xml:space="preserve">24. Cyclex in six-figure deal Saudi-Egyptian</w:t>
+        <w:t xml:space="preserve">18. Sufra AI</w:t>
       </w:r>
     </w:p>
     <w:tbl>
@@ -19252,7 +16112,7 @@
                 <w:sz w:val="18"/>
                 <w:szCs w:val="18"/>
               </w:rPr>
-              <w:t xml:space="preserve">Composite: 45</w:t>
+              <w:t xml:space="preserve">Composite: 43</w:t>
             </w:r>
           </w:p>
         </w:tc>
@@ -19288,7 +16148,7 @@
                 <w:sz w:val="18"/>
                 <w:szCs w:val="18"/>
               </w:rPr>
-              <w:t xml:space="preserve">Investability: 44</w:t>
+              <w:t xml:space="preserve">Investability: 41</w:t>
             </w:r>
           </w:p>
         </w:tc>
@@ -19324,7 +16184,7 @@
                 <w:sz w:val="18"/>
                 <w:szCs w:val="18"/>
               </w:rPr>
-              <w:t xml:space="preserve">UAE alignment: 45</w:t>
+              <w:t xml:space="preserve">UAE alignment: 46</w:t>
             </w:r>
           </w:p>
         </w:tc>
@@ -19388,7 +16248,7 @@
           <w:sz w:val="20"/>
           <w:szCs w:val="20"/>
         </w:rPr>
-        <w:t xml:space="preserve">Cleantech, Logistics</w:t>
+        <w:t xml:space="preserve">Fintech, AI, Logistics</w:t>
       </w:r>
     </w:p>
     <w:p>
@@ -19413,7 +16273,7 @@
           <w:sz w:val="20"/>
           <w:szCs w:val="20"/>
         </w:rPr>
-        <w:t xml:space="preserve">Saudi Arabia</w:t>
+        <w:t xml:space="preserve">Qatar</w:t>
       </w:r>
     </w:p>
     <w:p>
@@ -19632,7 +16492,7 @@
                 <w:sz w:val="18"/>
                 <w:szCs w:val="18"/>
               </w:rPr>
-              <w:t xml:space="preserve">M&amp;A</w:t>
+              <w:t xml:space="preserve">Funding</w:t>
             </w:r>
           </w:p>
         </w:tc>
@@ -19667,7 +16527,7 @@
                 <w:sz w:val="18"/>
                 <w:szCs w:val="18"/>
               </w:rPr>
-              <w:t xml:space="preserve">High</w:t>
+              <w:t xml:space="preserve">Medium</w:t>
             </w:r>
           </w:p>
         </w:tc>
@@ -19702,7 +16562,7 @@
                 <w:sz w:val="18"/>
                 <w:szCs w:val="18"/>
               </w:rPr>
-              <w:t xml:space="preserve">Edafa Venture acquires Egypt&amp;#039;s Cyclex in six-figure deal</w:t>
+              <w:t xml:space="preserve">Sufra AI secures $100K from Snoonu as Startup Factory launches</w:t>
             </w:r>
           </w:p>
         </w:tc>
@@ -19754,7 +16614,7 @@
                 <w:sz w:val="18"/>
                 <w:szCs w:val="18"/>
               </w:rPr>
-              <w:t xml:space="preserve">http://wamda.com/2026/04/edafa-venture-acquires-egypt-cycle…</w:t>
+              <w:t xml:space="preserve">http://wamda.com/2026/04/sufra-ai-secures-100k-snoonu-start…</w:t>
             </w:r>
           </w:p>
         </w:tc>
@@ -19775,7 +16635,7 @@
           <w:sz w:val="24"/>
           <w:szCs w:val="24"/>
         </w:rPr>
-        <w:t xml:space="preserve">25. Edafa</w:t>
+        <w:t xml:space="preserve">19. Christine Romans</w:t>
       </w:r>
     </w:p>
     <w:tbl>
@@ -19829,7 +16689,7 @@
                 <w:sz w:val="18"/>
                 <w:szCs w:val="18"/>
               </w:rPr>
-              <w:t xml:space="preserve">Composite: 45</w:t>
+              <w:t xml:space="preserve">Composite: 43</w:t>
             </w:r>
           </w:p>
         </w:tc>
@@ -19865,7 +16725,7 @@
                 <w:sz w:val="18"/>
                 <w:szCs w:val="18"/>
               </w:rPr>
-              <w:t xml:space="preserve">Investability: 44</w:t>
+              <w:t xml:space="preserve">Investability: 41</w:t>
             </w:r>
           </w:p>
         </w:tc>
@@ -19965,7 +16825,7 @@
           <w:sz w:val="20"/>
           <w:szCs w:val="20"/>
         </w:rPr>
-        <w:t xml:space="preserve">Cleantech, Logistics</w:t>
+        <w:t xml:space="preserve">Energy</w:t>
       </w:r>
     </w:p>
     <w:p>
@@ -19990,7 +16850,7 @@
           <w:sz w:val="20"/>
           <w:szCs w:val="20"/>
         </w:rPr>
-        <w:t xml:space="preserve">Saudi Arabia</w:t>
+        <w:t xml:space="preserve">Oman</w:t>
       </w:r>
     </w:p>
     <w:p>
@@ -20209,7 +17069,7 @@
                 <w:sz w:val="18"/>
                 <w:szCs w:val="18"/>
               </w:rPr>
-              <w:t xml:space="preserve">M&amp;A</w:t>
+              <w:t xml:space="preserve">Expansion</w:t>
             </w:r>
           </w:p>
         </w:tc>
@@ -20244,6 +17104,1160 @@
                 <w:sz w:val="18"/>
                 <w:szCs w:val="18"/>
               </w:rPr>
+              <w:t xml:space="preserve">Medium</w:t>
+            </w:r>
+          </w:p>
+        </w:tc>
+        <w:tc>
+          <w:tcPr>
+            <w:tcW w:type="dxa" w:w="4400"/>
+            <w:tcBorders>
+              <w:top w:val="single" w:color="D5D3C8" w:sz="4"/>
+              <w:left w:val="single" w:color="D5D3C8" w:sz="4"/>
+              <w:bottom w:val="single" w:color="D5D3C8" w:sz="4"/>
+              <w:right w:val="single" w:color="D5D3C8" w:sz="4"/>
+            </w:tcBorders>
+            <w:tcMar>
+              <w:top w:type="dxa" w:w="80"/>
+              <w:left w:type="dxa" w:w="120"/>
+              <w:bottom w:type="dxa" w:w="80"/>
+              <w:right w:type="dxa" w:w="120"/>
+            </w:tcMar>
+            <w:vAlign w:val="top"/>
+          </w:tcPr>
+          <w:p>
+            <w:pPr>
+              <w:spacing w:after="0"/>
+              <w:jc w:val="left"/>
+            </w:pPr>
+            <w:r>
+              <w:rPr>
+                <w:rFonts w:ascii="Calibri" w:cs="Calibri" w:eastAsia="Calibri" w:hAnsi="Calibri"/>
+                <w:b w:val="false"/>
+                <w:bCs w:val="false"/>
+                <w:color w:val="2A2E3A"/>
+                <w:sz w:val="18"/>
+                <w:szCs w:val="18"/>
+              </w:rPr>
+              <w:t xml:space="preserve">Markets Rally on Wall Street Amid Hope for End of War in Iran</w:t>
+            </w:r>
+          </w:p>
+        </w:tc>
+        <w:tc>
+          <w:tcPr>
+            <w:tcW w:type="dxa" w:w="2360"/>
+            <w:tcBorders>
+              <w:top w:val="single" w:color="D5D3C8" w:sz="4"/>
+              <w:left w:val="single" w:color="D5D3C8" w:sz="4"/>
+              <w:bottom w:val="single" w:color="D5D3C8" w:sz="4"/>
+              <w:right w:val="single" w:color="D5D3C8" w:sz="4"/>
+            </w:tcBorders>
+            <w:tcMar>
+              <w:top w:type="dxa" w:w="80"/>
+              <w:left w:type="dxa" w:w="120"/>
+              <w:bottom w:type="dxa" w:w="80"/>
+              <w:right w:type="dxa" w:w="120"/>
+            </w:tcMar>
+            <w:vAlign w:val="top"/>
+          </w:tcPr>
+          <w:p>
+            <w:pPr>
+              <w:spacing w:after="0"/>
+              <w:jc w:val="left"/>
+            </w:pPr>
+            <w:r>
+              <w:rPr>
+                <w:rFonts w:ascii="Calibri" w:cs="Calibri" w:eastAsia="Calibri" w:hAnsi="Calibri"/>
+                <w:b w:val="false"/>
+                <w:bCs w:val="false"/>
+                <w:color w:val="2A2E3A"/>
+                <w:sz w:val="18"/>
+                <w:szCs w:val="18"/>
+              </w:rPr>
+              <w:t xml:space="preserve">NBC News · Business</w:t>
+            </w:r>
+          </w:p>
+          <w:p>
+            <w:pPr>
+              <w:spacing w:after="0"/>
+              <w:jc w:val="left"/>
+            </w:pPr>
+            <w:r>
+              <w:rPr>
+                <w:rFonts w:ascii="Calibri" w:cs="Calibri" w:eastAsia="Calibri" w:hAnsi="Calibri"/>
+                <w:b w:val="false"/>
+                <w:bCs w:val="false"/>
+                <w:color w:val="2A2E3A"/>
+                <w:sz w:val="18"/>
+                <w:szCs w:val="18"/>
+              </w:rPr>
+              <w:t xml:space="preserve">https://www.today.com/video/treasury-secretary-suggests-us-…</w:t>
+            </w:r>
+          </w:p>
+        </w:tc>
+      </w:tr>
+    </w:tbl>
+    <w:p>
+      <w:pPr>
+        <w:pStyle w:val="Heading3"/>
+        <w:keepNext/>
+        <w:spacing w:after="80" w:before="300"/>
+      </w:pPr>
+      <w:r>
+        <w:rPr>
+          <w:rFonts w:ascii="Calibri" w:cs="Calibri" w:eastAsia="Calibri" w:hAnsi="Calibri"/>
+          <w:b/>
+          <w:bCs/>
+          <w:color w:val="0E1E3F"/>
+          <w:sz w:val="24"/>
+          <w:szCs w:val="24"/>
+        </w:rPr>
+        <w:t xml:space="preserve">20. Planetree</w:t>
+      </w:r>
+    </w:p>
+    <w:tbl>
+      <w:tblPr>
+        <w:tblW w:type="dxa" w:w="9360"/>
+        <w:tblBorders>
+          <w:top w:val="single" w:color="auto" w:sz="4"/>
+          <w:left w:val="single" w:color="auto" w:sz="4"/>
+          <w:bottom w:val="single" w:color="auto" w:sz="4"/>
+          <w:right w:val="single" w:color="auto" w:sz="4"/>
+          <w:insideH w:val="single" w:color="auto" w:sz="4"/>
+          <w:insideV w:val="single" w:color="auto" w:sz="4"/>
+        </w:tblBorders>
+      </w:tblPr>
+      <w:tblGrid>
+        <w:gridCol w:w="2340"/>
+        <w:gridCol w:w="2340"/>
+        <w:gridCol w:w="2340"/>
+        <w:gridCol w:w="2340"/>
+      </w:tblGrid>
+      <w:tr>
+        <w:tc>
+          <w:tcPr>
+            <w:tcW w:type="dxa" w:w="2340"/>
+            <w:tcBorders>
+              <w:top w:val="single" w:color="D5D3C8" w:sz="4"/>
+              <w:left w:val="single" w:color="D5D3C8" w:sz="4"/>
+              <w:bottom w:val="single" w:color="D5D3C8" w:sz="4"/>
+              <w:right w:val="single" w:color="D5D3C8" w:sz="4"/>
+            </w:tcBorders>
+            <w:shd w:fill="F8F6EF" w:color="auto" w:val="clear"/>
+            <w:tcMar>
+              <w:top w:type="dxa" w:w="80"/>
+              <w:left w:type="dxa" w:w="120"/>
+              <w:bottom w:type="dxa" w:w="80"/>
+              <w:right w:type="dxa" w:w="120"/>
+            </w:tcMar>
+            <w:vAlign w:val="top"/>
+          </w:tcPr>
+          <w:p>
+            <w:pPr>
+              <w:spacing w:after="0"/>
+              <w:jc w:val="center"/>
+            </w:pPr>
+            <w:r>
+              <w:rPr>
+                <w:rFonts w:ascii="Calibri" w:cs="Calibri" w:eastAsia="Calibri" w:hAnsi="Calibri"/>
+                <w:b/>
+                <w:bCs/>
+                <w:color w:val="2A2E3A"/>
+                <w:sz w:val="18"/>
+                <w:szCs w:val="18"/>
+              </w:rPr>
+              <w:t xml:space="preserve">Composite: 42</w:t>
+            </w:r>
+          </w:p>
+        </w:tc>
+        <w:tc>
+          <w:tcPr>
+            <w:tcW w:type="dxa" w:w="2340"/>
+            <w:tcBorders>
+              <w:top w:val="single" w:color="D5D3C8" w:sz="4"/>
+              <w:left w:val="single" w:color="D5D3C8" w:sz="4"/>
+              <w:bottom w:val="single" w:color="D5D3C8" w:sz="4"/>
+              <w:right w:val="single" w:color="D5D3C8" w:sz="4"/>
+            </w:tcBorders>
+            <w:shd w:fill="F8F6EF" w:color="auto" w:val="clear"/>
+            <w:tcMar>
+              <w:top w:type="dxa" w:w="80"/>
+              <w:left w:type="dxa" w:w="120"/>
+              <w:bottom w:type="dxa" w:w="80"/>
+              <w:right w:type="dxa" w:w="120"/>
+            </w:tcMar>
+            <w:vAlign w:val="top"/>
+          </w:tcPr>
+          <w:p>
+            <w:pPr>
+              <w:spacing w:after="0"/>
+              <w:jc w:val="center"/>
+            </w:pPr>
+            <w:r>
+              <w:rPr>
+                <w:rFonts w:ascii="Calibri" w:cs="Calibri" w:eastAsia="Calibri" w:hAnsi="Calibri"/>
+                <w:b w:val="false"/>
+                <w:bCs w:val="false"/>
+                <w:color w:val="2A2E3A"/>
+                <w:sz w:val="18"/>
+                <w:szCs w:val="18"/>
+              </w:rPr>
+              <w:t xml:space="preserve">Investability: 40</w:t>
+            </w:r>
+          </w:p>
+        </w:tc>
+        <w:tc>
+          <w:tcPr>
+            <w:tcW w:type="dxa" w:w="2340"/>
+            <w:tcBorders>
+              <w:top w:val="single" w:color="D5D3C8" w:sz="4"/>
+              <w:left w:val="single" w:color="D5D3C8" w:sz="4"/>
+              <w:bottom w:val="single" w:color="D5D3C8" w:sz="4"/>
+              <w:right w:val="single" w:color="D5D3C8" w:sz="4"/>
+            </w:tcBorders>
+            <w:shd w:fill="F8F6EF" w:color="auto" w:val="clear"/>
+            <w:tcMar>
+              <w:top w:type="dxa" w:w="80"/>
+              <w:left w:type="dxa" w:w="120"/>
+              <w:bottom w:type="dxa" w:w="80"/>
+              <w:right w:type="dxa" w:w="120"/>
+            </w:tcMar>
+            <w:vAlign w:val="top"/>
+          </w:tcPr>
+          <w:p>
+            <w:pPr>
+              <w:spacing w:after="0"/>
+              <w:jc w:val="center"/>
+            </w:pPr>
+            <w:r>
+              <w:rPr>
+                <w:rFonts w:ascii="Calibri" w:cs="Calibri" w:eastAsia="Calibri" w:hAnsi="Calibri"/>
+                <w:b w:val="false"/>
+                <w:bCs w:val="false"/>
+                <w:color w:val="2A2E3A"/>
+                <w:sz w:val="18"/>
+                <w:szCs w:val="18"/>
+              </w:rPr>
+              <w:t xml:space="preserve">UAE alignment: 45</w:t>
+            </w:r>
+          </w:p>
+        </w:tc>
+        <w:tc>
+          <w:tcPr>
+            <w:tcW w:type="dxa" w:w="2340"/>
+            <w:tcBorders>
+              <w:top w:val="single" w:color="D5D3C8" w:sz="4"/>
+              <w:left w:val="single" w:color="D5D3C8" w:sz="4"/>
+              <w:bottom w:val="single" w:color="D5D3C8" w:sz="4"/>
+              <w:right w:val="single" w:color="D5D3C8" w:sz="4"/>
+            </w:tcBorders>
+            <w:shd w:fill="F8F6EF" w:color="auto" w:val="clear"/>
+            <w:tcMar>
+              <w:top w:type="dxa" w:w="80"/>
+              <w:left w:type="dxa" w:w="120"/>
+              <w:bottom w:type="dxa" w:w="80"/>
+              <w:right w:type="dxa" w:w="120"/>
+            </w:tcMar>
+            <w:vAlign w:val="top"/>
+          </w:tcPr>
+          <w:p>
+            <w:pPr>
+              <w:spacing w:after="0"/>
+              <w:jc w:val="center"/>
+            </w:pPr>
+            <w:r>
+              <w:rPr>
+                <w:rFonts w:ascii="Calibri" w:cs="Calibri" w:eastAsia="Calibri" w:hAnsi="Calibri"/>
+                <w:b w:val="false"/>
+                <w:bCs w:val="false"/>
+                <w:color w:val="2A2E3A"/>
+                <w:sz w:val="18"/>
+                <w:szCs w:val="18"/>
+              </w:rPr>
+              <w:t xml:space="preserve">Signals: 1</w:t>
+            </w:r>
+          </w:p>
+        </w:tc>
+      </w:tr>
+    </w:tbl>
+    <w:p>
+      <w:pPr>
+        <w:spacing w:after="60" w:before="160"/>
+      </w:pPr>
+      <w:r>
+        <w:rPr>
+          <w:rFonts w:ascii="Calibri" w:cs="Calibri" w:eastAsia="Calibri" w:hAnsi="Calibri"/>
+          <w:b/>
+          <w:bCs/>
+          <w:color w:val="0E1E3F"/>
+          <w:sz w:val="20"/>
+          <w:szCs w:val="20"/>
+        </w:rPr>
+        <w:t xml:space="preserve">Sectors: </w:t>
+      </w:r>
+      <w:r>
+        <w:rPr>
+          <w:rFonts w:ascii="Calibri" w:cs="Calibri" w:eastAsia="Calibri" w:hAnsi="Calibri"/>
+          <w:color w:val="4A4D57"/>
+          <w:sz w:val="20"/>
+          <w:szCs w:val="20"/>
+        </w:rPr>
+        <w:t xml:space="preserve">Healthcare, Energy</w:t>
+      </w:r>
+    </w:p>
+    <w:p>
+      <w:pPr>
+        <w:spacing w:after="60"/>
+      </w:pPr>
+      <w:r>
+        <w:rPr>
+          <w:rFonts w:ascii="Calibri" w:cs="Calibri" w:eastAsia="Calibri" w:hAnsi="Calibri"/>
+          <w:b/>
+          <w:bCs/>
+          <w:color w:val="0E1E3F"/>
+          <w:sz w:val="20"/>
+          <w:szCs w:val="20"/>
+        </w:rPr>
+        <w:t xml:space="preserve">Headquarters: </w:t>
+      </w:r>
+      <w:r>
+        <w:rPr>
+          <w:rFonts w:ascii="Calibri" w:cs="Calibri" w:eastAsia="Calibri" w:hAnsi="Calibri"/>
+          <w:color w:val="4A4D57"/>
+          <w:sz w:val="20"/>
+          <w:szCs w:val="20"/>
+        </w:rPr>
+        <w:t xml:space="preserve">Jeddah, Saudi Arabia</w:t>
+      </w:r>
+    </w:p>
+    <w:p>
+      <w:pPr>
+        <w:spacing w:after="80" w:before="160"/>
+      </w:pPr>
+      <w:r>
+        <w:rPr>
+          <w:rFonts w:ascii="Calibri" w:cs="Calibri" w:eastAsia="Calibri" w:hAnsi="Calibri"/>
+          <w:b/>
+          <w:bCs/>
+          <w:color w:val="8C6B3D"/>
+          <w:spacing w:val="40"/>
+          <w:sz w:val="20"/>
+          <w:szCs w:val="20"/>
+        </w:rPr>
+        <w:t xml:space="preserve">Detected signals</w:t>
+      </w:r>
+    </w:p>
+    <w:tbl>
+      <w:tblPr>
+        <w:tblW w:type="dxa" w:w="9360"/>
+        <w:tblBorders>
+          <w:top w:val="single" w:color="auto" w:sz="4"/>
+          <w:left w:val="single" w:color="auto" w:sz="4"/>
+          <w:bottom w:val="single" w:color="auto" w:sz="4"/>
+          <w:right w:val="single" w:color="auto" w:sz="4"/>
+          <w:insideH w:val="single" w:color="auto" w:sz="4"/>
+          <w:insideV w:val="single" w:color="auto" w:sz="4"/>
+        </w:tblBorders>
+      </w:tblPr>
+      <w:tblGrid>
+        <w:gridCol w:w="1400"/>
+        <w:gridCol w:w="1200"/>
+        <w:gridCol w:w="4400"/>
+        <w:gridCol w:w="2360"/>
+      </w:tblGrid>
+      <w:tr>
+        <w:trPr>
+          <w:tblHeader/>
+        </w:trPr>
+        <w:tc>
+          <w:tcPr>
+            <w:tcW w:type="dxa" w:w="1400"/>
+            <w:tcBorders>
+              <w:top w:val="single" w:color="D5D3C8" w:sz="4"/>
+              <w:left w:val="single" w:color="D5D3C8" w:sz="4"/>
+              <w:bottom w:val="single" w:color="D5D3C8" w:sz="4"/>
+              <w:right w:val="single" w:color="D5D3C8" w:sz="4"/>
+            </w:tcBorders>
+            <w:shd w:fill="0E1E3F" w:color="auto" w:val="clear"/>
+            <w:tcMar>
+              <w:top w:type="dxa" w:w="80"/>
+              <w:left w:type="dxa" w:w="120"/>
+              <w:bottom w:type="dxa" w:w="80"/>
+              <w:right w:type="dxa" w:w="120"/>
+            </w:tcMar>
+            <w:vAlign w:val="top"/>
+          </w:tcPr>
+          <w:p>
+            <w:pPr>
+              <w:spacing w:after="0"/>
+              <w:jc w:val="left"/>
+            </w:pPr>
+            <w:r>
+              <w:rPr>
+                <w:rFonts w:ascii="Calibri" w:cs="Calibri" w:eastAsia="Calibri" w:hAnsi="Calibri"/>
+                <w:b/>
+                <w:bCs/>
+                <w:color w:val="FFFFFF"/>
+                <w:sz w:val="18"/>
+                <w:szCs w:val="18"/>
+              </w:rPr>
+              <w:t xml:space="preserve">Type</w:t>
+            </w:r>
+          </w:p>
+        </w:tc>
+        <w:tc>
+          <w:tcPr>
+            <w:tcW w:type="dxa" w:w="1200"/>
+            <w:tcBorders>
+              <w:top w:val="single" w:color="D5D3C8" w:sz="4"/>
+              <w:left w:val="single" w:color="D5D3C8" w:sz="4"/>
+              <w:bottom w:val="single" w:color="D5D3C8" w:sz="4"/>
+              <w:right w:val="single" w:color="D5D3C8" w:sz="4"/>
+            </w:tcBorders>
+            <w:shd w:fill="0E1E3F" w:color="auto" w:val="clear"/>
+            <w:tcMar>
+              <w:top w:type="dxa" w:w="80"/>
+              <w:left w:type="dxa" w:w="120"/>
+              <w:bottom w:type="dxa" w:w="80"/>
+              <w:right w:type="dxa" w:w="120"/>
+            </w:tcMar>
+            <w:vAlign w:val="top"/>
+          </w:tcPr>
+          <w:p>
+            <w:pPr>
+              <w:spacing w:after="0"/>
+              <w:jc w:val="center"/>
+            </w:pPr>
+            <w:r>
+              <w:rPr>
+                <w:rFonts w:ascii="Calibri" w:cs="Calibri" w:eastAsia="Calibri" w:hAnsi="Calibri"/>
+                <w:b/>
+                <w:bCs/>
+                <w:color w:val="FFFFFF"/>
+                <w:sz w:val="18"/>
+                <w:szCs w:val="18"/>
+              </w:rPr>
+              <w:t xml:space="preserve">Strength</w:t>
+            </w:r>
+          </w:p>
+        </w:tc>
+        <w:tc>
+          <w:tcPr>
+            <w:tcW w:type="dxa" w:w="4400"/>
+            <w:tcBorders>
+              <w:top w:val="single" w:color="D5D3C8" w:sz="4"/>
+              <w:left w:val="single" w:color="D5D3C8" w:sz="4"/>
+              <w:bottom w:val="single" w:color="D5D3C8" w:sz="4"/>
+              <w:right w:val="single" w:color="D5D3C8" w:sz="4"/>
+            </w:tcBorders>
+            <w:shd w:fill="0E1E3F" w:color="auto" w:val="clear"/>
+            <w:tcMar>
+              <w:top w:type="dxa" w:w="80"/>
+              <w:left w:type="dxa" w:w="120"/>
+              <w:bottom w:type="dxa" w:w="80"/>
+              <w:right w:type="dxa" w:w="120"/>
+            </w:tcMar>
+            <w:vAlign w:val="top"/>
+          </w:tcPr>
+          <w:p>
+            <w:pPr>
+              <w:spacing w:after="0"/>
+              <w:jc w:val="left"/>
+            </w:pPr>
+            <w:r>
+              <w:rPr>
+                <w:rFonts w:ascii="Calibri" w:cs="Calibri" w:eastAsia="Calibri" w:hAnsi="Calibri"/>
+                <w:b/>
+                <w:bCs/>
+                <w:color w:val="FFFFFF"/>
+                <w:sz w:val="18"/>
+                <w:szCs w:val="18"/>
+              </w:rPr>
+              <w:t xml:space="preserve">Headline</w:t>
+            </w:r>
+          </w:p>
+        </w:tc>
+        <w:tc>
+          <w:tcPr>
+            <w:tcW w:type="dxa" w:w="2360"/>
+            <w:tcBorders>
+              <w:top w:val="single" w:color="D5D3C8" w:sz="4"/>
+              <w:left w:val="single" w:color="D5D3C8" w:sz="4"/>
+              <w:bottom w:val="single" w:color="D5D3C8" w:sz="4"/>
+              <w:right w:val="single" w:color="D5D3C8" w:sz="4"/>
+            </w:tcBorders>
+            <w:shd w:fill="0E1E3F" w:color="auto" w:val="clear"/>
+            <w:tcMar>
+              <w:top w:type="dxa" w:w="80"/>
+              <w:left w:type="dxa" w:w="120"/>
+              <w:bottom w:type="dxa" w:w="80"/>
+              <w:right w:type="dxa" w:w="120"/>
+            </w:tcMar>
+            <w:vAlign w:val="top"/>
+          </w:tcPr>
+          <w:p>
+            <w:pPr>
+              <w:spacing w:after="0"/>
+              <w:jc w:val="left"/>
+            </w:pPr>
+            <w:r>
+              <w:rPr>
+                <w:rFonts w:ascii="Calibri" w:cs="Calibri" w:eastAsia="Calibri" w:hAnsi="Calibri"/>
+                <w:b/>
+                <w:bCs/>
+                <w:color w:val="FFFFFF"/>
+                <w:sz w:val="18"/>
+                <w:szCs w:val="18"/>
+              </w:rPr>
+              <w:t xml:space="preserve">Source</w:t>
+            </w:r>
+          </w:p>
+        </w:tc>
+      </w:tr>
+      <w:tr>
+        <w:tc>
+          <w:tcPr>
+            <w:tcW w:type="dxa" w:w="1400"/>
+            <w:tcBorders>
+              <w:top w:val="single" w:color="D5D3C8" w:sz="4"/>
+              <w:left w:val="single" w:color="D5D3C8" w:sz="4"/>
+              <w:bottom w:val="single" w:color="D5D3C8" w:sz="4"/>
+              <w:right w:val="single" w:color="D5D3C8" w:sz="4"/>
+            </w:tcBorders>
+            <w:tcMar>
+              <w:top w:type="dxa" w:w="80"/>
+              <w:left w:type="dxa" w:w="120"/>
+              <w:bottom w:type="dxa" w:w="80"/>
+              <w:right w:type="dxa" w:w="120"/>
+            </w:tcMar>
+            <w:vAlign w:val="top"/>
+          </w:tcPr>
+          <w:p>
+            <w:pPr>
+              <w:spacing w:after="0"/>
+              <w:jc w:val="left"/>
+            </w:pPr>
+            <w:r>
+              <w:rPr>
+                <w:rFonts w:ascii="Calibri" w:cs="Calibri" w:eastAsia="Calibri" w:hAnsi="Calibri"/>
+                <w:b w:val="false"/>
+                <w:bCs w:val="false"/>
+                <w:color w:val="2A2E3A"/>
+                <w:sz w:val="18"/>
+                <w:szCs w:val="18"/>
+              </w:rPr>
+              <w:t xml:space="preserve">Partnership</w:t>
+            </w:r>
+          </w:p>
+        </w:tc>
+        <w:tc>
+          <w:tcPr>
+            <w:tcW w:type="dxa" w:w="1200"/>
+            <w:tcBorders>
+              <w:top w:val="single" w:color="D5D3C8" w:sz="4"/>
+              <w:left w:val="single" w:color="D5D3C8" w:sz="4"/>
+              <w:bottom w:val="single" w:color="D5D3C8" w:sz="4"/>
+              <w:right w:val="single" w:color="D5D3C8" w:sz="4"/>
+            </w:tcBorders>
+            <w:tcMar>
+              <w:top w:type="dxa" w:w="80"/>
+              <w:left w:type="dxa" w:w="120"/>
+              <w:bottom w:type="dxa" w:w="80"/>
+              <w:right w:type="dxa" w:w="120"/>
+            </w:tcMar>
+            <w:vAlign w:val="top"/>
+          </w:tcPr>
+          <w:p>
+            <w:pPr>
+              <w:spacing w:after="0"/>
+              <w:jc w:val="center"/>
+            </w:pPr>
+            <w:r>
+              <w:rPr>
+                <w:rFonts w:ascii="Calibri" w:cs="Calibri" w:eastAsia="Calibri" w:hAnsi="Calibri"/>
+                <w:b w:val="false"/>
+                <w:bCs w:val="false"/>
+                <w:color w:val="2A2E3A"/>
+                <w:sz w:val="18"/>
+                <w:szCs w:val="18"/>
+              </w:rPr>
+              <w:t xml:space="preserve">Medium</w:t>
+            </w:r>
+          </w:p>
+        </w:tc>
+        <w:tc>
+          <w:tcPr>
+            <w:tcW w:type="dxa" w:w="4400"/>
+            <w:tcBorders>
+              <w:top w:val="single" w:color="D5D3C8" w:sz="4"/>
+              <w:left w:val="single" w:color="D5D3C8" w:sz="4"/>
+              <w:bottom w:val="single" w:color="D5D3C8" w:sz="4"/>
+              <w:right w:val="single" w:color="D5D3C8" w:sz="4"/>
+            </w:tcBorders>
+            <w:tcMar>
+              <w:top w:type="dxa" w:w="80"/>
+              <w:left w:type="dxa" w:w="120"/>
+              <w:bottom w:type="dxa" w:w="80"/>
+              <w:right w:type="dxa" w:w="120"/>
+            </w:tcMar>
+            <w:vAlign w:val="top"/>
+          </w:tcPr>
+          <w:p>
+            <w:pPr>
+              <w:spacing w:after="0"/>
+              <w:jc w:val="left"/>
+            </w:pPr>
+            <w:r>
+              <w:rPr>
+                <w:rFonts w:ascii="Calibri" w:cs="Calibri" w:eastAsia="Calibri" w:hAnsi="Calibri"/>
+                <w:b w:val="false"/>
+                <w:bCs w:val="false"/>
+                <w:color w:val="2A2E3A"/>
+                <w:sz w:val="18"/>
+                <w:szCs w:val="18"/>
+              </w:rPr>
+              <w:t xml:space="preserve">Dr. Soliman Fakeeh Hospital in Jeddah achieves Planetree Gold certification for person-centered care</w:t>
+            </w:r>
+          </w:p>
+        </w:tc>
+        <w:tc>
+          <w:tcPr>
+            <w:tcW w:type="dxa" w:w="2360"/>
+            <w:tcBorders>
+              <w:top w:val="single" w:color="D5D3C8" w:sz="4"/>
+              <w:left w:val="single" w:color="D5D3C8" w:sz="4"/>
+              <w:bottom w:val="single" w:color="D5D3C8" w:sz="4"/>
+              <w:right w:val="single" w:color="D5D3C8" w:sz="4"/>
+            </w:tcBorders>
+            <w:tcMar>
+              <w:top w:type="dxa" w:w="80"/>
+              <w:left w:type="dxa" w:w="120"/>
+              <w:bottom w:type="dxa" w:w="80"/>
+              <w:right w:type="dxa" w:w="120"/>
+            </w:tcMar>
+            <w:vAlign w:val="top"/>
+          </w:tcPr>
+          <w:p>
+            <w:pPr>
+              <w:spacing w:after="0"/>
+              <w:jc w:val="left"/>
+            </w:pPr>
+            <w:r>
+              <w:rPr>
+                <w:rFonts w:ascii="Calibri" w:cs="Calibri" w:eastAsia="Calibri" w:hAnsi="Calibri"/>
+                <w:b w:val="false"/>
+                <w:bCs w:val="false"/>
+                <w:color w:val="2A2E3A"/>
+                <w:sz w:val="18"/>
+                <w:szCs w:val="18"/>
+              </w:rPr>
+              <w:t xml:space="preserve">Saudi Gazette Business</w:t>
+            </w:r>
+          </w:p>
+          <w:p>
+            <w:pPr>
+              <w:spacing w:after="0"/>
+              <w:jc w:val="left"/>
+            </w:pPr>
+            <w:r>
+              <w:rPr>
+                <w:rFonts w:ascii="Calibri" w:cs="Calibri" w:eastAsia="Calibri" w:hAnsi="Calibri"/>
+                <w:b w:val="false"/>
+                <w:bCs w:val="false"/>
+                <w:color w:val="2A2E3A"/>
+                <w:sz w:val="18"/>
+                <w:szCs w:val="18"/>
+              </w:rPr>
+              <w:t xml:space="preserve">https://saudigazette.com.sa/article/660560/business/dr-soli…</w:t>
+            </w:r>
+          </w:p>
+        </w:tc>
+      </w:tr>
+    </w:tbl>
+    <w:p>
+      <w:pPr>
+        <w:pStyle w:val="Heading3"/>
+        <w:keepNext/>
+        <w:spacing w:after="80" w:before="300"/>
+      </w:pPr>
+      <w:r>
+        <w:rPr>
+          <w:rFonts w:ascii="Calibri" w:cs="Calibri" w:eastAsia="Calibri" w:hAnsi="Calibri"/>
+          <w:b/>
+          <w:bCs/>
+          <w:color w:val="0E1E3F"/>
+          <w:sz w:val="24"/>
+          <w:szCs w:val="24"/>
+        </w:rPr>
+        <w:t xml:space="preserve">21. Loop</w:t>
+      </w:r>
+    </w:p>
+    <w:tbl>
+      <w:tblPr>
+        <w:tblW w:type="dxa" w:w="9360"/>
+        <w:tblBorders>
+          <w:top w:val="single" w:color="auto" w:sz="4"/>
+          <w:left w:val="single" w:color="auto" w:sz="4"/>
+          <w:bottom w:val="single" w:color="auto" w:sz="4"/>
+          <w:right w:val="single" w:color="auto" w:sz="4"/>
+          <w:insideH w:val="single" w:color="auto" w:sz="4"/>
+          <w:insideV w:val="single" w:color="auto" w:sz="4"/>
+        </w:tblBorders>
+      </w:tblPr>
+      <w:tblGrid>
+        <w:gridCol w:w="2340"/>
+        <w:gridCol w:w="2340"/>
+        <w:gridCol w:w="2340"/>
+        <w:gridCol w:w="2340"/>
+      </w:tblGrid>
+      <w:tr>
+        <w:tc>
+          <w:tcPr>
+            <w:tcW w:type="dxa" w:w="2340"/>
+            <w:tcBorders>
+              <w:top w:val="single" w:color="D5D3C8" w:sz="4"/>
+              <w:left w:val="single" w:color="D5D3C8" w:sz="4"/>
+              <w:bottom w:val="single" w:color="D5D3C8" w:sz="4"/>
+              <w:right w:val="single" w:color="D5D3C8" w:sz="4"/>
+            </w:tcBorders>
+            <w:shd w:fill="F8F6EF" w:color="auto" w:val="clear"/>
+            <w:tcMar>
+              <w:top w:type="dxa" w:w="80"/>
+              <w:left w:type="dxa" w:w="120"/>
+              <w:bottom w:type="dxa" w:w="80"/>
+              <w:right w:type="dxa" w:w="120"/>
+            </w:tcMar>
+            <w:vAlign w:val="top"/>
+          </w:tcPr>
+          <w:p>
+            <w:pPr>
+              <w:spacing w:after="0"/>
+              <w:jc w:val="center"/>
+            </w:pPr>
+            <w:r>
+              <w:rPr>
+                <w:rFonts w:ascii="Calibri" w:cs="Calibri" w:eastAsia="Calibri" w:hAnsi="Calibri"/>
+                <w:b/>
+                <w:bCs/>
+                <w:color w:val="2A2E3A"/>
+                <w:sz w:val="18"/>
+                <w:szCs w:val="18"/>
+              </w:rPr>
+              <w:t xml:space="preserve">Composite: 42</w:t>
+            </w:r>
+          </w:p>
+        </w:tc>
+        <w:tc>
+          <w:tcPr>
+            <w:tcW w:type="dxa" w:w="2340"/>
+            <w:tcBorders>
+              <w:top w:val="single" w:color="D5D3C8" w:sz="4"/>
+              <w:left w:val="single" w:color="D5D3C8" w:sz="4"/>
+              <w:bottom w:val="single" w:color="D5D3C8" w:sz="4"/>
+              <w:right w:val="single" w:color="D5D3C8" w:sz="4"/>
+            </w:tcBorders>
+            <w:shd w:fill="F8F6EF" w:color="auto" w:val="clear"/>
+            <w:tcMar>
+              <w:top w:type="dxa" w:w="80"/>
+              <w:left w:type="dxa" w:w="120"/>
+              <w:bottom w:type="dxa" w:w="80"/>
+              <w:right w:type="dxa" w:w="120"/>
+            </w:tcMar>
+            <w:vAlign w:val="top"/>
+          </w:tcPr>
+          <w:p>
+            <w:pPr>
+              <w:spacing w:after="0"/>
+              <w:jc w:val="center"/>
+            </w:pPr>
+            <w:r>
+              <w:rPr>
+                <w:rFonts w:ascii="Calibri" w:cs="Calibri" w:eastAsia="Calibri" w:hAnsi="Calibri"/>
+                <w:b w:val="false"/>
+                <w:bCs w:val="false"/>
+                <w:color w:val="2A2E3A"/>
+                <w:sz w:val="18"/>
+                <w:szCs w:val="18"/>
+              </w:rPr>
+              <w:t xml:space="preserve">Investability: 55</w:t>
+            </w:r>
+          </w:p>
+        </w:tc>
+        <w:tc>
+          <w:tcPr>
+            <w:tcW w:type="dxa" w:w="2340"/>
+            <w:tcBorders>
+              <w:top w:val="single" w:color="D5D3C8" w:sz="4"/>
+              <w:left w:val="single" w:color="D5D3C8" w:sz="4"/>
+              <w:bottom w:val="single" w:color="D5D3C8" w:sz="4"/>
+              <w:right w:val="single" w:color="D5D3C8" w:sz="4"/>
+            </w:tcBorders>
+            <w:shd w:fill="F8F6EF" w:color="auto" w:val="clear"/>
+            <w:tcMar>
+              <w:top w:type="dxa" w:w="80"/>
+              <w:left w:type="dxa" w:w="120"/>
+              <w:bottom w:type="dxa" w:w="80"/>
+              <w:right w:type="dxa" w:w="120"/>
+            </w:tcMar>
+            <w:vAlign w:val="top"/>
+          </w:tcPr>
+          <w:p>
+            <w:pPr>
+              <w:spacing w:after="0"/>
+              <w:jc w:val="center"/>
+            </w:pPr>
+            <w:r>
+              <w:rPr>
+                <w:rFonts w:ascii="Calibri" w:cs="Calibri" w:eastAsia="Calibri" w:hAnsi="Calibri"/>
+                <w:b w:val="false"/>
+                <w:bCs w:val="false"/>
+                <w:color w:val="2A2E3A"/>
+                <w:sz w:val="18"/>
+                <w:szCs w:val="18"/>
+              </w:rPr>
+              <w:t xml:space="preserve">UAE alignment: 29</w:t>
+            </w:r>
+          </w:p>
+        </w:tc>
+        <w:tc>
+          <w:tcPr>
+            <w:tcW w:type="dxa" w:w="2340"/>
+            <w:tcBorders>
+              <w:top w:val="single" w:color="D5D3C8" w:sz="4"/>
+              <w:left w:val="single" w:color="D5D3C8" w:sz="4"/>
+              <w:bottom w:val="single" w:color="D5D3C8" w:sz="4"/>
+              <w:right w:val="single" w:color="D5D3C8" w:sz="4"/>
+            </w:tcBorders>
+            <w:shd w:fill="F8F6EF" w:color="auto" w:val="clear"/>
+            <w:tcMar>
+              <w:top w:type="dxa" w:w="80"/>
+              <w:left w:type="dxa" w:w="120"/>
+              <w:bottom w:type="dxa" w:w="80"/>
+              <w:right w:type="dxa" w:w="120"/>
+            </w:tcMar>
+            <w:vAlign w:val="top"/>
+          </w:tcPr>
+          <w:p>
+            <w:pPr>
+              <w:spacing w:after="0"/>
+              <w:jc w:val="center"/>
+            </w:pPr>
+            <w:r>
+              <w:rPr>
+                <w:rFonts w:ascii="Calibri" w:cs="Calibri" w:eastAsia="Calibri" w:hAnsi="Calibri"/>
+                <w:b w:val="false"/>
+                <w:bCs w:val="false"/>
+                <w:color w:val="2A2E3A"/>
+                <w:sz w:val="18"/>
+                <w:szCs w:val="18"/>
+              </w:rPr>
+              <w:t xml:space="preserve">Signals: 1</w:t>
+            </w:r>
+          </w:p>
+        </w:tc>
+      </w:tr>
+    </w:tbl>
+    <w:p>
+      <w:pPr>
+        <w:spacing w:after="60" w:before="160"/>
+      </w:pPr>
+      <w:r>
+        <w:rPr>
+          <w:rFonts w:ascii="Calibri" w:cs="Calibri" w:eastAsia="Calibri" w:hAnsi="Calibri"/>
+          <w:b/>
+          <w:bCs/>
+          <w:color w:val="0E1E3F"/>
+          <w:sz w:val="20"/>
+          <w:szCs w:val="20"/>
+        </w:rPr>
+        <w:t xml:space="preserve">Sectors: </w:t>
+      </w:r>
+      <w:r>
+        <w:rPr>
+          <w:rFonts w:ascii="Calibri" w:cs="Calibri" w:eastAsia="Calibri" w:hAnsi="Calibri"/>
+          <w:color w:val="4A4D57"/>
+          <w:sz w:val="20"/>
+          <w:szCs w:val="20"/>
+        </w:rPr>
+        <w:t xml:space="preserve">AI, Logistics</w:t>
+      </w:r>
+    </w:p>
+    <w:p>
+      <w:pPr>
+        <w:spacing w:after="60"/>
+      </w:pPr>
+      <w:r>
+        <w:rPr>
+          <w:rFonts w:ascii="Calibri" w:cs="Calibri" w:eastAsia="Calibri" w:hAnsi="Calibri"/>
+          <w:b/>
+          <w:bCs/>
+          <w:color w:val="0E1E3F"/>
+          <w:sz w:val="20"/>
+          <w:szCs w:val="20"/>
+        </w:rPr>
+        <w:t xml:space="preserve">Headquarters: </w:t>
+      </w:r>
+      <w:r>
+        <w:rPr>
+          <w:rFonts w:ascii="Calibri" w:cs="Calibri" w:eastAsia="Calibri" w:hAnsi="Calibri"/>
+          <w:color w:val="4A4D57"/>
+          <w:sz w:val="20"/>
+          <w:szCs w:val="20"/>
+        </w:rPr>
+        <w:t xml:space="preserve">San Francisco, United States</w:t>
+      </w:r>
+    </w:p>
+    <w:p>
+      <w:pPr>
+        <w:spacing w:after="80" w:before="160"/>
+      </w:pPr>
+      <w:r>
+        <w:rPr>
+          <w:rFonts w:ascii="Calibri" w:cs="Calibri" w:eastAsia="Calibri" w:hAnsi="Calibri"/>
+          <w:b/>
+          <w:bCs/>
+          <w:color w:val="8C6B3D"/>
+          <w:spacing w:val="40"/>
+          <w:sz w:val="20"/>
+          <w:szCs w:val="20"/>
+        </w:rPr>
+        <w:t xml:space="preserve">Detected signals</w:t>
+      </w:r>
+    </w:p>
+    <w:tbl>
+      <w:tblPr>
+        <w:tblW w:type="dxa" w:w="9360"/>
+        <w:tblBorders>
+          <w:top w:val="single" w:color="auto" w:sz="4"/>
+          <w:left w:val="single" w:color="auto" w:sz="4"/>
+          <w:bottom w:val="single" w:color="auto" w:sz="4"/>
+          <w:right w:val="single" w:color="auto" w:sz="4"/>
+          <w:insideH w:val="single" w:color="auto" w:sz="4"/>
+          <w:insideV w:val="single" w:color="auto" w:sz="4"/>
+        </w:tblBorders>
+      </w:tblPr>
+      <w:tblGrid>
+        <w:gridCol w:w="1400"/>
+        <w:gridCol w:w="1200"/>
+        <w:gridCol w:w="4400"/>
+        <w:gridCol w:w="2360"/>
+      </w:tblGrid>
+      <w:tr>
+        <w:trPr>
+          <w:tblHeader/>
+        </w:trPr>
+        <w:tc>
+          <w:tcPr>
+            <w:tcW w:type="dxa" w:w="1400"/>
+            <w:tcBorders>
+              <w:top w:val="single" w:color="D5D3C8" w:sz="4"/>
+              <w:left w:val="single" w:color="D5D3C8" w:sz="4"/>
+              <w:bottom w:val="single" w:color="D5D3C8" w:sz="4"/>
+              <w:right w:val="single" w:color="D5D3C8" w:sz="4"/>
+            </w:tcBorders>
+            <w:shd w:fill="0E1E3F" w:color="auto" w:val="clear"/>
+            <w:tcMar>
+              <w:top w:type="dxa" w:w="80"/>
+              <w:left w:type="dxa" w:w="120"/>
+              <w:bottom w:type="dxa" w:w="80"/>
+              <w:right w:type="dxa" w:w="120"/>
+            </w:tcMar>
+            <w:vAlign w:val="top"/>
+          </w:tcPr>
+          <w:p>
+            <w:pPr>
+              <w:spacing w:after="0"/>
+              <w:jc w:val="left"/>
+            </w:pPr>
+            <w:r>
+              <w:rPr>
+                <w:rFonts w:ascii="Calibri" w:cs="Calibri" w:eastAsia="Calibri" w:hAnsi="Calibri"/>
+                <w:b/>
+                <w:bCs/>
+                <w:color w:val="FFFFFF"/>
+                <w:sz w:val="18"/>
+                <w:szCs w:val="18"/>
+              </w:rPr>
+              <w:t xml:space="preserve">Type</w:t>
+            </w:r>
+          </w:p>
+        </w:tc>
+        <w:tc>
+          <w:tcPr>
+            <w:tcW w:type="dxa" w:w="1200"/>
+            <w:tcBorders>
+              <w:top w:val="single" w:color="D5D3C8" w:sz="4"/>
+              <w:left w:val="single" w:color="D5D3C8" w:sz="4"/>
+              <w:bottom w:val="single" w:color="D5D3C8" w:sz="4"/>
+              <w:right w:val="single" w:color="D5D3C8" w:sz="4"/>
+            </w:tcBorders>
+            <w:shd w:fill="0E1E3F" w:color="auto" w:val="clear"/>
+            <w:tcMar>
+              <w:top w:type="dxa" w:w="80"/>
+              <w:left w:type="dxa" w:w="120"/>
+              <w:bottom w:type="dxa" w:w="80"/>
+              <w:right w:type="dxa" w:w="120"/>
+            </w:tcMar>
+            <w:vAlign w:val="top"/>
+          </w:tcPr>
+          <w:p>
+            <w:pPr>
+              <w:spacing w:after="0"/>
+              <w:jc w:val="center"/>
+            </w:pPr>
+            <w:r>
+              <w:rPr>
+                <w:rFonts w:ascii="Calibri" w:cs="Calibri" w:eastAsia="Calibri" w:hAnsi="Calibri"/>
+                <w:b/>
+                <w:bCs/>
+                <w:color w:val="FFFFFF"/>
+                <w:sz w:val="18"/>
+                <w:szCs w:val="18"/>
+              </w:rPr>
+              <w:t xml:space="preserve">Strength</w:t>
+            </w:r>
+          </w:p>
+        </w:tc>
+        <w:tc>
+          <w:tcPr>
+            <w:tcW w:type="dxa" w:w="4400"/>
+            <w:tcBorders>
+              <w:top w:val="single" w:color="D5D3C8" w:sz="4"/>
+              <w:left w:val="single" w:color="D5D3C8" w:sz="4"/>
+              <w:bottom w:val="single" w:color="D5D3C8" w:sz="4"/>
+              <w:right w:val="single" w:color="D5D3C8" w:sz="4"/>
+            </w:tcBorders>
+            <w:shd w:fill="0E1E3F" w:color="auto" w:val="clear"/>
+            <w:tcMar>
+              <w:top w:type="dxa" w:w="80"/>
+              <w:left w:type="dxa" w:w="120"/>
+              <w:bottom w:type="dxa" w:w="80"/>
+              <w:right w:type="dxa" w:w="120"/>
+            </w:tcMar>
+            <w:vAlign w:val="top"/>
+          </w:tcPr>
+          <w:p>
+            <w:pPr>
+              <w:spacing w:after="0"/>
+              <w:jc w:val="left"/>
+            </w:pPr>
+            <w:r>
+              <w:rPr>
+                <w:rFonts w:ascii="Calibri" w:cs="Calibri" w:eastAsia="Calibri" w:hAnsi="Calibri"/>
+                <w:b/>
+                <w:bCs/>
+                <w:color w:val="FFFFFF"/>
+                <w:sz w:val="18"/>
+                <w:szCs w:val="18"/>
+              </w:rPr>
+              <w:t xml:space="preserve">Headline</w:t>
+            </w:r>
+          </w:p>
+        </w:tc>
+        <w:tc>
+          <w:tcPr>
+            <w:tcW w:type="dxa" w:w="2360"/>
+            <w:tcBorders>
+              <w:top w:val="single" w:color="D5D3C8" w:sz="4"/>
+              <w:left w:val="single" w:color="D5D3C8" w:sz="4"/>
+              <w:bottom w:val="single" w:color="D5D3C8" w:sz="4"/>
+              <w:right w:val="single" w:color="D5D3C8" w:sz="4"/>
+            </w:tcBorders>
+            <w:shd w:fill="0E1E3F" w:color="auto" w:val="clear"/>
+            <w:tcMar>
+              <w:top w:type="dxa" w:w="80"/>
+              <w:left w:type="dxa" w:w="120"/>
+              <w:bottom w:type="dxa" w:w="80"/>
+              <w:right w:type="dxa" w:w="120"/>
+            </w:tcMar>
+            <w:vAlign w:val="top"/>
+          </w:tcPr>
+          <w:p>
+            <w:pPr>
+              <w:spacing w:after="0"/>
+              <w:jc w:val="left"/>
+            </w:pPr>
+            <w:r>
+              <w:rPr>
+                <w:rFonts w:ascii="Calibri" w:cs="Calibri" w:eastAsia="Calibri" w:hAnsi="Calibri"/>
+                <w:b/>
+                <w:bCs/>
+                <w:color w:val="FFFFFF"/>
+                <w:sz w:val="18"/>
+                <w:szCs w:val="18"/>
+              </w:rPr>
+              <w:t xml:space="preserve">Source</w:t>
+            </w:r>
+          </w:p>
+        </w:tc>
+      </w:tr>
+      <w:tr>
+        <w:tc>
+          <w:tcPr>
+            <w:tcW w:type="dxa" w:w="1400"/>
+            <w:tcBorders>
+              <w:top w:val="single" w:color="D5D3C8" w:sz="4"/>
+              <w:left w:val="single" w:color="D5D3C8" w:sz="4"/>
+              <w:bottom w:val="single" w:color="D5D3C8" w:sz="4"/>
+              <w:right w:val="single" w:color="D5D3C8" w:sz="4"/>
+            </w:tcBorders>
+            <w:tcMar>
+              <w:top w:type="dxa" w:w="80"/>
+              <w:left w:type="dxa" w:w="120"/>
+              <w:bottom w:type="dxa" w:w="80"/>
+              <w:right w:type="dxa" w:w="120"/>
+            </w:tcMar>
+            <w:vAlign w:val="top"/>
+          </w:tcPr>
+          <w:p>
+            <w:pPr>
+              <w:spacing w:after="0"/>
+              <w:jc w:val="left"/>
+            </w:pPr>
+            <w:r>
+              <w:rPr>
+                <w:rFonts w:ascii="Calibri" w:cs="Calibri" w:eastAsia="Calibri" w:hAnsi="Calibri"/>
+                <w:b w:val="false"/>
+                <w:bCs w:val="false"/>
+                <w:color w:val="2A2E3A"/>
+                <w:sz w:val="18"/>
+                <w:szCs w:val="18"/>
+              </w:rPr>
+              <w:t xml:space="preserve">Funding</w:t>
+            </w:r>
+          </w:p>
+        </w:tc>
+        <w:tc>
+          <w:tcPr>
+            <w:tcW w:type="dxa" w:w="1200"/>
+            <w:tcBorders>
+              <w:top w:val="single" w:color="D5D3C8" w:sz="4"/>
+              <w:left w:val="single" w:color="D5D3C8" w:sz="4"/>
+              <w:bottom w:val="single" w:color="D5D3C8" w:sz="4"/>
+              <w:right w:val="single" w:color="D5D3C8" w:sz="4"/>
+            </w:tcBorders>
+            <w:tcMar>
+              <w:top w:type="dxa" w:w="80"/>
+              <w:left w:type="dxa" w:w="120"/>
+              <w:bottom w:type="dxa" w:w="80"/>
+              <w:right w:type="dxa" w:w="120"/>
+            </w:tcMar>
+            <w:vAlign w:val="top"/>
+          </w:tcPr>
+          <w:p>
+            <w:pPr>
+              <w:spacing w:after="0"/>
+              <w:jc w:val="center"/>
+            </w:pPr>
+            <w:r>
+              <w:rPr>
+                <w:rFonts w:ascii="Calibri" w:cs="Calibri" w:eastAsia="Calibri" w:hAnsi="Calibri"/>
+                <w:b w:val="false"/>
+                <w:bCs w:val="false"/>
+                <w:color w:val="2A2E3A"/>
+                <w:sz w:val="18"/>
+                <w:szCs w:val="18"/>
+              </w:rPr>
               <w:t xml:space="preserve">High</w:t>
             </w:r>
           </w:p>
@@ -20279,7 +18293,7 @@
                 <w:sz w:val="18"/>
                 <w:szCs w:val="18"/>
               </w:rPr>
-              <w:t xml:space="preserve">Edafa Venture acquires Egypt&amp;#039;s Cyclex in six-figure deal</w:t>
+              <w:t xml:space="preserve">Loop raises $95M to build supply chain AI that predicts disruptions</w:t>
             </w:r>
           </w:p>
         </w:tc>
@@ -20314,6 +18328,1737 @@
                 <w:sz w:val="18"/>
                 <w:szCs w:val="18"/>
               </w:rPr>
+              <w:t xml:space="preserve">TechCrunch Startups</w:t>
+            </w:r>
+          </w:p>
+          <w:p>
+            <w:pPr>
+              <w:spacing w:after="0"/>
+              <w:jc w:val="left"/>
+            </w:pPr>
+            <w:r>
+              <w:rPr>
+                <w:rFonts w:ascii="Calibri" w:cs="Calibri" w:eastAsia="Calibri" w:hAnsi="Calibri"/>
+                <w:b w:val="false"/>
+                <w:bCs w:val="false"/>
+                <w:color w:val="2A2E3A"/>
+                <w:sz w:val="18"/>
+                <w:szCs w:val="18"/>
+              </w:rPr>
+              <w:t xml:space="preserve">https://techcrunch.com/2026/04/17/loop-raises-95m-to-build-…</w:t>
+            </w:r>
+          </w:p>
+        </w:tc>
+      </w:tr>
+    </w:tbl>
+    <w:p>
+      <w:pPr>
+        <w:pStyle w:val="Heading3"/>
+        <w:keepNext/>
+        <w:spacing w:after="80" w:before="300"/>
+      </w:pPr>
+      <w:r>
+        <w:rPr>
+          <w:rFonts w:ascii="Calibri" w:cs="Calibri" w:eastAsia="Calibri" w:hAnsi="Calibri"/>
+          <w:b/>
+          <w:bCs/>
+          <w:color w:val="0E1E3F"/>
+          <w:sz w:val="24"/>
+          <w:szCs w:val="24"/>
+        </w:rPr>
+        <w:t xml:space="preserve">22. Valor</w:t>
+      </w:r>
+    </w:p>
+    <w:tbl>
+      <w:tblPr>
+        <w:tblW w:type="dxa" w:w="9360"/>
+        <w:tblBorders>
+          <w:top w:val="single" w:color="auto" w:sz="4"/>
+          <w:left w:val="single" w:color="auto" w:sz="4"/>
+          <w:bottom w:val="single" w:color="auto" w:sz="4"/>
+          <w:right w:val="single" w:color="auto" w:sz="4"/>
+          <w:insideH w:val="single" w:color="auto" w:sz="4"/>
+          <w:insideV w:val="single" w:color="auto" w:sz="4"/>
+        </w:tblBorders>
+      </w:tblPr>
+      <w:tblGrid>
+        <w:gridCol w:w="2340"/>
+        <w:gridCol w:w="2340"/>
+        <w:gridCol w:w="2340"/>
+        <w:gridCol w:w="2340"/>
+      </w:tblGrid>
+      <w:tr>
+        <w:tc>
+          <w:tcPr>
+            <w:tcW w:type="dxa" w:w="2340"/>
+            <w:tcBorders>
+              <w:top w:val="single" w:color="D5D3C8" w:sz="4"/>
+              <w:left w:val="single" w:color="D5D3C8" w:sz="4"/>
+              <w:bottom w:val="single" w:color="D5D3C8" w:sz="4"/>
+              <w:right w:val="single" w:color="D5D3C8" w:sz="4"/>
+            </w:tcBorders>
+            <w:shd w:fill="F8F6EF" w:color="auto" w:val="clear"/>
+            <w:tcMar>
+              <w:top w:type="dxa" w:w="80"/>
+              <w:left w:type="dxa" w:w="120"/>
+              <w:bottom w:type="dxa" w:w="80"/>
+              <w:right w:type="dxa" w:w="120"/>
+            </w:tcMar>
+            <w:vAlign w:val="top"/>
+          </w:tcPr>
+          <w:p>
+            <w:pPr>
+              <w:spacing w:after="0"/>
+              <w:jc w:val="center"/>
+            </w:pPr>
+            <w:r>
+              <w:rPr>
+                <w:rFonts w:ascii="Calibri" w:cs="Calibri" w:eastAsia="Calibri" w:hAnsi="Calibri"/>
+                <w:b/>
+                <w:bCs/>
+                <w:color w:val="2A2E3A"/>
+                <w:sz w:val="18"/>
+                <w:szCs w:val="18"/>
+              </w:rPr>
+              <w:t xml:space="preserve">Composite: 42</w:t>
+            </w:r>
+          </w:p>
+        </w:tc>
+        <w:tc>
+          <w:tcPr>
+            <w:tcW w:type="dxa" w:w="2340"/>
+            <w:tcBorders>
+              <w:top w:val="single" w:color="D5D3C8" w:sz="4"/>
+              <w:left w:val="single" w:color="D5D3C8" w:sz="4"/>
+              <w:bottom w:val="single" w:color="D5D3C8" w:sz="4"/>
+              <w:right w:val="single" w:color="D5D3C8" w:sz="4"/>
+            </w:tcBorders>
+            <w:shd w:fill="F8F6EF" w:color="auto" w:val="clear"/>
+            <w:tcMar>
+              <w:top w:type="dxa" w:w="80"/>
+              <w:left w:type="dxa" w:w="120"/>
+              <w:bottom w:type="dxa" w:w="80"/>
+              <w:right w:type="dxa" w:w="120"/>
+            </w:tcMar>
+            <w:vAlign w:val="top"/>
+          </w:tcPr>
+          <w:p>
+            <w:pPr>
+              <w:spacing w:after="0"/>
+              <w:jc w:val="center"/>
+            </w:pPr>
+            <w:r>
+              <w:rPr>
+                <w:rFonts w:ascii="Calibri" w:cs="Calibri" w:eastAsia="Calibri" w:hAnsi="Calibri"/>
+                <w:b w:val="false"/>
+                <w:bCs w:val="false"/>
+                <w:color w:val="2A2E3A"/>
+                <w:sz w:val="18"/>
+                <w:szCs w:val="18"/>
+              </w:rPr>
+              <w:t xml:space="preserve">Investability: 55</w:t>
+            </w:r>
+          </w:p>
+        </w:tc>
+        <w:tc>
+          <w:tcPr>
+            <w:tcW w:type="dxa" w:w="2340"/>
+            <w:tcBorders>
+              <w:top w:val="single" w:color="D5D3C8" w:sz="4"/>
+              <w:left w:val="single" w:color="D5D3C8" w:sz="4"/>
+              <w:bottom w:val="single" w:color="D5D3C8" w:sz="4"/>
+              <w:right w:val="single" w:color="D5D3C8" w:sz="4"/>
+            </w:tcBorders>
+            <w:shd w:fill="F8F6EF" w:color="auto" w:val="clear"/>
+            <w:tcMar>
+              <w:top w:type="dxa" w:w="80"/>
+              <w:left w:type="dxa" w:w="120"/>
+              <w:bottom w:type="dxa" w:w="80"/>
+              <w:right w:type="dxa" w:w="120"/>
+            </w:tcMar>
+            <w:vAlign w:val="top"/>
+          </w:tcPr>
+          <w:p>
+            <w:pPr>
+              <w:spacing w:after="0"/>
+              <w:jc w:val="center"/>
+            </w:pPr>
+            <w:r>
+              <w:rPr>
+                <w:rFonts w:ascii="Calibri" w:cs="Calibri" w:eastAsia="Calibri" w:hAnsi="Calibri"/>
+                <w:b w:val="false"/>
+                <w:bCs w:val="false"/>
+                <w:color w:val="2A2E3A"/>
+                <w:sz w:val="18"/>
+                <w:szCs w:val="18"/>
+              </w:rPr>
+              <w:t xml:space="preserve">UAE alignment: 29</w:t>
+            </w:r>
+          </w:p>
+        </w:tc>
+        <w:tc>
+          <w:tcPr>
+            <w:tcW w:type="dxa" w:w="2340"/>
+            <w:tcBorders>
+              <w:top w:val="single" w:color="D5D3C8" w:sz="4"/>
+              <w:left w:val="single" w:color="D5D3C8" w:sz="4"/>
+              <w:bottom w:val="single" w:color="D5D3C8" w:sz="4"/>
+              <w:right w:val="single" w:color="D5D3C8" w:sz="4"/>
+            </w:tcBorders>
+            <w:shd w:fill="F8F6EF" w:color="auto" w:val="clear"/>
+            <w:tcMar>
+              <w:top w:type="dxa" w:w="80"/>
+              <w:left w:type="dxa" w:w="120"/>
+              <w:bottom w:type="dxa" w:w="80"/>
+              <w:right w:type="dxa" w:w="120"/>
+            </w:tcMar>
+            <w:vAlign w:val="top"/>
+          </w:tcPr>
+          <w:p>
+            <w:pPr>
+              <w:spacing w:after="0"/>
+              <w:jc w:val="center"/>
+            </w:pPr>
+            <w:r>
+              <w:rPr>
+                <w:rFonts w:ascii="Calibri" w:cs="Calibri" w:eastAsia="Calibri" w:hAnsi="Calibri"/>
+                <w:b w:val="false"/>
+                <w:bCs w:val="false"/>
+                <w:color w:val="2A2E3A"/>
+                <w:sz w:val="18"/>
+                <w:szCs w:val="18"/>
+              </w:rPr>
+              <w:t xml:space="preserve">Signals: 1</w:t>
+            </w:r>
+          </w:p>
+        </w:tc>
+      </w:tr>
+    </w:tbl>
+    <w:p>
+      <w:pPr>
+        <w:spacing w:after="60" w:before="160"/>
+      </w:pPr>
+      <w:r>
+        <w:rPr>
+          <w:rFonts w:ascii="Calibri" w:cs="Calibri" w:eastAsia="Calibri" w:hAnsi="Calibri"/>
+          <w:b/>
+          <w:bCs/>
+          <w:color w:val="0E1E3F"/>
+          <w:sz w:val="20"/>
+          <w:szCs w:val="20"/>
+        </w:rPr>
+        <w:t xml:space="preserve">Sectors: </w:t>
+      </w:r>
+      <w:r>
+        <w:rPr>
+          <w:rFonts w:ascii="Calibri" w:cs="Calibri" w:eastAsia="Calibri" w:hAnsi="Calibri"/>
+          <w:color w:val="4A4D57"/>
+          <w:sz w:val="20"/>
+          <w:szCs w:val="20"/>
+        </w:rPr>
+        <w:t xml:space="preserve">AI, Logistics</w:t>
+      </w:r>
+    </w:p>
+    <w:p>
+      <w:pPr>
+        <w:spacing w:after="60"/>
+      </w:pPr>
+      <w:r>
+        <w:rPr>
+          <w:rFonts w:ascii="Calibri" w:cs="Calibri" w:eastAsia="Calibri" w:hAnsi="Calibri"/>
+          <w:b/>
+          <w:bCs/>
+          <w:color w:val="0E1E3F"/>
+          <w:sz w:val="20"/>
+          <w:szCs w:val="20"/>
+        </w:rPr>
+        <w:t xml:space="preserve">Headquarters: </w:t>
+      </w:r>
+      <w:r>
+        <w:rPr>
+          <w:rFonts w:ascii="Calibri" w:cs="Calibri" w:eastAsia="Calibri" w:hAnsi="Calibri"/>
+          <w:color w:val="4A4D57"/>
+          <w:sz w:val="20"/>
+          <w:szCs w:val="20"/>
+        </w:rPr>
+        <w:t xml:space="preserve">San Francisco, United States</w:t>
+      </w:r>
+    </w:p>
+    <w:p>
+      <w:pPr>
+        <w:spacing w:after="80" w:before="160"/>
+      </w:pPr>
+      <w:r>
+        <w:rPr>
+          <w:rFonts w:ascii="Calibri" w:cs="Calibri" w:eastAsia="Calibri" w:hAnsi="Calibri"/>
+          <w:b/>
+          <w:bCs/>
+          <w:color w:val="8C6B3D"/>
+          <w:spacing w:val="40"/>
+          <w:sz w:val="20"/>
+          <w:szCs w:val="20"/>
+        </w:rPr>
+        <w:t xml:space="preserve">Detected signals</w:t>
+      </w:r>
+    </w:p>
+    <w:tbl>
+      <w:tblPr>
+        <w:tblW w:type="dxa" w:w="9360"/>
+        <w:tblBorders>
+          <w:top w:val="single" w:color="auto" w:sz="4"/>
+          <w:left w:val="single" w:color="auto" w:sz="4"/>
+          <w:bottom w:val="single" w:color="auto" w:sz="4"/>
+          <w:right w:val="single" w:color="auto" w:sz="4"/>
+          <w:insideH w:val="single" w:color="auto" w:sz="4"/>
+          <w:insideV w:val="single" w:color="auto" w:sz="4"/>
+        </w:tblBorders>
+      </w:tblPr>
+      <w:tblGrid>
+        <w:gridCol w:w="1400"/>
+        <w:gridCol w:w="1200"/>
+        <w:gridCol w:w="4400"/>
+        <w:gridCol w:w="2360"/>
+      </w:tblGrid>
+      <w:tr>
+        <w:trPr>
+          <w:tblHeader/>
+        </w:trPr>
+        <w:tc>
+          <w:tcPr>
+            <w:tcW w:type="dxa" w:w="1400"/>
+            <w:tcBorders>
+              <w:top w:val="single" w:color="D5D3C8" w:sz="4"/>
+              <w:left w:val="single" w:color="D5D3C8" w:sz="4"/>
+              <w:bottom w:val="single" w:color="D5D3C8" w:sz="4"/>
+              <w:right w:val="single" w:color="D5D3C8" w:sz="4"/>
+            </w:tcBorders>
+            <w:shd w:fill="0E1E3F" w:color="auto" w:val="clear"/>
+            <w:tcMar>
+              <w:top w:type="dxa" w:w="80"/>
+              <w:left w:type="dxa" w:w="120"/>
+              <w:bottom w:type="dxa" w:w="80"/>
+              <w:right w:type="dxa" w:w="120"/>
+            </w:tcMar>
+            <w:vAlign w:val="top"/>
+          </w:tcPr>
+          <w:p>
+            <w:pPr>
+              <w:spacing w:after="0"/>
+              <w:jc w:val="left"/>
+            </w:pPr>
+            <w:r>
+              <w:rPr>
+                <w:rFonts w:ascii="Calibri" w:cs="Calibri" w:eastAsia="Calibri" w:hAnsi="Calibri"/>
+                <w:b/>
+                <w:bCs/>
+                <w:color w:val="FFFFFF"/>
+                <w:sz w:val="18"/>
+                <w:szCs w:val="18"/>
+              </w:rPr>
+              <w:t xml:space="preserve">Type</w:t>
+            </w:r>
+          </w:p>
+        </w:tc>
+        <w:tc>
+          <w:tcPr>
+            <w:tcW w:type="dxa" w:w="1200"/>
+            <w:tcBorders>
+              <w:top w:val="single" w:color="D5D3C8" w:sz="4"/>
+              <w:left w:val="single" w:color="D5D3C8" w:sz="4"/>
+              <w:bottom w:val="single" w:color="D5D3C8" w:sz="4"/>
+              <w:right w:val="single" w:color="D5D3C8" w:sz="4"/>
+            </w:tcBorders>
+            <w:shd w:fill="0E1E3F" w:color="auto" w:val="clear"/>
+            <w:tcMar>
+              <w:top w:type="dxa" w:w="80"/>
+              <w:left w:type="dxa" w:w="120"/>
+              <w:bottom w:type="dxa" w:w="80"/>
+              <w:right w:type="dxa" w:w="120"/>
+            </w:tcMar>
+            <w:vAlign w:val="top"/>
+          </w:tcPr>
+          <w:p>
+            <w:pPr>
+              <w:spacing w:after="0"/>
+              <w:jc w:val="center"/>
+            </w:pPr>
+            <w:r>
+              <w:rPr>
+                <w:rFonts w:ascii="Calibri" w:cs="Calibri" w:eastAsia="Calibri" w:hAnsi="Calibri"/>
+                <w:b/>
+                <w:bCs/>
+                <w:color w:val="FFFFFF"/>
+                <w:sz w:val="18"/>
+                <w:szCs w:val="18"/>
+              </w:rPr>
+              <w:t xml:space="preserve">Strength</w:t>
+            </w:r>
+          </w:p>
+        </w:tc>
+        <w:tc>
+          <w:tcPr>
+            <w:tcW w:type="dxa" w:w="4400"/>
+            <w:tcBorders>
+              <w:top w:val="single" w:color="D5D3C8" w:sz="4"/>
+              <w:left w:val="single" w:color="D5D3C8" w:sz="4"/>
+              <w:bottom w:val="single" w:color="D5D3C8" w:sz="4"/>
+              <w:right w:val="single" w:color="D5D3C8" w:sz="4"/>
+            </w:tcBorders>
+            <w:shd w:fill="0E1E3F" w:color="auto" w:val="clear"/>
+            <w:tcMar>
+              <w:top w:type="dxa" w:w="80"/>
+              <w:left w:type="dxa" w:w="120"/>
+              <w:bottom w:type="dxa" w:w="80"/>
+              <w:right w:type="dxa" w:w="120"/>
+            </w:tcMar>
+            <w:vAlign w:val="top"/>
+          </w:tcPr>
+          <w:p>
+            <w:pPr>
+              <w:spacing w:after="0"/>
+              <w:jc w:val="left"/>
+            </w:pPr>
+            <w:r>
+              <w:rPr>
+                <w:rFonts w:ascii="Calibri" w:cs="Calibri" w:eastAsia="Calibri" w:hAnsi="Calibri"/>
+                <w:b/>
+                <w:bCs/>
+                <w:color w:val="FFFFFF"/>
+                <w:sz w:val="18"/>
+                <w:szCs w:val="18"/>
+              </w:rPr>
+              <w:t xml:space="preserve">Headline</w:t>
+            </w:r>
+          </w:p>
+        </w:tc>
+        <w:tc>
+          <w:tcPr>
+            <w:tcW w:type="dxa" w:w="2360"/>
+            <w:tcBorders>
+              <w:top w:val="single" w:color="D5D3C8" w:sz="4"/>
+              <w:left w:val="single" w:color="D5D3C8" w:sz="4"/>
+              <w:bottom w:val="single" w:color="D5D3C8" w:sz="4"/>
+              <w:right w:val="single" w:color="D5D3C8" w:sz="4"/>
+            </w:tcBorders>
+            <w:shd w:fill="0E1E3F" w:color="auto" w:val="clear"/>
+            <w:tcMar>
+              <w:top w:type="dxa" w:w="80"/>
+              <w:left w:type="dxa" w:w="120"/>
+              <w:bottom w:type="dxa" w:w="80"/>
+              <w:right w:type="dxa" w:w="120"/>
+            </w:tcMar>
+            <w:vAlign w:val="top"/>
+          </w:tcPr>
+          <w:p>
+            <w:pPr>
+              <w:spacing w:after="0"/>
+              <w:jc w:val="left"/>
+            </w:pPr>
+            <w:r>
+              <w:rPr>
+                <w:rFonts w:ascii="Calibri" w:cs="Calibri" w:eastAsia="Calibri" w:hAnsi="Calibri"/>
+                <w:b/>
+                <w:bCs/>
+                <w:color w:val="FFFFFF"/>
+                <w:sz w:val="18"/>
+                <w:szCs w:val="18"/>
+              </w:rPr>
+              <w:t xml:space="preserve">Source</w:t>
+            </w:r>
+          </w:p>
+        </w:tc>
+      </w:tr>
+      <w:tr>
+        <w:tc>
+          <w:tcPr>
+            <w:tcW w:type="dxa" w:w="1400"/>
+            <w:tcBorders>
+              <w:top w:val="single" w:color="D5D3C8" w:sz="4"/>
+              <w:left w:val="single" w:color="D5D3C8" w:sz="4"/>
+              <w:bottom w:val="single" w:color="D5D3C8" w:sz="4"/>
+              <w:right w:val="single" w:color="D5D3C8" w:sz="4"/>
+            </w:tcBorders>
+            <w:tcMar>
+              <w:top w:type="dxa" w:w="80"/>
+              <w:left w:type="dxa" w:w="120"/>
+              <w:bottom w:type="dxa" w:w="80"/>
+              <w:right w:type="dxa" w:w="120"/>
+            </w:tcMar>
+            <w:vAlign w:val="top"/>
+          </w:tcPr>
+          <w:p>
+            <w:pPr>
+              <w:spacing w:after="0"/>
+              <w:jc w:val="left"/>
+            </w:pPr>
+            <w:r>
+              <w:rPr>
+                <w:rFonts w:ascii="Calibri" w:cs="Calibri" w:eastAsia="Calibri" w:hAnsi="Calibri"/>
+                <w:b w:val="false"/>
+                <w:bCs w:val="false"/>
+                <w:color w:val="2A2E3A"/>
+                <w:sz w:val="18"/>
+                <w:szCs w:val="18"/>
+              </w:rPr>
+              <w:t xml:space="preserve">Funding</w:t>
+            </w:r>
+          </w:p>
+        </w:tc>
+        <w:tc>
+          <w:tcPr>
+            <w:tcW w:type="dxa" w:w="1200"/>
+            <w:tcBorders>
+              <w:top w:val="single" w:color="D5D3C8" w:sz="4"/>
+              <w:left w:val="single" w:color="D5D3C8" w:sz="4"/>
+              <w:bottom w:val="single" w:color="D5D3C8" w:sz="4"/>
+              <w:right w:val="single" w:color="D5D3C8" w:sz="4"/>
+            </w:tcBorders>
+            <w:tcMar>
+              <w:top w:type="dxa" w:w="80"/>
+              <w:left w:type="dxa" w:w="120"/>
+              <w:bottom w:type="dxa" w:w="80"/>
+              <w:right w:type="dxa" w:w="120"/>
+            </w:tcMar>
+            <w:vAlign w:val="top"/>
+          </w:tcPr>
+          <w:p>
+            <w:pPr>
+              <w:spacing w:after="0"/>
+              <w:jc w:val="center"/>
+            </w:pPr>
+            <w:r>
+              <w:rPr>
+                <w:rFonts w:ascii="Calibri" w:cs="Calibri" w:eastAsia="Calibri" w:hAnsi="Calibri"/>
+                <w:b w:val="false"/>
+                <w:bCs w:val="false"/>
+                <w:color w:val="2A2E3A"/>
+                <w:sz w:val="18"/>
+                <w:szCs w:val="18"/>
+              </w:rPr>
+              <w:t xml:space="preserve">High</w:t>
+            </w:r>
+          </w:p>
+        </w:tc>
+        <w:tc>
+          <w:tcPr>
+            <w:tcW w:type="dxa" w:w="4400"/>
+            <w:tcBorders>
+              <w:top w:val="single" w:color="D5D3C8" w:sz="4"/>
+              <w:left w:val="single" w:color="D5D3C8" w:sz="4"/>
+              <w:bottom w:val="single" w:color="D5D3C8" w:sz="4"/>
+              <w:right w:val="single" w:color="D5D3C8" w:sz="4"/>
+            </w:tcBorders>
+            <w:tcMar>
+              <w:top w:type="dxa" w:w="80"/>
+              <w:left w:type="dxa" w:w="120"/>
+              <w:bottom w:type="dxa" w:w="80"/>
+              <w:right w:type="dxa" w:w="120"/>
+            </w:tcMar>
+            <w:vAlign w:val="top"/>
+          </w:tcPr>
+          <w:p>
+            <w:pPr>
+              <w:spacing w:after="0"/>
+              <w:jc w:val="left"/>
+            </w:pPr>
+            <w:r>
+              <w:rPr>
+                <w:rFonts w:ascii="Calibri" w:cs="Calibri" w:eastAsia="Calibri" w:hAnsi="Calibri"/>
+                <w:b w:val="false"/>
+                <w:bCs w:val="false"/>
+                <w:color w:val="2A2E3A"/>
+                <w:sz w:val="18"/>
+                <w:szCs w:val="18"/>
+              </w:rPr>
+              <w:t xml:space="preserve">Loop raises $95M to build supply chain AI that predicts disruptions</w:t>
+            </w:r>
+          </w:p>
+        </w:tc>
+        <w:tc>
+          <w:tcPr>
+            <w:tcW w:type="dxa" w:w="2360"/>
+            <w:tcBorders>
+              <w:top w:val="single" w:color="D5D3C8" w:sz="4"/>
+              <w:left w:val="single" w:color="D5D3C8" w:sz="4"/>
+              <w:bottom w:val="single" w:color="D5D3C8" w:sz="4"/>
+              <w:right w:val="single" w:color="D5D3C8" w:sz="4"/>
+            </w:tcBorders>
+            <w:tcMar>
+              <w:top w:type="dxa" w:w="80"/>
+              <w:left w:type="dxa" w:w="120"/>
+              <w:bottom w:type="dxa" w:w="80"/>
+              <w:right w:type="dxa" w:w="120"/>
+            </w:tcMar>
+            <w:vAlign w:val="top"/>
+          </w:tcPr>
+          <w:p>
+            <w:pPr>
+              <w:spacing w:after="0"/>
+              <w:jc w:val="left"/>
+            </w:pPr>
+            <w:r>
+              <w:rPr>
+                <w:rFonts w:ascii="Calibri" w:cs="Calibri" w:eastAsia="Calibri" w:hAnsi="Calibri"/>
+                <w:b w:val="false"/>
+                <w:bCs w:val="false"/>
+                <w:color w:val="2A2E3A"/>
+                <w:sz w:val="18"/>
+                <w:szCs w:val="18"/>
+              </w:rPr>
+              <w:t xml:space="preserve">TechCrunch Startups</w:t>
+            </w:r>
+          </w:p>
+          <w:p>
+            <w:pPr>
+              <w:spacing w:after="0"/>
+              <w:jc w:val="left"/>
+            </w:pPr>
+            <w:r>
+              <w:rPr>
+                <w:rFonts w:ascii="Calibri" w:cs="Calibri" w:eastAsia="Calibri" w:hAnsi="Calibri"/>
+                <w:b w:val="false"/>
+                <w:bCs w:val="false"/>
+                <w:color w:val="2A2E3A"/>
+                <w:sz w:val="18"/>
+                <w:szCs w:val="18"/>
+              </w:rPr>
+              <w:t xml:space="preserve">https://techcrunch.com/2026/04/17/loop-raises-95m-to-build-…</w:t>
+            </w:r>
+          </w:p>
+        </w:tc>
+      </w:tr>
+    </w:tbl>
+    <w:p>
+      <w:pPr>
+        <w:pStyle w:val="Heading3"/>
+        <w:keepNext/>
+        <w:spacing w:after="80" w:before="300"/>
+      </w:pPr>
+      <w:r>
+        <w:rPr>
+          <w:rFonts w:ascii="Calibri" w:cs="Calibri" w:eastAsia="Calibri" w:hAnsi="Calibri"/>
+          <w:b/>
+          <w:bCs/>
+          <w:color w:val="0E1E3F"/>
+          <w:sz w:val="24"/>
+          <w:szCs w:val="24"/>
+        </w:rPr>
+        <w:t xml:space="preserve">23. Collide</w:t>
+      </w:r>
+    </w:p>
+    <w:tbl>
+      <w:tblPr>
+        <w:tblW w:type="dxa" w:w="9360"/>
+        <w:tblBorders>
+          <w:top w:val="single" w:color="auto" w:sz="4"/>
+          <w:left w:val="single" w:color="auto" w:sz="4"/>
+          <w:bottom w:val="single" w:color="auto" w:sz="4"/>
+          <w:right w:val="single" w:color="auto" w:sz="4"/>
+          <w:insideH w:val="single" w:color="auto" w:sz="4"/>
+          <w:insideV w:val="single" w:color="auto" w:sz="4"/>
+        </w:tblBorders>
+      </w:tblPr>
+      <w:tblGrid>
+        <w:gridCol w:w="2340"/>
+        <w:gridCol w:w="2340"/>
+        <w:gridCol w:w="2340"/>
+        <w:gridCol w:w="2340"/>
+      </w:tblGrid>
+      <w:tr>
+        <w:tc>
+          <w:tcPr>
+            <w:tcW w:type="dxa" w:w="2340"/>
+            <w:tcBorders>
+              <w:top w:val="single" w:color="D5D3C8" w:sz="4"/>
+              <w:left w:val="single" w:color="D5D3C8" w:sz="4"/>
+              <w:bottom w:val="single" w:color="D5D3C8" w:sz="4"/>
+              <w:right w:val="single" w:color="D5D3C8" w:sz="4"/>
+            </w:tcBorders>
+            <w:shd w:fill="F8F6EF" w:color="auto" w:val="clear"/>
+            <w:tcMar>
+              <w:top w:type="dxa" w:w="80"/>
+              <w:left w:type="dxa" w:w="120"/>
+              <w:bottom w:type="dxa" w:w="80"/>
+              <w:right w:type="dxa" w:w="120"/>
+            </w:tcMar>
+            <w:vAlign w:val="top"/>
+          </w:tcPr>
+          <w:p>
+            <w:pPr>
+              <w:spacing w:after="0"/>
+              <w:jc w:val="center"/>
+            </w:pPr>
+            <w:r>
+              <w:rPr>
+                <w:rFonts w:ascii="Calibri" w:cs="Calibri" w:eastAsia="Calibri" w:hAnsi="Calibri"/>
+                <w:b/>
+                <w:bCs/>
+                <w:color w:val="2A2E3A"/>
+                <w:sz w:val="18"/>
+                <w:szCs w:val="18"/>
+              </w:rPr>
+              <w:t xml:space="preserve">Composite: 42</w:t>
+            </w:r>
+          </w:p>
+        </w:tc>
+        <w:tc>
+          <w:tcPr>
+            <w:tcW w:type="dxa" w:w="2340"/>
+            <w:tcBorders>
+              <w:top w:val="single" w:color="D5D3C8" w:sz="4"/>
+              <w:left w:val="single" w:color="D5D3C8" w:sz="4"/>
+              <w:bottom w:val="single" w:color="D5D3C8" w:sz="4"/>
+              <w:right w:val="single" w:color="D5D3C8" w:sz="4"/>
+            </w:tcBorders>
+            <w:shd w:fill="F8F6EF" w:color="auto" w:val="clear"/>
+            <w:tcMar>
+              <w:top w:type="dxa" w:w="80"/>
+              <w:left w:type="dxa" w:w="120"/>
+              <w:bottom w:type="dxa" w:w="80"/>
+              <w:right w:type="dxa" w:w="120"/>
+            </w:tcMar>
+            <w:vAlign w:val="top"/>
+          </w:tcPr>
+          <w:p>
+            <w:pPr>
+              <w:spacing w:after="0"/>
+              <w:jc w:val="center"/>
+            </w:pPr>
+            <w:r>
+              <w:rPr>
+                <w:rFonts w:ascii="Calibri" w:cs="Calibri" w:eastAsia="Calibri" w:hAnsi="Calibri"/>
+                <w:b w:val="false"/>
+                <w:bCs w:val="false"/>
+                <w:color w:val="2A2E3A"/>
+                <w:sz w:val="18"/>
+                <w:szCs w:val="18"/>
+              </w:rPr>
+              <w:t xml:space="preserve">Investability: 55</w:t>
+            </w:r>
+          </w:p>
+        </w:tc>
+        <w:tc>
+          <w:tcPr>
+            <w:tcW w:type="dxa" w:w="2340"/>
+            <w:tcBorders>
+              <w:top w:val="single" w:color="D5D3C8" w:sz="4"/>
+              <w:left w:val="single" w:color="D5D3C8" w:sz="4"/>
+              <w:bottom w:val="single" w:color="D5D3C8" w:sz="4"/>
+              <w:right w:val="single" w:color="D5D3C8" w:sz="4"/>
+            </w:tcBorders>
+            <w:shd w:fill="F8F6EF" w:color="auto" w:val="clear"/>
+            <w:tcMar>
+              <w:top w:type="dxa" w:w="80"/>
+              <w:left w:type="dxa" w:w="120"/>
+              <w:bottom w:type="dxa" w:w="80"/>
+              <w:right w:type="dxa" w:w="120"/>
+            </w:tcMar>
+            <w:vAlign w:val="top"/>
+          </w:tcPr>
+          <w:p>
+            <w:pPr>
+              <w:spacing w:after="0"/>
+              <w:jc w:val="center"/>
+            </w:pPr>
+            <w:r>
+              <w:rPr>
+                <w:rFonts w:ascii="Calibri" w:cs="Calibri" w:eastAsia="Calibri" w:hAnsi="Calibri"/>
+                <w:b w:val="false"/>
+                <w:bCs w:val="false"/>
+                <w:color w:val="2A2E3A"/>
+                <w:sz w:val="18"/>
+                <w:szCs w:val="18"/>
+              </w:rPr>
+              <w:t xml:space="preserve">UAE alignment: 28</w:t>
+            </w:r>
+          </w:p>
+        </w:tc>
+        <w:tc>
+          <w:tcPr>
+            <w:tcW w:type="dxa" w:w="2340"/>
+            <w:tcBorders>
+              <w:top w:val="single" w:color="D5D3C8" w:sz="4"/>
+              <w:left w:val="single" w:color="D5D3C8" w:sz="4"/>
+              <w:bottom w:val="single" w:color="D5D3C8" w:sz="4"/>
+              <w:right w:val="single" w:color="D5D3C8" w:sz="4"/>
+            </w:tcBorders>
+            <w:shd w:fill="F8F6EF" w:color="auto" w:val="clear"/>
+            <w:tcMar>
+              <w:top w:type="dxa" w:w="80"/>
+              <w:left w:type="dxa" w:w="120"/>
+              <w:bottom w:type="dxa" w:w="80"/>
+              <w:right w:type="dxa" w:w="120"/>
+            </w:tcMar>
+            <w:vAlign w:val="top"/>
+          </w:tcPr>
+          <w:p>
+            <w:pPr>
+              <w:spacing w:after="0"/>
+              <w:jc w:val="center"/>
+            </w:pPr>
+            <w:r>
+              <w:rPr>
+                <w:rFonts w:ascii="Calibri" w:cs="Calibri" w:eastAsia="Calibri" w:hAnsi="Calibri"/>
+                <w:b w:val="false"/>
+                <w:bCs w:val="false"/>
+                <w:color w:val="2A2E3A"/>
+                <w:sz w:val="18"/>
+                <w:szCs w:val="18"/>
+              </w:rPr>
+              <w:t xml:space="preserve">Signals: 1</w:t>
+            </w:r>
+          </w:p>
+        </w:tc>
+      </w:tr>
+    </w:tbl>
+    <w:p>
+      <w:pPr>
+        <w:spacing w:after="60" w:before="160"/>
+      </w:pPr>
+      <w:r>
+        <w:rPr>
+          <w:rFonts w:ascii="Calibri" w:cs="Calibri" w:eastAsia="Calibri" w:hAnsi="Calibri"/>
+          <w:b/>
+          <w:bCs/>
+          <w:color w:val="0E1E3F"/>
+          <w:sz w:val="20"/>
+          <w:szCs w:val="20"/>
+        </w:rPr>
+        <w:t xml:space="preserve">Sectors: </w:t>
+      </w:r>
+      <w:r>
+        <w:rPr>
+          <w:rFonts w:ascii="Calibri" w:cs="Calibri" w:eastAsia="Calibri" w:hAnsi="Calibri"/>
+          <w:color w:val="4A4D57"/>
+          <w:sz w:val="20"/>
+          <w:szCs w:val="20"/>
+        </w:rPr>
+        <w:t xml:space="preserve">Fintech</w:t>
+      </w:r>
+    </w:p>
+    <w:p>
+      <w:pPr>
+        <w:spacing w:after="60"/>
+      </w:pPr>
+      <w:r>
+        <w:rPr>
+          <w:rFonts w:ascii="Calibri" w:cs="Calibri" w:eastAsia="Calibri" w:hAnsi="Calibri"/>
+          <w:b/>
+          <w:bCs/>
+          <w:color w:val="0E1E3F"/>
+          <w:sz w:val="20"/>
+          <w:szCs w:val="20"/>
+        </w:rPr>
+        <w:t xml:space="preserve">Headquarters: </w:t>
+      </w:r>
+      <w:r>
+        <w:rPr>
+          <w:rFonts w:ascii="Calibri" w:cs="Calibri" w:eastAsia="Calibri" w:hAnsi="Calibri"/>
+          <w:color w:val="4A4D57"/>
+          <w:sz w:val="20"/>
+          <w:szCs w:val="20"/>
+        </w:rPr>
+        <w:t xml:space="preserve">unknown</w:t>
+      </w:r>
+    </w:p>
+    <w:p>
+      <w:pPr>
+        <w:spacing w:after="80" w:before="160"/>
+      </w:pPr>
+      <w:r>
+        <w:rPr>
+          <w:rFonts w:ascii="Calibri" w:cs="Calibri" w:eastAsia="Calibri" w:hAnsi="Calibri"/>
+          <w:b/>
+          <w:bCs/>
+          <w:color w:val="8C6B3D"/>
+          <w:spacing w:val="40"/>
+          <w:sz w:val="20"/>
+          <w:szCs w:val="20"/>
+        </w:rPr>
+        <w:t xml:space="preserve">Detected signals</w:t>
+      </w:r>
+    </w:p>
+    <w:tbl>
+      <w:tblPr>
+        <w:tblW w:type="dxa" w:w="9360"/>
+        <w:tblBorders>
+          <w:top w:val="single" w:color="auto" w:sz="4"/>
+          <w:left w:val="single" w:color="auto" w:sz="4"/>
+          <w:bottom w:val="single" w:color="auto" w:sz="4"/>
+          <w:right w:val="single" w:color="auto" w:sz="4"/>
+          <w:insideH w:val="single" w:color="auto" w:sz="4"/>
+          <w:insideV w:val="single" w:color="auto" w:sz="4"/>
+        </w:tblBorders>
+      </w:tblPr>
+      <w:tblGrid>
+        <w:gridCol w:w="1400"/>
+        <w:gridCol w:w="1200"/>
+        <w:gridCol w:w="4400"/>
+        <w:gridCol w:w="2360"/>
+      </w:tblGrid>
+      <w:tr>
+        <w:trPr>
+          <w:tblHeader/>
+        </w:trPr>
+        <w:tc>
+          <w:tcPr>
+            <w:tcW w:type="dxa" w:w="1400"/>
+            <w:tcBorders>
+              <w:top w:val="single" w:color="D5D3C8" w:sz="4"/>
+              <w:left w:val="single" w:color="D5D3C8" w:sz="4"/>
+              <w:bottom w:val="single" w:color="D5D3C8" w:sz="4"/>
+              <w:right w:val="single" w:color="D5D3C8" w:sz="4"/>
+            </w:tcBorders>
+            <w:shd w:fill="0E1E3F" w:color="auto" w:val="clear"/>
+            <w:tcMar>
+              <w:top w:type="dxa" w:w="80"/>
+              <w:left w:type="dxa" w:w="120"/>
+              <w:bottom w:type="dxa" w:w="80"/>
+              <w:right w:type="dxa" w:w="120"/>
+            </w:tcMar>
+            <w:vAlign w:val="top"/>
+          </w:tcPr>
+          <w:p>
+            <w:pPr>
+              <w:spacing w:after="0"/>
+              <w:jc w:val="left"/>
+            </w:pPr>
+            <w:r>
+              <w:rPr>
+                <w:rFonts w:ascii="Calibri" w:cs="Calibri" w:eastAsia="Calibri" w:hAnsi="Calibri"/>
+                <w:b/>
+                <w:bCs/>
+                <w:color w:val="FFFFFF"/>
+                <w:sz w:val="18"/>
+                <w:szCs w:val="18"/>
+              </w:rPr>
+              <w:t xml:space="preserve">Type</w:t>
+            </w:r>
+          </w:p>
+        </w:tc>
+        <w:tc>
+          <w:tcPr>
+            <w:tcW w:type="dxa" w:w="1200"/>
+            <w:tcBorders>
+              <w:top w:val="single" w:color="D5D3C8" w:sz="4"/>
+              <w:left w:val="single" w:color="D5D3C8" w:sz="4"/>
+              <w:bottom w:val="single" w:color="D5D3C8" w:sz="4"/>
+              <w:right w:val="single" w:color="D5D3C8" w:sz="4"/>
+            </w:tcBorders>
+            <w:shd w:fill="0E1E3F" w:color="auto" w:val="clear"/>
+            <w:tcMar>
+              <w:top w:type="dxa" w:w="80"/>
+              <w:left w:type="dxa" w:w="120"/>
+              <w:bottom w:type="dxa" w:w="80"/>
+              <w:right w:type="dxa" w:w="120"/>
+            </w:tcMar>
+            <w:vAlign w:val="top"/>
+          </w:tcPr>
+          <w:p>
+            <w:pPr>
+              <w:spacing w:after="0"/>
+              <w:jc w:val="center"/>
+            </w:pPr>
+            <w:r>
+              <w:rPr>
+                <w:rFonts w:ascii="Calibri" w:cs="Calibri" w:eastAsia="Calibri" w:hAnsi="Calibri"/>
+                <w:b/>
+                <w:bCs/>
+                <w:color w:val="FFFFFF"/>
+                <w:sz w:val="18"/>
+                <w:szCs w:val="18"/>
+              </w:rPr>
+              <w:t xml:space="preserve">Strength</w:t>
+            </w:r>
+          </w:p>
+        </w:tc>
+        <w:tc>
+          <w:tcPr>
+            <w:tcW w:type="dxa" w:w="4400"/>
+            <w:tcBorders>
+              <w:top w:val="single" w:color="D5D3C8" w:sz="4"/>
+              <w:left w:val="single" w:color="D5D3C8" w:sz="4"/>
+              <w:bottom w:val="single" w:color="D5D3C8" w:sz="4"/>
+              <w:right w:val="single" w:color="D5D3C8" w:sz="4"/>
+            </w:tcBorders>
+            <w:shd w:fill="0E1E3F" w:color="auto" w:val="clear"/>
+            <w:tcMar>
+              <w:top w:type="dxa" w:w="80"/>
+              <w:left w:type="dxa" w:w="120"/>
+              <w:bottom w:type="dxa" w:w="80"/>
+              <w:right w:type="dxa" w:w="120"/>
+            </w:tcMar>
+            <w:vAlign w:val="top"/>
+          </w:tcPr>
+          <w:p>
+            <w:pPr>
+              <w:spacing w:after="0"/>
+              <w:jc w:val="left"/>
+            </w:pPr>
+            <w:r>
+              <w:rPr>
+                <w:rFonts w:ascii="Calibri" w:cs="Calibri" w:eastAsia="Calibri" w:hAnsi="Calibri"/>
+                <w:b/>
+                <w:bCs/>
+                <w:color w:val="FFFFFF"/>
+                <w:sz w:val="18"/>
+                <w:szCs w:val="18"/>
+              </w:rPr>
+              <w:t xml:space="preserve">Headline</w:t>
+            </w:r>
+          </w:p>
+        </w:tc>
+        <w:tc>
+          <w:tcPr>
+            <w:tcW w:type="dxa" w:w="2360"/>
+            <w:tcBorders>
+              <w:top w:val="single" w:color="D5D3C8" w:sz="4"/>
+              <w:left w:val="single" w:color="D5D3C8" w:sz="4"/>
+              <w:bottom w:val="single" w:color="D5D3C8" w:sz="4"/>
+              <w:right w:val="single" w:color="D5D3C8" w:sz="4"/>
+            </w:tcBorders>
+            <w:shd w:fill="0E1E3F" w:color="auto" w:val="clear"/>
+            <w:tcMar>
+              <w:top w:type="dxa" w:w="80"/>
+              <w:left w:type="dxa" w:w="120"/>
+              <w:bottom w:type="dxa" w:w="80"/>
+              <w:right w:type="dxa" w:w="120"/>
+            </w:tcMar>
+            <w:vAlign w:val="top"/>
+          </w:tcPr>
+          <w:p>
+            <w:pPr>
+              <w:spacing w:after="0"/>
+              <w:jc w:val="left"/>
+            </w:pPr>
+            <w:r>
+              <w:rPr>
+                <w:rFonts w:ascii="Calibri" w:cs="Calibri" w:eastAsia="Calibri" w:hAnsi="Calibri"/>
+                <w:b/>
+                <w:bCs/>
+                <w:color w:val="FFFFFF"/>
+                <w:sz w:val="18"/>
+                <w:szCs w:val="18"/>
+              </w:rPr>
+              <w:t xml:space="preserve">Source</w:t>
+            </w:r>
+          </w:p>
+        </w:tc>
+      </w:tr>
+      <w:tr>
+        <w:tc>
+          <w:tcPr>
+            <w:tcW w:type="dxa" w:w="1400"/>
+            <w:tcBorders>
+              <w:top w:val="single" w:color="D5D3C8" w:sz="4"/>
+              <w:left w:val="single" w:color="D5D3C8" w:sz="4"/>
+              <w:bottom w:val="single" w:color="D5D3C8" w:sz="4"/>
+              <w:right w:val="single" w:color="D5D3C8" w:sz="4"/>
+            </w:tcBorders>
+            <w:tcMar>
+              <w:top w:type="dxa" w:w="80"/>
+              <w:left w:type="dxa" w:w="120"/>
+              <w:bottom w:type="dxa" w:w="80"/>
+              <w:right w:type="dxa" w:w="120"/>
+            </w:tcMar>
+            <w:vAlign w:val="top"/>
+          </w:tcPr>
+          <w:p>
+            <w:pPr>
+              <w:spacing w:after="0"/>
+              <w:jc w:val="left"/>
+            </w:pPr>
+            <w:r>
+              <w:rPr>
+                <w:rFonts w:ascii="Calibri" w:cs="Calibri" w:eastAsia="Calibri" w:hAnsi="Calibri"/>
+                <w:b w:val="false"/>
+                <w:bCs w:val="false"/>
+                <w:color w:val="2A2E3A"/>
+                <w:sz w:val="18"/>
+                <w:szCs w:val="18"/>
+              </w:rPr>
+              <w:t xml:space="preserve">Funding</w:t>
+            </w:r>
+          </w:p>
+        </w:tc>
+        <w:tc>
+          <w:tcPr>
+            <w:tcW w:type="dxa" w:w="1200"/>
+            <w:tcBorders>
+              <w:top w:val="single" w:color="D5D3C8" w:sz="4"/>
+              <w:left w:val="single" w:color="D5D3C8" w:sz="4"/>
+              <w:bottom w:val="single" w:color="D5D3C8" w:sz="4"/>
+              <w:right w:val="single" w:color="D5D3C8" w:sz="4"/>
+            </w:tcBorders>
+            <w:tcMar>
+              <w:top w:type="dxa" w:w="80"/>
+              <w:left w:type="dxa" w:w="120"/>
+              <w:bottom w:type="dxa" w:w="80"/>
+              <w:right w:type="dxa" w:w="120"/>
+            </w:tcMar>
+            <w:vAlign w:val="top"/>
+          </w:tcPr>
+          <w:p>
+            <w:pPr>
+              <w:spacing w:after="0"/>
+              <w:jc w:val="center"/>
+            </w:pPr>
+            <w:r>
+              <w:rPr>
+                <w:rFonts w:ascii="Calibri" w:cs="Calibri" w:eastAsia="Calibri" w:hAnsi="Calibri"/>
+                <w:b w:val="false"/>
+                <w:bCs w:val="false"/>
+                <w:color w:val="2A2E3A"/>
+                <w:sz w:val="18"/>
+                <w:szCs w:val="18"/>
+              </w:rPr>
+              <w:t xml:space="preserve">High</w:t>
+            </w:r>
+          </w:p>
+        </w:tc>
+        <w:tc>
+          <w:tcPr>
+            <w:tcW w:type="dxa" w:w="4400"/>
+            <w:tcBorders>
+              <w:top w:val="single" w:color="D5D3C8" w:sz="4"/>
+              <w:left w:val="single" w:color="D5D3C8" w:sz="4"/>
+              <w:bottom w:val="single" w:color="D5D3C8" w:sz="4"/>
+              <w:right w:val="single" w:color="D5D3C8" w:sz="4"/>
+            </w:tcBorders>
+            <w:tcMar>
+              <w:top w:type="dxa" w:w="80"/>
+              <w:left w:type="dxa" w:w="120"/>
+              <w:bottom w:type="dxa" w:w="80"/>
+              <w:right w:type="dxa" w:w="120"/>
+            </w:tcMar>
+            <w:vAlign w:val="top"/>
+          </w:tcPr>
+          <w:p>
+            <w:pPr>
+              <w:spacing w:after="0"/>
+              <w:jc w:val="left"/>
+            </w:pPr>
+            <w:r>
+              <w:rPr>
+                <w:rFonts w:ascii="Calibri" w:cs="Calibri" w:eastAsia="Calibri" w:hAnsi="Calibri"/>
+                <w:b w:val="false"/>
+                <w:bCs w:val="false"/>
+                <w:color w:val="2A2E3A"/>
+                <w:sz w:val="18"/>
+                <w:szCs w:val="18"/>
+              </w:rPr>
+              <w:t xml:space="preserve">Collide Capital raises $95M fund to back fintech, future-of-work startups</w:t>
+            </w:r>
+          </w:p>
+        </w:tc>
+        <w:tc>
+          <w:tcPr>
+            <w:tcW w:type="dxa" w:w="2360"/>
+            <w:tcBorders>
+              <w:top w:val="single" w:color="D5D3C8" w:sz="4"/>
+              <w:left w:val="single" w:color="D5D3C8" w:sz="4"/>
+              <w:bottom w:val="single" w:color="D5D3C8" w:sz="4"/>
+              <w:right w:val="single" w:color="D5D3C8" w:sz="4"/>
+            </w:tcBorders>
+            <w:tcMar>
+              <w:top w:type="dxa" w:w="80"/>
+              <w:left w:type="dxa" w:w="120"/>
+              <w:bottom w:type="dxa" w:w="80"/>
+              <w:right w:type="dxa" w:w="120"/>
+            </w:tcMar>
+            <w:vAlign w:val="top"/>
+          </w:tcPr>
+          <w:p>
+            <w:pPr>
+              <w:spacing w:after="0"/>
+              <w:jc w:val="left"/>
+            </w:pPr>
+            <w:r>
+              <w:rPr>
+                <w:rFonts w:ascii="Calibri" w:cs="Calibri" w:eastAsia="Calibri" w:hAnsi="Calibri"/>
+                <w:b w:val="false"/>
+                <w:bCs w:val="false"/>
+                <w:color w:val="2A2E3A"/>
+                <w:sz w:val="18"/>
+                <w:szCs w:val="18"/>
+              </w:rPr>
+              <w:t xml:space="preserve">TechCrunch · Venture</w:t>
+            </w:r>
+          </w:p>
+          <w:p>
+            <w:pPr>
+              <w:spacing w:after="0"/>
+              <w:jc w:val="left"/>
+            </w:pPr>
+            <w:r>
+              <w:rPr>
+                <w:rFonts w:ascii="Calibri" w:cs="Calibri" w:eastAsia="Calibri" w:hAnsi="Calibri"/>
+                <w:b w:val="false"/>
+                <w:bCs w:val="false"/>
+                <w:color w:val="2A2E3A"/>
+                <w:sz w:val="18"/>
+                <w:szCs w:val="18"/>
+              </w:rPr>
+              <w:t xml:space="preserve">https://techcrunch.com/2026/04/09/collide-capital-raises-95…</w:t>
+            </w:r>
+          </w:p>
+        </w:tc>
+      </w:tr>
+    </w:tbl>
+    <w:p>
+      <w:pPr>
+        <w:pStyle w:val="Heading3"/>
+        <w:keepNext/>
+        <w:spacing w:after="80" w:before="300"/>
+      </w:pPr>
+      <w:r>
+        <w:rPr>
+          <w:rFonts w:ascii="Calibri" w:cs="Calibri" w:eastAsia="Calibri" w:hAnsi="Calibri"/>
+          <w:b/>
+          <w:bCs/>
+          <w:color w:val="0E1E3F"/>
+          <w:sz w:val="24"/>
+          <w:szCs w:val="24"/>
+        </w:rPr>
+        <w:t xml:space="preserve">24. Tamwilcom</w:t>
+      </w:r>
+    </w:p>
+    <w:tbl>
+      <w:tblPr>
+        <w:tblW w:type="dxa" w:w="9360"/>
+        <w:tblBorders>
+          <w:top w:val="single" w:color="auto" w:sz="4"/>
+          <w:left w:val="single" w:color="auto" w:sz="4"/>
+          <w:bottom w:val="single" w:color="auto" w:sz="4"/>
+          <w:right w:val="single" w:color="auto" w:sz="4"/>
+          <w:insideH w:val="single" w:color="auto" w:sz="4"/>
+          <w:insideV w:val="single" w:color="auto" w:sz="4"/>
+        </w:tblBorders>
+      </w:tblPr>
+      <w:tblGrid>
+        <w:gridCol w:w="2340"/>
+        <w:gridCol w:w="2340"/>
+        <w:gridCol w:w="2340"/>
+        <w:gridCol w:w="2340"/>
+      </w:tblGrid>
+      <w:tr>
+        <w:tc>
+          <w:tcPr>
+            <w:tcW w:type="dxa" w:w="2340"/>
+            <w:tcBorders>
+              <w:top w:val="single" w:color="D5D3C8" w:sz="4"/>
+              <w:left w:val="single" w:color="D5D3C8" w:sz="4"/>
+              <w:bottom w:val="single" w:color="D5D3C8" w:sz="4"/>
+              <w:right w:val="single" w:color="D5D3C8" w:sz="4"/>
+            </w:tcBorders>
+            <w:shd w:fill="F8F6EF" w:color="auto" w:val="clear"/>
+            <w:tcMar>
+              <w:top w:type="dxa" w:w="80"/>
+              <w:left w:type="dxa" w:w="120"/>
+              <w:bottom w:type="dxa" w:w="80"/>
+              <w:right w:type="dxa" w:w="120"/>
+            </w:tcMar>
+            <w:vAlign w:val="top"/>
+          </w:tcPr>
+          <w:p>
+            <w:pPr>
+              <w:spacing w:after="0"/>
+              <w:jc w:val="center"/>
+            </w:pPr>
+            <w:r>
+              <w:rPr>
+                <w:rFonts w:ascii="Calibri" w:cs="Calibri" w:eastAsia="Calibri" w:hAnsi="Calibri"/>
+                <w:b/>
+                <w:bCs/>
+                <w:color w:val="2A2E3A"/>
+                <w:sz w:val="18"/>
+                <w:szCs w:val="18"/>
+              </w:rPr>
+              <w:t xml:space="preserve">Composite: 42</w:t>
+            </w:r>
+          </w:p>
+        </w:tc>
+        <w:tc>
+          <w:tcPr>
+            <w:tcW w:type="dxa" w:w="2340"/>
+            <w:tcBorders>
+              <w:top w:val="single" w:color="D5D3C8" w:sz="4"/>
+              <w:left w:val="single" w:color="D5D3C8" w:sz="4"/>
+              <w:bottom w:val="single" w:color="D5D3C8" w:sz="4"/>
+              <w:right w:val="single" w:color="D5D3C8" w:sz="4"/>
+            </w:tcBorders>
+            <w:shd w:fill="F8F6EF" w:color="auto" w:val="clear"/>
+            <w:tcMar>
+              <w:top w:type="dxa" w:w="80"/>
+              <w:left w:type="dxa" w:w="120"/>
+              <w:bottom w:type="dxa" w:w="80"/>
+              <w:right w:type="dxa" w:w="120"/>
+            </w:tcMar>
+            <w:vAlign w:val="top"/>
+          </w:tcPr>
+          <w:p>
+            <w:pPr>
+              <w:spacing w:after="0"/>
+              <w:jc w:val="center"/>
+            </w:pPr>
+            <w:r>
+              <w:rPr>
+                <w:rFonts w:ascii="Calibri" w:cs="Calibri" w:eastAsia="Calibri" w:hAnsi="Calibri"/>
+                <w:b w:val="false"/>
+                <w:bCs w:val="false"/>
+                <w:color w:val="2A2E3A"/>
+                <w:sz w:val="18"/>
+                <w:szCs w:val="18"/>
+              </w:rPr>
+              <w:t xml:space="preserve">Investability: 47</w:t>
+            </w:r>
+          </w:p>
+        </w:tc>
+        <w:tc>
+          <w:tcPr>
+            <w:tcW w:type="dxa" w:w="2340"/>
+            <w:tcBorders>
+              <w:top w:val="single" w:color="D5D3C8" w:sz="4"/>
+              <w:left w:val="single" w:color="D5D3C8" w:sz="4"/>
+              <w:bottom w:val="single" w:color="D5D3C8" w:sz="4"/>
+              <w:right w:val="single" w:color="D5D3C8" w:sz="4"/>
+            </w:tcBorders>
+            <w:shd w:fill="F8F6EF" w:color="auto" w:val="clear"/>
+            <w:tcMar>
+              <w:top w:type="dxa" w:w="80"/>
+              <w:left w:type="dxa" w:w="120"/>
+              <w:bottom w:type="dxa" w:w="80"/>
+              <w:right w:type="dxa" w:w="120"/>
+            </w:tcMar>
+            <w:vAlign w:val="top"/>
+          </w:tcPr>
+          <w:p>
+            <w:pPr>
+              <w:spacing w:after="0"/>
+              <w:jc w:val="center"/>
+            </w:pPr>
+            <w:r>
+              <w:rPr>
+                <w:rFonts w:ascii="Calibri" w:cs="Calibri" w:eastAsia="Calibri" w:hAnsi="Calibri"/>
+                <w:b w:val="false"/>
+                <w:bCs w:val="false"/>
+                <w:color w:val="2A2E3A"/>
+                <w:sz w:val="18"/>
+                <w:szCs w:val="18"/>
+              </w:rPr>
+              <w:t xml:space="preserve">UAE alignment: 36</w:t>
+            </w:r>
+          </w:p>
+        </w:tc>
+        <w:tc>
+          <w:tcPr>
+            <w:tcW w:type="dxa" w:w="2340"/>
+            <w:tcBorders>
+              <w:top w:val="single" w:color="D5D3C8" w:sz="4"/>
+              <w:left w:val="single" w:color="D5D3C8" w:sz="4"/>
+              <w:bottom w:val="single" w:color="D5D3C8" w:sz="4"/>
+              <w:right w:val="single" w:color="D5D3C8" w:sz="4"/>
+            </w:tcBorders>
+            <w:shd w:fill="F8F6EF" w:color="auto" w:val="clear"/>
+            <w:tcMar>
+              <w:top w:type="dxa" w:w="80"/>
+              <w:left w:type="dxa" w:w="120"/>
+              <w:bottom w:type="dxa" w:w="80"/>
+              <w:right w:type="dxa" w:w="120"/>
+            </w:tcMar>
+            <w:vAlign w:val="top"/>
+          </w:tcPr>
+          <w:p>
+            <w:pPr>
+              <w:spacing w:after="0"/>
+              <w:jc w:val="center"/>
+            </w:pPr>
+            <w:r>
+              <w:rPr>
+                <w:rFonts w:ascii="Calibri" w:cs="Calibri" w:eastAsia="Calibri" w:hAnsi="Calibri"/>
+                <w:b w:val="false"/>
+                <w:bCs w:val="false"/>
+                <w:color w:val="2A2E3A"/>
+                <w:sz w:val="18"/>
+                <w:szCs w:val="18"/>
+              </w:rPr>
+              <w:t xml:space="preserve">Signals: 1</w:t>
+            </w:r>
+          </w:p>
+        </w:tc>
+      </w:tr>
+    </w:tbl>
+    <w:p>
+      <w:pPr>
+        <w:spacing w:after="60" w:before="160"/>
+      </w:pPr>
+      <w:r>
+        <w:rPr>
+          <w:rFonts w:ascii="Calibri" w:cs="Calibri" w:eastAsia="Calibri" w:hAnsi="Calibri"/>
+          <w:b/>
+          <w:bCs/>
+          <w:color w:val="0E1E3F"/>
+          <w:sz w:val="20"/>
+          <w:szCs w:val="20"/>
+        </w:rPr>
+        <w:t xml:space="preserve">Sectors: </w:t>
+      </w:r>
+      <w:r>
+        <w:rPr>
+          <w:rFonts w:ascii="Calibri" w:cs="Calibri" w:eastAsia="Calibri" w:hAnsi="Calibri"/>
+          <w:color w:val="4A4D57"/>
+          <w:sz w:val="20"/>
+          <w:szCs w:val="20"/>
+        </w:rPr>
+        <w:t xml:space="preserve">Logistics, Real Estate</w:t>
+      </w:r>
+    </w:p>
+    <w:p>
+      <w:pPr>
+        <w:spacing w:after="60"/>
+      </w:pPr>
+      <w:r>
+        <w:rPr>
+          <w:rFonts w:ascii="Calibri" w:cs="Calibri" w:eastAsia="Calibri" w:hAnsi="Calibri"/>
+          <w:b/>
+          <w:bCs/>
+          <w:color w:val="0E1E3F"/>
+          <w:sz w:val="20"/>
+          <w:szCs w:val="20"/>
+        </w:rPr>
+        <w:t xml:space="preserve">Headquarters: </w:t>
+      </w:r>
+      <w:r>
+        <w:rPr>
+          <w:rFonts w:ascii="Calibri" w:cs="Calibri" w:eastAsia="Calibri" w:hAnsi="Calibri"/>
+          <w:color w:val="4A4D57"/>
+          <w:sz w:val="20"/>
+          <w:szCs w:val="20"/>
+        </w:rPr>
+        <w:t xml:space="preserve">Morocco</w:t>
+      </w:r>
+    </w:p>
+    <w:p>
+      <w:pPr>
+        <w:spacing w:after="80" w:before="160"/>
+      </w:pPr>
+      <w:r>
+        <w:rPr>
+          <w:rFonts w:ascii="Calibri" w:cs="Calibri" w:eastAsia="Calibri" w:hAnsi="Calibri"/>
+          <w:b/>
+          <w:bCs/>
+          <w:color w:val="8C6B3D"/>
+          <w:spacing w:val="40"/>
+          <w:sz w:val="20"/>
+          <w:szCs w:val="20"/>
+        </w:rPr>
+        <w:t xml:space="preserve">Detected signals</w:t>
+      </w:r>
+    </w:p>
+    <w:tbl>
+      <w:tblPr>
+        <w:tblW w:type="dxa" w:w="9360"/>
+        <w:tblBorders>
+          <w:top w:val="single" w:color="auto" w:sz="4"/>
+          <w:left w:val="single" w:color="auto" w:sz="4"/>
+          <w:bottom w:val="single" w:color="auto" w:sz="4"/>
+          <w:right w:val="single" w:color="auto" w:sz="4"/>
+          <w:insideH w:val="single" w:color="auto" w:sz="4"/>
+          <w:insideV w:val="single" w:color="auto" w:sz="4"/>
+        </w:tblBorders>
+      </w:tblPr>
+      <w:tblGrid>
+        <w:gridCol w:w="1400"/>
+        <w:gridCol w:w="1200"/>
+        <w:gridCol w:w="4400"/>
+        <w:gridCol w:w="2360"/>
+      </w:tblGrid>
+      <w:tr>
+        <w:trPr>
+          <w:tblHeader/>
+        </w:trPr>
+        <w:tc>
+          <w:tcPr>
+            <w:tcW w:type="dxa" w:w="1400"/>
+            <w:tcBorders>
+              <w:top w:val="single" w:color="D5D3C8" w:sz="4"/>
+              <w:left w:val="single" w:color="D5D3C8" w:sz="4"/>
+              <w:bottom w:val="single" w:color="D5D3C8" w:sz="4"/>
+              <w:right w:val="single" w:color="D5D3C8" w:sz="4"/>
+            </w:tcBorders>
+            <w:shd w:fill="0E1E3F" w:color="auto" w:val="clear"/>
+            <w:tcMar>
+              <w:top w:type="dxa" w:w="80"/>
+              <w:left w:type="dxa" w:w="120"/>
+              <w:bottom w:type="dxa" w:w="80"/>
+              <w:right w:type="dxa" w:w="120"/>
+            </w:tcMar>
+            <w:vAlign w:val="top"/>
+          </w:tcPr>
+          <w:p>
+            <w:pPr>
+              <w:spacing w:after="0"/>
+              <w:jc w:val="left"/>
+            </w:pPr>
+            <w:r>
+              <w:rPr>
+                <w:rFonts w:ascii="Calibri" w:cs="Calibri" w:eastAsia="Calibri" w:hAnsi="Calibri"/>
+                <w:b/>
+                <w:bCs/>
+                <w:color w:val="FFFFFF"/>
+                <w:sz w:val="18"/>
+                <w:szCs w:val="18"/>
+              </w:rPr>
+              <w:t xml:space="preserve">Type</w:t>
+            </w:r>
+          </w:p>
+        </w:tc>
+        <w:tc>
+          <w:tcPr>
+            <w:tcW w:type="dxa" w:w="1200"/>
+            <w:tcBorders>
+              <w:top w:val="single" w:color="D5D3C8" w:sz="4"/>
+              <w:left w:val="single" w:color="D5D3C8" w:sz="4"/>
+              <w:bottom w:val="single" w:color="D5D3C8" w:sz="4"/>
+              <w:right w:val="single" w:color="D5D3C8" w:sz="4"/>
+            </w:tcBorders>
+            <w:shd w:fill="0E1E3F" w:color="auto" w:val="clear"/>
+            <w:tcMar>
+              <w:top w:type="dxa" w:w="80"/>
+              <w:left w:type="dxa" w:w="120"/>
+              <w:bottom w:type="dxa" w:w="80"/>
+              <w:right w:type="dxa" w:w="120"/>
+            </w:tcMar>
+            <w:vAlign w:val="top"/>
+          </w:tcPr>
+          <w:p>
+            <w:pPr>
+              <w:spacing w:after="0"/>
+              <w:jc w:val="center"/>
+            </w:pPr>
+            <w:r>
+              <w:rPr>
+                <w:rFonts w:ascii="Calibri" w:cs="Calibri" w:eastAsia="Calibri" w:hAnsi="Calibri"/>
+                <w:b/>
+                <w:bCs/>
+                <w:color w:val="FFFFFF"/>
+                <w:sz w:val="18"/>
+                <w:szCs w:val="18"/>
+              </w:rPr>
+              <w:t xml:space="preserve">Strength</w:t>
+            </w:r>
+          </w:p>
+        </w:tc>
+        <w:tc>
+          <w:tcPr>
+            <w:tcW w:type="dxa" w:w="4400"/>
+            <w:tcBorders>
+              <w:top w:val="single" w:color="D5D3C8" w:sz="4"/>
+              <w:left w:val="single" w:color="D5D3C8" w:sz="4"/>
+              <w:bottom w:val="single" w:color="D5D3C8" w:sz="4"/>
+              <w:right w:val="single" w:color="D5D3C8" w:sz="4"/>
+            </w:tcBorders>
+            <w:shd w:fill="0E1E3F" w:color="auto" w:val="clear"/>
+            <w:tcMar>
+              <w:top w:type="dxa" w:w="80"/>
+              <w:left w:type="dxa" w:w="120"/>
+              <w:bottom w:type="dxa" w:w="80"/>
+              <w:right w:type="dxa" w:w="120"/>
+            </w:tcMar>
+            <w:vAlign w:val="top"/>
+          </w:tcPr>
+          <w:p>
+            <w:pPr>
+              <w:spacing w:after="0"/>
+              <w:jc w:val="left"/>
+            </w:pPr>
+            <w:r>
+              <w:rPr>
+                <w:rFonts w:ascii="Calibri" w:cs="Calibri" w:eastAsia="Calibri" w:hAnsi="Calibri"/>
+                <w:b/>
+                <w:bCs/>
+                <w:color w:val="FFFFFF"/>
+                <w:sz w:val="18"/>
+                <w:szCs w:val="18"/>
+              </w:rPr>
+              <w:t xml:space="preserve">Headline</w:t>
+            </w:r>
+          </w:p>
+        </w:tc>
+        <w:tc>
+          <w:tcPr>
+            <w:tcW w:type="dxa" w:w="2360"/>
+            <w:tcBorders>
+              <w:top w:val="single" w:color="D5D3C8" w:sz="4"/>
+              <w:left w:val="single" w:color="D5D3C8" w:sz="4"/>
+              <w:bottom w:val="single" w:color="D5D3C8" w:sz="4"/>
+              <w:right w:val="single" w:color="D5D3C8" w:sz="4"/>
+            </w:tcBorders>
+            <w:shd w:fill="0E1E3F" w:color="auto" w:val="clear"/>
+            <w:tcMar>
+              <w:top w:type="dxa" w:w="80"/>
+              <w:left w:type="dxa" w:w="120"/>
+              <w:bottom w:type="dxa" w:w="80"/>
+              <w:right w:type="dxa" w:w="120"/>
+            </w:tcMar>
+            <w:vAlign w:val="top"/>
+          </w:tcPr>
+          <w:p>
+            <w:pPr>
+              <w:spacing w:after="0"/>
+              <w:jc w:val="left"/>
+            </w:pPr>
+            <w:r>
+              <w:rPr>
+                <w:rFonts w:ascii="Calibri" w:cs="Calibri" w:eastAsia="Calibri" w:hAnsi="Calibri"/>
+                <w:b/>
+                <w:bCs/>
+                <w:color w:val="FFFFFF"/>
+                <w:sz w:val="18"/>
+                <w:szCs w:val="18"/>
+              </w:rPr>
+              <w:t xml:space="preserve">Source</w:t>
+            </w:r>
+          </w:p>
+        </w:tc>
+      </w:tr>
+      <w:tr>
+        <w:tc>
+          <w:tcPr>
+            <w:tcW w:type="dxa" w:w="1400"/>
+            <w:tcBorders>
+              <w:top w:val="single" w:color="D5D3C8" w:sz="4"/>
+              <w:left w:val="single" w:color="D5D3C8" w:sz="4"/>
+              <w:bottom w:val="single" w:color="D5D3C8" w:sz="4"/>
+              <w:right w:val="single" w:color="D5D3C8" w:sz="4"/>
+            </w:tcBorders>
+            <w:tcMar>
+              <w:top w:type="dxa" w:w="80"/>
+              <w:left w:type="dxa" w:w="120"/>
+              <w:bottom w:type="dxa" w:w="80"/>
+              <w:right w:type="dxa" w:w="120"/>
+            </w:tcMar>
+            <w:vAlign w:val="top"/>
+          </w:tcPr>
+          <w:p>
+            <w:pPr>
+              <w:spacing w:after="0"/>
+              <w:jc w:val="left"/>
+            </w:pPr>
+            <w:r>
+              <w:rPr>
+                <w:rFonts w:ascii="Calibri" w:cs="Calibri" w:eastAsia="Calibri" w:hAnsi="Calibri"/>
+                <w:b w:val="false"/>
+                <w:bCs w:val="false"/>
+                <w:color w:val="2A2E3A"/>
+                <w:sz w:val="18"/>
+                <w:szCs w:val="18"/>
+              </w:rPr>
+              <w:t xml:space="preserve">Launch</w:t>
+            </w:r>
+          </w:p>
+        </w:tc>
+        <w:tc>
+          <w:tcPr>
+            <w:tcW w:type="dxa" w:w="1200"/>
+            <w:tcBorders>
+              <w:top w:val="single" w:color="D5D3C8" w:sz="4"/>
+              <w:left w:val="single" w:color="D5D3C8" w:sz="4"/>
+              <w:bottom w:val="single" w:color="D5D3C8" w:sz="4"/>
+              <w:right w:val="single" w:color="D5D3C8" w:sz="4"/>
+            </w:tcBorders>
+            <w:tcMar>
+              <w:top w:type="dxa" w:w="80"/>
+              <w:left w:type="dxa" w:w="120"/>
+              <w:bottom w:type="dxa" w:w="80"/>
+              <w:right w:type="dxa" w:w="120"/>
+            </w:tcMar>
+            <w:vAlign w:val="top"/>
+          </w:tcPr>
+          <w:p>
+            <w:pPr>
+              <w:spacing w:after="0"/>
+              <w:jc w:val="center"/>
+            </w:pPr>
+            <w:r>
+              <w:rPr>
+                <w:rFonts w:ascii="Calibri" w:cs="Calibri" w:eastAsia="Calibri" w:hAnsi="Calibri"/>
+                <w:b w:val="false"/>
+                <w:bCs w:val="false"/>
+                <w:color w:val="2A2E3A"/>
+                <w:sz w:val="18"/>
+                <w:szCs w:val="18"/>
+              </w:rPr>
+              <w:t xml:space="preserve">Medium</w:t>
+            </w:r>
+          </w:p>
+        </w:tc>
+        <w:tc>
+          <w:tcPr>
+            <w:tcW w:type="dxa" w:w="4400"/>
+            <w:tcBorders>
+              <w:top w:val="single" w:color="D5D3C8" w:sz="4"/>
+              <w:left w:val="single" w:color="D5D3C8" w:sz="4"/>
+              <w:bottom w:val="single" w:color="D5D3C8" w:sz="4"/>
+              <w:right w:val="single" w:color="D5D3C8" w:sz="4"/>
+            </w:tcBorders>
+            <w:tcMar>
+              <w:top w:type="dxa" w:w="80"/>
+              <w:left w:type="dxa" w:w="120"/>
+              <w:bottom w:type="dxa" w:w="80"/>
+              <w:right w:type="dxa" w:w="120"/>
+            </w:tcMar>
+            <w:vAlign w:val="top"/>
+          </w:tcPr>
+          <w:p>
+            <w:pPr>
+              <w:spacing w:after="0"/>
+              <w:jc w:val="left"/>
+            </w:pPr>
+            <w:r>
+              <w:rPr>
+                <w:rFonts w:ascii="Calibri" w:cs="Calibri" w:eastAsia="Calibri" w:hAnsi="Calibri"/>
+                <w:b w:val="false"/>
+                <w:bCs w:val="false"/>
+                <w:color w:val="2A2E3A"/>
+                <w:sz w:val="18"/>
+                <w:szCs w:val="18"/>
+              </w:rPr>
+              <w:t xml:space="preserve">Tamwilcom launches $69 million venture-building programme to support 800 Moroccan startups</w:t>
+            </w:r>
+          </w:p>
+        </w:tc>
+        <w:tc>
+          <w:tcPr>
+            <w:tcW w:type="dxa" w:w="2360"/>
+            <w:tcBorders>
+              <w:top w:val="single" w:color="D5D3C8" w:sz="4"/>
+              <w:left w:val="single" w:color="D5D3C8" w:sz="4"/>
+              <w:bottom w:val="single" w:color="D5D3C8" w:sz="4"/>
+              <w:right w:val="single" w:color="D5D3C8" w:sz="4"/>
+            </w:tcBorders>
+            <w:tcMar>
+              <w:top w:type="dxa" w:w="80"/>
+              <w:left w:type="dxa" w:w="120"/>
+              <w:bottom w:type="dxa" w:w="80"/>
+              <w:right w:type="dxa" w:w="120"/>
+            </w:tcMar>
+            <w:vAlign w:val="top"/>
+          </w:tcPr>
+          <w:p>
+            <w:pPr>
+              <w:spacing w:after="0"/>
+              <w:jc w:val="left"/>
+            </w:pPr>
+            <w:r>
+              <w:rPr>
+                <w:rFonts w:ascii="Calibri" w:cs="Calibri" w:eastAsia="Calibri" w:hAnsi="Calibri"/>
+                <w:b w:val="false"/>
+                <w:bCs w:val="false"/>
+                <w:color w:val="2A2E3A"/>
+                <w:sz w:val="18"/>
+                <w:szCs w:val="18"/>
+              </w:rPr>
               <w:t xml:space="preserve">Wamda</w:t>
             </w:r>
           </w:p>
@@ -20331,7 +20076,584 @@
                 <w:sz w:val="18"/>
                 <w:szCs w:val="18"/>
               </w:rPr>
-              <w:t xml:space="preserve">http://wamda.com/2026/04/edafa-venture-acquires-egypt-cycle…</w:t>
+              <w:t xml:space="preserve">http://wamda.com/2026/04/tamwilcom-launches-69m-venture-bui…</w:t>
+            </w:r>
+          </w:p>
+        </w:tc>
+      </w:tr>
+    </w:tbl>
+    <w:p>
+      <w:pPr>
+        <w:pStyle w:val="Heading3"/>
+        <w:keepNext/>
+        <w:spacing w:after="80" w:before="300"/>
+      </w:pPr>
+      <w:r>
+        <w:rPr>
+          <w:rFonts w:ascii="Calibri" w:cs="Calibri" w:eastAsia="Calibri" w:hAnsi="Calibri"/>
+          <w:b/>
+          <w:bCs/>
+          <w:color w:val="0E1E3F"/>
+          <w:sz w:val="24"/>
+          <w:szCs w:val="24"/>
+        </w:rPr>
+        <w:t xml:space="preserve">25. Accel</w:t>
+      </w:r>
+    </w:p>
+    <w:tbl>
+      <w:tblPr>
+        <w:tblW w:type="dxa" w:w="9360"/>
+        <w:tblBorders>
+          <w:top w:val="single" w:color="auto" w:sz="4"/>
+          <w:left w:val="single" w:color="auto" w:sz="4"/>
+          <w:bottom w:val="single" w:color="auto" w:sz="4"/>
+          <w:right w:val="single" w:color="auto" w:sz="4"/>
+          <w:insideH w:val="single" w:color="auto" w:sz="4"/>
+          <w:insideV w:val="single" w:color="auto" w:sz="4"/>
+        </w:tblBorders>
+      </w:tblPr>
+      <w:tblGrid>
+        <w:gridCol w:w="2340"/>
+        <w:gridCol w:w="2340"/>
+        <w:gridCol w:w="2340"/>
+        <w:gridCol w:w="2340"/>
+      </w:tblGrid>
+      <w:tr>
+        <w:tc>
+          <w:tcPr>
+            <w:tcW w:type="dxa" w:w="2340"/>
+            <w:tcBorders>
+              <w:top w:val="single" w:color="D5D3C8" w:sz="4"/>
+              <w:left w:val="single" w:color="D5D3C8" w:sz="4"/>
+              <w:bottom w:val="single" w:color="D5D3C8" w:sz="4"/>
+              <w:right w:val="single" w:color="D5D3C8" w:sz="4"/>
+            </w:tcBorders>
+            <w:shd w:fill="F8F6EF" w:color="auto" w:val="clear"/>
+            <w:tcMar>
+              <w:top w:type="dxa" w:w="80"/>
+              <w:left w:type="dxa" w:w="120"/>
+              <w:bottom w:type="dxa" w:w="80"/>
+              <w:right w:type="dxa" w:w="120"/>
+            </w:tcMar>
+            <w:vAlign w:val="top"/>
+          </w:tcPr>
+          <w:p>
+            <w:pPr>
+              <w:spacing w:after="0"/>
+              <w:jc w:val="center"/>
+            </w:pPr>
+            <w:r>
+              <w:rPr>
+                <w:rFonts w:ascii="Calibri" w:cs="Calibri" w:eastAsia="Calibri" w:hAnsi="Calibri"/>
+                <w:b/>
+                <w:bCs/>
+                <w:color w:val="2A2E3A"/>
+                <w:sz w:val="18"/>
+                <w:szCs w:val="18"/>
+              </w:rPr>
+              <w:t xml:space="preserve">Composite: 42</w:t>
+            </w:r>
+          </w:p>
+        </w:tc>
+        <w:tc>
+          <w:tcPr>
+            <w:tcW w:type="dxa" w:w="2340"/>
+            <w:tcBorders>
+              <w:top w:val="single" w:color="D5D3C8" w:sz="4"/>
+              <w:left w:val="single" w:color="D5D3C8" w:sz="4"/>
+              <w:bottom w:val="single" w:color="D5D3C8" w:sz="4"/>
+              <w:right w:val="single" w:color="D5D3C8" w:sz="4"/>
+            </w:tcBorders>
+            <w:shd w:fill="F8F6EF" w:color="auto" w:val="clear"/>
+            <w:tcMar>
+              <w:top w:type="dxa" w:w="80"/>
+              <w:left w:type="dxa" w:w="120"/>
+              <w:bottom w:type="dxa" w:w="80"/>
+              <w:right w:type="dxa" w:w="120"/>
+            </w:tcMar>
+            <w:vAlign w:val="top"/>
+          </w:tcPr>
+          <w:p>
+            <w:pPr>
+              <w:spacing w:after="0"/>
+              <w:jc w:val="center"/>
+            </w:pPr>
+            <w:r>
+              <w:rPr>
+                <w:rFonts w:ascii="Calibri" w:cs="Calibri" w:eastAsia="Calibri" w:hAnsi="Calibri"/>
+                <w:b w:val="false"/>
+                <w:bCs w:val="false"/>
+                <w:color w:val="2A2E3A"/>
+                <w:sz w:val="18"/>
+                <w:szCs w:val="18"/>
+              </w:rPr>
+              <w:t xml:space="preserve">Investability: 59</w:t>
+            </w:r>
+          </w:p>
+        </w:tc>
+        <w:tc>
+          <w:tcPr>
+            <w:tcW w:type="dxa" w:w="2340"/>
+            <w:tcBorders>
+              <w:top w:val="single" w:color="D5D3C8" w:sz="4"/>
+              <w:left w:val="single" w:color="D5D3C8" w:sz="4"/>
+              <w:bottom w:val="single" w:color="D5D3C8" w:sz="4"/>
+              <w:right w:val="single" w:color="D5D3C8" w:sz="4"/>
+            </w:tcBorders>
+            <w:shd w:fill="F8F6EF" w:color="auto" w:val="clear"/>
+            <w:tcMar>
+              <w:top w:type="dxa" w:w="80"/>
+              <w:left w:type="dxa" w:w="120"/>
+              <w:bottom w:type="dxa" w:w="80"/>
+              <w:right w:type="dxa" w:w="120"/>
+            </w:tcMar>
+            <w:vAlign w:val="top"/>
+          </w:tcPr>
+          <w:p>
+            <w:pPr>
+              <w:spacing w:after="0"/>
+              <w:jc w:val="center"/>
+            </w:pPr>
+            <w:r>
+              <w:rPr>
+                <w:rFonts w:ascii="Calibri" w:cs="Calibri" w:eastAsia="Calibri" w:hAnsi="Calibri"/>
+                <w:b w:val="false"/>
+                <w:bCs w:val="false"/>
+                <w:color w:val="2A2E3A"/>
+                <w:sz w:val="18"/>
+                <w:szCs w:val="18"/>
+              </w:rPr>
+              <w:t xml:space="preserve">UAE alignment: 24</w:t>
+            </w:r>
+          </w:p>
+        </w:tc>
+        <w:tc>
+          <w:tcPr>
+            <w:tcW w:type="dxa" w:w="2340"/>
+            <w:tcBorders>
+              <w:top w:val="single" w:color="D5D3C8" w:sz="4"/>
+              <w:left w:val="single" w:color="D5D3C8" w:sz="4"/>
+              <w:bottom w:val="single" w:color="D5D3C8" w:sz="4"/>
+              <w:right w:val="single" w:color="D5D3C8" w:sz="4"/>
+            </w:tcBorders>
+            <w:shd w:fill="F8F6EF" w:color="auto" w:val="clear"/>
+            <w:tcMar>
+              <w:top w:type="dxa" w:w="80"/>
+              <w:left w:type="dxa" w:w="120"/>
+              <w:bottom w:type="dxa" w:w="80"/>
+              <w:right w:type="dxa" w:w="120"/>
+            </w:tcMar>
+            <w:vAlign w:val="top"/>
+          </w:tcPr>
+          <w:p>
+            <w:pPr>
+              <w:spacing w:after="0"/>
+              <w:jc w:val="center"/>
+            </w:pPr>
+            <w:r>
+              <w:rPr>
+                <w:rFonts w:ascii="Calibri" w:cs="Calibri" w:eastAsia="Calibri" w:hAnsi="Calibri"/>
+                <w:b w:val="false"/>
+                <w:bCs w:val="false"/>
+                <w:color w:val="2A2E3A"/>
+                <w:sz w:val="18"/>
+                <w:szCs w:val="18"/>
+              </w:rPr>
+              <w:t xml:space="preserve">Signals: 1</w:t>
+            </w:r>
+          </w:p>
+        </w:tc>
+      </w:tr>
+    </w:tbl>
+    <w:p>
+      <w:pPr>
+        <w:spacing w:after="60" w:before="160"/>
+      </w:pPr>
+      <w:r>
+        <w:rPr>
+          <w:rFonts w:ascii="Calibri" w:cs="Calibri" w:eastAsia="Calibri" w:hAnsi="Calibri"/>
+          <w:b/>
+          <w:bCs/>
+          <w:color w:val="0E1E3F"/>
+          <w:sz w:val="20"/>
+          <w:szCs w:val="20"/>
+        </w:rPr>
+        <w:t xml:space="preserve">Sectors: </w:t>
+      </w:r>
+      <w:r>
+        <w:rPr>
+          <w:rFonts w:ascii="Calibri" w:cs="Calibri" w:eastAsia="Calibri" w:hAnsi="Calibri"/>
+          <w:color w:val="4A4D57"/>
+          <w:sz w:val="20"/>
+          <w:szCs w:val="20"/>
+        </w:rPr>
+        <w:t xml:space="preserve">Real Estate</w:t>
+      </w:r>
+    </w:p>
+    <w:p>
+      <w:pPr>
+        <w:spacing w:after="60"/>
+      </w:pPr>
+      <w:r>
+        <w:rPr>
+          <w:rFonts w:ascii="Calibri" w:cs="Calibri" w:eastAsia="Calibri" w:hAnsi="Calibri"/>
+          <w:b/>
+          <w:bCs/>
+          <w:color w:val="0E1E3F"/>
+          <w:sz w:val="20"/>
+          <w:szCs w:val="20"/>
+        </w:rPr>
+        <w:t xml:space="preserve">Headquarters: </w:t>
+      </w:r>
+      <w:r>
+        <w:rPr>
+          <w:rFonts w:ascii="Calibri" w:cs="Calibri" w:eastAsia="Calibri" w:hAnsi="Calibri"/>
+          <w:color w:val="4A4D57"/>
+          <w:sz w:val="20"/>
+          <w:szCs w:val="20"/>
+        </w:rPr>
+        <w:t xml:space="preserve">unknown</w:t>
+      </w:r>
+    </w:p>
+    <w:p>
+      <w:pPr>
+        <w:spacing w:after="80" w:before="160"/>
+      </w:pPr>
+      <w:r>
+        <w:rPr>
+          <w:rFonts w:ascii="Calibri" w:cs="Calibri" w:eastAsia="Calibri" w:hAnsi="Calibri"/>
+          <w:b/>
+          <w:bCs/>
+          <w:color w:val="8C6B3D"/>
+          <w:spacing w:val="40"/>
+          <w:sz w:val="20"/>
+          <w:szCs w:val="20"/>
+        </w:rPr>
+        <w:t xml:space="preserve">Detected signals</w:t>
+      </w:r>
+    </w:p>
+    <w:tbl>
+      <w:tblPr>
+        <w:tblW w:type="dxa" w:w="9360"/>
+        <w:tblBorders>
+          <w:top w:val="single" w:color="auto" w:sz="4"/>
+          <w:left w:val="single" w:color="auto" w:sz="4"/>
+          <w:bottom w:val="single" w:color="auto" w:sz="4"/>
+          <w:right w:val="single" w:color="auto" w:sz="4"/>
+          <w:insideH w:val="single" w:color="auto" w:sz="4"/>
+          <w:insideV w:val="single" w:color="auto" w:sz="4"/>
+        </w:tblBorders>
+      </w:tblPr>
+      <w:tblGrid>
+        <w:gridCol w:w="1400"/>
+        <w:gridCol w:w="1200"/>
+        <w:gridCol w:w="4400"/>
+        <w:gridCol w:w="2360"/>
+      </w:tblGrid>
+      <w:tr>
+        <w:trPr>
+          <w:tblHeader/>
+        </w:trPr>
+        <w:tc>
+          <w:tcPr>
+            <w:tcW w:type="dxa" w:w="1400"/>
+            <w:tcBorders>
+              <w:top w:val="single" w:color="D5D3C8" w:sz="4"/>
+              <w:left w:val="single" w:color="D5D3C8" w:sz="4"/>
+              <w:bottom w:val="single" w:color="D5D3C8" w:sz="4"/>
+              <w:right w:val="single" w:color="D5D3C8" w:sz="4"/>
+            </w:tcBorders>
+            <w:shd w:fill="0E1E3F" w:color="auto" w:val="clear"/>
+            <w:tcMar>
+              <w:top w:type="dxa" w:w="80"/>
+              <w:left w:type="dxa" w:w="120"/>
+              <w:bottom w:type="dxa" w:w="80"/>
+              <w:right w:type="dxa" w:w="120"/>
+            </w:tcMar>
+            <w:vAlign w:val="top"/>
+          </w:tcPr>
+          <w:p>
+            <w:pPr>
+              <w:spacing w:after="0"/>
+              <w:jc w:val="left"/>
+            </w:pPr>
+            <w:r>
+              <w:rPr>
+                <w:rFonts w:ascii="Calibri" w:cs="Calibri" w:eastAsia="Calibri" w:hAnsi="Calibri"/>
+                <w:b/>
+                <w:bCs/>
+                <w:color w:val="FFFFFF"/>
+                <w:sz w:val="18"/>
+                <w:szCs w:val="18"/>
+              </w:rPr>
+              <w:t xml:space="preserve">Type</w:t>
+            </w:r>
+          </w:p>
+        </w:tc>
+        <w:tc>
+          <w:tcPr>
+            <w:tcW w:type="dxa" w:w="1200"/>
+            <w:tcBorders>
+              <w:top w:val="single" w:color="D5D3C8" w:sz="4"/>
+              <w:left w:val="single" w:color="D5D3C8" w:sz="4"/>
+              <w:bottom w:val="single" w:color="D5D3C8" w:sz="4"/>
+              <w:right w:val="single" w:color="D5D3C8" w:sz="4"/>
+            </w:tcBorders>
+            <w:shd w:fill="0E1E3F" w:color="auto" w:val="clear"/>
+            <w:tcMar>
+              <w:top w:type="dxa" w:w="80"/>
+              <w:left w:type="dxa" w:w="120"/>
+              <w:bottom w:type="dxa" w:w="80"/>
+              <w:right w:type="dxa" w:w="120"/>
+            </w:tcMar>
+            <w:vAlign w:val="top"/>
+          </w:tcPr>
+          <w:p>
+            <w:pPr>
+              <w:spacing w:after="0"/>
+              <w:jc w:val="center"/>
+            </w:pPr>
+            <w:r>
+              <w:rPr>
+                <w:rFonts w:ascii="Calibri" w:cs="Calibri" w:eastAsia="Calibri" w:hAnsi="Calibri"/>
+                <w:b/>
+                <w:bCs/>
+                <w:color w:val="FFFFFF"/>
+                <w:sz w:val="18"/>
+                <w:szCs w:val="18"/>
+              </w:rPr>
+              <w:t xml:space="preserve">Strength</w:t>
+            </w:r>
+          </w:p>
+        </w:tc>
+        <w:tc>
+          <w:tcPr>
+            <w:tcW w:type="dxa" w:w="4400"/>
+            <w:tcBorders>
+              <w:top w:val="single" w:color="D5D3C8" w:sz="4"/>
+              <w:left w:val="single" w:color="D5D3C8" w:sz="4"/>
+              <w:bottom w:val="single" w:color="D5D3C8" w:sz="4"/>
+              <w:right w:val="single" w:color="D5D3C8" w:sz="4"/>
+            </w:tcBorders>
+            <w:shd w:fill="0E1E3F" w:color="auto" w:val="clear"/>
+            <w:tcMar>
+              <w:top w:type="dxa" w:w="80"/>
+              <w:left w:type="dxa" w:w="120"/>
+              <w:bottom w:type="dxa" w:w="80"/>
+              <w:right w:type="dxa" w:w="120"/>
+            </w:tcMar>
+            <w:vAlign w:val="top"/>
+          </w:tcPr>
+          <w:p>
+            <w:pPr>
+              <w:spacing w:after="0"/>
+              <w:jc w:val="left"/>
+            </w:pPr>
+            <w:r>
+              <w:rPr>
+                <w:rFonts w:ascii="Calibri" w:cs="Calibri" w:eastAsia="Calibri" w:hAnsi="Calibri"/>
+                <w:b/>
+                <w:bCs/>
+                <w:color w:val="FFFFFF"/>
+                <w:sz w:val="18"/>
+                <w:szCs w:val="18"/>
+              </w:rPr>
+              <w:t xml:space="preserve">Headline</w:t>
+            </w:r>
+          </w:p>
+        </w:tc>
+        <w:tc>
+          <w:tcPr>
+            <w:tcW w:type="dxa" w:w="2360"/>
+            <w:tcBorders>
+              <w:top w:val="single" w:color="D5D3C8" w:sz="4"/>
+              <w:left w:val="single" w:color="D5D3C8" w:sz="4"/>
+              <w:bottom w:val="single" w:color="D5D3C8" w:sz="4"/>
+              <w:right w:val="single" w:color="D5D3C8" w:sz="4"/>
+            </w:tcBorders>
+            <w:shd w:fill="0E1E3F" w:color="auto" w:val="clear"/>
+            <w:tcMar>
+              <w:top w:type="dxa" w:w="80"/>
+              <w:left w:type="dxa" w:w="120"/>
+              <w:bottom w:type="dxa" w:w="80"/>
+              <w:right w:type="dxa" w:w="120"/>
+            </w:tcMar>
+            <w:vAlign w:val="top"/>
+          </w:tcPr>
+          <w:p>
+            <w:pPr>
+              <w:spacing w:after="0"/>
+              <w:jc w:val="left"/>
+            </w:pPr>
+            <w:r>
+              <w:rPr>
+                <w:rFonts w:ascii="Calibri" w:cs="Calibri" w:eastAsia="Calibri" w:hAnsi="Calibri"/>
+                <w:b/>
+                <w:bCs/>
+                <w:color w:val="FFFFFF"/>
+                <w:sz w:val="18"/>
+                <w:szCs w:val="18"/>
+              </w:rPr>
+              <w:t xml:space="preserve">Source</w:t>
+            </w:r>
+          </w:p>
+        </w:tc>
+      </w:tr>
+      <w:tr>
+        <w:tc>
+          <w:tcPr>
+            <w:tcW w:type="dxa" w:w="1400"/>
+            <w:tcBorders>
+              <w:top w:val="single" w:color="D5D3C8" w:sz="4"/>
+              <w:left w:val="single" w:color="D5D3C8" w:sz="4"/>
+              <w:bottom w:val="single" w:color="D5D3C8" w:sz="4"/>
+              <w:right w:val="single" w:color="D5D3C8" w:sz="4"/>
+            </w:tcBorders>
+            <w:tcMar>
+              <w:top w:type="dxa" w:w="80"/>
+              <w:left w:type="dxa" w:w="120"/>
+              <w:bottom w:type="dxa" w:w="80"/>
+              <w:right w:type="dxa" w:w="120"/>
+            </w:tcMar>
+            <w:vAlign w:val="top"/>
+          </w:tcPr>
+          <w:p>
+            <w:pPr>
+              <w:spacing w:after="0"/>
+              <w:jc w:val="left"/>
+            </w:pPr>
+            <w:r>
+              <w:rPr>
+                <w:rFonts w:ascii="Calibri" w:cs="Calibri" w:eastAsia="Calibri" w:hAnsi="Calibri"/>
+                <w:b w:val="false"/>
+                <w:bCs w:val="false"/>
+                <w:color w:val="2A2E3A"/>
+                <w:sz w:val="18"/>
+                <w:szCs w:val="18"/>
+              </w:rPr>
+              <w:t xml:space="preserve">Funding</w:t>
+            </w:r>
+          </w:p>
+        </w:tc>
+        <w:tc>
+          <w:tcPr>
+            <w:tcW w:type="dxa" w:w="1200"/>
+            <w:tcBorders>
+              <w:top w:val="single" w:color="D5D3C8" w:sz="4"/>
+              <w:left w:val="single" w:color="D5D3C8" w:sz="4"/>
+              <w:bottom w:val="single" w:color="D5D3C8" w:sz="4"/>
+              <w:right w:val="single" w:color="D5D3C8" w:sz="4"/>
+            </w:tcBorders>
+            <w:tcMar>
+              <w:top w:type="dxa" w:w="80"/>
+              <w:left w:type="dxa" w:w="120"/>
+              <w:bottom w:type="dxa" w:w="80"/>
+              <w:right w:type="dxa" w:w="120"/>
+            </w:tcMar>
+            <w:vAlign w:val="top"/>
+          </w:tcPr>
+          <w:p>
+            <w:pPr>
+              <w:spacing w:after="0"/>
+              <w:jc w:val="center"/>
+            </w:pPr>
+            <w:r>
+              <w:rPr>
+                <w:rFonts w:ascii="Calibri" w:cs="Calibri" w:eastAsia="Calibri" w:hAnsi="Calibri"/>
+                <w:b w:val="false"/>
+                <w:bCs w:val="false"/>
+                <w:color w:val="2A2E3A"/>
+                <w:sz w:val="18"/>
+                <w:szCs w:val="18"/>
+              </w:rPr>
+              <w:t xml:space="preserve">High</w:t>
+            </w:r>
+          </w:p>
+        </w:tc>
+        <w:tc>
+          <w:tcPr>
+            <w:tcW w:type="dxa" w:w="4400"/>
+            <w:tcBorders>
+              <w:top w:val="single" w:color="D5D3C8" w:sz="4"/>
+              <w:left w:val="single" w:color="D5D3C8" w:sz="4"/>
+              <w:bottom w:val="single" w:color="D5D3C8" w:sz="4"/>
+              <w:right w:val="single" w:color="D5D3C8" w:sz="4"/>
+            </w:tcBorders>
+            <w:tcMar>
+              <w:top w:type="dxa" w:w="80"/>
+              <w:left w:type="dxa" w:w="120"/>
+              <w:bottom w:type="dxa" w:w="80"/>
+              <w:right w:type="dxa" w:w="120"/>
+            </w:tcMar>
+            <w:vAlign w:val="top"/>
+          </w:tcPr>
+          <w:p>
+            <w:pPr>
+              <w:spacing w:after="0"/>
+              <w:jc w:val="left"/>
+            </w:pPr>
+            <w:r>
+              <w:rPr>
+                <w:rFonts w:ascii="Calibri" w:cs="Calibri" w:eastAsia="Calibri" w:hAnsi="Calibri"/>
+                <w:b w:val="false"/>
+                <w:bCs w:val="false"/>
+                <w:color w:val="2A2E3A"/>
+                <w:sz w:val="18"/>
+                <w:szCs w:val="18"/>
+              </w:rPr>
+              <w:t xml:space="preserve">Accel raises $5B to back late-stage bets</w:t>
+            </w:r>
+          </w:p>
+        </w:tc>
+        <w:tc>
+          <w:tcPr>
+            <w:tcW w:type="dxa" w:w="2360"/>
+            <w:tcBorders>
+              <w:top w:val="single" w:color="D5D3C8" w:sz="4"/>
+              <w:left w:val="single" w:color="D5D3C8" w:sz="4"/>
+              <w:bottom w:val="single" w:color="D5D3C8" w:sz="4"/>
+              <w:right w:val="single" w:color="D5D3C8" w:sz="4"/>
+            </w:tcBorders>
+            <w:tcMar>
+              <w:top w:type="dxa" w:w="80"/>
+              <w:left w:type="dxa" w:w="120"/>
+              <w:bottom w:type="dxa" w:w="80"/>
+              <w:right w:type="dxa" w:w="120"/>
+            </w:tcMar>
+            <w:vAlign w:val="top"/>
+          </w:tcPr>
+          <w:p>
+            <w:pPr>
+              <w:spacing w:after="0"/>
+              <w:jc w:val="left"/>
+            </w:pPr>
+            <w:r>
+              <w:rPr>
+                <w:rFonts w:ascii="Calibri" w:cs="Calibri" w:eastAsia="Calibri" w:hAnsi="Calibri"/>
+                <w:b w:val="false"/>
+                <w:bCs w:val="false"/>
+                <w:color w:val="2A2E3A"/>
+                <w:sz w:val="18"/>
+                <w:szCs w:val="18"/>
+              </w:rPr>
+              <w:t xml:space="preserve">TechCrunch · Venture</w:t>
+            </w:r>
+          </w:p>
+          <w:p>
+            <w:pPr>
+              <w:spacing w:after="0"/>
+              <w:jc w:val="left"/>
+            </w:pPr>
+            <w:r>
+              <w:rPr>
+                <w:rFonts w:ascii="Calibri" w:cs="Calibri" w:eastAsia="Calibri" w:hAnsi="Calibri"/>
+                <w:b w:val="false"/>
+                <w:bCs w:val="false"/>
+                <w:color w:val="2A2E3A"/>
+                <w:sz w:val="18"/>
+                <w:szCs w:val="18"/>
+              </w:rPr>
+              <w:t xml:space="preserve">https://techcrunch.com/2026/04/15/accel-raises-5b-to-back-l…</w:t>
             </w:r>
           </w:p>
         </w:tc>
